--- a/TS-Kramam/TS-5.1/TS 5.1 Sanskrit Krama Paatam Corrections.docx
+++ b/TS-Kramam/TS-5.1/TS 5.1 Sanskrit Krama Paatam Corrections.docx
@@ -1,6 +1,6 @@
 
 <file path=word/document.xml><?xml version="1.0" encoding="utf-8"?>
-<w:document xmlns:wpc="http://schemas.microsoft.com/office/word/2010/wordprocessingCanvas" xmlns:cx="http://schemas.microsoft.com/office/drawing/2014/chartex" xmlns:cx1="http://schemas.microsoft.com/office/drawing/2015/9/8/chartex" xmlns:mc="http://schemas.openxmlformats.org/markup-compatibility/2006" xmlns:o="urn:schemas-microsoft-com:office:office" xmlns:r="http://schemas.openxmlformats.org/officeDocument/2006/relationships" xmlns:m="http://schemas.openxmlformats.org/officeDocument/2006/math" xmlns:v="urn:schemas-microsoft-com:vml" xmlns:wp14="http://schemas.microsoft.com/office/word/2010/wordprocessingDrawing" xmlns:wp="http://schemas.openxmlformats.org/drawingml/2006/wordprocessingDrawing" xmlns:w10="urn:schemas-microsoft-com:office:word" xmlns:w="http://schemas.openxmlformats.org/wordprocessingml/2006/main" xmlns:w14="http://schemas.microsoft.com/office/word/2010/wordml" xmlns:w15="http://schemas.microsoft.com/office/word/2012/wordml" xmlns:w16se="http://schemas.microsoft.com/office/word/2015/wordml/symex" xmlns:wpg="http://schemas.microsoft.com/office/word/2010/wordprocessingGroup" xmlns:wpi="http://schemas.microsoft.com/office/word/2010/wordprocessingInk" xmlns:wne="http://schemas.microsoft.com/office/word/2006/wordml" xmlns:wps="http://schemas.microsoft.com/office/word/2010/wordprocessingShape" mc:Ignorable="w14 w15 w16se wp14">
+<w:document xmlns:wpc="http://schemas.microsoft.com/office/word/2010/wordprocessingCanvas" xmlns:cx="http://schemas.microsoft.com/office/drawing/2014/chartex" xmlns:cx1="http://schemas.microsoft.com/office/drawing/2015/9/8/chartex" xmlns:cx2="http://schemas.microsoft.com/office/drawing/2015/10/21/chartex" xmlns:cx3="http://schemas.microsoft.com/office/drawing/2016/5/9/chartex" xmlns:cx4="http://schemas.microsoft.com/office/drawing/2016/5/10/chartex" xmlns:cx5="http://schemas.microsoft.com/office/drawing/2016/5/11/chartex" xmlns:cx6="http://schemas.microsoft.com/office/drawing/2016/5/12/chartex" xmlns:cx7="http://schemas.microsoft.com/office/drawing/2016/5/13/chartex" xmlns:cx8="http://schemas.microsoft.com/office/drawing/2016/5/14/chartex" xmlns:mc="http://schemas.openxmlformats.org/markup-compatibility/2006" xmlns:aink="http://schemas.microsoft.com/office/drawing/2016/ink" xmlns:am3d="http://schemas.microsoft.com/office/drawing/2017/model3d" xmlns:o="urn:schemas-microsoft-com:office:office" xmlns:oel="http://schemas.microsoft.com/office/2019/extlst" xmlns:r="http://schemas.openxmlformats.org/officeDocument/2006/relationships" xmlns:m="http://schemas.openxmlformats.org/officeDocument/2006/math" xmlns:v="urn:schemas-microsoft-com:vml" xmlns:wp14="http://schemas.microsoft.com/office/word/2010/wordprocessingDrawing" xmlns:wp="http://schemas.openxmlformats.org/drawingml/2006/wordprocessingDrawing" xmlns:w10="urn:schemas-microsoft-com:office:word" xmlns:w="http://schemas.openxmlformats.org/wordprocessingml/2006/main" xmlns:w14="http://schemas.microsoft.com/office/word/2010/wordml" xmlns:w15="http://schemas.microsoft.com/office/word/2012/wordml" xmlns:w16cex="http://schemas.microsoft.com/office/word/2018/wordml/cex" xmlns:w16cid="http://schemas.microsoft.com/office/word/2016/wordml/cid" xmlns:w16="http://schemas.microsoft.com/office/word/2018/wordml" xmlns:w16du="http://schemas.microsoft.com/office/word/2023/wordml/word16du" xmlns:w16sdtdh="http://schemas.microsoft.com/office/word/2020/wordml/sdtdatahash" xmlns:w16sdtfl="http://schemas.microsoft.com/office/word/2024/wordml/sdtformatlock" xmlns:w16se="http://schemas.microsoft.com/office/word/2015/wordml/symex" xmlns:wpg="http://schemas.microsoft.com/office/word/2010/wordprocessingGroup" xmlns:wpi="http://schemas.microsoft.com/office/word/2010/wordprocessingInk" xmlns:wne="http://schemas.microsoft.com/office/word/2006/wordml" xmlns:wps="http://schemas.microsoft.com/office/word/2010/wordprocessingShape" mc:Ignorable="w14 w15 w16se w16cid w16 w16cex w16sdtdh w16sdtfl w16du wp14">
   <w:body>
     <w:p>
       <w:pPr>
@@ -8,13 +8,12 @@
         <w:rPr>
           <w:b/>
           <w:bCs/>
+          <w:color w:val="EE0000"/>
           <w:sz w:val="32"/>
           <w:szCs w:val="32"/>
           <w:u w:val="single"/>
         </w:rPr>
       </w:pPr>
-      <w:bookmarkStart w:id="0" w:name="_GoBack"/>
-      <w:bookmarkEnd w:id="0"/>
       <w:r>
         <w:rPr>
           <w:b/>
@@ -85,18 +84,19 @@
         </w:rPr>
         <w:t xml:space="preserve">Observed till </w:t>
       </w:r>
-      <w:bookmarkStart w:id="1" w:name="_Hlk113214516"/>
+      <w:proofErr w:type="spellStart"/>
       <w:r>
         <w:rPr>
           <w:b/>
           <w:bCs/>
+          <w:color w:val="EE0000"/>
           <w:sz w:val="32"/>
           <w:szCs w:val="32"/>
           <w:u w:val="single"/>
         </w:rPr>
-        <w:t>30th Sep 2022</w:t>
+        <w:t>xxxxxxxxx</w:t>
       </w:r>
-      <w:bookmarkEnd w:id="1"/>
+      <w:proofErr w:type="spellEnd"/>
     </w:p>
     <w:p>
       <w:pPr>
@@ -260,48 +260,18 @@
                 <w:b/>
                 <w:color w:val="000000"/>
                 <w:sz w:val="28"/>
-                <w:szCs w:val="32"/>
-              </w:rPr>
-            </w:pPr>
-            <w:r>
-              <w:rPr>
-                <w:rFonts w:cs="Arial"/>
-                <w:b/>
-                <w:color w:val="000000"/>
-                <w:sz w:val="28"/>
-                <w:szCs w:val="32"/>
-              </w:rPr>
-              <w:t>T.S.</w:t>
-            </w:r>
-            <w:r>
-              <w:rPr>
-                <w:rFonts w:cs="Arial"/>
-                <w:b/>
-                <w:color w:val="000000"/>
-                <w:sz w:val="28"/>
-                <w:szCs w:val="32"/>
-              </w:rPr>
-              <w:t>5.1.1.2</w:t>
-            </w:r>
-            <w:r>
-              <w:rPr>
-                <w:rFonts w:cs="Arial"/>
-                <w:b/>
-                <w:color w:val="000000"/>
-                <w:sz w:val="28"/>
-                <w:szCs w:val="32"/>
-              </w:rPr>
-              <w:t xml:space="preserve"> </w:t>
-            </w:r>
-            <w:r>
-              <w:rPr>
-                <w:rFonts w:cs="Arial"/>
-                <w:b/>
-                <w:color w:val="000000"/>
-                <w:sz w:val="28"/>
-                <w:szCs w:val="32"/>
-              </w:rPr>
-              <w:t>– Kramam</w:t>
+                <w:szCs w:val="28"/>
+              </w:rPr>
+            </w:pPr>
+            <w:r>
+              <w:rPr>
+                <w:rFonts w:cs="Arial"/>
+                <w:b/>
+                <w:color w:val="000000"/>
+                <w:sz w:val="28"/>
+                <w:szCs w:val="28"/>
+              </w:rPr>
+              <w:t>T.S.5.1.2.1 – Kramam</w:t>
             </w:r>
           </w:p>
           <w:p>
@@ -320,16 +290,16 @@
                 <w:b/>
                 <w:color w:val="000000"/>
                 <w:sz w:val="28"/>
-                <w:szCs w:val="32"/>
-              </w:rPr>
-            </w:pPr>
-            <w:r>
-              <w:rPr>
-                <w:rFonts w:cs="Arial"/>
-                <w:b/>
-                <w:color w:val="000000"/>
-                <w:sz w:val="28"/>
-                <w:szCs w:val="32"/>
+                <w:szCs w:val="28"/>
+              </w:rPr>
+            </w:pPr>
+            <w:r>
+              <w:rPr>
+                <w:rFonts w:cs="Arial"/>
+                <w:b/>
+                <w:color w:val="000000"/>
+                <w:sz w:val="28"/>
+                <w:szCs w:val="28"/>
               </w:rPr>
               <w:t xml:space="preserve">Krama Vaakyam No.– </w:t>
             </w:r>
@@ -339,9 +309,9 @@
                 <w:b/>
                 <w:color w:val="000000"/>
                 <w:sz w:val="28"/>
-                <w:szCs w:val="32"/>
-              </w:rPr>
-              <w:t>8</w:t>
+                <w:szCs w:val="28"/>
+              </w:rPr>
+              <w:t>11</w:t>
             </w:r>
           </w:p>
           <w:p>
@@ -369,37 +339,19 @@
                 <w:b/>
                 <w:color w:val="000000"/>
                 <w:sz w:val="28"/>
-                <w:szCs w:val="32"/>
-              </w:rPr>
-              <w:t>Panchaati No</w:t>
-            </w:r>
-            <w:r>
-              <w:rPr>
-                <w:rFonts w:cs="Arial"/>
-                <w:b/>
-                <w:color w:val="000000"/>
-                <w:szCs w:val="32"/>
-              </w:rPr>
-              <w:t>. -</w:t>
-            </w:r>
-            <w:r>
-              <w:rPr>
-                <w:rFonts w:cs="Arial"/>
-                <w:b/>
-                <w:color w:val="000000"/>
-                <w:szCs w:val="32"/>
-              </w:rPr>
-              <w:t xml:space="preserve"> </w:t>
-            </w:r>
-            <w:r>
-              <w:rPr>
-                <w:rFonts w:cs="Arial"/>
-                <w:b/>
-                <w:color w:val="000000"/>
-                <w:sz w:val="28"/>
-                <w:szCs w:val="32"/>
-              </w:rPr>
-              <w:t>2</w:t>
+                <w:szCs w:val="28"/>
+              </w:rPr>
+              <w:t xml:space="preserve">Panchaati No. - </w:t>
+            </w:r>
+            <w:r>
+              <w:rPr>
+                <w:rFonts w:cs="Arial"/>
+                <w:b/>
+                <w:color w:val="000000"/>
+                <w:sz w:val="28"/>
+                <w:szCs w:val="28"/>
+              </w:rPr>
+              <w:t>5</w:t>
             </w:r>
           </w:p>
         </w:tc>
@@ -421,96 +373,72 @@
                 <w:szCs w:val="40"/>
               </w:rPr>
             </w:pPr>
-            <w:proofErr w:type="spellStart"/>
-            <w:r>
-              <w:rPr>
-                <w:rFonts w:ascii="BRH Devanagari Extra" w:hAnsi="BRH Devanagari Extra" w:cs="BRH Devanagari Extra"/>
-                <w:color w:val="000000"/>
-                <w:sz w:val="40"/>
-                <w:szCs w:val="40"/>
-              </w:rPr>
-              <w:t>eÉÑ</w:t>
-            </w:r>
-            <w:proofErr w:type="spellEnd"/>
-            <w:r>
-              <w:rPr>
-                <w:rFonts w:ascii="BRH Malayalam Extra" w:hAnsi="BRH Malayalam Extra" w:cs="BRH Devanagari Extra"/>
-                <w:color w:val="000000"/>
-                <w:sz w:val="32"/>
-                <w:szCs w:val="40"/>
-              </w:rPr>
-              <w:t>–</w:t>
-            </w:r>
-            <w:proofErr w:type="spellStart"/>
-            <w:r>
-              <w:rPr>
-                <w:rFonts w:ascii="BRH Devanagari Extra" w:hAnsi="BRH Devanagari Extra" w:cs="BRH Devanagari Extra"/>
-                <w:color w:val="000000"/>
-                <w:sz w:val="40"/>
-                <w:szCs w:val="40"/>
-              </w:rPr>
-              <w:t>WÒû</w:t>
-            </w:r>
-            <w:proofErr w:type="spellEnd"/>
-            <w:r>
-              <w:rPr>
-                <w:rFonts w:ascii="BRH Malayalam Extra" w:hAnsi="BRH Malayalam Extra" w:cs="BRH Devanagari Extra"/>
-                <w:color w:val="000000"/>
-                <w:sz w:val="32"/>
-                <w:szCs w:val="40"/>
-              </w:rPr>
-              <w:t>–</w:t>
-            </w:r>
-            <w:proofErr w:type="spellStart"/>
-            <w:r>
-              <w:rPr>
-                <w:rFonts w:ascii="BRH Devanagari Extra" w:hAnsi="BRH Devanagari Extra" w:cs="BRH Devanagari Extra"/>
-                <w:color w:val="000000"/>
-                <w:sz w:val="40"/>
-                <w:szCs w:val="40"/>
-              </w:rPr>
-              <w:t>rÉÉ</w:t>
-            </w:r>
-            <w:proofErr w:type="spellEnd"/>
-            <w:r>
-              <w:rPr>
-                <w:rFonts w:ascii="BRH Malayalam Extra" w:hAnsi="BRH Malayalam Extra" w:cs="BRH Devanagari Extra"/>
-                <w:color w:val="000000"/>
-                <w:sz w:val="32"/>
-                <w:szCs w:val="40"/>
-              </w:rPr>
-              <w:t>–</w:t>
-            </w:r>
-            <w:proofErr w:type="spellStart"/>
-            <w:r>
-              <w:rPr>
-                <w:rFonts w:ascii="BRH Devanagari Extra" w:hAnsi="BRH Devanagari Extra" w:cs="BRH Devanagari Extra"/>
-                <w:color w:val="000000"/>
-                <w:sz w:val="40"/>
-                <w:szCs w:val="40"/>
-              </w:rPr>
-              <w:t>SÉWÒûþiÉÏÍpÉÈ</w:t>
-            </w:r>
-            <w:proofErr w:type="spellEnd"/>
-            <w:r>
-              <w:rPr>
-                <w:rFonts w:ascii="BRH Devanagari Extra" w:hAnsi="BRH Devanagari Extra" w:cs="BRH Devanagari Extra"/>
-                <w:color w:val="000000"/>
-                <w:sz w:val="40"/>
-                <w:szCs w:val="40"/>
-              </w:rPr>
-              <w:t xml:space="preserve"> | </w:t>
-            </w:r>
-            <w:proofErr w:type="spellStart"/>
-            <w:r>
-              <w:rPr>
-                <w:rFonts w:ascii="BRH Devanagari Extra" w:hAnsi="BRH Devanagari Extra" w:cs="BRH Devanagari Extra"/>
-                <w:color w:val="000000"/>
-                <w:sz w:val="40"/>
-                <w:szCs w:val="40"/>
-              </w:rPr>
-              <w:t>AÉWÒûþiÉÏ</w:t>
-            </w:r>
+            <w:r>
+              <w:rPr>
+                <w:rFonts w:ascii="BRH Devanagari Extra" w:hAnsi="BRH Devanagari Extra" w:cs="BRH Devanagari Extra"/>
+                <w:color w:val="000000"/>
+                <w:sz w:val="40"/>
+                <w:szCs w:val="40"/>
+              </w:rPr>
+              <w:t>A</w:t>
+            </w:r>
+            <w:r>
+              <w:rPr>
+                <w:rFonts w:ascii="BRH Malayalam Extra" w:hAnsi="BRH Malayalam Extra" w:cs="BRH Devanagari Extra"/>
+                <w:color w:val="000000"/>
+                <w:sz w:val="32"/>
+                <w:szCs w:val="40"/>
+              </w:rPr>
+              <w:t>–</w:t>
+            </w:r>
+            <w:r>
+              <w:rPr>
+                <w:rFonts w:ascii="BRH Devanagari Extra" w:hAnsi="BRH Devanagari Extra" w:cs="BRH Devanagari Extra"/>
+                <w:color w:val="000000"/>
+                <w:sz w:val="40"/>
+                <w:szCs w:val="40"/>
+              </w:rPr>
+              <w:t>aÉ×</w:t>
+            </w:r>
+            <w:r>
+              <w:rPr>
+                <w:rFonts w:ascii="BRH Malayalam Extra" w:hAnsi="BRH Malayalam Extra" w:cs="BRH Devanagari Extra"/>
+                <w:color w:val="000000"/>
+                <w:sz w:val="32"/>
+                <w:szCs w:val="40"/>
+              </w:rPr>
+              <w:t>–</w:t>
+            </w:r>
+            <w:proofErr w:type="spellStart"/>
+            <w:r>
+              <w:rPr>
+                <w:rFonts w:ascii="BRH Devanagari Extra" w:hAnsi="BRH Devanagari Extra" w:cs="BRH Devanagari Extra"/>
+                <w:color w:val="000000"/>
+                <w:sz w:val="40"/>
+                <w:szCs w:val="40"/>
+              </w:rPr>
+              <w:t>phÉ</w:t>
+            </w:r>
+            <w:proofErr w:type="spellEnd"/>
+            <w:r>
+              <w:rPr>
+                <w:rFonts w:ascii="BRH Malayalam Extra" w:hAnsi="BRH Malayalam Extra" w:cs="BRH Devanagari Extra"/>
+                <w:color w:val="000000"/>
+                <w:sz w:val="32"/>
+                <w:szCs w:val="40"/>
+              </w:rPr>
+              <w:t>–</w:t>
+            </w:r>
+            <w:r>
+              <w:rPr>
+                <w:rFonts w:ascii="BRH Devanagari Extra" w:hAnsi="BRH Devanagari Extra" w:cs="BRH Devanagari Extra"/>
+                <w:color w:val="000000"/>
+                <w:sz w:val="40"/>
+                <w:szCs w:val="40"/>
+              </w:rPr>
+              <w:t xml:space="preserve">lÉç </w:t>
+            </w:r>
+            <w:proofErr w:type="spellStart"/>
             <w:r>
               <w:rPr>
                 <w:rFonts w:ascii="BRH Devanagari Extra" w:hAnsi="BRH Devanagari Extra" w:cs="BRH Devanagari Extra"/>
@@ -519,27 +447,92 @@
                 <w:szCs w:val="40"/>
                 <w:highlight w:val="yellow"/>
               </w:rPr>
-              <w:t>ÍpÉ</w:t>
-            </w:r>
-            <w:proofErr w:type="spellEnd"/>
-            <w:r>
-              <w:rPr>
-                <w:rFonts w:ascii="BRH Malayalam Extra" w:hAnsi="BRH Malayalam Extra" w:cs="BRH Devanagari Extra"/>
-                <w:color w:val="000000"/>
-                <w:sz w:val="32"/>
-                <w:szCs w:val="40"/>
-              </w:rPr>
-              <w:t>–</w:t>
-            </w:r>
-            <w:proofErr w:type="spellStart"/>
-            <w:r>
-              <w:rPr>
-                <w:rFonts w:ascii="BRH Devanagari Extra" w:hAnsi="BRH Devanagari Extra" w:cs="BRH Devanagari Extra"/>
-                <w:color w:val="000000"/>
-                <w:sz w:val="40"/>
-                <w:szCs w:val="40"/>
-              </w:rPr>
-              <w:t>UåuÉ</w:t>
+              <w:t>UzÉþ</w:t>
+            </w:r>
+            <w:r>
+              <w:rPr>
+                <w:rFonts w:ascii="BRH Devanagari Extra" w:hAnsi="BRH Devanagari Extra" w:cs="BRH Devanagari Extra"/>
+                <w:color w:val="000000"/>
+                <w:sz w:val="40"/>
+                <w:szCs w:val="40"/>
+              </w:rPr>
+              <w:t>lÉÉqÉç</w:t>
+            </w:r>
+            <w:proofErr w:type="spellEnd"/>
+            <w:r>
+              <w:rPr>
+                <w:rFonts w:ascii="BRH Devanagari Extra" w:hAnsi="BRH Devanagari Extra" w:cs="BRH Devanagari Extra"/>
+                <w:color w:val="000000"/>
+                <w:sz w:val="40"/>
+                <w:szCs w:val="40"/>
+              </w:rPr>
+              <w:t xml:space="preserve"> | U</w:t>
+            </w:r>
+            <w:r>
+              <w:rPr>
+                <w:rFonts w:ascii="BRH Malayalam Extra" w:hAnsi="BRH Malayalam Extra" w:cs="BRH Devanagari Extra"/>
+                <w:color w:val="000000"/>
+                <w:sz w:val="32"/>
+                <w:szCs w:val="40"/>
+              </w:rPr>
+              <w:t>–</w:t>
+            </w:r>
+            <w:r>
+              <w:rPr>
+                <w:rFonts w:ascii="BRH Devanagari Extra" w:hAnsi="BRH Devanagari Extra" w:cs="BRH Devanagari Extra"/>
+                <w:color w:val="000000"/>
+                <w:sz w:val="40"/>
+                <w:szCs w:val="40"/>
+              </w:rPr>
+              <w:t>zÉ</w:t>
+            </w:r>
+            <w:r>
+              <w:rPr>
+                <w:rFonts w:ascii="BRH Malayalam Extra" w:hAnsi="BRH Malayalam Extra" w:cs="BRH Devanagari Extra"/>
+                <w:color w:val="000000"/>
+                <w:sz w:val="32"/>
+                <w:szCs w:val="40"/>
+              </w:rPr>
+              <w:t>–</w:t>
+            </w:r>
+            <w:proofErr w:type="spellStart"/>
+            <w:r>
+              <w:rPr>
+                <w:rFonts w:ascii="BRH Devanagari Extra" w:hAnsi="BRH Devanagari Extra" w:cs="BRH Devanagari Extra"/>
+                <w:color w:val="000000"/>
+                <w:sz w:val="40"/>
+                <w:szCs w:val="40"/>
+              </w:rPr>
+              <w:t>lÉÉqÉ</w:t>
+            </w:r>
+            <w:proofErr w:type="spellEnd"/>
+            <w:r>
+              <w:rPr>
+                <w:rFonts w:ascii="BRH Devanagari Extra" w:hAnsi="BRH Devanagari Extra" w:cs="BRH Devanagari Extra"/>
+                <w:color w:val="000000"/>
+                <w:sz w:val="40"/>
+                <w:szCs w:val="40"/>
+              </w:rPr>
+              <w:t>×</w:t>
+            </w:r>
+            <w:r>
+              <w:rPr>
+                <w:rFonts w:ascii="BRH Malayalam Extra" w:hAnsi="BRH Malayalam Extra" w:cs="BRH Devanagari Extra"/>
+                <w:color w:val="000000"/>
+                <w:sz w:val="32"/>
+                <w:szCs w:val="40"/>
+              </w:rPr>
+              <w:t>–</w:t>
+            </w:r>
+            <w:proofErr w:type="spellStart"/>
+            <w:r>
+              <w:rPr>
+                <w:rFonts w:ascii="BRH Devanagari Extra" w:hAnsi="BRH Devanagari Extra" w:cs="BRH Devanagari Extra"/>
+                <w:color w:val="000000"/>
+                <w:sz w:val="40"/>
+                <w:szCs w:val="40"/>
+              </w:rPr>
+              <w:t>iÉxrÉþ</w:t>
             </w:r>
             <w:proofErr w:type="spellEnd"/>
             <w:r>
@@ -571,7 +564,3009 @@
                 <w:szCs w:val="40"/>
               </w:rPr>
             </w:pPr>
-            <w:proofErr w:type="spellStart"/>
+            <w:r>
+              <w:rPr>
+                <w:rFonts w:ascii="BRH Devanagari Extra" w:hAnsi="BRH Devanagari Extra" w:cs="BRH Devanagari Extra"/>
+                <w:color w:val="000000"/>
+                <w:sz w:val="40"/>
+                <w:szCs w:val="40"/>
+              </w:rPr>
+              <w:t>A</w:t>
+            </w:r>
+            <w:r>
+              <w:rPr>
+                <w:rFonts w:ascii="BRH Malayalam Extra" w:hAnsi="BRH Malayalam Extra" w:cs="BRH Devanagari Extra"/>
+                <w:color w:val="000000"/>
+                <w:sz w:val="32"/>
+                <w:szCs w:val="40"/>
+              </w:rPr>
+              <w:t>–</w:t>
+            </w:r>
+            <w:r>
+              <w:rPr>
+                <w:rFonts w:ascii="BRH Devanagari Extra" w:hAnsi="BRH Devanagari Extra" w:cs="BRH Devanagari Extra"/>
+                <w:color w:val="000000"/>
+                <w:sz w:val="40"/>
+                <w:szCs w:val="40"/>
+              </w:rPr>
+              <w:t>aÉ×</w:t>
+            </w:r>
+            <w:r>
+              <w:rPr>
+                <w:rFonts w:ascii="BRH Malayalam Extra" w:hAnsi="BRH Malayalam Extra" w:cs="BRH Devanagari Extra"/>
+                <w:color w:val="000000"/>
+                <w:sz w:val="32"/>
+                <w:szCs w:val="40"/>
+              </w:rPr>
+              <w:t>–</w:t>
+            </w:r>
+            <w:proofErr w:type="spellStart"/>
+            <w:r>
+              <w:rPr>
+                <w:rFonts w:ascii="BRH Devanagari Extra" w:hAnsi="BRH Devanagari Extra" w:cs="BRH Devanagari Extra"/>
+                <w:color w:val="000000"/>
+                <w:sz w:val="40"/>
+                <w:szCs w:val="40"/>
+              </w:rPr>
+              <w:t>phÉ</w:t>
+            </w:r>
+            <w:proofErr w:type="spellEnd"/>
+            <w:r>
+              <w:rPr>
+                <w:rFonts w:ascii="BRH Malayalam Extra" w:hAnsi="BRH Malayalam Extra" w:cs="BRH Devanagari Extra"/>
+                <w:color w:val="000000"/>
+                <w:sz w:val="32"/>
+                <w:szCs w:val="40"/>
+              </w:rPr>
+              <w:t>–</w:t>
+            </w:r>
+            <w:r>
+              <w:rPr>
+                <w:rFonts w:ascii="BRH Devanagari Extra" w:hAnsi="BRH Devanagari Extra" w:cs="BRH Devanagari Extra"/>
+                <w:color w:val="000000"/>
+                <w:sz w:val="40"/>
+                <w:szCs w:val="40"/>
+              </w:rPr>
+              <w:t xml:space="preserve">lÉç </w:t>
+            </w:r>
+            <w:r>
+              <w:rPr>
+                <w:rFonts w:ascii="BRH Devanagari Extra" w:hAnsi="BRH Devanagari Extra" w:cs="BRH Devanagari Extra"/>
+                <w:color w:val="000000"/>
+                <w:sz w:val="40"/>
+                <w:szCs w:val="40"/>
+                <w:highlight w:val="green"/>
+              </w:rPr>
+              <w:t>U</w:t>
+            </w:r>
+            <w:r>
+              <w:rPr>
+                <w:rFonts w:ascii="BRH Malayalam Extra" w:hAnsi="BRH Malayalam Extra" w:cs="BRH Devanagari Extra"/>
+                <w:color w:val="000000"/>
+                <w:sz w:val="32"/>
+                <w:szCs w:val="40"/>
+                <w:highlight w:val="green"/>
+              </w:rPr>
+              <w:t>–</w:t>
+            </w:r>
+            <w:r>
+              <w:rPr>
+                <w:rFonts w:ascii="BRH Devanagari Extra" w:hAnsi="BRH Devanagari Extra" w:cs="BRH Devanagari Extra"/>
+                <w:color w:val="000000"/>
+                <w:sz w:val="40"/>
+                <w:szCs w:val="40"/>
+                <w:highlight w:val="green"/>
+              </w:rPr>
+              <w:t>zÉ</w:t>
+            </w:r>
+            <w:r>
+              <w:rPr>
+                <w:rFonts w:ascii="BRH Malayalam Extra" w:hAnsi="BRH Malayalam Extra" w:cs="BRH Devanagari Extra"/>
+                <w:color w:val="000000"/>
+                <w:sz w:val="32"/>
+                <w:szCs w:val="40"/>
+                <w:highlight w:val="green"/>
+              </w:rPr>
+              <w:t>–</w:t>
+            </w:r>
+            <w:proofErr w:type="spellStart"/>
+            <w:r>
+              <w:rPr>
+                <w:rFonts w:ascii="BRH Devanagari Extra" w:hAnsi="BRH Devanagari Extra" w:cs="BRH Devanagari Extra"/>
+                <w:color w:val="000000"/>
+                <w:sz w:val="40"/>
+                <w:szCs w:val="40"/>
+                <w:highlight w:val="green"/>
+              </w:rPr>
+              <w:t>l</w:t>
+            </w:r>
+            <w:r>
+              <w:rPr>
+                <w:rFonts w:ascii="BRH Devanagari Extra" w:hAnsi="BRH Devanagari Extra" w:cs="BRH Devanagari Extra"/>
+                <w:color w:val="000000"/>
+                <w:sz w:val="40"/>
+                <w:szCs w:val="40"/>
+              </w:rPr>
+              <w:t>ÉÉqÉç</w:t>
+            </w:r>
+            <w:proofErr w:type="spellEnd"/>
+            <w:r>
+              <w:rPr>
+                <w:rFonts w:ascii="BRH Devanagari Extra" w:hAnsi="BRH Devanagari Extra" w:cs="BRH Devanagari Extra"/>
+                <w:color w:val="000000"/>
+                <w:sz w:val="40"/>
+                <w:szCs w:val="40"/>
+              </w:rPr>
+              <w:t xml:space="preserve"> | U</w:t>
+            </w:r>
+            <w:r>
+              <w:rPr>
+                <w:rFonts w:ascii="BRH Malayalam Extra" w:hAnsi="BRH Malayalam Extra" w:cs="BRH Devanagari Extra"/>
+                <w:color w:val="000000"/>
+                <w:sz w:val="32"/>
+                <w:szCs w:val="40"/>
+              </w:rPr>
+              <w:t>–</w:t>
+            </w:r>
+            <w:r>
+              <w:rPr>
+                <w:rFonts w:ascii="BRH Devanagari Extra" w:hAnsi="BRH Devanagari Extra" w:cs="BRH Devanagari Extra"/>
+                <w:color w:val="000000"/>
+                <w:sz w:val="40"/>
+                <w:szCs w:val="40"/>
+              </w:rPr>
+              <w:t>zÉ</w:t>
+            </w:r>
+            <w:r>
+              <w:rPr>
+                <w:rFonts w:ascii="BRH Malayalam Extra" w:hAnsi="BRH Malayalam Extra" w:cs="BRH Devanagari Extra"/>
+                <w:color w:val="000000"/>
+                <w:sz w:val="32"/>
+                <w:szCs w:val="40"/>
+              </w:rPr>
+              <w:t>–</w:t>
+            </w:r>
+            <w:proofErr w:type="spellStart"/>
+            <w:r>
+              <w:rPr>
+                <w:rFonts w:ascii="BRH Devanagari Extra" w:hAnsi="BRH Devanagari Extra" w:cs="BRH Devanagari Extra"/>
+                <w:color w:val="000000"/>
+                <w:sz w:val="40"/>
+                <w:szCs w:val="40"/>
+              </w:rPr>
+              <w:t>lÉÉqÉ</w:t>
+            </w:r>
+            <w:proofErr w:type="spellEnd"/>
+            <w:r>
+              <w:rPr>
+                <w:rFonts w:ascii="BRH Devanagari Extra" w:hAnsi="BRH Devanagari Extra" w:cs="BRH Devanagari Extra"/>
+                <w:color w:val="000000"/>
+                <w:sz w:val="40"/>
+                <w:szCs w:val="40"/>
+              </w:rPr>
+              <w:t>×</w:t>
+            </w:r>
+            <w:r>
+              <w:rPr>
+                <w:rFonts w:ascii="BRH Malayalam Extra" w:hAnsi="BRH Malayalam Extra" w:cs="BRH Devanagari Extra"/>
+                <w:color w:val="000000"/>
+                <w:sz w:val="32"/>
+                <w:szCs w:val="40"/>
+              </w:rPr>
+              <w:t>–</w:t>
+            </w:r>
+            <w:proofErr w:type="spellStart"/>
+            <w:r>
+              <w:rPr>
+                <w:rFonts w:ascii="BRH Devanagari Extra" w:hAnsi="BRH Devanagari Extra" w:cs="BRH Devanagari Extra"/>
+                <w:color w:val="000000"/>
+                <w:sz w:val="40"/>
+                <w:szCs w:val="40"/>
+              </w:rPr>
+              <w:t>iÉxrÉþ</w:t>
+            </w:r>
+            <w:proofErr w:type="spellEnd"/>
+            <w:r>
+              <w:rPr>
+                <w:rFonts w:ascii="BRH Devanagari Extra" w:hAnsi="BRH Devanagari Extra" w:cs="BRH Devanagari Extra"/>
+                <w:color w:val="000000"/>
+                <w:sz w:val="40"/>
+                <w:szCs w:val="40"/>
+              </w:rPr>
+              <w:t xml:space="preserve"> |</w:t>
+            </w:r>
+          </w:p>
+        </w:tc>
+      </w:tr>
+      <w:tr>
+        <w:trPr>
+          <w:trHeight w:val="962"/>
+        </w:trPr>
+        <w:tc>
+          <w:tcPr>
+            <w:tcW w:w="3906" w:type="dxa"/>
+          </w:tcPr>
+          <w:p>
+            <w:pPr>
+              <w:widowControl w:val="0"/>
+              <w:tabs>
+                <w:tab w:val="left" w:pos="993"/>
+              </w:tabs>
+              <w:autoSpaceDE w:val="0"/>
+              <w:autoSpaceDN w:val="0"/>
+              <w:adjustRightInd w:val="0"/>
+              <w:spacing w:before="0" w:line="252" w:lineRule="auto"/>
+              <w:ind w:right="297"/>
+              <w:rPr>
+                <w:rFonts w:cs="Arial"/>
+                <w:b/>
+                <w:color w:val="000000"/>
+                <w:sz w:val="28"/>
+                <w:szCs w:val="28"/>
+              </w:rPr>
+            </w:pPr>
+            <w:r>
+              <w:rPr>
+                <w:rFonts w:cs="Arial"/>
+                <w:b/>
+                <w:color w:val="000000"/>
+                <w:sz w:val="28"/>
+                <w:szCs w:val="28"/>
+              </w:rPr>
+              <w:t>T.S.5.1.2.</w:t>
+            </w:r>
+            <w:r>
+              <w:rPr>
+                <w:rFonts w:cs="Arial"/>
+                <w:b/>
+                <w:color w:val="000000"/>
+                <w:sz w:val="28"/>
+                <w:szCs w:val="28"/>
+              </w:rPr>
+              <w:t>2</w:t>
+            </w:r>
+            <w:r>
+              <w:rPr>
+                <w:rFonts w:cs="Arial"/>
+                <w:b/>
+                <w:color w:val="000000"/>
+                <w:sz w:val="28"/>
+                <w:szCs w:val="28"/>
+              </w:rPr>
+              <w:t xml:space="preserve"> – Kramam</w:t>
+            </w:r>
+          </w:p>
+          <w:p>
+            <w:pPr>
+              <w:widowControl w:val="0"/>
+              <w:tabs>
+                <w:tab w:val="left" w:pos="993"/>
+              </w:tabs>
+              <w:autoSpaceDE w:val="0"/>
+              <w:autoSpaceDN w:val="0"/>
+              <w:adjustRightInd w:val="0"/>
+              <w:spacing w:before="0" w:line="252" w:lineRule="auto"/>
+              <w:ind w:right="297"/>
+              <w:rPr>
+                <w:rFonts w:cs="Arial"/>
+                <w:b/>
+                <w:color w:val="000000"/>
+                <w:sz w:val="28"/>
+                <w:szCs w:val="28"/>
+              </w:rPr>
+            </w:pPr>
+            <w:r>
+              <w:rPr>
+                <w:rFonts w:cs="Arial"/>
+                <w:b/>
+                <w:color w:val="000000"/>
+                <w:sz w:val="28"/>
+                <w:szCs w:val="28"/>
+              </w:rPr>
+              <w:t xml:space="preserve">Krama Vaakyam No.– </w:t>
+            </w:r>
+            <w:r>
+              <w:rPr>
+                <w:rFonts w:cs="Arial"/>
+                <w:b/>
+                <w:color w:val="000000"/>
+                <w:sz w:val="28"/>
+                <w:szCs w:val="28"/>
+              </w:rPr>
+              <w:t>40,41,42</w:t>
+            </w:r>
+          </w:p>
+          <w:p>
+            <w:pPr>
+              <w:widowControl w:val="0"/>
+              <w:tabs>
+                <w:tab w:val="left" w:pos="993"/>
+              </w:tabs>
+              <w:autoSpaceDE w:val="0"/>
+              <w:autoSpaceDN w:val="0"/>
+              <w:adjustRightInd w:val="0"/>
+              <w:spacing w:before="0" w:line="252" w:lineRule="auto"/>
+              <w:ind w:right="297"/>
+              <w:rPr>
+                <w:rFonts w:cs="Arial"/>
+                <w:b/>
+                <w:color w:val="000000"/>
+                <w:sz w:val="28"/>
+                <w:szCs w:val="28"/>
+              </w:rPr>
+            </w:pPr>
+            <w:r>
+              <w:rPr>
+                <w:rFonts w:cs="Arial"/>
+                <w:b/>
+                <w:color w:val="000000"/>
+                <w:sz w:val="28"/>
+                <w:szCs w:val="28"/>
+              </w:rPr>
+              <w:t xml:space="preserve">Panchaati No. - </w:t>
+            </w:r>
+            <w:r>
+              <w:rPr>
+                <w:rFonts w:cs="Arial"/>
+                <w:b/>
+                <w:color w:val="000000"/>
+                <w:sz w:val="28"/>
+                <w:szCs w:val="28"/>
+              </w:rPr>
+              <w:t>6</w:t>
+            </w:r>
+          </w:p>
+        </w:tc>
+        <w:tc>
+          <w:tcPr>
+            <w:tcW w:w="5103" w:type="dxa"/>
+          </w:tcPr>
+          <w:p>
+            <w:pPr>
+              <w:widowControl w:val="0"/>
+              <w:autoSpaceDE w:val="0"/>
+              <w:autoSpaceDN w:val="0"/>
+              <w:adjustRightInd w:val="0"/>
+              <w:spacing w:before="0" w:line="240" w:lineRule="auto"/>
+              <w:rPr>
+                <w:rFonts w:ascii="BRH Devanagari Extra" w:hAnsi="BRH Devanagari Extra" w:cs="BRH Devanagari Extra"/>
+                <w:color w:val="000000"/>
+                <w:sz w:val="40"/>
+                <w:szCs w:val="40"/>
+              </w:rPr>
+            </w:pPr>
+            <w:r>
+              <w:rPr>
+                <w:rFonts w:ascii="BRH Devanagari Extra" w:hAnsi="BRH Devanagari Extra" w:cs="BRH Devanagari Extra"/>
+                <w:color w:val="000000"/>
+                <w:sz w:val="40"/>
+                <w:szCs w:val="40"/>
+              </w:rPr>
+              <w:t>pÉ</w:t>
+            </w:r>
+            <w:r>
+              <w:rPr>
+                <w:rFonts w:ascii="BRH Malayalam Extra" w:hAnsi="BRH Malayalam Extra" w:cs="BRH Devanagari Extra"/>
+                <w:color w:val="000000"/>
+                <w:sz w:val="32"/>
+                <w:szCs w:val="40"/>
+              </w:rPr>
+              <w:t>–</w:t>
+            </w:r>
+            <w:r>
+              <w:rPr>
+                <w:rFonts w:ascii="BRH Devanagari Extra" w:hAnsi="BRH Devanagari Extra" w:cs="BRH Devanagari Extra"/>
+                <w:color w:val="000000"/>
+                <w:sz w:val="40"/>
+                <w:szCs w:val="40"/>
+              </w:rPr>
+              <w:t>U</w:t>
+            </w:r>
+            <w:r>
+              <w:rPr>
+                <w:rFonts w:ascii="BRH Malayalam Extra" w:hAnsi="BRH Malayalam Extra" w:cs="BRH Devanagari Extra"/>
+                <w:color w:val="000000"/>
+                <w:sz w:val="32"/>
+                <w:szCs w:val="40"/>
+              </w:rPr>
+              <w:t>–</w:t>
+            </w:r>
+            <w:proofErr w:type="spellStart"/>
+            <w:r>
+              <w:rPr>
+                <w:rFonts w:ascii="BRH Devanagari Extra" w:hAnsi="BRH Devanagari Extra" w:cs="BRH Devanagari Extra"/>
+                <w:color w:val="000000"/>
+                <w:sz w:val="40"/>
+                <w:szCs w:val="40"/>
+              </w:rPr>
+              <w:t>irÉlÉÑþÌuÉ</w:t>
+            </w:r>
+            <w:r>
+              <w:rPr>
+                <w:rFonts w:ascii="BRH Devanagari Extra" w:hAnsi="BRH Devanagari Extra" w:cs="BRH Devanagari Extra"/>
+                <w:color w:val="000000"/>
+                <w:sz w:val="40"/>
+                <w:szCs w:val="40"/>
+                <w:highlight w:val="yellow"/>
+              </w:rPr>
+              <w:t>irÉæ</w:t>
+            </w:r>
+            <w:proofErr w:type="spellEnd"/>
+            <w:r>
+              <w:rPr>
+                <w:rFonts w:ascii="BRH Devanagari Extra" w:hAnsi="BRH Devanagari Extra" w:cs="BRH Devanagari Extra"/>
+                <w:color w:val="000000"/>
+                <w:sz w:val="40"/>
+                <w:szCs w:val="40"/>
+              </w:rPr>
+              <w:t xml:space="preserve"> | </w:t>
+            </w:r>
+            <w:proofErr w:type="spellStart"/>
+            <w:r>
+              <w:rPr>
+                <w:rFonts w:ascii="BRH Devanagari Extra" w:hAnsi="BRH Devanagari Extra" w:cs="BRH Devanagari Extra"/>
+                <w:color w:val="000000"/>
+                <w:sz w:val="40"/>
+                <w:szCs w:val="40"/>
+              </w:rPr>
+              <w:t>AlÉÑþÌuÉ</w:t>
+            </w:r>
+            <w:r>
+              <w:rPr>
+                <w:rFonts w:ascii="BRH Devanagari Extra" w:hAnsi="BRH Devanagari Extra" w:cs="BRH Devanagari Extra"/>
+                <w:color w:val="000000"/>
+                <w:sz w:val="40"/>
+                <w:szCs w:val="40"/>
+                <w:highlight w:val="yellow"/>
+              </w:rPr>
+              <w:t>irÉæ</w:t>
+            </w:r>
+            <w:proofErr w:type="spellEnd"/>
+            <w:r>
+              <w:rPr>
+                <w:rFonts w:ascii="BRH Devanagari Extra" w:hAnsi="BRH Devanagari Extra" w:cs="BRH Devanagari Extra"/>
+                <w:color w:val="000000"/>
+                <w:sz w:val="40"/>
+                <w:szCs w:val="40"/>
+              </w:rPr>
+              <w:t xml:space="preserve"> </w:t>
+            </w:r>
+            <w:proofErr w:type="spellStart"/>
+            <w:r>
+              <w:rPr>
+                <w:rFonts w:ascii="BRH Devanagari Extra" w:hAnsi="BRH Devanagari Extra" w:cs="BRH Devanagari Extra"/>
+                <w:color w:val="000000"/>
+                <w:sz w:val="40"/>
+                <w:szCs w:val="40"/>
+              </w:rPr>
+              <w:t>mÉÉmÉuÉxrÉ</w:t>
+            </w:r>
+            <w:proofErr w:type="spellEnd"/>
+            <w:r>
+              <w:rPr>
+                <w:rFonts w:ascii="BRH Malayalam Extra" w:hAnsi="BRH Malayalam Extra" w:cs="BRH Devanagari Extra"/>
+                <w:color w:val="000000"/>
+                <w:sz w:val="32"/>
+                <w:szCs w:val="40"/>
+              </w:rPr>
+              <w:t>–</w:t>
+            </w:r>
+            <w:proofErr w:type="spellStart"/>
+            <w:r>
+              <w:rPr>
+                <w:rFonts w:ascii="BRH Devanagari Extra" w:hAnsi="BRH Devanagari Extra" w:cs="BRH Devanagari Extra"/>
+                <w:color w:val="000000"/>
+                <w:sz w:val="40"/>
+                <w:szCs w:val="40"/>
+              </w:rPr>
+              <w:t>xÉqÉç</w:t>
+            </w:r>
+            <w:proofErr w:type="spellEnd"/>
+            <w:r>
+              <w:rPr>
+                <w:rFonts w:ascii="BRH Devanagari Extra" w:hAnsi="BRH Devanagari Extra" w:cs="BRH Devanagari Extra"/>
+                <w:color w:val="000000"/>
+                <w:sz w:val="40"/>
+                <w:szCs w:val="40"/>
+              </w:rPr>
+              <w:t xml:space="preserve"> | </w:t>
+            </w:r>
+            <w:proofErr w:type="spellStart"/>
+            <w:r>
+              <w:rPr>
+                <w:rFonts w:ascii="BRH Devanagari Extra" w:hAnsi="BRH Devanagari Extra" w:cs="BRH Devanagari Extra"/>
+                <w:color w:val="000000"/>
+                <w:sz w:val="40"/>
+                <w:szCs w:val="40"/>
+              </w:rPr>
+              <w:t>AlÉÑþÌuÉ</w:t>
+            </w:r>
+            <w:r>
+              <w:rPr>
+                <w:rFonts w:ascii="BRH Devanagari Extra" w:hAnsi="BRH Devanagari Extra" w:cs="BRH Devanagari Extra"/>
+                <w:color w:val="000000"/>
+                <w:sz w:val="40"/>
+                <w:szCs w:val="40"/>
+                <w:highlight w:val="yellow"/>
+              </w:rPr>
+              <w:t>irÉÉ</w:t>
+            </w:r>
+            <w:proofErr w:type="spellEnd"/>
+            <w:r>
+              <w:rPr>
+                <w:rFonts w:ascii="BRH Malayalam Extra" w:hAnsi="BRH Malayalam Extra" w:cs="BRH Devanagari Extra"/>
+                <w:color w:val="000000"/>
+                <w:sz w:val="32"/>
+                <w:szCs w:val="40"/>
+                <w:highlight w:val="yellow"/>
+              </w:rPr>
+              <w:t>–</w:t>
+            </w:r>
+            <w:r>
+              <w:rPr>
+                <w:rFonts w:ascii="BRH Devanagari Extra" w:hAnsi="BRH Devanagari Extra" w:cs="BRH Devanagari Extra"/>
+                <w:color w:val="000000"/>
+                <w:sz w:val="40"/>
+                <w:szCs w:val="40"/>
+              </w:rPr>
+              <w:t xml:space="preserve"> </w:t>
+            </w:r>
+            <w:proofErr w:type="spellStart"/>
+            <w:r>
+              <w:rPr>
+                <w:rFonts w:ascii="BRH Devanagari Extra" w:hAnsi="BRH Devanagari Extra" w:cs="BRH Devanagari Extra"/>
+                <w:color w:val="000000"/>
+                <w:sz w:val="40"/>
+                <w:szCs w:val="40"/>
+              </w:rPr>
+              <w:t>CirÉlÉÑþ</w:t>
+            </w:r>
+            <w:proofErr w:type="spellEnd"/>
+            <w:r>
+              <w:rPr>
+                <w:rFonts w:ascii="BRH Devanagari Extra" w:hAnsi="BRH Devanagari Extra" w:cs="BRH Devanagari Extra"/>
+                <w:color w:val="000000"/>
+                <w:sz w:val="40"/>
+                <w:szCs w:val="40"/>
+              </w:rPr>
+              <w:t xml:space="preserve"> - </w:t>
+            </w:r>
+            <w:proofErr w:type="spellStart"/>
+            <w:r>
+              <w:rPr>
+                <w:rFonts w:ascii="BRH Devanagari Extra" w:hAnsi="BRH Devanagari Extra" w:cs="BRH Devanagari Extra"/>
+                <w:color w:val="000000"/>
+                <w:sz w:val="40"/>
+                <w:szCs w:val="40"/>
+              </w:rPr>
+              <w:t>ÌuÉ</w:t>
+            </w:r>
+            <w:proofErr w:type="spellEnd"/>
+            <w:r>
+              <w:rPr>
+                <w:rFonts w:ascii="BRH Malayalam Extra" w:hAnsi="BRH Malayalam Extra" w:cs="BRH Devanagari Extra"/>
+                <w:color w:val="000000"/>
+                <w:sz w:val="32"/>
+                <w:szCs w:val="40"/>
+                <w:highlight w:val="yellow"/>
+              </w:rPr>
+              <w:t>–</w:t>
+            </w:r>
+            <w:proofErr w:type="spellStart"/>
+            <w:r>
+              <w:rPr>
+                <w:rFonts w:ascii="BRH Devanagari Extra" w:hAnsi="BRH Devanagari Extra" w:cs="BRH Devanagari Extra"/>
+                <w:color w:val="000000"/>
+                <w:sz w:val="40"/>
+                <w:szCs w:val="40"/>
+                <w:highlight w:val="yellow"/>
+              </w:rPr>
+              <w:t>irÉæ</w:t>
+            </w:r>
+            <w:proofErr w:type="spellEnd"/>
+            <w:r>
+              <w:rPr>
+                <w:rFonts w:ascii="BRH Malayalam Extra" w:hAnsi="BRH Malayalam Extra" w:cs="BRH Devanagari Extra"/>
+                <w:color w:val="000000"/>
+                <w:sz w:val="32"/>
+                <w:szCs w:val="40"/>
+                <w:highlight w:val="yellow"/>
+              </w:rPr>
+              <w:t>–</w:t>
+            </w:r>
+            <w:r>
+              <w:rPr>
+                <w:rFonts w:ascii="BRH Devanagari Extra" w:hAnsi="BRH Devanagari Extra" w:cs="BRH Devanagari Extra"/>
+                <w:color w:val="000000"/>
+                <w:sz w:val="40"/>
+                <w:szCs w:val="40"/>
+              </w:rPr>
+              <w:t xml:space="preserve"> |</w:t>
+            </w:r>
+          </w:p>
+        </w:tc>
+        <w:tc>
+          <w:tcPr>
+            <w:tcW w:w="5386" w:type="dxa"/>
+          </w:tcPr>
+          <w:p>
+            <w:pPr>
+              <w:widowControl w:val="0"/>
+              <w:autoSpaceDE w:val="0"/>
+              <w:autoSpaceDN w:val="0"/>
+              <w:adjustRightInd w:val="0"/>
+              <w:spacing w:before="0" w:line="240" w:lineRule="auto"/>
+              <w:rPr>
+                <w:rFonts w:ascii="BRH Devanagari Extra" w:hAnsi="BRH Devanagari Extra" w:cs="BRH Devanagari Extra"/>
+                <w:color w:val="000000"/>
+                <w:sz w:val="40"/>
+                <w:szCs w:val="40"/>
+              </w:rPr>
+            </w:pPr>
+            <w:r>
+              <w:rPr>
+                <w:rFonts w:ascii="BRH Devanagari Extra" w:hAnsi="BRH Devanagari Extra" w:cs="BRH Devanagari Extra"/>
+                <w:color w:val="000000"/>
+                <w:sz w:val="40"/>
+                <w:szCs w:val="40"/>
+              </w:rPr>
+              <w:t>pÉ</w:t>
+            </w:r>
+            <w:r>
+              <w:rPr>
+                <w:rFonts w:ascii="BRH Malayalam Extra" w:hAnsi="BRH Malayalam Extra" w:cs="BRH Devanagari Extra"/>
+                <w:color w:val="000000"/>
+                <w:sz w:val="32"/>
+                <w:szCs w:val="40"/>
+              </w:rPr>
+              <w:t>–</w:t>
+            </w:r>
+            <w:r>
+              <w:rPr>
+                <w:rFonts w:ascii="BRH Devanagari Extra" w:hAnsi="BRH Devanagari Extra" w:cs="BRH Devanagari Extra"/>
+                <w:color w:val="000000"/>
+                <w:sz w:val="40"/>
+                <w:szCs w:val="40"/>
+              </w:rPr>
+              <w:t>U</w:t>
+            </w:r>
+            <w:r>
+              <w:rPr>
+                <w:rFonts w:ascii="BRH Malayalam Extra" w:hAnsi="BRH Malayalam Extra" w:cs="BRH Devanagari Extra"/>
+                <w:color w:val="000000"/>
+                <w:sz w:val="32"/>
+                <w:szCs w:val="40"/>
+              </w:rPr>
+              <w:t>–</w:t>
+            </w:r>
+            <w:proofErr w:type="spellStart"/>
+            <w:r>
+              <w:rPr>
+                <w:rFonts w:ascii="BRH Devanagari Extra" w:hAnsi="BRH Devanagari Extra" w:cs="BRH Devanagari Extra"/>
+                <w:color w:val="000000"/>
+                <w:sz w:val="40"/>
+                <w:szCs w:val="40"/>
+              </w:rPr>
+              <w:t>irÉlÉÑþÌuÉ</w:t>
+            </w:r>
+            <w:r>
+              <w:rPr>
+                <w:rFonts w:ascii="BRH Devanagari Extra" w:hAnsi="BRH Devanagari Extra" w:cs="BRH Devanagari Extra"/>
+                <w:color w:val="000000"/>
+                <w:sz w:val="40"/>
+                <w:szCs w:val="40"/>
+                <w:highlight w:val="green"/>
+              </w:rPr>
+              <w:t>iirÉæ</w:t>
+            </w:r>
+            <w:proofErr w:type="spellEnd"/>
+            <w:r>
+              <w:rPr>
+                <w:rFonts w:ascii="BRH Devanagari Extra" w:hAnsi="BRH Devanagari Extra" w:cs="BRH Devanagari Extra"/>
+                <w:color w:val="000000"/>
+                <w:sz w:val="40"/>
+                <w:szCs w:val="40"/>
+              </w:rPr>
+              <w:t xml:space="preserve"> | </w:t>
+            </w:r>
+            <w:proofErr w:type="spellStart"/>
+            <w:r>
+              <w:rPr>
+                <w:rFonts w:ascii="BRH Devanagari Extra" w:hAnsi="BRH Devanagari Extra" w:cs="BRH Devanagari Extra"/>
+                <w:color w:val="000000"/>
+                <w:sz w:val="40"/>
+                <w:szCs w:val="40"/>
+              </w:rPr>
+              <w:t>AlÉÑþÌuÉ</w:t>
+            </w:r>
+            <w:r>
+              <w:rPr>
+                <w:rFonts w:ascii="BRH Devanagari Extra" w:hAnsi="BRH Devanagari Extra" w:cs="BRH Devanagari Extra"/>
+                <w:color w:val="000000"/>
+                <w:sz w:val="40"/>
+                <w:szCs w:val="40"/>
+                <w:highlight w:val="green"/>
+              </w:rPr>
+              <w:t>iirÉæ</w:t>
+            </w:r>
+            <w:proofErr w:type="spellEnd"/>
+            <w:r>
+              <w:rPr>
+                <w:rFonts w:ascii="BRH Devanagari Extra" w:hAnsi="BRH Devanagari Extra" w:cs="BRH Devanagari Extra"/>
+                <w:color w:val="000000"/>
+                <w:sz w:val="40"/>
+                <w:szCs w:val="40"/>
+              </w:rPr>
+              <w:t xml:space="preserve"> </w:t>
+            </w:r>
+            <w:proofErr w:type="spellStart"/>
+            <w:r>
+              <w:rPr>
+                <w:rFonts w:ascii="BRH Devanagari Extra" w:hAnsi="BRH Devanagari Extra" w:cs="BRH Devanagari Extra"/>
+                <w:color w:val="000000"/>
+                <w:sz w:val="40"/>
+                <w:szCs w:val="40"/>
+              </w:rPr>
+              <w:t>mÉÉmÉuÉxrÉ</w:t>
+            </w:r>
+            <w:proofErr w:type="spellEnd"/>
+            <w:r>
+              <w:rPr>
+                <w:rFonts w:ascii="BRH Malayalam Extra" w:hAnsi="BRH Malayalam Extra" w:cs="BRH Devanagari Extra"/>
+                <w:color w:val="000000"/>
+                <w:sz w:val="32"/>
+                <w:szCs w:val="40"/>
+              </w:rPr>
+              <w:t>–</w:t>
+            </w:r>
+            <w:proofErr w:type="spellStart"/>
+            <w:r>
+              <w:rPr>
+                <w:rFonts w:ascii="BRH Devanagari Extra" w:hAnsi="BRH Devanagari Extra" w:cs="BRH Devanagari Extra"/>
+                <w:color w:val="000000"/>
+                <w:sz w:val="40"/>
+                <w:szCs w:val="40"/>
+              </w:rPr>
+              <w:t>xÉqÉç</w:t>
+            </w:r>
+            <w:proofErr w:type="spellEnd"/>
+            <w:r>
+              <w:rPr>
+                <w:rFonts w:ascii="BRH Devanagari Extra" w:hAnsi="BRH Devanagari Extra" w:cs="BRH Devanagari Extra"/>
+                <w:color w:val="000000"/>
+                <w:sz w:val="40"/>
+                <w:szCs w:val="40"/>
+              </w:rPr>
+              <w:t xml:space="preserve"> | </w:t>
+            </w:r>
+            <w:proofErr w:type="spellStart"/>
+            <w:r>
+              <w:rPr>
+                <w:rFonts w:ascii="BRH Devanagari Extra" w:hAnsi="BRH Devanagari Extra" w:cs="BRH Devanagari Extra"/>
+                <w:color w:val="000000"/>
+                <w:sz w:val="40"/>
+                <w:szCs w:val="40"/>
+              </w:rPr>
+              <w:t>AlÉÑþÌuÉ</w:t>
+            </w:r>
+            <w:r>
+              <w:rPr>
+                <w:rFonts w:ascii="BRH Devanagari Extra" w:hAnsi="BRH Devanagari Extra" w:cs="BRH Devanagari Extra"/>
+                <w:color w:val="000000"/>
+                <w:sz w:val="40"/>
+                <w:szCs w:val="40"/>
+                <w:highlight w:val="green"/>
+              </w:rPr>
+              <w:t>iirÉÉ</w:t>
+            </w:r>
+            <w:proofErr w:type="spellEnd"/>
+            <w:r>
+              <w:rPr>
+                <w:rFonts w:ascii="BRH Malayalam Extra" w:hAnsi="BRH Malayalam Extra" w:cs="BRH Devanagari Extra"/>
+                <w:color w:val="000000"/>
+                <w:sz w:val="32"/>
+                <w:szCs w:val="40"/>
+                <w:highlight w:val="green"/>
+              </w:rPr>
+              <w:t>–</w:t>
+            </w:r>
+            <w:r>
+              <w:rPr>
+                <w:rFonts w:ascii="BRH Devanagari Extra" w:hAnsi="BRH Devanagari Extra" w:cs="BRH Devanagari Extra"/>
+                <w:color w:val="000000"/>
+                <w:sz w:val="40"/>
+                <w:szCs w:val="40"/>
+              </w:rPr>
+              <w:t xml:space="preserve"> </w:t>
+            </w:r>
+            <w:proofErr w:type="spellStart"/>
+            <w:r>
+              <w:rPr>
+                <w:rFonts w:ascii="BRH Devanagari Extra" w:hAnsi="BRH Devanagari Extra" w:cs="BRH Devanagari Extra"/>
+                <w:color w:val="000000"/>
+                <w:sz w:val="40"/>
+                <w:szCs w:val="40"/>
+              </w:rPr>
+              <w:t>CirÉlÉÑþ</w:t>
+            </w:r>
+            <w:proofErr w:type="spellEnd"/>
+            <w:r>
+              <w:rPr>
+                <w:rFonts w:ascii="BRH Devanagari Extra" w:hAnsi="BRH Devanagari Extra" w:cs="BRH Devanagari Extra"/>
+                <w:color w:val="000000"/>
+                <w:sz w:val="40"/>
+                <w:szCs w:val="40"/>
+              </w:rPr>
+              <w:t xml:space="preserve"> - </w:t>
+            </w:r>
+            <w:proofErr w:type="spellStart"/>
+            <w:r>
+              <w:rPr>
+                <w:rFonts w:ascii="BRH Devanagari Extra" w:hAnsi="BRH Devanagari Extra" w:cs="BRH Devanagari Extra"/>
+                <w:color w:val="000000"/>
+                <w:sz w:val="40"/>
+                <w:szCs w:val="40"/>
+              </w:rPr>
+              <w:t>ÌuÉ</w:t>
+            </w:r>
+            <w:proofErr w:type="spellEnd"/>
+            <w:r>
+              <w:rPr>
+                <w:rFonts w:ascii="BRH Malayalam Extra" w:hAnsi="BRH Malayalam Extra" w:cs="BRH Devanagari Extra"/>
+                <w:color w:val="000000"/>
+                <w:sz w:val="32"/>
+                <w:szCs w:val="40"/>
+                <w:highlight w:val="green"/>
+              </w:rPr>
+              <w:t>–</w:t>
+            </w:r>
+            <w:proofErr w:type="spellStart"/>
+            <w:r>
+              <w:rPr>
+                <w:rFonts w:ascii="BRH Devanagari Extra" w:hAnsi="BRH Devanagari Extra" w:cs="BRH Devanagari Extra"/>
+                <w:color w:val="000000"/>
+                <w:sz w:val="40"/>
+                <w:szCs w:val="40"/>
+                <w:highlight w:val="green"/>
+              </w:rPr>
+              <w:t>iirÉæ</w:t>
+            </w:r>
+            <w:proofErr w:type="spellEnd"/>
+            <w:r>
+              <w:rPr>
+                <w:rFonts w:ascii="BRH Malayalam Extra" w:hAnsi="BRH Malayalam Extra" w:cs="BRH Devanagari Extra"/>
+                <w:color w:val="000000"/>
+                <w:sz w:val="32"/>
+                <w:szCs w:val="40"/>
+                <w:highlight w:val="green"/>
+              </w:rPr>
+              <w:t>–</w:t>
+            </w:r>
+            <w:r>
+              <w:rPr>
+                <w:rFonts w:ascii="BRH Devanagari Extra" w:hAnsi="BRH Devanagari Extra" w:cs="BRH Devanagari Extra"/>
+                <w:color w:val="000000"/>
+                <w:sz w:val="40"/>
+                <w:szCs w:val="40"/>
+              </w:rPr>
+              <w:t xml:space="preserve"> |</w:t>
+            </w:r>
+          </w:p>
+        </w:tc>
+      </w:tr>
+      <w:tr>
+        <w:trPr>
+          <w:trHeight w:val="962"/>
+        </w:trPr>
+        <w:tc>
+          <w:tcPr>
+            <w:tcW w:w="3906" w:type="dxa"/>
+          </w:tcPr>
+          <w:p>
+            <w:pPr>
+              <w:widowControl w:val="0"/>
+              <w:tabs>
+                <w:tab w:val="left" w:pos="993"/>
+              </w:tabs>
+              <w:autoSpaceDE w:val="0"/>
+              <w:autoSpaceDN w:val="0"/>
+              <w:adjustRightInd w:val="0"/>
+              <w:spacing w:before="0" w:line="252" w:lineRule="auto"/>
+              <w:ind w:right="297"/>
+              <w:rPr>
+                <w:rFonts w:cs="Arial"/>
+                <w:b/>
+                <w:color w:val="000000"/>
+                <w:sz w:val="28"/>
+                <w:szCs w:val="28"/>
+              </w:rPr>
+            </w:pPr>
+            <w:r>
+              <w:rPr>
+                <w:rFonts w:cs="Arial"/>
+                <w:b/>
+                <w:color w:val="000000"/>
+                <w:sz w:val="28"/>
+                <w:szCs w:val="28"/>
+              </w:rPr>
+              <w:t>T.S.5.1.2.</w:t>
+            </w:r>
+            <w:r>
+              <w:rPr>
+                <w:rFonts w:cs="Arial"/>
+                <w:b/>
+                <w:color w:val="000000"/>
+                <w:sz w:val="28"/>
+                <w:szCs w:val="28"/>
+              </w:rPr>
+              <w:t>4</w:t>
+            </w:r>
+            <w:r>
+              <w:rPr>
+                <w:rFonts w:cs="Arial"/>
+                <w:b/>
+                <w:color w:val="000000"/>
+                <w:sz w:val="28"/>
+                <w:szCs w:val="28"/>
+              </w:rPr>
+              <w:t xml:space="preserve"> – Kramam</w:t>
+            </w:r>
+          </w:p>
+          <w:p>
+            <w:pPr>
+              <w:widowControl w:val="0"/>
+              <w:tabs>
+                <w:tab w:val="left" w:pos="993"/>
+              </w:tabs>
+              <w:autoSpaceDE w:val="0"/>
+              <w:autoSpaceDN w:val="0"/>
+              <w:adjustRightInd w:val="0"/>
+              <w:spacing w:before="0" w:line="252" w:lineRule="auto"/>
+              <w:ind w:right="297"/>
+              <w:rPr>
+                <w:rFonts w:cs="Arial"/>
+                <w:b/>
+                <w:color w:val="000000"/>
+                <w:sz w:val="28"/>
+                <w:szCs w:val="28"/>
+              </w:rPr>
+            </w:pPr>
+            <w:r>
+              <w:rPr>
+                <w:rFonts w:cs="Arial"/>
+                <w:b/>
+                <w:color w:val="000000"/>
+                <w:sz w:val="28"/>
+                <w:szCs w:val="28"/>
+              </w:rPr>
+              <w:t xml:space="preserve">Krama Vaakyam No.– </w:t>
+            </w:r>
+            <w:r>
+              <w:rPr>
+                <w:rFonts w:cs="Arial"/>
+                <w:b/>
+                <w:color w:val="000000"/>
+                <w:sz w:val="28"/>
+                <w:szCs w:val="28"/>
+              </w:rPr>
+              <w:t>2</w:t>
+            </w:r>
+          </w:p>
+          <w:p>
+            <w:pPr>
+              <w:widowControl w:val="0"/>
+              <w:tabs>
+                <w:tab w:val="left" w:pos="993"/>
+              </w:tabs>
+              <w:autoSpaceDE w:val="0"/>
+              <w:autoSpaceDN w:val="0"/>
+              <w:adjustRightInd w:val="0"/>
+              <w:spacing w:before="0" w:line="252" w:lineRule="auto"/>
+              <w:ind w:right="297"/>
+              <w:rPr>
+                <w:rFonts w:cs="Arial"/>
+                <w:b/>
+                <w:color w:val="000000"/>
+                <w:sz w:val="28"/>
+                <w:szCs w:val="28"/>
+              </w:rPr>
+            </w:pPr>
+            <w:r>
+              <w:rPr>
+                <w:rFonts w:cs="Arial"/>
+                <w:b/>
+                <w:color w:val="000000"/>
+                <w:sz w:val="28"/>
+                <w:szCs w:val="28"/>
+              </w:rPr>
+              <w:t xml:space="preserve">Panchaati No. - </w:t>
+            </w:r>
+            <w:r>
+              <w:rPr>
+                <w:rFonts w:cs="Arial"/>
+                <w:b/>
+                <w:color w:val="000000"/>
+                <w:sz w:val="28"/>
+                <w:szCs w:val="28"/>
+              </w:rPr>
+              <w:t>8</w:t>
+            </w:r>
+          </w:p>
+        </w:tc>
+        <w:tc>
+          <w:tcPr>
+            <w:tcW w:w="5103" w:type="dxa"/>
+          </w:tcPr>
+          <w:p>
+            <w:pPr>
+              <w:widowControl w:val="0"/>
+              <w:autoSpaceDE w:val="0"/>
+              <w:autoSpaceDN w:val="0"/>
+              <w:adjustRightInd w:val="0"/>
+              <w:spacing w:before="0" w:line="240" w:lineRule="auto"/>
+              <w:rPr>
+                <w:rFonts w:ascii="BRH Devanagari Extra" w:hAnsi="BRH Devanagari Extra" w:cs="BRH Devanagari Extra"/>
+                <w:color w:val="000000"/>
+                <w:sz w:val="40"/>
+                <w:szCs w:val="40"/>
+              </w:rPr>
+            </w:pPr>
+            <w:r>
+              <w:rPr>
+                <w:rFonts w:ascii="BRH Devanagari Extra" w:hAnsi="BRH Devanagari Extra" w:cs="BRH Devanagari Extra"/>
+                <w:color w:val="000000"/>
+                <w:sz w:val="40"/>
+                <w:szCs w:val="40"/>
+              </w:rPr>
+              <w:t>L</w:t>
+            </w:r>
+            <w:r>
+              <w:rPr>
+                <w:rFonts w:ascii="BRH Malayalam Extra" w:hAnsi="BRH Malayalam Extra" w:cs="BRH Devanagari Extra"/>
+                <w:color w:val="000000"/>
+                <w:sz w:val="32"/>
+                <w:szCs w:val="40"/>
+              </w:rPr>
+              <w:t>–</w:t>
+            </w:r>
+            <w:r>
+              <w:rPr>
+                <w:rFonts w:ascii="BRH Devanagari Extra" w:hAnsi="BRH Devanagari Extra" w:cs="BRH Devanagari Extra"/>
+                <w:color w:val="000000"/>
+                <w:sz w:val="40"/>
+                <w:szCs w:val="40"/>
+              </w:rPr>
+              <w:t>uÉ mÉ</w:t>
+            </w:r>
+            <w:r>
+              <w:rPr>
+                <w:rFonts w:ascii="BRH Malayalam Extra" w:hAnsi="BRH Malayalam Extra" w:cs="BRH Devanagari Extra"/>
+                <w:color w:val="000000"/>
+                <w:sz w:val="32"/>
+                <w:szCs w:val="40"/>
+              </w:rPr>
+              <w:t>–</w:t>
+            </w:r>
+            <w:proofErr w:type="spellStart"/>
+            <w:r>
+              <w:rPr>
+                <w:rFonts w:ascii="BRH Devanagari Extra" w:hAnsi="BRH Devanagari Extra" w:cs="BRH Devanagari Extra"/>
+                <w:color w:val="000000"/>
+                <w:sz w:val="40"/>
+                <w:szCs w:val="40"/>
+              </w:rPr>
+              <w:t>zÉÔlÉç</w:t>
+            </w:r>
+            <w:proofErr w:type="spellEnd"/>
+            <w:r>
+              <w:rPr>
+                <w:rFonts w:ascii="BRH Devanagari Extra" w:hAnsi="BRH Devanagari Extra" w:cs="BRH Devanagari Extra"/>
+                <w:color w:val="000000"/>
+                <w:sz w:val="40"/>
+                <w:szCs w:val="40"/>
+              </w:rPr>
+              <w:t xml:space="preserve"> | m</w:t>
+            </w:r>
+            <w:r>
+              <w:rPr>
+                <w:rFonts w:ascii="BRH Devanagari Extra" w:hAnsi="BRH Devanagari Extra" w:cs="BRH Devanagari Extra"/>
+                <w:color w:val="000000"/>
+                <w:sz w:val="40"/>
+                <w:szCs w:val="40"/>
+                <w:highlight w:val="yellow"/>
+              </w:rPr>
+              <w:t>É</w:t>
+            </w:r>
+            <w:r>
+              <w:rPr>
+                <w:rFonts w:ascii="BRH Malayalam Extra" w:hAnsi="BRH Malayalam Extra" w:cs="BRH Devanagari Extra"/>
+                <w:color w:val="000000"/>
+                <w:sz w:val="32"/>
+                <w:szCs w:val="40"/>
+                <w:highlight w:val="yellow"/>
+              </w:rPr>
+              <w:t>–</w:t>
+            </w:r>
+            <w:proofErr w:type="spellStart"/>
+            <w:r>
+              <w:rPr>
+                <w:rFonts w:ascii="BRH Devanagari Extra" w:hAnsi="BRH Devanagari Extra" w:cs="BRH Devanagari Extra"/>
+                <w:color w:val="000000"/>
+                <w:sz w:val="40"/>
+                <w:szCs w:val="40"/>
+                <w:highlight w:val="yellow"/>
+              </w:rPr>
+              <w:t>zÉÑ</w:t>
+            </w:r>
+            <w:r>
+              <w:rPr>
+                <w:rFonts w:ascii="BRH Devanagari Extra" w:hAnsi="BRH Devanagari Extra" w:cs="BRH Devanagari Extra"/>
+                <w:color w:val="000000"/>
+                <w:sz w:val="40"/>
+                <w:szCs w:val="40"/>
+              </w:rPr>
+              <w:t>lÉç</w:t>
+            </w:r>
+            <w:proofErr w:type="spellEnd"/>
+            <w:r>
+              <w:rPr>
+                <w:rFonts w:ascii="BRH Devanagari Extra" w:hAnsi="BRH Devanagari Extra" w:cs="BRH Devanagari Extra"/>
+                <w:color w:val="000000"/>
+                <w:sz w:val="40"/>
+                <w:szCs w:val="40"/>
+              </w:rPr>
+              <w:t xml:space="preserve"> ÌlÉ</w:t>
+            </w:r>
+            <w:r>
+              <w:rPr>
+                <w:rFonts w:ascii="BRH Malayalam Extra" w:hAnsi="BRH Malayalam Extra" w:cs="BRH Devanagari Extra"/>
+                <w:color w:val="000000"/>
+                <w:sz w:val="32"/>
+                <w:szCs w:val="40"/>
+              </w:rPr>
+              <w:t>–</w:t>
+            </w:r>
+            <w:proofErr w:type="spellStart"/>
+            <w:r>
+              <w:rPr>
+                <w:rFonts w:ascii="BRH Devanagari Extra" w:hAnsi="BRH Devanagari Extra" w:cs="BRH Devanagari Extra"/>
+                <w:color w:val="000000"/>
+                <w:sz w:val="40"/>
+                <w:szCs w:val="40"/>
+              </w:rPr>
+              <w:t>rÉÉïcrÉþ</w:t>
+            </w:r>
+            <w:proofErr w:type="spellEnd"/>
+            <w:r>
+              <w:rPr>
+                <w:rFonts w:ascii="BRH Devanagari Extra" w:hAnsi="BRH Devanagari Extra" w:cs="BRH Devanagari Extra"/>
+                <w:color w:val="000000"/>
+                <w:sz w:val="40"/>
+                <w:szCs w:val="40"/>
+              </w:rPr>
+              <w:t xml:space="preserve"> |</w:t>
+            </w:r>
+          </w:p>
+        </w:tc>
+        <w:tc>
+          <w:tcPr>
+            <w:tcW w:w="5386" w:type="dxa"/>
+          </w:tcPr>
+          <w:p>
+            <w:pPr>
+              <w:widowControl w:val="0"/>
+              <w:autoSpaceDE w:val="0"/>
+              <w:autoSpaceDN w:val="0"/>
+              <w:adjustRightInd w:val="0"/>
+              <w:spacing w:before="0" w:line="240" w:lineRule="auto"/>
+              <w:rPr>
+                <w:rFonts w:ascii="BRH Devanagari Extra" w:hAnsi="BRH Devanagari Extra" w:cs="BRH Devanagari Extra"/>
+                <w:color w:val="000000"/>
+                <w:sz w:val="40"/>
+                <w:szCs w:val="40"/>
+              </w:rPr>
+            </w:pPr>
+            <w:r>
+              <w:rPr>
+                <w:rFonts w:ascii="BRH Devanagari Extra" w:hAnsi="BRH Devanagari Extra" w:cs="BRH Devanagari Extra"/>
+                <w:color w:val="000000"/>
+                <w:sz w:val="40"/>
+                <w:szCs w:val="40"/>
+              </w:rPr>
+              <w:t>L</w:t>
+            </w:r>
+            <w:r>
+              <w:rPr>
+                <w:rFonts w:ascii="BRH Malayalam Extra" w:hAnsi="BRH Malayalam Extra" w:cs="BRH Devanagari Extra"/>
+                <w:color w:val="000000"/>
+                <w:sz w:val="32"/>
+                <w:szCs w:val="40"/>
+              </w:rPr>
+              <w:t>–</w:t>
+            </w:r>
+            <w:r>
+              <w:rPr>
+                <w:rFonts w:ascii="BRH Devanagari Extra" w:hAnsi="BRH Devanagari Extra" w:cs="BRH Devanagari Extra"/>
+                <w:color w:val="000000"/>
+                <w:sz w:val="40"/>
+                <w:szCs w:val="40"/>
+              </w:rPr>
+              <w:t>uÉ mÉ</w:t>
+            </w:r>
+            <w:r>
+              <w:rPr>
+                <w:rFonts w:ascii="BRH Malayalam Extra" w:hAnsi="BRH Malayalam Extra" w:cs="BRH Devanagari Extra"/>
+                <w:color w:val="000000"/>
+                <w:sz w:val="32"/>
+                <w:szCs w:val="40"/>
+              </w:rPr>
+              <w:t>–</w:t>
+            </w:r>
+            <w:proofErr w:type="spellStart"/>
+            <w:r>
+              <w:rPr>
+                <w:rFonts w:ascii="BRH Devanagari Extra" w:hAnsi="BRH Devanagari Extra" w:cs="BRH Devanagari Extra"/>
+                <w:color w:val="000000"/>
+                <w:sz w:val="40"/>
+                <w:szCs w:val="40"/>
+              </w:rPr>
+              <w:t>zÉÔlÉç</w:t>
+            </w:r>
+            <w:proofErr w:type="spellEnd"/>
+            <w:r>
+              <w:rPr>
+                <w:rFonts w:ascii="BRH Devanagari Extra" w:hAnsi="BRH Devanagari Extra" w:cs="BRH Devanagari Extra"/>
+                <w:color w:val="000000"/>
+                <w:sz w:val="40"/>
+                <w:szCs w:val="40"/>
+              </w:rPr>
+              <w:t xml:space="preserve"> | mÉ</w:t>
+            </w:r>
+            <w:r>
+              <w:rPr>
+                <w:rFonts w:ascii="BRH Malayalam Extra" w:hAnsi="BRH Malayalam Extra" w:cs="BRH Devanagari Extra"/>
+                <w:color w:val="000000"/>
+                <w:sz w:val="32"/>
+                <w:szCs w:val="40"/>
+                <w:highlight w:val="green"/>
+              </w:rPr>
+              <w:t>–</w:t>
+            </w:r>
+            <w:proofErr w:type="spellStart"/>
+            <w:r>
+              <w:rPr>
+                <w:rFonts w:ascii="BRH Devanagari Extra" w:hAnsi="BRH Devanagari Extra" w:cs="BRH Devanagari Extra"/>
+                <w:color w:val="000000"/>
+                <w:sz w:val="40"/>
+                <w:szCs w:val="40"/>
+                <w:highlight w:val="green"/>
+              </w:rPr>
+              <w:t>zÉ</w:t>
+            </w:r>
+            <w:r>
+              <w:rPr>
+                <w:rFonts w:ascii="BRH Devanagari Extra" w:hAnsi="BRH Devanagari Extra" w:cs="BRH Devanagari Extra"/>
+                <w:color w:val="000000"/>
+                <w:sz w:val="40"/>
+                <w:szCs w:val="40"/>
+              </w:rPr>
+              <w:t>ÔlÉç</w:t>
+            </w:r>
+            <w:proofErr w:type="spellEnd"/>
+            <w:r>
+              <w:rPr>
+                <w:rFonts w:ascii="BRH Devanagari Extra" w:hAnsi="BRH Devanagari Extra" w:cs="BRH Devanagari Extra"/>
+                <w:color w:val="000000"/>
+                <w:sz w:val="40"/>
+                <w:szCs w:val="40"/>
+              </w:rPr>
+              <w:t xml:space="preserve"> ÌlÉ</w:t>
+            </w:r>
+            <w:r>
+              <w:rPr>
+                <w:rFonts w:ascii="BRH Malayalam Extra" w:hAnsi="BRH Malayalam Extra" w:cs="BRH Devanagari Extra"/>
+                <w:color w:val="000000"/>
+                <w:sz w:val="32"/>
+                <w:szCs w:val="40"/>
+              </w:rPr>
+              <w:t>–</w:t>
+            </w:r>
+            <w:proofErr w:type="spellStart"/>
+            <w:r>
+              <w:rPr>
+                <w:rFonts w:ascii="BRH Devanagari Extra" w:hAnsi="BRH Devanagari Extra" w:cs="BRH Devanagari Extra"/>
+                <w:color w:val="000000"/>
+                <w:sz w:val="40"/>
+                <w:szCs w:val="40"/>
+              </w:rPr>
+              <w:t>rÉÉïcrÉþ</w:t>
+            </w:r>
+            <w:proofErr w:type="spellEnd"/>
+            <w:r>
+              <w:rPr>
+                <w:rFonts w:ascii="BRH Devanagari Extra" w:hAnsi="BRH Devanagari Extra" w:cs="BRH Devanagari Extra"/>
+                <w:color w:val="000000"/>
+                <w:sz w:val="40"/>
+                <w:szCs w:val="40"/>
+              </w:rPr>
+              <w:t xml:space="preserve"> |</w:t>
+            </w:r>
+          </w:p>
+        </w:tc>
+      </w:tr>
+      <w:tr>
+        <w:trPr>
+          <w:trHeight w:val="962"/>
+        </w:trPr>
+        <w:tc>
+          <w:tcPr>
+            <w:tcW w:w="3906" w:type="dxa"/>
+          </w:tcPr>
+          <w:p>
+            <w:pPr>
+              <w:widowControl w:val="0"/>
+              <w:tabs>
+                <w:tab w:val="left" w:pos="993"/>
+              </w:tabs>
+              <w:autoSpaceDE w:val="0"/>
+              <w:autoSpaceDN w:val="0"/>
+              <w:adjustRightInd w:val="0"/>
+              <w:spacing w:before="0" w:line="252" w:lineRule="auto"/>
+              <w:ind w:right="297"/>
+              <w:rPr>
+                <w:rFonts w:cs="Arial"/>
+                <w:b/>
+                <w:color w:val="000000"/>
+                <w:sz w:val="28"/>
+                <w:szCs w:val="28"/>
+              </w:rPr>
+            </w:pPr>
+            <w:r>
+              <w:rPr>
+                <w:rFonts w:cs="Arial"/>
+                <w:b/>
+                <w:color w:val="000000"/>
+                <w:sz w:val="28"/>
+                <w:szCs w:val="28"/>
+              </w:rPr>
+              <w:t>T.S.5.1.2.</w:t>
+            </w:r>
+            <w:r>
+              <w:rPr>
+                <w:rFonts w:cs="Arial"/>
+                <w:b/>
+                <w:color w:val="000000"/>
+                <w:sz w:val="28"/>
+                <w:szCs w:val="28"/>
+              </w:rPr>
+              <w:t>4</w:t>
+            </w:r>
+            <w:r>
+              <w:rPr>
+                <w:rFonts w:cs="Arial"/>
+                <w:b/>
+                <w:color w:val="000000"/>
+                <w:sz w:val="28"/>
+                <w:szCs w:val="28"/>
+              </w:rPr>
+              <w:t xml:space="preserve"> – Kramam</w:t>
+            </w:r>
+          </w:p>
+          <w:p>
+            <w:pPr>
+              <w:widowControl w:val="0"/>
+              <w:tabs>
+                <w:tab w:val="left" w:pos="993"/>
+              </w:tabs>
+              <w:autoSpaceDE w:val="0"/>
+              <w:autoSpaceDN w:val="0"/>
+              <w:adjustRightInd w:val="0"/>
+              <w:spacing w:before="0" w:line="252" w:lineRule="auto"/>
+              <w:ind w:right="297"/>
+              <w:rPr>
+                <w:rFonts w:cstheme="minorBidi"/>
+                <w:b/>
+                <w:color w:val="000000"/>
+                <w:sz w:val="28"/>
+                <w:szCs w:val="28"/>
+                <w:lang w:val="en-IN" w:bidi="ta-IN"/>
+              </w:rPr>
+            </w:pPr>
+            <w:r>
+              <w:rPr>
+                <w:rFonts w:cs="Arial"/>
+                <w:b/>
+                <w:color w:val="000000"/>
+                <w:sz w:val="28"/>
+                <w:szCs w:val="28"/>
+              </w:rPr>
+              <w:t xml:space="preserve">Krama Vaakyam No.– </w:t>
+            </w:r>
+            <w:r>
+              <w:rPr>
+                <w:rFonts w:cs="Arial"/>
+                <w:b/>
+                <w:color w:val="000000"/>
+                <w:sz w:val="28"/>
+                <w:szCs w:val="28"/>
+                <w:lang w:val="en-IN"/>
+              </w:rPr>
+              <w:t>41</w:t>
+            </w:r>
+          </w:p>
+          <w:p>
+            <w:pPr>
+              <w:widowControl w:val="0"/>
+              <w:tabs>
+                <w:tab w:val="left" w:pos="993"/>
+              </w:tabs>
+              <w:autoSpaceDE w:val="0"/>
+              <w:autoSpaceDN w:val="0"/>
+              <w:adjustRightInd w:val="0"/>
+              <w:spacing w:before="0" w:line="252" w:lineRule="auto"/>
+              <w:ind w:right="297"/>
+              <w:rPr>
+                <w:rFonts w:cs="Arial"/>
+                <w:b/>
+                <w:color w:val="000000"/>
+                <w:sz w:val="28"/>
+                <w:szCs w:val="28"/>
+              </w:rPr>
+            </w:pPr>
+            <w:r>
+              <w:rPr>
+                <w:rFonts w:cs="Arial"/>
+                <w:b/>
+                <w:color w:val="000000"/>
+                <w:sz w:val="28"/>
+                <w:szCs w:val="28"/>
+              </w:rPr>
+              <w:t xml:space="preserve">Panchaati No. - </w:t>
+            </w:r>
+            <w:r>
+              <w:rPr>
+                <w:rFonts w:cs="Arial"/>
+                <w:b/>
+                <w:color w:val="000000"/>
+                <w:sz w:val="28"/>
+                <w:szCs w:val="28"/>
+              </w:rPr>
+              <w:t>8</w:t>
+            </w:r>
+          </w:p>
+        </w:tc>
+        <w:tc>
+          <w:tcPr>
+            <w:tcW w:w="5103" w:type="dxa"/>
+          </w:tcPr>
+          <w:p>
+            <w:pPr>
+              <w:widowControl w:val="0"/>
+              <w:autoSpaceDE w:val="0"/>
+              <w:autoSpaceDN w:val="0"/>
+              <w:adjustRightInd w:val="0"/>
+              <w:spacing w:before="0" w:line="240" w:lineRule="auto"/>
+              <w:rPr>
+                <w:rFonts w:ascii="BRH Devanagari Extra" w:hAnsi="BRH Devanagari Extra" w:cs="BRH Devanagari Extra"/>
+                <w:color w:val="000000"/>
+                <w:sz w:val="40"/>
+                <w:szCs w:val="40"/>
+              </w:rPr>
+            </w:pPr>
+            <w:proofErr w:type="spellStart"/>
+            <w:r>
+              <w:rPr>
+                <w:rFonts w:ascii="BRH Devanagari Extra" w:hAnsi="BRH Devanagari Extra" w:cs="BRH Devanagari Extra"/>
+                <w:color w:val="000000"/>
+                <w:sz w:val="40"/>
+                <w:szCs w:val="40"/>
+              </w:rPr>
+              <w:t>AcNåûþÌWû</w:t>
+            </w:r>
+            <w:proofErr w:type="spellEnd"/>
+            <w:r>
+              <w:rPr>
+                <w:rFonts w:ascii="BRH Devanagari Extra" w:hAnsi="BRH Devanagari Extra" w:cs="BRH Devanagari Extra"/>
+                <w:color w:val="000000"/>
+                <w:sz w:val="40"/>
+                <w:szCs w:val="40"/>
+              </w:rPr>
+              <w:t xml:space="preserve"> | </w:t>
+            </w:r>
+            <w:r>
+              <w:rPr>
+                <w:rFonts w:ascii="BRH Devanagari Extra" w:hAnsi="BRH Devanagari Extra" w:cs="BRH Devanagari Extra"/>
+                <w:color w:val="000000"/>
+                <w:sz w:val="40"/>
+                <w:szCs w:val="40"/>
+                <w:highlight w:val="yellow"/>
+              </w:rPr>
+              <w:t>L</w:t>
+            </w:r>
+            <w:r>
+              <w:rPr>
+                <w:rFonts w:ascii="BRH Malayalam Extra" w:hAnsi="BRH Malayalam Extra" w:cs="BRH Devanagari Extra"/>
+                <w:color w:val="000000"/>
+                <w:sz w:val="32"/>
+                <w:szCs w:val="40"/>
+                <w:highlight w:val="yellow"/>
+              </w:rPr>
+              <w:t>–</w:t>
+            </w:r>
+            <w:proofErr w:type="spellStart"/>
+            <w:r>
+              <w:rPr>
+                <w:rFonts w:ascii="BRH Devanagari Extra" w:hAnsi="BRH Devanagari Extra" w:cs="BRH Devanagari Extra"/>
+                <w:color w:val="000000"/>
+                <w:sz w:val="40"/>
+                <w:szCs w:val="40"/>
+              </w:rPr>
+              <w:t>WûÏÌiÉþ</w:t>
+            </w:r>
+            <w:proofErr w:type="spellEnd"/>
+            <w:r>
+              <w:rPr>
+                <w:rFonts w:ascii="BRH Devanagari Extra" w:hAnsi="BRH Devanagari Extra" w:cs="BRH Devanagari Extra"/>
+                <w:color w:val="000000"/>
+                <w:sz w:val="40"/>
+                <w:szCs w:val="40"/>
+              </w:rPr>
+              <w:t xml:space="preserve"> |</w:t>
+            </w:r>
+          </w:p>
+        </w:tc>
+        <w:tc>
+          <w:tcPr>
+            <w:tcW w:w="5386" w:type="dxa"/>
+          </w:tcPr>
+          <w:p>
+            <w:pPr>
+              <w:widowControl w:val="0"/>
+              <w:autoSpaceDE w:val="0"/>
+              <w:autoSpaceDN w:val="0"/>
+              <w:adjustRightInd w:val="0"/>
+              <w:spacing w:before="0" w:line="240" w:lineRule="auto"/>
+              <w:rPr>
+                <w:rFonts w:ascii="BRH Devanagari Extra" w:hAnsi="BRH Devanagari Extra" w:cs="BRH Devanagari Extra"/>
+                <w:color w:val="000000"/>
+                <w:sz w:val="40"/>
+                <w:szCs w:val="40"/>
+              </w:rPr>
+            </w:pPr>
+            <w:proofErr w:type="spellStart"/>
+            <w:r>
+              <w:rPr>
+                <w:rFonts w:ascii="BRH Devanagari Extra" w:hAnsi="BRH Devanagari Extra" w:cs="BRH Devanagari Extra"/>
+                <w:color w:val="000000"/>
+                <w:sz w:val="40"/>
+                <w:szCs w:val="40"/>
+              </w:rPr>
+              <w:t>AcNåûþÌWû</w:t>
+            </w:r>
+            <w:proofErr w:type="spellEnd"/>
+            <w:r>
+              <w:rPr>
+                <w:rFonts w:ascii="BRH Devanagari Extra" w:hAnsi="BRH Devanagari Extra" w:cs="BRH Devanagari Extra"/>
+                <w:color w:val="000000"/>
+                <w:sz w:val="40"/>
+                <w:szCs w:val="40"/>
+              </w:rPr>
+              <w:t xml:space="preserve"> | </w:t>
+            </w:r>
+            <w:r>
+              <w:rPr>
+                <w:rFonts w:ascii="BRH Devanagari Extra" w:hAnsi="BRH Devanagari Extra" w:cs="BRH Devanagari Extra"/>
+                <w:color w:val="000000"/>
+                <w:sz w:val="40"/>
+                <w:szCs w:val="40"/>
+                <w:highlight w:val="green"/>
+              </w:rPr>
+              <w:t>C</w:t>
+            </w:r>
+            <w:r>
+              <w:rPr>
+                <w:rFonts w:ascii="BRH Malayalam Extra" w:hAnsi="BRH Malayalam Extra" w:cs="BRH Devanagari Extra"/>
+                <w:color w:val="000000"/>
+                <w:sz w:val="32"/>
+                <w:szCs w:val="40"/>
+                <w:highlight w:val="green"/>
+              </w:rPr>
+              <w:t>–</w:t>
+            </w:r>
+            <w:proofErr w:type="spellStart"/>
+            <w:r>
+              <w:rPr>
+                <w:rFonts w:ascii="BRH Devanagari Extra" w:hAnsi="BRH Devanagari Extra" w:cs="BRH Devanagari Extra"/>
+                <w:color w:val="000000"/>
+                <w:sz w:val="40"/>
+                <w:szCs w:val="40"/>
+              </w:rPr>
+              <w:t>WûÏÌiÉþ</w:t>
+            </w:r>
+            <w:proofErr w:type="spellEnd"/>
+            <w:r>
+              <w:rPr>
+                <w:rFonts w:ascii="BRH Devanagari Extra" w:hAnsi="BRH Devanagari Extra" w:cs="BRH Devanagari Extra"/>
+                <w:color w:val="000000"/>
+                <w:sz w:val="40"/>
+                <w:szCs w:val="40"/>
+              </w:rPr>
+              <w:t xml:space="preserve"> |</w:t>
+            </w:r>
+          </w:p>
+        </w:tc>
+      </w:tr>
+      <w:tr>
+        <w:trPr>
+          <w:trHeight w:val="962"/>
+        </w:trPr>
+        <w:tc>
+          <w:tcPr>
+            <w:tcW w:w="3906" w:type="dxa"/>
+          </w:tcPr>
+          <w:p>
+            <w:pPr>
+              <w:widowControl w:val="0"/>
+              <w:tabs>
+                <w:tab w:val="left" w:pos="993"/>
+              </w:tabs>
+              <w:autoSpaceDE w:val="0"/>
+              <w:autoSpaceDN w:val="0"/>
+              <w:adjustRightInd w:val="0"/>
+              <w:spacing w:before="0" w:line="252" w:lineRule="auto"/>
+              <w:ind w:right="297"/>
+              <w:rPr>
+                <w:rFonts w:cs="Arial"/>
+                <w:b/>
+                <w:color w:val="000000"/>
+                <w:sz w:val="28"/>
+                <w:szCs w:val="28"/>
+              </w:rPr>
+            </w:pPr>
+            <w:r>
+              <w:rPr>
+                <w:rFonts w:cs="Arial"/>
+                <w:b/>
+                <w:color w:val="000000"/>
+                <w:sz w:val="28"/>
+                <w:szCs w:val="28"/>
+              </w:rPr>
+              <w:t>T.S.5.1.</w:t>
+            </w:r>
+            <w:r>
+              <w:rPr>
+                <w:rFonts w:cs="Arial"/>
+                <w:b/>
+                <w:color w:val="000000"/>
+                <w:sz w:val="28"/>
+                <w:szCs w:val="28"/>
+              </w:rPr>
+              <w:t>6</w:t>
+            </w:r>
+            <w:r>
+              <w:rPr>
+                <w:rFonts w:cs="Arial"/>
+                <w:b/>
+                <w:color w:val="000000"/>
+                <w:sz w:val="28"/>
+                <w:szCs w:val="28"/>
+              </w:rPr>
+              <w:t>.</w:t>
+            </w:r>
+            <w:r>
+              <w:rPr>
+                <w:rFonts w:cs="Arial"/>
+                <w:b/>
+                <w:color w:val="000000"/>
+                <w:sz w:val="28"/>
+                <w:szCs w:val="28"/>
+              </w:rPr>
+              <w:t>4</w:t>
+            </w:r>
+            <w:r>
+              <w:rPr>
+                <w:rFonts w:cs="Arial"/>
+                <w:b/>
+                <w:color w:val="000000"/>
+                <w:sz w:val="28"/>
+                <w:szCs w:val="28"/>
+              </w:rPr>
+              <w:t xml:space="preserve"> – Kramam</w:t>
+            </w:r>
+          </w:p>
+          <w:p>
+            <w:pPr>
+              <w:widowControl w:val="0"/>
+              <w:tabs>
+                <w:tab w:val="left" w:pos="993"/>
+              </w:tabs>
+              <w:autoSpaceDE w:val="0"/>
+              <w:autoSpaceDN w:val="0"/>
+              <w:adjustRightInd w:val="0"/>
+              <w:spacing w:before="0" w:line="252" w:lineRule="auto"/>
+              <w:ind w:right="297"/>
+              <w:rPr>
+                <w:rFonts w:cstheme="minorBidi"/>
+                <w:b/>
+                <w:color w:val="000000"/>
+                <w:sz w:val="28"/>
+                <w:szCs w:val="28"/>
+                <w:lang w:val="en-IN" w:bidi="ta-IN"/>
+              </w:rPr>
+            </w:pPr>
+            <w:r>
+              <w:rPr>
+                <w:rFonts w:cs="Arial"/>
+                <w:b/>
+                <w:color w:val="000000"/>
+                <w:sz w:val="28"/>
+                <w:szCs w:val="28"/>
+              </w:rPr>
+              <w:t xml:space="preserve">Krama Vaakyam No.– </w:t>
+            </w:r>
+            <w:r>
+              <w:rPr>
+                <w:rFonts w:cs="Arial"/>
+                <w:b/>
+                <w:color w:val="000000"/>
+                <w:sz w:val="28"/>
+                <w:szCs w:val="28"/>
+              </w:rPr>
+              <w:t>1</w:t>
+            </w:r>
+            <w:r>
+              <w:rPr>
+                <w:rFonts w:cs="Arial"/>
+                <w:b/>
+                <w:color w:val="000000"/>
+                <w:sz w:val="28"/>
+                <w:szCs w:val="28"/>
+                <w:lang w:val="en-IN"/>
+              </w:rPr>
+              <w:t>1</w:t>
+            </w:r>
+          </w:p>
+          <w:p>
+            <w:pPr>
+              <w:widowControl w:val="0"/>
+              <w:tabs>
+                <w:tab w:val="left" w:pos="993"/>
+              </w:tabs>
+              <w:autoSpaceDE w:val="0"/>
+              <w:autoSpaceDN w:val="0"/>
+              <w:adjustRightInd w:val="0"/>
+              <w:spacing w:before="0" w:line="252" w:lineRule="auto"/>
+              <w:ind w:right="297"/>
+              <w:rPr>
+                <w:rFonts w:cs="Arial"/>
+                <w:b/>
+                <w:color w:val="000000"/>
+                <w:sz w:val="28"/>
+                <w:szCs w:val="28"/>
+              </w:rPr>
+            </w:pPr>
+            <w:r>
+              <w:rPr>
+                <w:rFonts w:cs="Arial"/>
+                <w:b/>
+                <w:color w:val="000000"/>
+                <w:sz w:val="28"/>
+                <w:szCs w:val="28"/>
+              </w:rPr>
+              <w:t xml:space="preserve">Panchaati No. - </w:t>
+            </w:r>
+            <w:r>
+              <w:rPr>
+                <w:rFonts w:cs="Arial"/>
+                <w:b/>
+                <w:color w:val="000000"/>
+                <w:sz w:val="28"/>
+                <w:szCs w:val="28"/>
+              </w:rPr>
+              <w:t>34</w:t>
+            </w:r>
+          </w:p>
+        </w:tc>
+        <w:tc>
+          <w:tcPr>
+            <w:tcW w:w="5103" w:type="dxa"/>
+          </w:tcPr>
+          <w:p>
+            <w:pPr>
+              <w:widowControl w:val="0"/>
+              <w:autoSpaceDE w:val="0"/>
+              <w:autoSpaceDN w:val="0"/>
+              <w:adjustRightInd w:val="0"/>
+              <w:spacing w:before="0" w:line="240" w:lineRule="auto"/>
+              <w:rPr>
+                <w:rFonts w:ascii="BRH Devanagari Extra" w:hAnsi="BRH Devanagari Extra" w:cs="BRH Devanagari Extra"/>
+                <w:color w:val="000000"/>
+                <w:sz w:val="40"/>
+                <w:szCs w:val="40"/>
+              </w:rPr>
+            </w:pPr>
+            <w:proofErr w:type="spellStart"/>
+            <w:r>
+              <w:rPr>
+                <w:rFonts w:ascii="BRH Devanagari Extra" w:hAnsi="BRH Devanagari Extra" w:cs="BRH Devanagari Extra"/>
+                <w:color w:val="000000"/>
+                <w:sz w:val="40"/>
+                <w:szCs w:val="40"/>
+              </w:rPr>
+              <w:t>AluÉ</w:t>
+            </w:r>
+            <w:proofErr w:type="spellEnd"/>
+            <w:r>
+              <w:rPr>
+                <w:rFonts w:ascii="BRH Malayalam Extra" w:hAnsi="BRH Malayalam Extra" w:cs="BRH Devanagari Extra"/>
+                <w:color w:val="000000"/>
+                <w:sz w:val="32"/>
+                <w:szCs w:val="40"/>
+              </w:rPr>
+              <w:t>–</w:t>
+            </w:r>
+            <w:proofErr w:type="spellStart"/>
+            <w:r>
+              <w:rPr>
+                <w:rFonts w:ascii="BRH Devanagari Extra" w:hAnsi="BRH Devanagari Extra" w:cs="BRH Devanagari Extra"/>
+                <w:color w:val="000000"/>
+                <w:sz w:val="40"/>
+                <w:szCs w:val="40"/>
+              </w:rPr>
+              <w:t>lrÉæÈ</w:t>
+            </w:r>
+            <w:proofErr w:type="spellEnd"/>
+            <w:r>
+              <w:rPr>
+                <w:rFonts w:ascii="BRH Devanagari Extra" w:hAnsi="BRH Devanagari Extra" w:cs="BRH Devanagari Extra"/>
+                <w:color w:val="000000"/>
+                <w:sz w:val="40"/>
+                <w:szCs w:val="40"/>
+              </w:rPr>
+              <w:t xml:space="preserve"> | A</w:t>
+            </w:r>
+            <w:r>
+              <w:rPr>
+                <w:rFonts w:ascii="BRH Malayalam Extra" w:hAnsi="BRH Malayalam Extra" w:cs="BRH Devanagari Extra"/>
+                <w:color w:val="000000"/>
+                <w:sz w:val="32"/>
+                <w:szCs w:val="40"/>
+              </w:rPr>
+              <w:t>–</w:t>
+            </w:r>
+            <w:proofErr w:type="spellStart"/>
+            <w:r>
+              <w:rPr>
+                <w:rFonts w:ascii="BRH Devanagari Extra" w:hAnsi="BRH Devanagari Extra" w:cs="BRH Devanagari Extra"/>
+                <w:color w:val="000000"/>
+                <w:sz w:val="40"/>
+                <w:szCs w:val="40"/>
+                <w:highlight w:val="yellow"/>
+              </w:rPr>
+              <w:t>luÉ</w:t>
+            </w:r>
+            <w:proofErr w:type="spellEnd"/>
+            <w:r>
+              <w:rPr>
+                <w:rFonts w:ascii="BRH Malayalam Extra" w:hAnsi="BRH Malayalam Extra" w:cs="BRH Devanagari Extra"/>
+                <w:color w:val="000000"/>
+                <w:sz w:val="32"/>
+                <w:szCs w:val="40"/>
+                <w:highlight w:val="yellow"/>
+              </w:rPr>
+              <w:t>–</w:t>
+            </w:r>
+            <w:proofErr w:type="spellStart"/>
+            <w:r>
+              <w:rPr>
+                <w:rFonts w:ascii="BRH Devanagari Extra" w:hAnsi="BRH Devanagari Extra" w:cs="BRH Devanagari Extra"/>
+                <w:color w:val="000000"/>
+                <w:sz w:val="40"/>
+                <w:szCs w:val="40"/>
+                <w:highlight w:val="yellow"/>
+              </w:rPr>
+              <w:t>lrÉæUç</w:t>
+            </w:r>
+            <w:proofErr w:type="spellEnd"/>
+            <w:r>
+              <w:rPr>
+                <w:rFonts w:ascii="BRH Devanagari Extra" w:hAnsi="BRH Devanagari Extra" w:cs="BRH Devanagari Extra"/>
+                <w:color w:val="000000"/>
+                <w:sz w:val="40"/>
+                <w:szCs w:val="40"/>
+              </w:rPr>
+              <w:t xml:space="preserve"> </w:t>
+            </w:r>
+            <w:proofErr w:type="spellStart"/>
+            <w:r>
+              <w:rPr>
+                <w:rFonts w:ascii="BRH Devanagari Extra" w:hAnsi="BRH Devanagari Extra" w:cs="BRH Devanagari Extra"/>
+                <w:color w:val="000000"/>
+                <w:sz w:val="40"/>
+                <w:szCs w:val="40"/>
+              </w:rPr>
+              <w:t>qÉþl§ÉrÉiÉå</w:t>
+            </w:r>
+            <w:proofErr w:type="spellEnd"/>
+            <w:r>
+              <w:rPr>
+                <w:rFonts w:ascii="BRH Devanagari Extra" w:hAnsi="BRH Devanagari Extra" w:cs="BRH Devanagari Extra"/>
+                <w:color w:val="000000"/>
+                <w:sz w:val="40"/>
+                <w:szCs w:val="40"/>
+              </w:rPr>
+              <w:t xml:space="preserve"> |</w:t>
+            </w:r>
+          </w:p>
+        </w:tc>
+        <w:tc>
+          <w:tcPr>
+            <w:tcW w:w="5386" w:type="dxa"/>
+          </w:tcPr>
+          <w:p>
+            <w:pPr>
+              <w:widowControl w:val="0"/>
+              <w:autoSpaceDE w:val="0"/>
+              <w:autoSpaceDN w:val="0"/>
+              <w:adjustRightInd w:val="0"/>
+              <w:spacing w:before="0" w:line="240" w:lineRule="auto"/>
+              <w:rPr>
+                <w:rFonts w:ascii="BRH Devanagari Extra" w:hAnsi="BRH Devanagari Extra" w:cs="BRH Devanagari Extra"/>
+                <w:color w:val="000000"/>
+                <w:sz w:val="40"/>
+                <w:szCs w:val="40"/>
+              </w:rPr>
+            </w:pPr>
+            <w:proofErr w:type="spellStart"/>
+            <w:r>
+              <w:rPr>
+                <w:rFonts w:ascii="BRH Devanagari Extra" w:hAnsi="BRH Devanagari Extra" w:cs="BRH Devanagari Extra"/>
+                <w:color w:val="000000"/>
+                <w:sz w:val="40"/>
+                <w:szCs w:val="40"/>
+              </w:rPr>
+              <w:t>AluÉ</w:t>
+            </w:r>
+            <w:proofErr w:type="spellEnd"/>
+            <w:r>
+              <w:rPr>
+                <w:rFonts w:ascii="BRH Malayalam Extra" w:hAnsi="BRH Malayalam Extra" w:cs="BRH Devanagari Extra"/>
+                <w:color w:val="000000"/>
+                <w:sz w:val="32"/>
+                <w:szCs w:val="40"/>
+              </w:rPr>
+              <w:t>–</w:t>
+            </w:r>
+            <w:proofErr w:type="spellStart"/>
+            <w:r>
+              <w:rPr>
+                <w:rFonts w:ascii="BRH Devanagari Extra" w:hAnsi="BRH Devanagari Extra" w:cs="BRH Devanagari Extra"/>
+                <w:color w:val="000000"/>
+                <w:sz w:val="40"/>
+                <w:szCs w:val="40"/>
+              </w:rPr>
+              <w:t>lrÉæÈ</w:t>
+            </w:r>
+            <w:proofErr w:type="spellEnd"/>
+            <w:r>
+              <w:rPr>
+                <w:rFonts w:ascii="BRH Devanagari Extra" w:hAnsi="BRH Devanagari Extra" w:cs="BRH Devanagari Extra"/>
+                <w:color w:val="000000"/>
+                <w:sz w:val="40"/>
+                <w:szCs w:val="40"/>
+              </w:rPr>
+              <w:t xml:space="preserve"> | </w:t>
+            </w:r>
+            <w:r>
+              <w:rPr>
+                <w:rFonts w:ascii="BRH Devanagari Extra" w:hAnsi="BRH Devanagari Extra" w:cs="BRH Devanagari Extra"/>
+                <w:color w:val="000000"/>
+                <w:sz w:val="40"/>
+                <w:szCs w:val="40"/>
+                <w:highlight w:val="green"/>
+              </w:rPr>
+              <w:t>A</w:t>
+            </w:r>
+            <w:r>
+              <w:rPr>
+                <w:rFonts w:ascii="BRH Malayalam Extra" w:hAnsi="BRH Malayalam Extra" w:cs="BRH Devanagari Extra"/>
+                <w:color w:val="000000"/>
+                <w:sz w:val="32"/>
+                <w:szCs w:val="40"/>
+                <w:highlight w:val="green"/>
+              </w:rPr>
+              <w:t>–</w:t>
+            </w:r>
+            <w:proofErr w:type="spellStart"/>
+            <w:r>
+              <w:rPr>
+                <w:rFonts w:ascii="BRH Devanagari Extra" w:hAnsi="BRH Devanagari Extra" w:cs="BRH Devanagari Extra"/>
+                <w:color w:val="000000"/>
+                <w:sz w:val="40"/>
+                <w:szCs w:val="40"/>
+                <w:highlight w:val="green"/>
+              </w:rPr>
+              <w:t>lrÉæU</w:t>
+            </w:r>
+            <w:r>
+              <w:rPr>
+                <w:rFonts w:ascii="BRH Devanagari Extra" w:hAnsi="BRH Devanagari Extra" w:cs="BRH Devanagari Extra"/>
+                <w:color w:val="000000"/>
+                <w:sz w:val="40"/>
+                <w:szCs w:val="40"/>
+              </w:rPr>
+              <w:t>ç</w:t>
+            </w:r>
+            <w:proofErr w:type="spellEnd"/>
+            <w:r>
+              <w:rPr>
+                <w:rFonts w:ascii="BRH Devanagari Extra" w:hAnsi="BRH Devanagari Extra" w:cs="BRH Devanagari Extra"/>
+                <w:color w:val="000000"/>
+                <w:sz w:val="40"/>
+                <w:szCs w:val="40"/>
+              </w:rPr>
+              <w:t xml:space="preserve"> </w:t>
+            </w:r>
+            <w:proofErr w:type="spellStart"/>
+            <w:r>
+              <w:rPr>
+                <w:rFonts w:ascii="BRH Devanagari Extra" w:hAnsi="BRH Devanagari Extra" w:cs="BRH Devanagari Extra"/>
+                <w:color w:val="000000"/>
+                <w:sz w:val="40"/>
+                <w:szCs w:val="40"/>
+              </w:rPr>
+              <w:t>qÉþl§ÉrÉiÉå</w:t>
+            </w:r>
+            <w:proofErr w:type="spellEnd"/>
+            <w:r>
+              <w:rPr>
+                <w:rFonts w:ascii="BRH Devanagari Extra" w:hAnsi="BRH Devanagari Extra" w:cs="BRH Devanagari Extra"/>
+                <w:color w:val="000000"/>
+                <w:sz w:val="40"/>
+                <w:szCs w:val="40"/>
+              </w:rPr>
+              <w:t xml:space="preserve"> |</w:t>
+            </w:r>
+          </w:p>
+        </w:tc>
+      </w:tr>
+      <w:tr>
+        <w:trPr>
+          <w:trHeight w:val="962"/>
+        </w:trPr>
+        <w:tc>
+          <w:tcPr>
+            <w:tcW w:w="3906" w:type="dxa"/>
+          </w:tcPr>
+          <w:p>
+            <w:pPr>
+              <w:widowControl w:val="0"/>
+              <w:tabs>
+                <w:tab w:val="left" w:pos="993"/>
+              </w:tabs>
+              <w:autoSpaceDE w:val="0"/>
+              <w:autoSpaceDN w:val="0"/>
+              <w:adjustRightInd w:val="0"/>
+              <w:spacing w:before="0" w:line="252" w:lineRule="auto"/>
+              <w:ind w:right="297"/>
+              <w:rPr>
+                <w:rFonts w:cs="Arial"/>
+                <w:b/>
+                <w:color w:val="000000"/>
+                <w:sz w:val="28"/>
+                <w:szCs w:val="28"/>
+              </w:rPr>
+            </w:pPr>
+            <w:r>
+              <w:rPr>
+                <w:rFonts w:cs="Arial"/>
+                <w:b/>
+                <w:color w:val="000000"/>
+                <w:sz w:val="28"/>
+                <w:szCs w:val="28"/>
+              </w:rPr>
+              <w:t>T.S.5.1.</w:t>
+            </w:r>
+            <w:r>
+              <w:rPr>
+                <w:rFonts w:cs="Arial"/>
+                <w:b/>
+                <w:color w:val="000000"/>
+                <w:sz w:val="28"/>
+                <w:szCs w:val="28"/>
+              </w:rPr>
+              <w:t>9.3</w:t>
+            </w:r>
+            <w:r>
+              <w:rPr>
+                <w:rFonts w:cs="Arial"/>
+                <w:b/>
+                <w:color w:val="000000"/>
+                <w:sz w:val="28"/>
+                <w:szCs w:val="28"/>
+              </w:rPr>
+              <w:t xml:space="preserve"> – Kramam</w:t>
+            </w:r>
+          </w:p>
+          <w:p>
+            <w:pPr>
+              <w:widowControl w:val="0"/>
+              <w:tabs>
+                <w:tab w:val="left" w:pos="993"/>
+              </w:tabs>
+              <w:autoSpaceDE w:val="0"/>
+              <w:autoSpaceDN w:val="0"/>
+              <w:adjustRightInd w:val="0"/>
+              <w:spacing w:before="0" w:line="252" w:lineRule="auto"/>
+              <w:ind w:right="297"/>
+              <w:rPr>
+                <w:rFonts w:cstheme="minorBidi"/>
+                <w:b/>
+                <w:color w:val="000000"/>
+                <w:sz w:val="28"/>
+                <w:szCs w:val="28"/>
+                <w:lang w:val="en-IN" w:bidi="ta-IN"/>
+              </w:rPr>
+            </w:pPr>
+            <w:r>
+              <w:rPr>
+                <w:rFonts w:cs="Arial"/>
+                <w:b/>
+                <w:color w:val="000000"/>
+                <w:sz w:val="28"/>
+                <w:szCs w:val="28"/>
+              </w:rPr>
+              <w:t xml:space="preserve">Krama Vaakyam No.– </w:t>
+            </w:r>
+            <w:r>
+              <w:rPr>
+                <w:rFonts w:cs="Arial"/>
+                <w:b/>
+                <w:color w:val="000000"/>
+                <w:sz w:val="28"/>
+                <w:szCs w:val="28"/>
+              </w:rPr>
+              <w:t>37,38</w:t>
+            </w:r>
+          </w:p>
+          <w:p>
+            <w:pPr>
+              <w:widowControl w:val="0"/>
+              <w:tabs>
+                <w:tab w:val="left" w:pos="993"/>
+              </w:tabs>
+              <w:autoSpaceDE w:val="0"/>
+              <w:autoSpaceDN w:val="0"/>
+              <w:adjustRightInd w:val="0"/>
+              <w:spacing w:before="0" w:line="252" w:lineRule="auto"/>
+              <w:ind w:right="297"/>
+              <w:rPr>
+                <w:rFonts w:cs="Arial"/>
+                <w:b/>
+                <w:color w:val="000000"/>
+                <w:sz w:val="28"/>
+                <w:szCs w:val="28"/>
+              </w:rPr>
+            </w:pPr>
+            <w:r>
+              <w:rPr>
+                <w:rFonts w:cs="Arial"/>
+                <w:b/>
+                <w:color w:val="000000"/>
+                <w:sz w:val="28"/>
+                <w:szCs w:val="28"/>
+              </w:rPr>
+              <w:t xml:space="preserve">Panchaati No. - </w:t>
+            </w:r>
+            <w:r>
+              <w:rPr>
+                <w:rFonts w:cs="Arial"/>
+                <w:b/>
+                <w:color w:val="000000"/>
+                <w:sz w:val="28"/>
+                <w:szCs w:val="28"/>
+              </w:rPr>
+              <w:t>47</w:t>
+            </w:r>
+          </w:p>
+        </w:tc>
+        <w:tc>
+          <w:tcPr>
+            <w:tcW w:w="5103" w:type="dxa"/>
+          </w:tcPr>
+          <w:p>
+            <w:pPr>
+              <w:widowControl w:val="0"/>
+              <w:autoSpaceDE w:val="0"/>
+              <w:autoSpaceDN w:val="0"/>
+              <w:adjustRightInd w:val="0"/>
+              <w:spacing w:before="0" w:line="240" w:lineRule="auto"/>
+              <w:rPr>
+                <w:rFonts w:ascii="BRH Devanagari Extra" w:hAnsi="BRH Devanagari Extra" w:cs="BRH Devanagari Extra"/>
+                <w:color w:val="000000"/>
+                <w:sz w:val="40"/>
+                <w:szCs w:val="40"/>
+              </w:rPr>
+            </w:pPr>
+            <w:proofErr w:type="spellStart"/>
+            <w:r>
+              <w:rPr>
+                <w:rFonts w:ascii="BRH Devanagari Extra" w:hAnsi="BRH Devanagari Extra" w:cs="BRH Devanagari Extra"/>
+                <w:color w:val="000000"/>
+                <w:sz w:val="40"/>
+                <w:szCs w:val="40"/>
+              </w:rPr>
+              <w:t>iÉiÉ</w:t>
+            </w:r>
+            <w:proofErr w:type="spellEnd"/>
+            <w:r>
+              <w:rPr>
+                <w:rFonts w:ascii="BRH Malayalam Extra" w:hAnsi="BRH Malayalam Extra" w:cs="BRH Devanagari Extra"/>
+                <w:color w:val="000000"/>
+                <w:sz w:val="32"/>
+                <w:szCs w:val="40"/>
+              </w:rPr>
+              <w:t>–</w:t>
+            </w:r>
+            <w:r>
+              <w:rPr>
+                <w:rFonts w:ascii="BRH Devanagari Extra" w:hAnsi="BRH Devanagari Extra" w:cs="BRH Devanagari Extra"/>
+                <w:color w:val="000000"/>
+                <w:sz w:val="40"/>
+                <w:szCs w:val="40"/>
+              </w:rPr>
+              <w:t xml:space="preserve">È </w:t>
+            </w:r>
+            <w:proofErr w:type="spellStart"/>
+            <w:r>
+              <w:rPr>
+                <w:rFonts w:ascii="BRH Devanagari Extra" w:hAnsi="BRH Devanagari Extra" w:cs="BRH Devanagari Extra"/>
+                <w:color w:val="000000"/>
+                <w:sz w:val="40"/>
+                <w:szCs w:val="40"/>
+              </w:rPr>
+              <w:t>mÉëÉrÉþÍ¶É</w:t>
+            </w:r>
+            <w:r>
+              <w:rPr>
+                <w:rFonts w:ascii="BRH Devanagari Extra" w:hAnsi="BRH Devanagari Extra" w:cs="BRH Devanagari Extra"/>
+                <w:color w:val="000000"/>
+                <w:sz w:val="40"/>
+                <w:szCs w:val="40"/>
+                <w:highlight w:val="yellow"/>
+              </w:rPr>
+              <w:t>ÌiÉÈ</w:t>
+            </w:r>
+            <w:proofErr w:type="spellEnd"/>
+            <w:r>
+              <w:rPr>
+                <w:rFonts w:ascii="BRH Devanagari Extra" w:hAnsi="BRH Devanagari Extra" w:cs="BRH Devanagari Extra"/>
+                <w:color w:val="000000"/>
+                <w:sz w:val="40"/>
+                <w:szCs w:val="40"/>
+              </w:rPr>
+              <w:t xml:space="preserve"> | </w:t>
+            </w:r>
+            <w:proofErr w:type="spellStart"/>
+            <w:r>
+              <w:rPr>
+                <w:rFonts w:ascii="BRH Devanagari Extra" w:hAnsi="BRH Devanagari Extra" w:cs="BRH Devanagari Extra"/>
+                <w:color w:val="000000"/>
+                <w:sz w:val="40"/>
+                <w:szCs w:val="40"/>
+              </w:rPr>
+              <w:t>mÉëÉrÉþÍ¶</w:t>
+            </w:r>
+            <w:r>
+              <w:rPr>
+                <w:rFonts w:ascii="BRH Devanagari Extra" w:hAnsi="BRH Devanagari Extra" w:cs="BRH Devanagari Extra"/>
+                <w:color w:val="000000"/>
+                <w:sz w:val="40"/>
+                <w:szCs w:val="40"/>
+                <w:highlight w:val="yellow"/>
+              </w:rPr>
+              <w:t>ÉÌiÉ</w:t>
+            </w:r>
+            <w:proofErr w:type="spellEnd"/>
+            <w:r>
+              <w:rPr>
+                <w:rFonts w:ascii="BRH Malayalam Extra" w:hAnsi="BRH Malayalam Extra" w:cs="BRH Devanagari Extra"/>
+                <w:color w:val="000000"/>
+                <w:sz w:val="32"/>
+                <w:szCs w:val="40"/>
+                <w:highlight w:val="yellow"/>
+              </w:rPr>
+              <w:t>–</w:t>
+            </w:r>
+            <w:r>
+              <w:rPr>
+                <w:rFonts w:ascii="BRH Devanagari Extra" w:hAnsi="BRH Devanagari Extra" w:cs="BRH Devanagari Extra"/>
+                <w:color w:val="000000"/>
+                <w:sz w:val="40"/>
+                <w:szCs w:val="40"/>
+                <w:highlight w:val="yellow"/>
+              </w:rPr>
+              <w:t>Uç</w:t>
+            </w:r>
+            <w:r>
+              <w:rPr>
+                <w:rFonts w:ascii="BRH Devanagari Extra" w:hAnsi="BRH Devanagari Extra" w:cs="BRH Devanagari Extra"/>
+                <w:color w:val="000000"/>
+                <w:sz w:val="40"/>
+                <w:szCs w:val="40"/>
+              </w:rPr>
+              <w:t xml:space="preserve"> rÉÈ |</w:t>
+            </w:r>
+          </w:p>
+        </w:tc>
+        <w:tc>
+          <w:tcPr>
+            <w:tcW w:w="5386" w:type="dxa"/>
+          </w:tcPr>
+          <w:p>
+            <w:pPr>
+              <w:widowControl w:val="0"/>
+              <w:autoSpaceDE w:val="0"/>
+              <w:autoSpaceDN w:val="0"/>
+              <w:adjustRightInd w:val="0"/>
+              <w:spacing w:before="0" w:line="240" w:lineRule="auto"/>
+              <w:rPr>
+                <w:rFonts w:ascii="BRH Devanagari Extra" w:hAnsi="BRH Devanagari Extra" w:cs="BRH Devanagari Extra"/>
+                <w:color w:val="000000"/>
+                <w:sz w:val="40"/>
+                <w:szCs w:val="40"/>
+              </w:rPr>
+            </w:pPr>
+            <w:proofErr w:type="spellStart"/>
+            <w:r>
+              <w:rPr>
+                <w:rFonts w:ascii="BRH Devanagari Extra" w:hAnsi="BRH Devanagari Extra" w:cs="BRH Devanagari Extra"/>
+                <w:color w:val="000000"/>
+                <w:sz w:val="40"/>
+                <w:szCs w:val="40"/>
+              </w:rPr>
+              <w:t>iÉiÉ</w:t>
+            </w:r>
+            <w:proofErr w:type="spellEnd"/>
+            <w:r>
+              <w:rPr>
+                <w:rFonts w:ascii="BRH Malayalam Extra" w:hAnsi="BRH Malayalam Extra" w:cs="BRH Devanagari Extra"/>
+                <w:color w:val="000000"/>
+                <w:sz w:val="32"/>
+                <w:szCs w:val="40"/>
+              </w:rPr>
+              <w:t>–</w:t>
+            </w:r>
+            <w:r>
+              <w:rPr>
+                <w:rFonts w:ascii="BRH Devanagari Extra" w:hAnsi="BRH Devanagari Extra" w:cs="BRH Devanagari Extra"/>
+                <w:color w:val="000000"/>
+                <w:sz w:val="40"/>
+                <w:szCs w:val="40"/>
+              </w:rPr>
+              <w:t xml:space="preserve">È </w:t>
+            </w:r>
+            <w:proofErr w:type="spellStart"/>
+            <w:r>
+              <w:rPr>
+                <w:rFonts w:ascii="BRH Devanagari Extra" w:hAnsi="BRH Devanagari Extra" w:cs="BRH Devanagari Extra"/>
+                <w:color w:val="000000"/>
+                <w:sz w:val="40"/>
+                <w:szCs w:val="40"/>
+              </w:rPr>
+              <w:t>mÉëÉrÉþÍ¶É</w:t>
+            </w:r>
+            <w:r>
+              <w:rPr>
+                <w:rFonts w:ascii="BRH Devanagari Extra" w:hAnsi="BRH Devanagari Extra" w:cs="BRH Devanagari Extra"/>
+                <w:color w:val="000000"/>
+                <w:sz w:val="40"/>
+                <w:szCs w:val="40"/>
+                <w:highlight w:val="green"/>
+              </w:rPr>
+              <w:t>ÌiiÉÈ</w:t>
+            </w:r>
+            <w:proofErr w:type="spellEnd"/>
+            <w:r>
+              <w:rPr>
+                <w:rFonts w:ascii="BRH Devanagari Extra" w:hAnsi="BRH Devanagari Extra" w:cs="BRH Devanagari Extra"/>
+                <w:color w:val="000000"/>
+                <w:sz w:val="40"/>
+                <w:szCs w:val="40"/>
+              </w:rPr>
+              <w:t xml:space="preserve"> | </w:t>
+            </w:r>
+            <w:proofErr w:type="spellStart"/>
+            <w:r>
+              <w:rPr>
+                <w:rFonts w:ascii="BRH Devanagari Extra" w:hAnsi="BRH Devanagari Extra" w:cs="BRH Devanagari Extra"/>
+                <w:color w:val="000000"/>
+                <w:sz w:val="40"/>
+                <w:szCs w:val="40"/>
+              </w:rPr>
+              <w:t>mÉëÉrÉþÍ¶É</w:t>
+            </w:r>
+            <w:r>
+              <w:rPr>
+                <w:rFonts w:ascii="BRH Devanagari Extra" w:hAnsi="BRH Devanagari Extra" w:cs="BRH Devanagari Extra"/>
+                <w:color w:val="000000"/>
+                <w:sz w:val="40"/>
+                <w:szCs w:val="40"/>
+                <w:highlight w:val="green"/>
+              </w:rPr>
+              <w:t>ÌiiÉ</w:t>
+            </w:r>
+            <w:proofErr w:type="spellEnd"/>
+            <w:r>
+              <w:rPr>
+                <w:rFonts w:ascii="BRH Malayalam Extra" w:hAnsi="BRH Malayalam Extra" w:cs="BRH Devanagari Extra"/>
+                <w:color w:val="000000"/>
+                <w:sz w:val="32"/>
+                <w:szCs w:val="40"/>
+                <w:highlight w:val="green"/>
+              </w:rPr>
+              <w:t>–</w:t>
+            </w:r>
+            <w:r>
+              <w:rPr>
+                <w:rFonts w:ascii="BRH Devanagari Extra" w:hAnsi="BRH Devanagari Extra" w:cs="BRH Devanagari Extra"/>
+                <w:color w:val="000000"/>
+                <w:sz w:val="40"/>
+                <w:szCs w:val="40"/>
+                <w:highlight w:val="green"/>
+              </w:rPr>
+              <w:t>Uç</w:t>
+            </w:r>
+            <w:r>
+              <w:rPr>
+                <w:rFonts w:ascii="BRH Devanagari Extra" w:hAnsi="BRH Devanagari Extra" w:cs="BRH Devanagari Extra"/>
+                <w:color w:val="000000"/>
+                <w:sz w:val="40"/>
+                <w:szCs w:val="40"/>
+              </w:rPr>
+              <w:t xml:space="preserve"> rÉÈ |</w:t>
+            </w:r>
+          </w:p>
+        </w:tc>
+      </w:tr>
+    </w:tbl>
+    <w:p>
+      <w:pPr>
+        <w:jc w:val="center"/>
+        <w:rPr>
+          <w:b/>
+          <w:bCs/>
+          <w:sz w:val="32"/>
+          <w:szCs w:val="32"/>
+          <w:u w:val="single"/>
+        </w:rPr>
+      </w:pPr>
+    </w:p>
+    <w:p>
+      <w:pPr>
+        <w:jc w:val="center"/>
+        <w:rPr>
+          <w:b/>
+          <w:bCs/>
+          <w:sz w:val="32"/>
+          <w:szCs w:val="32"/>
+          <w:u w:val="single"/>
+        </w:rPr>
+      </w:pPr>
+    </w:p>
+    <w:p>
+      <w:pPr>
+        <w:jc w:val="center"/>
+        <w:rPr>
+          <w:b/>
+          <w:bCs/>
+          <w:sz w:val="32"/>
+          <w:szCs w:val="32"/>
+          <w:u w:val="single"/>
+        </w:rPr>
+      </w:pPr>
+    </w:p>
+    <w:p>
+      <w:pPr>
+        <w:jc w:val="center"/>
+        <w:rPr>
+          <w:b/>
+          <w:bCs/>
+          <w:sz w:val="32"/>
+          <w:szCs w:val="32"/>
+          <w:u w:val="single"/>
+        </w:rPr>
+      </w:pPr>
+    </w:p>
+    <w:p>
+      <w:pPr>
+        <w:jc w:val="center"/>
+        <w:rPr>
+          <w:b/>
+          <w:bCs/>
+          <w:sz w:val="32"/>
+          <w:szCs w:val="32"/>
+          <w:u w:val="single"/>
+        </w:rPr>
+      </w:pPr>
+    </w:p>
+    <w:p>
+      <w:pPr>
+        <w:jc w:val="center"/>
+        <w:rPr>
+          <w:b/>
+          <w:bCs/>
+          <w:sz w:val="32"/>
+          <w:szCs w:val="32"/>
+          <w:u w:val="single"/>
+        </w:rPr>
+      </w:pPr>
+    </w:p>
+    <w:p>
+      <w:pPr>
+        <w:jc w:val="center"/>
+        <w:rPr>
+          <w:b/>
+          <w:bCs/>
+          <w:sz w:val="32"/>
+          <w:szCs w:val="32"/>
+          <w:u w:val="single"/>
+        </w:rPr>
+      </w:pPr>
+    </w:p>
+    <w:p>
+      <w:pPr>
+        <w:jc w:val="center"/>
+        <w:rPr>
+          <w:b/>
+          <w:bCs/>
+          <w:sz w:val="32"/>
+          <w:szCs w:val="32"/>
+          <w:u w:val="single"/>
+        </w:rPr>
+      </w:pPr>
+    </w:p>
+    <w:p>
+      <w:pPr>
+        <w:jc w:val="center"/>
+        <w:rPr>
+          <w:b/>
+          <w:bCs/>
+          <w:sz w:val="32"/>
+          <w:szCs w:val="32"/>
+          <w:u w:val="single"/>
+        </w:rPr>
+      </w:pPr>
+    </w:p>
+    <w:p>
+      <w:pPr>
+        <w:jc w:val="center"/>
+        <w:rPr>
+          <w:b/>
+          <w:bCs/>
+          <w:sz w:val="32"/>
+          <w:szCs w:val="32"/>
+          <w:u w:val="single"/>
+        </w:rPr>
+      </w:pPr>
+    </w:p>
+    <w:p>
+      <w:pPr>
+        <w:jc w:val="center"/>
+        <w:rPr>
+          <w:b/>
+          <w:bCs/>
+          <w:sz w:val="32"/>
+          <w:szCs w:val="32"/>
+          <w:u w:val="single"/>
+        </w:rPr>
+      </w:pPr>
+      <w:r>
+        <w:rPr>
+          <w:b/>
+          <w:bCs/>
+          <w:sz w:val="32"/>
+          <w:szCs w:val="32"/>
+          <w:u w:val="single"/>
+        </w:rPr>
+        <w:t xml:space="preserve">TS </w:t>
+      </w:r>
+      <w:r>
+        <w:rPr>
+          <w:b/>
+          <w:bCs/>
+          <w:sz w:val="32"/>
+          <w:szCs w:val="32"/>
+          <w:u w:val="single"/>
+        </w:rPr>
+        <w:t>Krama</w:t>
+      </w:r>
+      <w:r>
+        <w:rPr>
+          <w:b/>
+          <w:bCs/>
+          <w:sz w:val="32"/>
+          <w:szCs w:val="32"/>
+          <w:u w:val="single"/>
+        </w:rPr>
+        <w:t xml:space="preserve"> Paatam – TS </w:t>
+      </w:r>
+      <w:r>
+        <w:rPr>
+          <w:b/>
+          <w:bCs/>
+          <w:sz w:val="32"/>
+          <w:szCs w:val="32"/>
+          <w:u w:val="single"/>
+        </w:rPr>
+        <w:t>5.1 Sanskrit</w:t>
+      </w:r>
+      <w:r>
+        <w:rPr>
+          <w:b/>
+          <w:bCs/>
+          <w:sz w:val="32"/>
+          <w:szCs w:val="32"/>
+          <w:u w:val="single"/>
+        </w:rPr>
+        <w:t xml:space="preserve"> Corrections –</w:t>
+      </w:r>
+      <w:r>
+        <w:rPr>
+          <w:b/>
+          <w:bCs/>
+          <w:sz w:val="32"/>
+          <w:szCs w:val="32"/>
+          <w:u w:val="single"/>
+        </w:rPr>
+        <w:t xml:space="preserve"> </w:t>
+      </w:r>
+      <w:r>
+        <w:rPr>
+          <w:b/>
+          <w:bCs/>
+          <w:sz w:val="32"/>
+          <w:szCs w:val="32"/>
+          <w:u w:val="single"/>
+        </w:rPr>
+        <w:t xml:space="preserve">Observed till </w:t>
+      </w:r>
+      <w:bookmarkStart w:id="0" w:name="_Hlk113214516"/>
+      <w:r>
+        <w:rPr>
+          <w:b/>
+          <w:bCs/>
+          <w:sz w:val="32"/>
+          <w:szCs w:val="32"/>
+          <w:u w:val="single"/>
+        </w:rPr>
+        <w:t>30th Sep 2022</w:t>
+      </w:r>
+      <w:bookmarkEnd w:id="0"/>
+    </w:p>
+    <w:p>
+      <w:pPr>
+        <w:spacing w:before="0" w:line="240" w:lineRule="auto"/>
+        <w:jc w:val="center"/>
+        <w:rPr>
+          <w:b/>
+          <w:bCs/>
+        </w:rPr>
+      </w:pPr>
+      <w:r>
+        <w:rPr>
+          <w:b/>
+          <w:bCs/>
+        </w:rPr>
+        <w:t>(ignore those which are already incorporated in your book’s version and date)</w:t>
+      </w:r>
+    </w:p>
+    <w:tbl>
+      <w:tblPr>
+        <w:tblW w:w="14395" w:type="dxa"/>
+        <w:tblInd w:w="-792" w:type="dxa"/>
+        <w:tblBorders>
+          <w:top w:val="single" w:sz="4" w:space="0" w:color="000000"/>
+          <w:left w:val="single" w:sz="4" w:space="0" w:color="000000"/>
+          <w:bottom w:val="single" w:sz="4" w:space="0" w:color="000000"/>
+          <w:right w:val="single" w:sz="4" w:space="0" w:color="000000"/>
+          <w:insideH w:val="single" w:sz="4" w:space="0" w:color="000000"/>
+          <w:insideV w:val="single" w:sz="4" w:space="0" w:color="000000"/>
+        </w:tblBorders>
+        <w:tblLook w:val="04A0" w:firstRow="1" w:lastRow="0" w:firstColumn="1" w:lastColumn="0" w:noHBand="0" w:noVBand="1"/>
+      </w:tblPr>
+      <w:tblGrid>
+        <w:gridCol w:w="3906"/>
+        <w:gridCol w:w="5103"/>
+        <w:gridCol w:w="5386"/>
+      </w:tblGrid>
+      <w:tr>
+        <w:tc>
+          <w:tcPr>
+            <w:tcW w:w="3906" w:type="dxa"/>
+          </w:tcPr>
+          <w:p>
+            <w:pPr>
+              <w:spacing w:before="0" w:line="240" w:lineRule="auto"/>
+              <w:jc w:val="center"/>
+              <w:rPr>
+                <w:b/>
+                <w:bCs/>
+                <w:sz w:val="32"/>
+                <w:szCs w:val="32"/>
+              </w:rPr>
+            </w:pPr>
+            <w:r>
+              <w:rPr>
+                <w:b/>
+                <w:bCs/>
+                <w:sz w:val="32"/>
+                <w:szCs w:val="32"/>
+              </w:rPr>
+              <w:t>Section, Paragraph</w:t>
+            </w:r>
+          </w:p>
+          <w:p>
+            <w:pPr>
+              <w:spacing w:before="0" w:line="240" w:lineRule="auto"/>
+              <w:jc w:val="center"/>
+              <w:rPr>
+                <w:b/>
+                <w:bCs/>
+                <w:sz w:val="32"/>
+                <w:szCs w:val="32"/>
+              </w:rPr>
+            </w:pPr>
+            <w:r>
+              <w:rPr>
+                <w:b/>
+                <w:bCs/>
+                <w:sz w:val="32"/>
+                <w:szCs w:val="32"/>
+              </w:rPr>
+              <w:t>Reference</w:t>
+            </w:r>
+          </w:p>
+        </w:tc>
+        <w:tc>
+          <w:tcPr>
+            <w:tcW w:w="5103" w:type="dxa"/>
+          </w:tcPr>
+          <w:p>
+            <w:pPr>
+              <w:spacing w:before="0" w:line="240" w:lineRule="auto"/>
+              <w:jc w:val="center"/>
+              <w:rPr>
+                <w:b/>
+                <w:bCs/>
+                <w:sz w:val="32"/>
+                <w:szCs w:val="32"/>
+              </w:rPr>
+            </w:pPr>
+            <w:r>
+              <w:rPr>
+                <w:b/>
+                <w:bCs/>
+                <w:sz w:val="32"/>
+                <w:szCs w:val="32"/>
+              </w:rPr>
+              <w:t>As Printed</w:t>
+            </w:r>
+          </w:p>
+        </w:tc>
+        <w:tc>
+          <w:tcPr>
+            <w:tcW w:w="5386" w:type="dxa"/>
+          </w:tcPr>
+          <w:p>
+            <w:pPr>
+              <w:spacing w:before="0" w:line="240" w:lineRule="auto"/>
+              <w:ind w:right="-18"/>
+              <w:jc w:val="center"/>
+              <w:rPr>
+                <w:b/>
+                <w:bCs/>
+                <w:sz w:val="32"/>
+                <w:szCs w:val="32"/>
+              </w:rPr>
+            </w:pPr>
+            <w:r>
+              <w:rPr>
+                <w:b/>
+                <w:bCs/>
+                <w:sz w:val="32"/>
+                <w:szCs w:val="32"/>
+              </w:rPr>
+              <w:t>To be read as or corrected as</w:t>
+            </w:r>
+          </w:p>
+        </w:tc>
+      </w:tr>
+      <w:tr>
+        <w:trPr>
+          <w:trHeight w:val="962"/>
+        </w:trPr>
+        <w:tc>
+          <w:tcPr>
+            <w:tcW w:w="3906" w:type="dxa"/>
+          </w:tcPr>
+          <w:p>
+            <w:pPr>
+              <w:widowControl w:val="0"/>
+              <w:tabs>
+                <w:tab w:val="left" w:pos="993"/>
+              </w:tabs>
+              <w:autoSpaceDE w:val="0"/>
+              <w:autoSpaceDN w:val="0"/>
+              <w:adjustRightInd w:val="0"/>
+              <w:spacing w:before="0" w:line="252" w:lineRule="auto"/>
+              <w:ind w:right="297"/>
+              <w:rPr>
+                <w:rFonts w:cs="Arial"/>
+                <w:b/>
+                <w:color w:val="000000"/>
+                <w:sz w:val="28"/>
+                <w:szCs w:val="32"/>
+              </w:rPr>
+            </w:pPr>
+            <w:r>
+              <w:rPr>
+                <w:rFonts w:cs="Arial"/>
+                <w:b/>
+                <w:color w:val="000000"/>
+                <w:sz w:val="28"/>
+                <w:szCs w:val="32"/>
+              </w:rPr>
+              <w:t>T.S.</w:t>
+            </w:r>
+            <w:r>
+              <w:rPr>
+                <w:rFonts w:cs="Arial"/>
+                <w:b/>
+                <w:color w:val="000000"/>
+                <w:sz w:val="28"/>
+                <w:szCs w:val="32"/>
+              </w:rPr>
+              <w:t>5.1.1.2</w:t>
+            </w:r>
+            <w:r>
+              <w:rPr>
+                <w:rFonts w:cs="Arial"/>
+                <w:b/>
+                <w:color w:val="000000"/>
+                <w:sz w:val="28"/>
+                <w:szCs w:val="32"/>
+              </w:rPr>
+              <w:t xml:space="preserve"> </w:t>
+            </w:r>
+            <w:r>
+              <w:rPr>
+                <w:rFonts w:cs="Arial"/>
+                <w:b/>
+                <w:color w:val="000000"/>
+                <w:sz w:val="28"/>
+                <w:szCs w:val="32"/>
+              </w:rPr>
+              <w:t>– Kramam</w:t>
+            </w:r>
+          </w:p>
+          <w:p>
+            <w:pPr>
+              <w:widowControl w:val="0"/>
+              <w:tabs>
+                <w:tab w:val="left" w:pos="993"/>
+              </w:tabs>
+              <w:autoSpaceDE w:val="0"/>
+              <w:autoSpaceDN w:val="0"/>
+              <w:adjustRightInd w:val="0"/>
+              <w:spacing w:before="0" w:line="252" w:lineRule="auto"/>
+              <w:ind w:right="297"/>
+              <w:rPr>
+                <w:rFonts w:cs="Arial"/>
+                <w:b/>
+                <w:color w:val="000000"/>
+                <w:sz w:val="28"/>
+                <w:szCs w:val="32"/>
+              </w:rPr>
+            </w:pPr>
+            <w:r>
+              <w:rPr>
+                <w:rFonts w:cs="Arial"/>
+                <w:b/>
+                <w:color w:val="000000"/>
+                <w:sz w:val="28"/>
+                <w:szCs w:val="32"/>
+              </w:rPr>
+              <w:t xml:space="preserve">Krama Vaakyam No.– </w:t>
+            </w:r>
+            <w:r>
+              <w:rPr>
+                <w:rFonts w:cs="Arial"/>
+                <w:b/>
+                <w:color w:val="000000"/>
+                <w:sz w:val="28"/>
+                <w:szCs w:val="32"/>
+              </w:rPr>
+              <w:t>8</w:t>
+            </w:r>
+          </w:p>
+          <w:p>
+            <w:pPr>
+              <w:widowControl w:val="0"/>
+              <w:tabs>
+                <w:tab w:val="left" w:pos="993"/>
+              </w:tabs>
+              <w:autoSpaceDE w:val="0"/>
+              <w:autoSpaceDN w:val="0"/>
+              <w:adjustRightInd w:val="0"/>
+              <w:spacing w:before="0" w:line="252" w:lineRule="auto"/>
+              <w:ind w:right="297"/>
+              <w:rPr>
+                <w:rFonts w:cs="Arial"/>
+                <w:b/>
+                <w:color w:val="000000"/>
+                <w:sz w:val="28"/>
+                <w:szCs w:val="32"/>
+              </w:rPr>
+            </w:pPr>
+            <w:r>
+              <w:rPr>
+                <w:rFonts w:cs="Arial"/>
+                <w:b/>
+                <w:color w:val="000000"/>
+                <w:sz w:val="28"/>
+                <w:szCs w:val="32"/>
+              </w:rPr>
+              <w:t>Panchaati No</w:t>
+            </w:r>
+            <w:r>
+              <w:rPr>
+                <w:rFonts w:cs="Arial"/>
+                <w:b/>
+                <w:color w:val="000000"/>
+                <w:szCs w:val="32"/>
+              </w:rPr>
+              <w:t>. -</w:t>
+            </w:r>
+            <w:r>
+              <w:rPr>
+                <w:rFonts w:cs="Arial"/>
+                <w:b/>
+                <w:color w:val="000000"/>
+                <w:szCs w:val="32"/>
+              </w:rPr>
+              <w:t xml:space="preserve"> </w:t>
+            </w:r>
+            <w:r>
+              <w:rPr>
+                <w:rFonts w:cs="Arial"/>
+                <w:b/>
+                <w:color w:val="000000"/>
+                <w:sz w:val="28"/>
+                <w:szCs w:val="32"/>
+              </w:rPr>
+              <w:t>2</w:t>
+            </w:r>
+          </w:p>
+        </w:tc>
+        <w:tc>
+          <w:tcPr>
+            <w:tcW w:w="5103" w:type="dxa"/>
+          </w:tcPr>
+          <w:p>
+            <w:pPr>
+              <w:widowControl w:val="0"/>
+              <w:autoSpaceDE w:val="0"/>
+              <w:autoSpaceDN w:val="0"/>
+              <w:adjustRightInd w:val="0"/>
+              <w:spacing w:before="0" w:line="240" w:lineRule="auto"/>
+              <w:rPr>
+                <w:rFonts w:ascii="BRH Malayalam Extra" w:hAnsi="BRH Malayalam Extra" w:cs="BRH Malayalam Extra"/>
+                <w:color w:val="000000"/>
+                <w:sz w:val="36"/>
+                <w:szCs w:val="40"/>
+              </w:rPr>
+            </w:pPr>
             <w:r>
               <w:rPr>
                 <w:rFonts w:ascii="BRH Devanagari Extra" w:hAnsi="BRH Devanagari Extra" w:cs="BRH Devanagari Extra"/>
@@ -581,7 +3576,6 @@
               </w:rPr>
               <w:t>eÉÑ</w:t>
             </w:r>
-            <w:proofErr w:type="spellEnd"/>
             <w:r>
               <w:rPr>
                 <w:rFonts w:ascii="BRH Malayalam Extra" w:hAnsi="BRH Malayalam Extra" w:cs="BRH Devanagari Extra"/>
@@ -659,6 +3653,154 @@
                 <w:sz w:val="40"/>
                 <w:szCs w:val="40"/>
               </w:rPr>
+              <w:t>AÉWÒûþiÉÏ</w:t>
+            </w:r>
+            <w:r>
+              <w:rPr>
+                <w:rFonts w:ascii="BRH Devanagari Extra" w:hAnsi="BRH Devanagari Extra" w:cs="BRH Devanagari Extra"/>
+                <w:color w:val="000000"/>
+                <w:sz w:val="40"/>
+                <w:szCs w:val="40"/>
+                <w:highlight w:val="yellow"/>
+              </w:rPr>
+              <w:t>ÍpÉ</w:t>
+            </w:r>
+            <w:proofErr w:type="spellEnd"/>
+            <w:r>
+              <w:rPr>
+                <w:rFonts w:ascii="BRH Malayalam Extra" w:hAnsi="BRH Malayalam Extra" w:cs="BRH Devanagari Extra"/>
+                <w:color w:val="000000"/>
+                <w:sz w:val="32"/>
+                <w:szCs w:val="40"/>
+              </w:rPr>
+              <w:t>–</w:t>
+            </w:r>
+            <w:proofErr w:type="spellStart"/>
+            <w:r>
+              <w:rPr>
+                <w:rFonts w:ascii="BRH Devanagari Extra" w:hAnsi="BRH Devanagari Extra" w:cs="BRH Devanagari Extra"/>
+                <w:color w:val="000000"/>
+                <w:sz w:val="40"/>
+                <w:szCs w:val="40"/>
+              </w:rPr>
+              <w:t>UåuÉ</w:t>
+            </w:r>
+            <w:proofErr w:type="spellEnd"/>
+            <w:r>
+              <w:rPr>
+                <w:rFonts w:ascii="BRH Devanagari Extra" w:hAnsi="BRH Devanagari Extra" w:cs="BRH Devanagari Extra"/>
+                <w:color w:val="000000"/>
+                <w:sz w:val="40"/>
+                <w:szCs w:val="40"/>
+              </w:rPr>
+              <w:t xml:space="preserve"> |</w:t>
+            </w:r>
+          </w:p>
+        </w:tc>
+        <w:tc>
+          <w:tcPr>
+            <w:tcW w:w="5386" w:type="dxa"/>
+          </w:tcPr>
+          <w:p>
+            <w:pPr>
+              <w:widowControl w:val="0"/>
+              <w:autoSpaceDE w:val="0"/>
+              <w:autoSpaceDN w:val="0"/>
+              <w:adjustRightInd w:val="0"/>
+              <w:spacing w:before="0" w:line="240" w:lineRule="auto"/>
+              <w:rPr>
+                <w:rFonts w:ascii="Cambria" w:hAnsi="Cambria" w:cs="BRH Malayalam Extra"/>
+                <w:color w:val="000000"/>
+                <w:sz w:val="36"/>
+                <w:szCs w:val="40"/>
+              </w:rPr>
+            </w:pPr>
+            <w:r>
+              <w:rPr>
+                <w:rFonts w:ascii="BRH Devanagari Extra" w:hAnsi="BRH Devanagari Extra" w:cs="BRH Devanagari Extra"/>
+                <w:color w:val="000000"/>
+                <w:sz w:val="40"/>
+                <w:szCs w:val="40"/>
+              </w:rPr>
+              <w:t>eÉÑ</w:t>
+            </w:r>
+            <w:r>
+              <w:rPr>
+                <w:rFonts w:ascii="BRH Malayalam Extra" w:hAnsi="BRH Malayalam Extra" w:cs="BRH Devanagari Extra"/>
+                <w:color w:val="000000"/>
+                <w:sz w:val="32"/>
+                <w:szCs w:val="40"/>
+              </w:rPr>
+              <w:t>–</w:t>
+            </w:r>
+            <w:proofErr w:type="spellStart"/>
+            <w:r>
+              <w:rPr>
+                <w:rFonts w:ascii="BRH Devanagari Extra" w:hAnsi="BRH Devanagari Extra" w:cs="BRH Devanagari Extra"/>
+                <w:color w:val="000000"/>
+                <w:sz w:val="40"/>
+                <w:szCs w:val="40"/>
+              </w:rPr>
+              <w:t>WÒû</w:t>
+            </w:r>
+            <w:proofErr w:type="spellEnd"/>
+            <w:r>
+              <w:rPr>
+                <w:rFonts w:ascii="BRH Malayalam Extra" w:hAnsi="BRH Malayalam Extra" w:cs="BRH Devanagari Extra"/>
+                <w:color w:val="000000"/>
+                <w:sz w:val="32"/>
+                <w:szCs w:val="40"/>
+              </w:rPr>
+              <w:t>–</w:t>
+            </w:r>
+            <w:proofErr w:type="spellStart"/>
+            <w:r>
+              <w:rPr>
+                <w:rFonts w:ascii="BRH Devanagari Extra" w:hAnsi="BRH Devanagari Extra" w:cs="BRH Devanagari Extra"/>
+                <w:color w:val="000000"/>
+                <w:sz w:val="40"/>
+                <w:szCs w:val="40"/>
+              </w:rPr>
+              <w:t>rÉÉ</w:t>
+            </w:r>
+            <w:proofErr w:type="spellEnd"/>
+            <w:r>
+              <w:rPr>
+                <w:rFonts w:ascii="BRH Malayalam Extra" w:hAnsi="BRH Malayalam Extra" w:cs="BRH Devanagari Extra"/>
+                <w:color w:val="000000"/>
+                <w:sz w:val="32"/>
+                <w:szCs w:val="40"/>
+              </w:rPr>
+              <w:t>–</w:t>
+            </w:r>
+            <w:proofErr w:type="spellStart"/>
+            <w:r>
+              <w:rPr>
+                <w:rFonts w:ascii="BRH Devanagari Extra" w:hAnsi="BRH Devanagari Extra" w:cs="BRH Devanagari Extra"/>
+                <w:color w:val="000000"/>
+                <w:sz w:val="40"/>
+                <w:szCs w:val="40"/>
+              </w:rPr>
+              <w:t>SÉWÒûþiÉÏÍpÉÈ</w:t>
+            </w:r>
+            <w:proofErr w:type="spellEnd"/>
+            <w:r>
+              <w:rPr>
+                <w:rFonts w:ascii="BRH Devanagari Extra" w:hAnsi="BRH Devanagari Extra" w:cs="BRH Devanagari Extra"/>
+                <w:color w:val="000000"/>
+                <w:sz w:val="40"/>
+                <w:szCs w:val="40"/>
+              </w:rPr>
+              <w:t xml:space="preserve"> | </w:t>
+            </w:r>
+            <w:proofErr w:type="spellStart"/>
+            <w:r>
+              <w:rPr>
+                <w:rFonts w:ascii="BRH Devanagari Extra" w:hAnsi="BRH Devanagari Extra" w:cs="BRH Devanagari Extra"/>
+                <w:color w:val="000000"/>
+                <w:sz w:val="40"/>
+                <w:szCs w:val="40"/>
+              </w:rPr>
               <w:t>AÉWÒûþiÉÏÍpÉ</w:t>
             </w:r>
             <w:r>
@@ -681,25 +3823,14 @@
               </w:rPr>
               <w:t>–</w:t>
             </w:r>
-            <w:proofErr w:type="spellStart"/>
-            <w:r>
-              <w:rPr>
-                <w:rFonts w:ascii="BRH Devanagari Extra" w:hAnsi="BRH Devanagari Extra" w:cs="BRH Devanagari Extra"/>
-                <w:color w:val="000000"/>
-                <w:sz w:val="40"/>
-                <w:szCs w:val="40"/>
-              </w:rPr>
-              <w:t>uÉ</w:t>
-            </w:r>
-            <w:proofErr w:type="spellEnd"/>
-            <w:r>
-              <w:rPr>
-                <w:rFonts w:ascii="BRH Devanagari Extra" w:hAnsi="BRH Devanagari Extra" w:cs="BRH Devanagari Extra"/>
-                <w:color w:val="000000"/>
-                <w:sz w:val="40"/>
-                <w:szCs w:val="40"/>
-              </w:rPr>
-              <w:t xml:space="preserve"> |</w:t>
+            <w:r>
+              <w:rPr>
+                <w:rFonts w:ascii="BRH Devanagari Extra" w:hAnsi="BRH Devanagari Extra" w:cs="BRH Devanagari Extra"/>
+                <w:color w:val="000000"/>
+                <w:sz w:val="40"/>
+                <w:szCs w:val="40"/>
+              </w:rPr>
+              <w:t>uÉ |</w:t>
             </w:r>
           </w:p>
         </w:tc>
@@ -1235,7 +4366,6 @@
                 <w:szCs w:val="40"/>
               </w:rPr>
             </w:pPr>
-            <w:proofErr w:type="spellStart"/>
             <w:r>
               <w:rPr>
                 <w:rFonts w:ascii="BRH Devanagari Extra" w:hAnsi="BRH Devanagari Extra" w:cs="BRH Devanagari Extra"/>
@@ -1246,7 +4376,6 @@
               </w:rPr>
               <w:t>uÉ</w:t>
             </w:r>
-            <w:proofErr w:type="spellEnd"/>
             <w:r>
               <w:rPr>
                 <w:rFonts w:ascii="BRH Malayalam Extra" w:hAnsi="BRH Malayalam Extra" w:cs="BRH Devanagari Extra"/>
@@ -1439,6 +4568,7 @@
                 <w:sz w:val="28"/>
                 <w:szCs w:val="32"/>
               </w:rPr>
+              <w:lastRenderedPageBreak/>
               <w:t>T.S.</w:t>
             </w:r>
             <w:r>
@@ -1692,25 +4822,14 @@
               </w:rPr>
               <w:t>–</w:t>
             </w:r>
-            <w:proofErr w:type="spellStart"/>
-            <w:r>
-              <w:rPr>
-                <w:rFonts w:ascii="BRH Devanagari Extra" w:hAnsi="BRH Devanagari Extra" w:cs="BRH Devanagari Extra"/>
-                <w:color w:val="000000"/>
-                <w:sz w:val="40"/>
-                <w:szCs w:val="40"/>
-              </w:rPr>
-              <w:t>uÉ</w:t>
-            </w:r>
-            <w:proofErr w:type="spellEnd"/>
-            <w:r>
-              <w:rPr>
-                <w:rFonts w:ascii="BRH Devanagari Extra" w:hAnsi="BRH Devanagari Extra" w:cs="BRH Devanagari Extra"/>
-                <w:color w:val="000000"/>
-                <w:sz w:val="40"/>
-                <w:szCs w:val="40"/>
-              </w:rPr>
-              <w:t xml:space="preserve"> |</w:t>
+            <w:r>
+              <w:rPr>
+                <w:rFonts w:ascii="BRH Devanagari Extra" w:hAnsi="BRH Devanagari Extra" w:cs="BRH Devanagari Extra"/>
+                <w:color w:val="000000"/>
+                <w:sz w:val="40"/>
+                <w:szCs w:val="40"/>
+              </w:rPr>
+              <w:t>uÉ |</w:t>
             </w:r>
           </w:p>
         </w:tc>
@@ -1829,7 +4948,6 @@
           <w:szCs w:val="32"/>
           <w:u w:val="single"/>
         </w:rPr>
-        <w:lastRenderedPageBreak/>
         <w:t xml:space="preserve">TS </w:t>
       </w:r>
       <w:r>
@@ -2664,6 +5782,7 @@
                 <w:sz w:val="28"/>
                 <w:szCs w:val="32"/>
               </w:rPr>
+              <w:lastRenderedPageBreak/>
               <w:t>T.S.5.1.4.1 – Kramam</w:t>
             </w:r>
           </w:p>
@@ -2845,7 +5964,6 @@
               </w:rPr>
               <w:t>–</w:t>
             </w:r>
-            <w:proofErr w:type="spellStart"/>
             <w:r>
               <w:rPr>
                 <w:rFonts w:ascii="BRH Devanagari Extra" w:hAnsi="BRH Devanagari Extra" w:cs="BRH Devanagari Extra"/>
@@ -2855,35 +5973,23 @@
               </w:rPr>
               <w:t>rÉ</w:t>
             </w:r>
-            <w:proofErr w:type="spellEnd"/>
-            <w:r>
-              <w:rPr>
-                <w:rFonts w:ascii="BRH Malayalam Extra" w:hAnsi="BRH Malayalam Extra" w:cs="BRH Devanagari Extra"/>
-                <w:color w:val="000000"/>
-                <w:sz w:val="32"/>
-                <w:szCs w:val="40"/>
-              </w:rPr>
-              <w:t>–</w:t>
-            </w:r>
-            <w:proofErr w:type="spellStart"/>
-            <w:r>
-              <w:rPr>
-                <w:rFonts w:ascii="BRH Devanagari Extra" w:hAnsi="BRH Devanagari Extra" w:cs="BRH Devanagari Extra"/>
-                <w:color w:val="000000"/>
-                <w:sz w:val="40"/>
-                <w:szCs w:val="40"/>
-              </w:rPr>
-              <w:t>iÉç</w:t>
-            </w:r>
-            <w:proofErr w:type="spellEnd"/>
-            <w:r>
-              <w:rPr>
-                <w:rFonts w:ascii="BRH Devanagari Extra" w:hAnsi="BRH Devanagari Extra" w:cs="BRH Devanagari Extra"/>
-                <w:color w:val="000000"/>
-                <w:sz w:val="40"/>
-                <w:szCs w:val="40"/>
-              </w:rPr>
-              <w:t xml:space="preserve"> </w:t>
+            <w:r>
+              <w:rPr>
+                <w:rFonts w:ascii="BRH Malayalam Extra" w:hAnsi="BRH Malayalam Extra" w:cs="BRH Devanagari Extra"/>
+                <w:color w:val="000000"/>
+                <w:sz w:val="32"/>
+                <w:szCs w:val="40"/>
+              </w:rPr>
+              <w:t>–</w:t>
+            </w:r>
+            <w:r>
+              <w:rPr>
+                <w:rFonts w:ascii="BRH Devanagari Extra" w:hAnsi="BRH Devanagari Extra" w:cs="BRH Devanagari Extra"/>
+                <w:color w:val="000000"/>
+                <w:sz w:val="40"/>
+                <w:szCs w:val="40"/>
+              </w:rPr>
+              <w:t xml:space="preserve">iÉç </w:t>
             </w:r>
             <w:proofErr w:type="spellStart"/>
             <w:r>
@@ -3005,7 +6111,6 @@
               </w:rPr>
               <w:t>–</w:t>
             </w:r>
-            <w:proofErr w:type="spellStart"/>
             <w:r>
               <w:rPr>
                 <w:rFonts w:ascii="BRH Devanagari Extra" w:hAnsi="BRH Devanagari Extra" w:cs="BRH Devanagari Extra"/>
@@ -3015,35 +6120,23 @@
               </w:rPr>
               <w:t>rÉ</w:t>
             </w:r>
-            <w:proofErr w:type="spellEnd"/>
-            <w:r>
-              <w:rPr>
-                <w:rFonts w:ascii="BRH Malayalam Extra" w:hAnsi="BRH Malayalam Extra" w:cs="BRH Devanagari Extra"/>
-                <w:color w:val="000000"/>
-                <w:sz w:val="32"/>
-                <w:szCs w:val="40"/>
-              </w:rPr>
-              <w:t>–</w:t>
-            </w:r>
-            <w:proofErr w:type="spellStart"/>
-            <w:r>
-              <w:rPr>
-                <w:rFonts w:ascii="BRH Devanagari Extra" w:hAnsi="BRH Devanagari Extra" w:cs="BRH Devanagari Extra"/>
-                <w:color w:val="000000"/>
-                <w:sz w:val="40"/>
-                <w:szCs w:val="40"/>
-              </w:rPr>
-              <w:t>iÉç</w:t>
-            </w:r>
-            <w:proofErr w:type="spellEnd"/>
-            <w:r>
-              <w:rPr>
-                <w:rFonts w:ascii="BRH Devanagari Extra" w:hAnsi="BRH Devanagari Extra" w:cs="BRH Devanagari Extra"/>
-                <w:color w:val="000000"/>
-                <w:sz w:val="40"/>
-                <w:szCs w:val="40"/>
-              </w:rPr>
-              <w:t xml:space="preserve"> </w:t>
+            <w:r>
+              <w:rPr>
+                <w:rFonts w:ascii="BRH Malayalam Extra" w:hAnsi="BRH Malayalam Extra" w:cs="BRH Devanagari Extra"/>
+                <w:color w:val="000000"/>
+                <w:sz w:val="32"/>
+                <w:szCs w:val="40"/>
+              </w:rPr>
+              <w:t>–</w:t>
+            </w:r>
+            <w:r>
+              <w:rPr>
+                <w:rFonts w:ascii="BRH Devanagari Extra" w:hAnsi="BRH Devanagari Extra" w:cs="BRH Devanagari Extra"/>
+                <w:color w:val="000000"/>
+                <w:sz w:val="40"/>
+                <w:szCs w:val="40"/>
+              </w:rPr>
+              <w:t xml:space="preserve">iÉç </w:t>
             </w:r>
             <w:proofErr w:type="spellStart"/>
             <w:r>
@@ -3618,19 +6711,8 @@
                 <w:sz w:val="40"/>
                 <w:szCs w:val="40"/>
               </w:rPr>
-              <w:t xml:space="preserve"> lÉþ½ÌiÉ | </w:t>
-            </w:r>
-            <w:proofErr w:type="spellStart"/>
-            <w:r>
-              <w:rPr>
-                <w:rFonts w:ascii="BRH Devanagari Extra" w:hAnsi="BRH Devanagari Extra" w:cs="BRH Devanagari Extra"/>
-                <w:color w:val="000000"/>
-                <w:sz w:val="40"/>
-                <w:szCs w:val="40"/>
-              </w:rPr>
-              <w:t>lÉ</w:t>
-            </w:r>
-            <w:proofErr w:type="spellEnd"/>
+              <w:t xml:space="preserve"> lÉþ½ÌiÉ | lÉ</w:t>
+            </w:r>
             <w:r>
               <w:rPr>
                 <w:rFonts w:ascii="BRH Malayalam Extra" w:hAnsi="BRH Malayalam Extra" w:cs="BRH Devanagari Extra"/>
@@ -3680,25 +6762,14 @@
               </w:rPr>
               <w:t>–</w:t>
             </w:r>
-            <w:proofErr w:type="spellStart"/>
-            <w:r>
-              <w:rPr>
-                <w:rFonts w:ascii="BRH Devanagari Extra" w:hAnsi="BRH Devanagari Extra" w:cs="BRH Devanagari Extra"/>
-                <w:color w:val="000000"/>
-                <w:sz w:val="40"/>
-                <w:szCs w:val="40"/>
-              </w:rPr>
-              <w:t>uÉ</w:t>
-            </w:r>
-            <w:proofErr w:type="spellEnd"/>
-            <w:r>
-              <w:rPr>
-                <w:rFonts w:ascii="BRH Devanagari Extra" w:hAnsi="BRH Devanagari Extra" w:cs="BRH Devanagari Extra"/>
-                <w:color w:val="000000"/>
-                <w:sz w:val="40"/>
-                <w:szCs w:val="40"/>
-              </w:rPr>
-              <w:t xml:space="preserve"> |</w:t>
+            <w:r>
+              <w:rPr>
+                <w:rFonts w:ascii="BRH Devanagari Extra" w:hAnsi="BRH Devanagari Extra" w:cs="BRH Devanagari Extra"/>
+                <w:color w:val="000000"/>
+                <w:sz w:val="40"/>
+                <w:szCs w:val="40"/>
+              </w:rPr>
+              <w:t>uÉ |</w:t>
             </w:r>
           </w:p>
         </w:tc>
@@ -3738,19 +6809,8 @@
                 <w:sz w:val="40"/>
                 <w:szCs w:val="40"/>
               </w:rPr>
-              <w:t xml:space="preserve"> lÉþ½ÌiÉ | </w:t>
-            </w:r>
-            <w:proofErr w:type="spellStart"/>
-            <w:r>
-              <w:rPr>
-                <w:rFonts w:ascii="BRH Devanagari Extra" w:hAnsi="BRH Devanagari Extra" w:cs="BRH Devanagari Extra"/>
-                <w:color w:val="000000"/>
-                <w:sz w:val="40"/>
-                <w:szCs w:val="40"/>
-              </w:rPr>
-              <w:t>lÉ</w:t>
-            </w:r>
-            <w:proofErr w:type="spellEnd"/>
+              <w:t xml:space="preserve"> lÉþ½ÌiÉ | lÉ</w:t>
+            </w:r>
             <w:r>
               <w:rPr>
                 <w:rFonts w:ascii="BRH Malayalam Extra" w:hAnsi="BRH Malayalam Extra" w:cs="BRH Devanagari Extra"/>
@@ -3808,25 +6868,14 @@
               </w:rPr>
               <w:t>–</w:t>
             </w:r>
-            <w:proofErr w:type="spellStart"/>
-            <w:r>
-              <w:rPr>
-                <w:rFonts w:ascii="BRH Devanagari Extra" w:hAnsi="BRH Devanagari Extra" w:cs="BRH Devanagari Extra"/>
-                <w:color w:val="000000"/>
-                <w:sz w:val="40"/>
-                <w:szCs w:val="40"/>
-              </w:rPr>
-              <w:t>uÉ</w:t>
-            </w:r>
-            <w:proofErr w:type="spellEnd"/>
-            <w:r>
-              <w:rPr>
-                <w:rFonts w:ascii="BRH Devanagari Extra" w:hAnsi="BRH Devanagari Extra" w:cs="BRH Devanagari Extra"/>
-                <w:color w:val="000000"/>
-                <w:sz w:val="40"/>
-                <w:szCs w:val="40"/>
-              </w:rPr>
-              <w:t xml:space="preserve"> |</w:t>
+            <w:r>
+              <w:rPr>
+                <w:rFonts w:ascii="BRH Devanagari Extra" w:hAnsi="BRH Devanagari Extra" w:cs="BRH Devanagari Extra"/>
+                <w:color w:val="000000"/>
+                <w:sz w:val="40"/>
+                <w:szCs w:val="40"/>
+              </w:rPr>
+              <w:t>uÉ |</w:t>
             </w:r>
           </w:p>
         </w:tc>
@@ -3977,7 +7026,6 @@
               </w:rPr>
               <w:t>–</w:t>
             </w:r>
-            <w:proofErr w:type="spellStart"/>
             <w:r>
               <w:rPr>
                 <w:rFonts w:ascii="BRH Devanagari Extra" w:hAnsi="BRH Devanagari Extra" w:cs="BRH Devanagari Extra"/>
@@ -3987,7 +7035,6 @@
               </w:rPr>
               <w:t>Wû</w:t>
             </w:r>
-            <w:proofErr w:type="spellEnd"/>
             <w:r>
               <w:rPr>
                 <w:rFonts w:ascii="BRH Malayalam Extra" w:hAnsi="BRH Malayalam Extra" w:cs="BRH Devanagari Extra"/>
@@ -4148,7 +7195,6 @@
               </w:rPr>
               <w:t>–</w:t>
             </w:r>
-            <w:proofErr w:type="spellStart"/>
             <w:r>
               <w:rPr>
                 <w:rFonts w:ascii="BRH Devanagari Extra" w:hAnsi="BRH Devanagari Extra" w:cs="BRH Devanagari Extra"/>
@@ -4158,7 +7204,6 @@
               </w:rPr>
               <w:t>Wû</w:t>
             </w:r>
-            <w:proofErr w:type="spellEnd"/>
             <w:r>
               <w:rPr>
                 <w:rFonts w:ascii="BRH Malayalam Extra" w:hAnsi="BRH Malayalam Extra" w:cs="BRH Devanagari Extra"/>
@@ -4317,7 +7362,6 @@
                 <w:sz w:val="28"/>
                 <w:szCs w:val="32"/>
               </w:rPr>
-              <w:lastRenderedPageBreak/>
               <w:t>T.S.5.1.8.4 – Kramam</w:t>
             </w:r>
           </w:p>
@@ -4578,37 +7622,15 @@
               </w:rPr>
               <w:t>–</w:t>
             </w:r>
-            <w:proofErr w:type="spellStart"/>
-            <w:r>
-              <w:rPr>
-                <w:rFonts w:ascii="BRH Devanagari Extra" w:hAnsi="BRH Devanagari Extra" w:cs="BRH Devanagari Extra"/>
-                <w:color w:val="000000"/>
-                <w:sz w:val="40"/>
-                <w:szCs w:val="40"/>
-              </w:rPr>
-              <w:t>eÉÉ</w:t>
-            </w:r>
-            <w:proofErr w:type="spellEnd"/>
-            <w:r>
-              <w:rPr>
-                <w:rFonts w:ascii="BRH Devanagari Extra" w:hAnsi="BRH Devanagari Extra" w:cs="BRH Devanagari Extra"/>
-                <w:color w:val="000000"/>
-                <w:sz w:val="40"/>
-                <w:szCs w:val="40"/>
-              </w:rPr>
-              <w:t xml:space="preserve"> - </w:t>
-            </w:r>
-            <w:proofErr w:type="spellStart"/>
-            <w:r>
-              <w:rPr>
-                <w:rFonts w:ascii="BRH Devanagari Extra" w:hAnsi="BRH Devanagari Extra" w:cs="BRH Devanagari Extra"/>
-                <w:color w:val="000000"/>
-                <w:sz w:val="40"/>
-                <w:szCs w:val="40"/>
-              </w:rPr>
-              <w:t>mÉ</w:t>
-            </w:r>
-            <w:proofErr w:type="spellEnd"/>
+            <w:r>
+              <w:rPr>
+                <w:rFonts w:ascii="BRH Devanagari Extra" w:hAnsi="BRH Devanagari Extra" w:cs="BRH Devanagari Extra"/>
+                <w:color w:val="000000"/>
+                <w:sz w:val="40"/>
+                <w:szCs w:val="40"/>
+              </w:rPr>
+              <w:t>eÉÉ - mÉ</w:t>
+            </w:r>
             <w:r>
               <w:rPr>
                 <w:rFonts w:ascii="BRH Malayalam Extra" w:hAnsi="BRH Malayalam Extra" w:cs="BRH Devanagari Extra"/>
@@ -4935,37 +7957,15 @@
               </w:rPr>
               <w:t>–</w:t>
             </w:r>
-            <w:proofErr w:type="spellStart"/>
-            <w:r>
-              <w:rPr>
-                <w:rFonts w:ascii="BRH Devanagari Extra" w:hAnsi="BRH Devanagari Extra" w:cs="BRH Devanagari Extra"/>
-                <w:color w:val="000000"/>
-                <w:sz w:val="40"/>
-                <w:szCs w:val="40"/>
-              </w:rPr>
-              <w:t>eÉÉ</w:t>
-            </w:r>
-            <w:proofErr w:type="spellEnd"/>
-            <w:r>
-              <w:rPr>
-                <w:rFonts w:ascii="BRH Devanagari Extra" w:hAnsi="BRH Devanagari Extra" w:cs="BRH Devanagari Extra"/>
-                <w:color w:val="000000"/>
-                <w:sz w:val="40"/>
-                <w:szCs w:val="40"/>
-              </w:rPr>
-              <w:t xml:space="preserve"> - </w:t>
-            </w:r>
-            <w:proofErr w:type="spellStart"/>
-            <w:r>
-              <w:rPr>
-                <w:rFonts w:ascii="BRH Devanagari Extra" w:hAnsi="BRH Devanagari Extra" w:cs="BRH Devanagari Extra"/>
-                <w:color w:val="000000"/>
-                <w:sz w:val="40"/>
-                <w:szCs w:val="40"/>
-              </w:rPr>
-              <w:t>mÉ</w:t>
-            </w:r>
-            <w:proofErr w:type="spellEnd"/>
+            <w:r>
+              <w:rPr>
+                <w:rFonts w:ascii="BRH Devanagari Extra" w:hAnsi="BRH Devanagari Extra" w:cs="BRH Devanagari Extra"/>
+                <w:color w:val="000000"/>
+                <w:sz w:val="40"/>
+                <w:szCs w:val="40"/>
+              </w:rPr>
+              <w:t>eÉÉ - mÉ</w:t>
+            </w:r>
             <w:r>
               <w:rPr>
                 <w:rFonts w:ascii="BRH Malayalam Extra" w:hAnsi="BRH Malayalam Extra" w:cs="BRH Devanagari Extra"/>
@@ -5540,6 +8540,7 @@
                 <w:sz w:val="28"/>
                 <w:szCs w:val="32"/>
               </w:rPr>
+              <w:lastRenderedPageBreak/>
               <w:t>T.S.5.1.9.5 – Kramam</w:t>
             </w:r>
           </w:p>
@@ -6349,47 +9350,34 @@
               </w:rPr>
               <w:t>–</w:t>
             </w:r>
-            <w:proofErr w:type="spellStart"/>
-            <w:r>
-              <w:rPr>
-                <w:rFonts w:ascii="BRH Devanagari Extra" w:hAnsi="BRH Devanagari Extra" w:cs="BRH Devanagari Extra"/>
-                <w:color w:val="000000"/>
-                <w:sz w:val="40"/>
-                <w:szCs w:val="40"/>
+            <w:r>
+              <w:rPr>
+                <w:rFonts w:ascii="BRH Devanagari Extra" w:hAnsi="BRH Devanagari Extra" w:cs="BRH Devanagari Extra"/>
+                <w:color w:val="000000"/>
+                <w:sz w:val="40"/>
+                <w:szCs w:val="40"/>
+              </w:rPr>
+              <w:t>uÉ | L</w:t>
+            </w:r>
+            <w:r>
+              <w:rPr>
+                <w:rFonts w:ascii="BRH Malayalam Extra" w:hAnsi="BRH Malayalam Extra" w:cs="BRH Devanagari Extra"/>
+                <w:color w:val="000000"/>
+                <w:sz w:val="32"/>
+                <w:szCs w:val="40"/>
+              </w:rPr>
+              <w:t>–</w:t>
+            </w:r>
+            <w:r>
+              <w:rPr>
+                <w:rFonts w:ascii="BRH Devanagari Extra" w:hAnsi="BRH Devanagari Extra" w:cs="BRH Devanagari Extra"/>
+                <w:color w:val="000000"/>
+                <w:sz w:val="40"/>
+                <w:szCs w:val="40"/>
+                <w:highlight w:val="yellow"/>
               </w:rPr>
               <w:t>uÉ</w:t>
             </w:r>
-            <w:proofErr w:type="spellEnd"/>
-            <w:r>
-              <w:rPr>
-                <w:rFonts w:ascii="BRH Devanagari Extra" w:hAnsi="BRH Devanagari Extra" w:cs="BRH Devanagari Extra"/>
-                <w:color w:val="000000"/>
-                <w:sz w:val="40"/>
-                <w:szCs w:val="40"/>
-              </w:rPr>
-              <w:t xml:space="preserve"> | L</w:t>
-            </w:r>
-            <w:r>
-              <w:rPr>
-                <w:rFonts w:ascii="BRH Malayalam Extra" w:hAnsi="BRH Malayalam Extra" w:cs="BRH Devanagari Extra"/>
-                <w:color w:val="000000"/>
-                <w:sz w:val="32"/>
-                <w:szCs w:val="40"/>
-              </w:rPr>
-              <w:t>–</w:t>
-            </w:r>
-            <w:proofErr w:type="spellStart"/>
-            <w:r>
-              <w:rPr>
-                <w:rFonts w:ascii="BRH Devanagari Extra" w:hAnsi="BRH Devanagari Extra" w:cs="BRH Devanagari Extra"/>
-                <w:color w:val="000000"/>
-                <w:sz w:val="40"/>
-                <w:szCs w:val="40"/>
-                <w:highlight w:val="yellow"/>
-              </w:rPr>
-              <w:t>uÉ</w:t>
-            </w:r>
-            <w:proofErr w:type="spellEnd"/>
             <w:r>
               <w:rPr>
                 <w:rFonts w:ascii="BRH Malayalam Extra" w:hAnsi="BRH Malayalam Extra" w:cs="BRH Devanagari Extra"/>
@@ -6485,47 +9473,34 @@
               </w:rPr>
               <w:t>–</w:t>
             </w:r>
-            <w:proofErr w:type="spellStart"/>
-            <w:r>
-              <w:rPr>
-                <w:rFonts w:ascii="BRH Devanagari Extra" w:hAnsi="BRH Devanagari Extra" w:cs="BRH Devanagari Extra"/>
-                <w:color w:val="000000"/>
-                <w:sz w:val="40"/>
-                <w:szCs w:val="40"/>
+            <w:r>
+              <w:rPr>
+                <w:rFonts w:ascii="BRH Devanagari Extra" w:hAnsi="BRH Devanagari Extra" w:cs="BRH Devanagari Extra"/>
+                <w:color w:val="000000"/>
+                <w:sz w:val="40"/>
+                <w:szCs w:val="40"/>
+              </w:rPr>
+              <w:t>uÉ | L</w:t>
+            </w:r>
+            <w:r>
+              <w:rPr>
+                <w:rFonts w:ascii="BRH Malayalam Extra" w:hAnsi="BRH Malayalam Extra" w:cs="BRH Devanagari Extra"/>
+                <w:color w:val="000000"/>
+                <w:sz w:val="32"/>
+                <w:szCs w:val="40"/>
+              </w:rPr>
+              <w:t>–</w:t>
+            </w:r>
+            <w:r>
+              <w:rPr>
+                <w:rFonts w:ascii="BRH Devanagari Extra" w:hAnsi="BRH Devanagari Extra" w:cs="BRH Devanagari Extra"/>
+                <w:color w:val="000000"/>
+                <w:sz w:val="40"/>
+                <w:szCs w:val="40"/>
+                <w:highlight w:val="green"/>
               </w:rPr>
               <w:t>uÉ</w:t>
             </w:r>
-            <w:proofErr w:type="spellEnd"/>
-            <w:r>
-              <w:rPr>
-                <w:rFonts w:ascii="BRH Devanagari Extra" w:hAnsi="BRH Devanagari Extra" w:cs="BRH Devanagari Extra"/>
-                <w:color w:val="000000"/>
-                <w:sz w:val="40"/>
-                <w:szCs w:val="40"/>
-              </w:rPr>
-              <w:t xml:space="preserve"> | L</w:t>
-            </w:r>
-            <w:r>
-              <w:rPr>
-                <w:rFonts w:ascii="BRH Malayalam Extra" w:hAnsi="BRH Malayalam Extra" w:cs="BRH Devanagari Extra"/>
-                <w:color w:val="000000"/>
-                <w:sz w:val="32"/>
-                <w:szCs w:val="40"/>
-              </w:rPr>
-              <w:t>–</w:t>
-            </w:r>
-            <w:proofErr w:type="spellStart"/>
-            <w:r>
-              <w:rPr>
-                <w:rFonts w:ascii="BRH Devanagari Extra" w:hAnsi="BRH Devanagari Extra" w:cs="BRH Devanagari Extra"/>
-                <w:color w:val="000000"/>
-                <w:sz w:val="40"/>
-                <w:szCs w:val="40"/>
-                <w:highlight w:val="green"/>
-              </w:rPr>
-              <w:t>uÉ</w:t>
-            </w:r>
-            <w:proofErr w:type="spellEnd"/>
             <w:r>
               <w:rPr>
                 <w:rFonts w:ascii="BRH Devanagari Extra" w:hAnsi="BRH Devanagari Extra" w:cs="BRH Devanagari Extra"/>
@@ -6764,7 +9739,6 @@
           <w:szCs w:val="30"/>
           <w:u w:val="single"/>
         </w:rPr>
-        <w:lastRenderedPageBreak/>
         <w:t xml:space="preserve">TS </w:t>
       </w:r>
       <w:r>
@@ -7121,7 +10095,7 @@
 </file>
 
 <file path=word/endnotes.xml><?xml version="1.0" encoding="utf-8"?>
-<w:endnotes xmlns:wpc="http://schemas.microsoft.com/office/word/2010/wordprocessingCanvas" xmlns:cx="http://schemas.microsoft.com/office/drawing/2014/chartex" xmlns:cx1="http://schemas.microsoft.com/office/drawing/2015/9/8/chartex" xmlns:mc="http://schemas.openxmlformats.org/markup-compatibility/2006" xmlns:o="urn:schemas-microsoft-com:office:office" xmlns:r="http://schemas.openxmlformats.org/officeDocument/2006/relationships" xmlns:m="http://schemas.openxmlformats.org/officeDocument/2006/math" xmlns:v="urn:schemas-microsoft-com:vml" xmlns:wp14="http://schemas.microsoft.com/office/word/2010/wordprocessingDrawing" xmlns:wp="http://schemas.openxmlformats.org/drawingml/2006/wordprocessingDrawing" xmlns:w10="urn:schemas-microsoft-com:office:word" xmlns:w="http://schemas.openxmlformats.org/wordprocessingml/2006/main" xmlns:w14="http://schemas.microsoft.com/office/word/2010/wordml" xmlns:w15="http://schemas.microsoft.com/office/word/2012/wordml" xmlns:w16se="http://schemas.microsoft.com/office/word/2015/wordml/symex" xmlns:wpg="http://schemas.microsoft.com/office/word/2010/wordprocessingGroup" xmlns:wpi="http://schemas.microsoft.com/office/word/2010/wordprocessingInk" xmlns:wne="http://schemas.microsoft.com/office/word/2006/wordml" xmlns:wps="http://schemas.microsoft.com/office/word/2010/wordprocessingShape" mc:Ignorable="w14 w15 w16se wp14">
+<w:endnotes xmlns:wpc="http://schemas.microsoft.com/office/word/2010/wordprocessingCanvas" xmlns:cx="http://schemas.microsoft.com/office/drawing/2014/chartex" xmlns:cx1="http://schemas.microsoft.com/office/drawing/2015/9/8/chartex" xmlns:cx2="http://schemas.microsoft.com/office/drawing/2015/10/21/chartex" xmlns:cx3="http://schemas.microsoft.com/office/drawing/2016/5/9/chartex" xmlns:cx4="http://schemas.microsoft.com/office/drawing/2016/5/10/chartex" xmlns:cx5="http://schemas.microsoft.com/office/drawing/2016/5/11/chartex" xmlns:cx6="http://schemas.microsoft.com/office/drawing/2016/5/12/chartex" xmlns:cx7="http://schemas.microsoft.com/office/drawing/2016/5/13/chartex" xmlns:cx8="http://schemas.microsoft.com/office/drawing/2016/5/14/chartex" xmlns:mc="http://schemas.openxmlformats.org/markup-compatibility/2006" xmlns:aink="http://schemas.microsoft.com/office/drawing/2016/ink" xmlns:am3d="http://schemas.microsoft.com/office/drawing/2017/model3d" xmlns:o="urn:schemas-microsoft-com:office:office" xmlns:oel="http://schemas.microsoft.com/office/2019/extlst" xmlns:r="http://schemas.openxmlformats.org/officeDocument/2006/relationships" xmlns:m="http://schemas.openxmlformats.org/officeDocument/2006/math" xmlns:v="urn:schemas-microsoft-com:vml" xmlns:wp14="http://schemas.microsoft.com/office/word/2010/wordprocessingDrawing" xmlns:wp="http://schemas.openxmlformats.org/drawingml/2006/wordprocessingDrawing" xmlns:w10="urn:schemas-microsoft-com:office:word" xmlns:w="http://schemas.openxmlformats.org/wordprocessingml/2006/main" xmlns:w14="http://schemas.microsoft.com/office/word/2010/wordml" xmlns:w15="http://schemas.microsoft.com/office/word/2012/wordml" xmlns:w16cex="http://schemas.microsoft.com/office/word/2018/wordml/cex" xmlns:w16cid="http://schemas.microsoft.com/office/word/2016/wordml/cid" xmlns:w16="http://schemas.microsoft.com/office/word/2018/wordml" xmlns:w16du="http://schemas.microsoft.com/office/word/2023/wordml/word16du" xmlns:w16sdtdh="http://schemas.microsoft.com/office/word/2020/wordml/sdtdatahash" xmlns:w16sdtfl="http://schemas.microsoft.com/office/word/2024/wordml/sdtformatlock" xmlns:w16se="http://schemas.microsoft.com/office/word/2015/wordml/symex" xmlns:wpg="http://schemas.microsoft.com/office/word/2010/wordprocessingGroup" xmlns:wpi="http://schemas.microsoft.com/office/word/2010/wordprocessingInk" xmlns:wne="http://schemas.microsoft.com/office/word/2006/wordml" xmlns:wps="http://schemas.microsoft.com/office/word/2010/wordprocessingShape" mc:Ignorable="w14 w15 w16se w16cid w16 w16cex w16sdtdh w16sdtfl w16du wp14">
   <w:endnote w:type="separator" w:id="-1">
     <w:p>
       <w:pPr>
@@ -7146,7 +10120,7 @@
 </file>
 
 <file path=word/footer1.xml><?xml version="1.0" encoding="utf-8"?>
-<w:ftr xmlns:wpc="http://schemas.microsoft.com/office/word/2010/wordprocessingCanvas" xmlns:cx="http://schemas.microsoft.com/office/drawing/2014/chartex" xmlns:cx1="http://schemas.microsoft.com/office/drawing/2015/9/8/chartex" xmlns:mc="http://schemas.openxmlformats.org/markup-compatibility/2006" xmlns:o="urn:schemas-microsoft-com:office:office" xmlns:r="http://schemas.openxmlformats.org/officeDocument/2006/relationships" xmlns:m="http://schemas.openxmlformats.org/officeDocument/2006/math" xmlns:v="urn:schemas-microsoft-com:vml" xmlns:wp14="http://schemas.microsoft.com/office/word/2010/wordprocessingDrawing" xmlns:wp="http://schemas.openxmlformats.org/drawingml/2006/wordprocessingDrawing" xmlns:w10="urn:schemas-microsoft-com:office:word" xmlns:w="http://schemas.openxmlformats.org/wordprocessingml/2006/main" xmlns:w14="http://schemas.microsoft.com/office/word/2010/wordml" xmlns:w15="http://schemas.microsoft.com/office/word/2012/wordml" xmlns:w16se="http://schemas.microsoft.com/office/word/2015/wordml/symex" xmlns:wpg="http://schemas.microsoft.com/office/word/2010/wordprocessingGroup" xmlns:wpi="http://schemas.microsoft.com/office/word/2010/wordprocessingInk" xmlns:wne="http://schemas.microsoft.com/office/word/2006/wordml" xmlns:wps="http://schemas.microsoft.com/office/word/2010/wordprocessingShape" mc:Ignorable="w14 w15 w16se wp14">
+<w:ftr xmlns:wpc="http://schemas.microsoft.com/office/word/2010/wordprocessingCanvas" xmlns:cx="http://schemas.microsoft.com/office/drawing/2014/chartex" xmlns:cx1="http://schemas.microsoft.com/office/drawing/2015/9/8/chartex" xmlns:cx2="http://schemas.microsoft.com/office/drawing/2015/10/21/chartex" xmlns:cx3="http://schemas.microsoft.com/office/drawing/2016/5/9/chartex" xmlns:cx4="http://schemas.microsoft.com/office/drawing/2016/5/10/chartex" xmlns:cx5="http://schemas.microsoft.com/office/drawing/2016/5/11/chartex" xmlns:cx6="http://schemas.microsoft.com/office/drawing/2016/5/12/chartex" xmlns:cx7="http://schemas.microsoft.com/office/drawing/2016/5/13/chartex" xmlns:cx8="http://schemas.microsoft.com/office/drawing/2016/5/14/chartex" xmlns:mc="http://schemas.openxmlformats.org/markup-compatibility/2006" xmlns:aink="http://schemas.microsoft.com/office/drawing/2016/ink" xmlns:am3d="http://schemas.microsoft.com/office/drawing/2017/model3d" xmlns:o="urn:schemas-microsoft-com:office:office" xmlns:oel="http://schemas.microsoft.com/office/2019/extlst" xmlns:r="http://schemas.openxmlformats.org/officeDocument/2006/relationships" xmlns:m="http://schemas.openxmlformats.org/officeDocument/2006/math" xmlns:v="urn:schemas-microsoft-com:vml" xmlns:wp14="http://schemas.microsoft.com/office/word/2010/wordprocessingDrawing" xmlns:wp="http://schemas.openxmlformats.org/drawingml/2006/wordprocessingDrawing" xmlns:w10="urn:schemas-microsoft-com:office:word" xmlns:w="http://schemas.openxmlformats.org/wordprocessingml/2006/main" xmlns:w14="http://schemas.microsoft.com/office/word/2010/wordml" xmlns:w15="http://schemas.microsoft.com/office/word/2012/wordml" xmlns:w16cex="http://schemas.microsoft.com/office/word/2018/wordml/cex" xmlns:w16cid="http://schemas.microsoft.com/office/word/2016/wordml/cid" xmlns:w16="http://schemas.microsoft.com/office/word/2018/wordml" xmlns:w16du="http://schemas.microsoft.com/office/word/2023/wordml/word16du" xmlns:w16sdtdh="http://schemas.microsoft.com/office/word/2020/wordml/sdtdatahash" xmlns:w16sdtfl="http://schemas.microsoft.com/office/word/2024/wordml/sdtformatlock" xmlns:w16se="http://schemas.microsoft.com/office/word/2015/wordml/symex" xmlns:wpg="http://schemas.microsoft.com/office/word/2010/wordprocessingGroup" xmlns:wpi="http://schemas.microsoft.com/office/word/2010/wordprocessingInk" xmlns:wne="http://schemas.microsoft.com/office/word/2006/wordml" xmlns:wps="http://schemas.microsoft.com/office/word/2010/wordprocessingShape" mc:Ignorable="w14 w15 w16se w16cid w16 w16cex w16sdtdh w16sdtfl w16du wp14">
   <w:p>
     <w:pPr>
       <w:pBdr>
@@ -7293,7 +10267,7 @@
 </file>
 
 <file path=word/footer2.xml><?xml version="1.0" encoding="utf-8"?>
-<w:ftr xmlns:wpc="http://schemas.microsoft.com/office/word/2010/wordprocessingCanvas" xmlns:cx="http://schemas.microsoft.com/office/drawing/2014/chartex" xmlns:cx1="http://schemas.microsoft.com/office/drawing/2015/9/8/chartex" xmlns:mc="http://schemas.openxmlformats.org/markup-compatibility/2006" xmlns:o="urn:schemas-microsoft-com:office:office" xmlns:r="http://schemas.openxmlformats.org/officeDocument/2006/relationships" xmlns:m="http://schemas.openxmlformats.org/officeDocument/2006/math" xmlns:v="urn:schemas-microsoft-com:vml" xmlns:wp14="http://schemas.microsoft.com/office/word/2010/wordprocessingDrawing" xmlns:wp="http://schemas.openxmlformats.org/drawingml/2006/wordprocessingDrawing" xmlns:w10="urn:schemas-microsoft-com:office:word" xmlns:w="http://schemas.openxmlformats.org/wordprocessingml/2006/main" xmlns:w14="http://schemas.microsoft.com/office/word/2010/wordml" xmlns:w15="http://schemas.microsoft.com/office/word/2012/wordml" xmlns:w16se="http://schemas.microsoft.com/office/word/2015/wordml/symex" xmlns:wpg="http://schemas.microsoft.com/office/word/2010/wordprocessingGroup" xmlns:wpi="http://schemas.microsoft.com/office/word/2010/wordprocessingInk" xmlns:wne="http://schemas.microsoft.com/office/word/2006/wordml" xmlns:wps="http://schemas.microsoft.com/office/word/2010/wordprocessingShape" mc:Ignorable="w14 w15 w16se wp14">
+<w:ftr xmlns:wpc="http://schemas.microsoft.com/office/word/2010/wordprocessingCanvas" xmlns:cx="http://schemas.microsoft.com/office/drawing/2014/chartex" xmlns:cx1="http://schemas.microsoft.com/office/drawing/2015/9/8/chartex" xmlns:cx2="http://schemas.microsoft.com/office/drawing/2015/10/21/chartex" xmlns:cx3="http://schemas.microsoft.com/office/drawing/2016/5/9/chartex" xmlns:cx4="http://schemas.microsoft.com/office/drawing/2016/5/10/chartex" xmlns:cx5="http://schemas.microsoft.com/office/drawing/2016/5/11/chartex" xmlns:cx6="http://schemas.microsoft.com/office/drawing/2016/5/12/chartex" xmlns:cx7="http://schemas.microsoft.com/office/drawing/2016/5/13/chartex" xmlns:cx8="http://schemas.microsoft.com/office/drawing/2016/5/14/chartex" xmlns:mc="http://schemas.openxmlformats.org/markup-compatibility/2006" xmlns:aink="http://schemas.microsoft.com/office/drawing/2016/ink" xmlns:am3d="http://schemas.microsoft.com/office/drawing/2017/model3d" xmlns:o="urn:schemas-microsoft-com:office:office" xmlns:oel="http://schemas.microsoft.com/office/2019/extlst" xmlns:r="http://schemas.openxmlformats.org/officeDocument/2006/relationships" xmlns:m="http://schemas.openxmlformats.org/officeDocument/2006/math" xmlns:v="urn:schemas-microsoft-com:vml" xmlns:wp14="http://schemas.microsoft.com/office/word/2010/wordprocessingDrawing" xmlns:wp="http://schemas.openxmlformats.org/drawingml/2006/wordprocessingDrawing" xmlns:w10="urn:schemas-microsoft-com:office:word" xmlns:w="http://schemas.openxmlformats.org/wordprocessingml/2006/main" xmlns:w14="http://schemas.microsoft.com/office/word/2010/wordml" xmlns:w15="http://schemas.microsoft.com/office/word/2012/wordml" xmlns:w16cex="http://schemas.microsoft.com/office/word/2018/wordml/cex" xmlns:w16cid="http://schemas.microsoft.com/office/word/2016/wordml/cid" xmlns:w16="http://schemas.microsoft.com/office/word/2018/wordml" xmlns:w16du="http://schemas.microsoft.com/office/word/2023/wordml/word16du" xmlns:w16sdtdh="http://schemas.microsoft.com/office/word/2020/wordml/sdtdatahash" xmlns:w16sdtfl="http://schemas.microsoft.com/office/word/2024/wordml/sdtformatlock" xmlns:w16se="http://schemas.microsoft.com/office/word/2015/wordml/symex" xmlns:wpg="http://schemas.microsoft.com/office/word/2010/wordprocessingGroup" xmlns:wpi="http://schemas.microsoft.com/office/word/2010/wordprocessingInk" xmlns:wne="http://schemas.microsoft.com/office/word/2006/wordml" xmlns:wps="http://schemas.microsoft.com/office/word/2010/wordprocessingShape" mc:Ignorable="w14 w15 w16se w16cid w16 w16cex w16sdtdh w16sdtfl w16du wp14">
   <w:p>
     <w:pPr>
       <w:pBdr>
@@ -7464,7 +10438,7 @@
 </file>
 
 <file path=word/footnotes.xml><?xml version="1.0" encoding="utf-8"?>
-<w:footnotes xmlns:wpc="http://schemas.microsoft.com/office/word/2010/wordprocessingCanvas" xmlns:cx="http://schemas.microsoft.com/office/drawing/2014/chartex" xmlns:cx1="http://schemas.microsoft.com/office/drawing/2015/9/8/chartex" xmlns:mc="http://schemas.openxmlformats.org/markup-compatibility/2006" xmlns:o="urn:schemas-microsoft-com:office:office" xmlns:r="http://schemas.openxmlformats.org/officeDocument/2006/relationships" xmlns:m="http://schemas.openxmlformats.org/officeDocument/2006/math" xmlns:v="urn:schemas-microsoft-com:vml" xmlns:wp14="http://schemas.microsoft.com/office/word/2010/wordprocessingDrawing" xmlns:wp="http://schemas.openxmlformats.org/drawingml/2006/wordprocessingDrawing" xmlns:w10="urn:schemas-microsoft-com:office:word" xmlns:w="http://schemas.openxmlformats.org/wordprocessingml/2006/main" xmlns:w14="http://schemas.microsoft.com/office/word/2010/wordml" xmlns:w15="http://schemas.microsoft.com/office/word/2012/wordml" xmlns:w16se="http://schemas.microsoft.com/office/word/2015/wordml/symex" xmlns:wpg="http://schemas.microsoft.com/office/word/2010/wordprocessingGroup" xmlns:wpi="http://schemas.microsoft.com/office/word/2010/wordprocessingInk" xmlns:wne="http://schemas.microsoft.com/office/word/2006/wordml" xmlns:wps="http://schemas.microsoft.com/office/word/2010/wordprocessingShape" mc:Ignorable="w14 w15 w16se wp14">
+<w:footnotes xmlns:wpc="http://schemas.microsoft.com/office/word/2010/wordprocessingCanvas" xmlns:cx="http://schemas.microsoft.com/office/drawing/2014/chartex" xmlns:cx1="http://schemas.microsoft.com/office/drawing/2015/9/8/chartex" xmlns:cx2="http://schemas.microsoft.com/office/drawing/2015/10/21/chartex" xmlns:cx3="http://schemas.microsoft.com/office/drawing/2016/5/9/chartex" xmlns:cx4="http://schemas.microsoft.com/office/drawing/2016/5/10/chartex" xmlns:cx5="http://schemas.microsoft.com/office/drawing/2016/5/11/chartex" xmlns:cx6="http://schemas.microsoft.com/office/drawing/2016/5/12/chartex" xmlns:cx7="http://schemas.microsoft.com/office/drawing/2016/5/13/chartex" xmlns:cx8="http://schemas.microsoft.com/office/drawing/2016/5/14/chartex" xmlns:mc="http://schemas.openxmlformats.org/markup-compatibility/2006" xmlns:aink="http://schemas.microsoft.com/office/drawing/2016/ink" xmlns:am3d="http://schemas.microsoft.com/office/drawing/2017/model3d" xmlns:o="urn:schemas-microsoft-com:office:office" xmlns:oel="http://schemas.microsoft.com/office/2019/extlst" xmlns:r="http://schemas.openxmlformats.org/officeDocument/2006/relationships" xmlns:m="http://schemas.openxmlformats.org/officeDocument/2006/math" xmlns:v="urn:schemas-microsoft-com:vml" xmlns:wp14="http://schemas.microsoft.com/office/word/2010/wordprocessingDrawing" xmlns:wp="http://schemas.openxmlformats.org/drawingml/2006/wordprocessingDrawing" xmlns:w10="urn:schemas-microsoft-com:office:word" xmlns:w="http://schemas.openxmlformats.org/wordprocessingml/2006/main" xmlns:w14="http://schemas.microsoft.com/office/word/2010/wordml" xmlns:w15="http://schemas.microsoft.com/office/word/2012/wordml" xmlns:w16cex="http://schemas.microsoft.com/office/word/2018/wordml/cex" xmlns:w16cid="http://schemas.microsoft.com/office/word/2016/wordml/cid" xmlns:w16="http://schemas.microsoft.com/office/word/2018/wordml" xmlns:w16du="http://schemas.microsoft.com/office/word/2023/wordml/word16du" xmlns:w16sdtdh="http://schemas.microsoft.com/office/word/2020/wordml/sdtdatahash" xmlns:w16sdtfl="http://schemas.microsoft.com/office/word/2024/wordml/sdtformatlock" xmlns:w16se="http://schemas.microsoft.com/office/word/2015/wordml/symex" xmlns:wpg="http://schemas.microsoft.com/office/word/2010/wordprocessingGroup" xmlns:wpi="http://schemas.microsoft.com/office/word/2010/wordprocessingInk" xmlns:wne="http://schemas.microsoft.com/office/word/2006/wordml" xmlns:wps="http://schemas.microsoft.com/office/word/2010/wordprocessingShape" mc:Ignorable="w14 w15 w16se w16cid w16 w16cex w16sdtdh w16sdtfl w16du wp14">
   <w:footnote w:type="separator" w:id="-1">
     <w:p>
       <w:pPr>
@@ -7489,7 +10463,7 @@
 </file>
 
 <file path=word/header1.xml><?xml version="1.0" encoding="utf-8"?>
-<w:hdr xmlns:wpc="http://schemas.microsoft.com/office/word/2010/wordprocessingCanvas" xmlns:cx="http://schemas.microsoft.com/office/drawing/2014/chartex" xmlns:cx1="http://schemas.microsoft.com/office/drawing/2015/9/8/chartex" xmlns:mc="http://schemas.openxmlformats.org/markup-compatibility/2006" xmlns:o="urn:schemas-microsoft-com:office:office" xmlns:r="http://schemas.openxmlformats.org/officeDocument/2006/relationships" xmlns:m="http://schemas.openxmlformats.org/officeDocument/2006/math" xmlns:v="urn:schemas-microsoft-com:vml" xmlns:wp14="http://schemas.microsoft.com/office/word/2010/wordprocessingDrawing" xmlns:wp="http://schemas.openxmlformats.org/drawingml/2006/wordprocessingDrawing" xmlns:w10="urn:schemas-microsoft-com:office:word" xmlns:w="http://schemas.openxmlformats.org/wordprocessingml/2006/main" xmlns:w14="http://schemas.microsoft.com/office/word/2010/wordml" xmlns:w15="http://schemas.microsoft.com/office/word/2012/wordml" xmlns:w16se="http://schemas.microsoft.com/office/word/2015/wordml/symex" xmlns:wpg="http://schemas.microsoft.com/office/word/2010/wordprocessingGroup" xmlns:wpi="http://schemas.microsoft.com/office/word/2010/wordprocessingInk" xmlns:wne="http://schemas.microsoft.com/office/word/2006/wordml" xmlns:wps="http://schemas.microsoft.com/office/word/2010/wordprocessingShape" mc:Ignorable="w14 w15 w16se wp14">
+<w:hdr xmlns:wpc="http://schemas.microsoft.com/office/word/2010/wordprocessingCanvas" xmlns:cx="http://schemas.microsoft.com/office/drawing/2014/chartex" xmlns:cx1="http://schemas.microsoft.com/office/drawing/2015/9/8/chartex" xmlns:cx2="http://schemas.microsoft.com/office/drawing/2015/10/21/chartex" xmlns:cx3="http://schemas.microsoft.com/office/drawing/2016/5/9/chartex" xmlns:cx4="http://schemas.microsoft.com/office/drawing/2016/5/10/chartex" xmlns:cx5="http://schemas.microsoft.com/office/drawing/2016/5/11/chartex" xmlns:cx6="http://schemas.microsoft.com/office/drawing/2016/5/12/chartex" xmlns:cx7="http://schemas.microsoft.com/office/drawing/2016/5/13/chartex" xmlns:cx8="http://schemas.microsoft.com/office/drawing/2016/5/14/chartex" xmlns:mc="http://schemas.openxmlformats.org/markup-compatibility/2006" xmlns:aink="http://schemas.microsoft.com/office/drawing/2016/ink" xmlns:am3d="http://schemas.microsoft.com/office/drawing/2017/model3d" xmlns:o="urn:schemas-microsoft-com:office:office" xmlns:oel="http://schemas.microsoft.com/office/2019/extlst" xmlns:r="http://schemas.openxmlformats.org/officeDocument/2006/relationships" xmlns:m="http://schemas.openxmlformats.org/officeDocument/2006/math" xmlns:v="urn:schemas-microsoft-com:vml" xmlns:wp14="http://schemas.microsoft.com/office/word/2010/wordprocessingDrawing" xmlns:wp="http://schemas.openxmlformats.org/drawingml/2006/wordprocessingDrawing" xmlns:w10="urn:schemas-microsoft-com:office:word" xmlns:w="http://schemas.openxmlformats.org/wordprocessingml/2006/main" xmlns:w14="http://schemas.microsoft.com/office/word/2010/wordml" xmlns:w15="http://schemas.microsoft.com/office/word/2012/wordml" xmlns:w16cex="http://schemas.microsoft.com/office/word/2018/wordml/cex" xmlns:w16cid="http://schemas.microsoft.com/office/word/2016/wordml/cid" xmlns:w16="http://schemas.microsoft.com/office/word/2018/wordml" xmlns:w16du="http://schemas.microsoft.com/office/word/2023/wordml/word16du" xmlns:w16sdtdh="http://schemas.microsoft.com/office/word/2020/wordml/sdtdatahash" xmlns:w16sdtfl="http://schemas.microsoft.com/office/word/2024/wordml/sdtformatlock" xmlns:w16se="http://schemas.microsoft.com/office/word/2015/wordml/symex" xmlns:wpg="http://schemas.microsoft.com/office/word/2010/wordprocessingGroup" xmlns:wpi="http://schemas.microsoft.com/office/word/2010/wordprocessingInk" xmlns:wne="http://schemas.microsoft.com/office/word/2006/wordml" xmlns:wps="http://schemas.microsoft.com/office/word/2010/wordprocessingShape" mc:Ignorable="w14 w15 w16se w16cid w16 w16cex w16sdtdh w16sdtfl w16du wp14">
   <w:p>
     <w:pPr>
       <w:pStyle w:val="Header"/>
@@ -7502,7 +10476,7 @@
 </file>
 
 <file path=word/header2.xml><?xml version="1.0" encoding="utf-8"?>
-<w:hdr xmlns:wpc="http://schemas.microsoft.com/office/word/2010/wordprocessingCanvas" xmlns:cx="http://schemas.microsoft.com/office/drawing/2014/chartex" xmlns:cx1="http://schemas.microsoft.com/office/drawing/2015/9/8/chartex" xmlns:mc="http://schemas.openxmlformats.org/markup-compatibility/2006" xmlns:o="urn:schemas-microsoft-com:office:office" xmlns:r="http://schemas.openxmlformats.org/officeDocument/2006/relationships" xmlns:m="http://schemas.openxmlformats.org/officeDocument/2006/math" xmlns:v="urn:schemas-microsoft-com:vml" xmlns:wp14="http://schemas.microsoft.com/office/word/2010/wordprocessingDrawing" xmlns:wp="http://schemas.openxmlformats.org/drawingml/2006/wordprocessingDrawing" xmlns:w10="urn:schemas-microsoft-com:office:word" xmlns:w="http://schemas.openxmlformats.org/wordprocessingml/2006/main" xmlns:w14="http://schemas.microsoft.com/office/word/2010/wordml" xmlns:w15="http://schemas.microsoft.com/office/word/2012/wordml" xmlns:w16se="http://schemas.microsoft.com/office/word/2015/wordml/symex" xmlns:wpg="http://schemas.microsoft.com/office/word/2010/wordprocessingGroup" xmlns:wpi="http://schemas.microsoft.com/office/word/2010/wordprocessingInk" xmlns:wne="http://schemas.microsoft.com/office/word/2006/wordml" xmlns:wps="http://schemas.microsoft.com/office/word/2010/wordprocessingShape" mc:Ignorable="w14 w15 w16se wp14">
+<w:hdr xmlns:wpc="http://schemas.microsoft.com/office/word/2010/wordprocessingCanvas" xmlns:cx="http://schemas.microsoft.com/office/drawing/2014/chartex" xmlns:cx1="http://schemas.microsoft.com/office/drawing/2015/9/8/chartex" xmlns:cx2="http://schemas.microsoft.com/office/drawing/2015/10/21/chartex" xmlns:cx3="http://schemas.microsoft.com/office/drawing/2016/5/9/chartex" xmlns:cx4="http://schemas.microsoft.com/office/drawing/2016/5/10/chartex" xmlns:cx5="http://schemas.microsoft.com/office/drawing/2016/5/11/chartex" xmlns:cx6="http://schemas.microsoft.com/office/drawing/2016/5/12/chartex" xmlns:cx7="http://schemas.microsoft.com/office/drawing/2016/5/13/chartex" xmlns:cx8="http://schemas.microsoft.com/office/drawing/2016/5/14/chartex" xmlns:mc="http://schemas.openxmlformats.org/markup-compatibility/2006" xmlns:aink="http://schemas.microsoft.com/office/drawing/2016/ink" xmlns:am3d="http://schemas.microsoft.com/office/drawing/2017/model3d" xmlns:o="urn:schemas-microsoft-com:office:office" xmlns:oel="http://schemas.microsoft.com/office/2019/extlst" xmlns:r="http://schemas.openxmlformats.org/officeDocument/2006/relationships" xmlns:m="http://schemas.openxmlformats.org/officeDocument/2006/math" xmlns:v="urn:schemas-microsoft-com:vml" xmlns:wp14="http://schemas.microsoft.com/office/word/2010/wordprocessingDrawing" xmlns:wp="http://schemas.openxmlformats.org/drawingml/2006/wordprocessingDrawing" xmlns:w10="urn:schemas-microsoft-com:office:word" xmlns:w="http://schemas.openxmlformats.org/wordprocessingml/2006/main" xmlns:w14="http://schemas.microsoft.com/office/word/2010/wordml" xmlns:w15="http://schemas.microsoft.com/office/word/2012/wordml" xmlns:w16cex="http://schemas.microsoft.com/office/word/2018/wordml/cex" xmlns:w16cid="http://schemas.microsoft.com/office/word/2016/wordml/cid" xmlns:w16="http://schemas.microsoft.com/office/word/2018/wordml" xmlns:w16du="http://schemas.microsoft.com/office/word/2023/wordml/word16du" xmlns:w16sdtdh="http://schemas.microsoft.com/office/word/2020/wordml/sdtdatahash" xmlns:w16sdtfl="http://schemas.microsoft.com/office/word/2024/wordml/sdtformatlock" xmlns:w16se="http://schemas.microsoft.com/office/word/2015/wordml/symex" xmlns:wpg="http://schemas.microsoft.com/office/word/2010/wordprocessingGroup" xmlns:wpi="http://schemas.microsoft.com/office/word/2010/wordprocessingInk" xmlns:wne="http://schemas.microsoft.com/office/word/2006/wordml" xmlns:wps="http://schemas.microsoft.com/office/word/2010/wordprocessingShape" mc:Ignorable="w14 w15 w16se w16cid w16 w16cex w16sdtdh w16sdtfl w16du wp14">
   <w:p>
     <w:pPr>
       <w:pStyle w:val="Header"/>
@@ -7515,7 +10489,7 @@
 </file>
 
 <file path=word/styles.xml><?xml version="1.0" encoding="utf-8"?>
-<w:styles xmlns:mc="http://schemas.openxmlformats.org/markup-compatibility/2006" xmlns:r="http://schemas.openxmlformats.org/officeDocument/2006/relationships" xmlns:w="http://schemas.openxmlformats.org/wordprocessingml/2006/main" xmlns:w14="http://schemas.microsoft.com/office/word/2010/wordml" xmlns:w15="http://schemas.microsoft.com/office/word/2012/wordml" xmlns:w16se="http://schemas.microsoft.com/office/word/2015/wordml/symex" mc:Ignorable="w14 w15 w16se">
+<w:styles xmlns:mc="http://schemas.openxmlformats.org/markup-compatibility/2006" xmlns:r="http://schemas.openxmlformats.org/officeDocument/2006/relationships" xmlns:w="http://schemas.openxmlformats.org/wordprocessingml/2006/main" xmlns:w14="http://schemas.microsoft.com/office/word/2010/wordml" xmlns:w15="http://schemas.microsoft.com/office/word/2012/wordml" xmlns:w16cex="http://schemas.microsoft.com/office/word/2018/wordml/cex" xmlns:w16cid="http://schemas.microsoft.com/office/word/2016/wordml/cid" xmlns:w16="http://schemas.microsoft.com/office/word/2018/wordml" xmlns:w16du="http://schemas.microsoft.com/office/word/2023/wordml/word16du" xmlns:w16sdtdh="http://schemas.microsoft.com/office/word/2020/wordml/sdtdatahash" xmlns:w16sdtfl="http://schemas.microsoft.com/office/word/2024/wordml/sdtformatlock" xmlns:w16se="http://schemas.microsoft.com/office/word/2015/wordml/symex" mc:Ignorable="w14 w15 w16se w16cid w16 w16cex w16sdtdh w16sdtfl w16du">
   <w:docDefaults>
     <w:rPrDefault>
       <w:rPr>
@@ -7525,7 +10499,7 @@
     </w:rPrDefault>
     <w:pPrDefault/>
   </w:docDefaults>
-  <w:latentStyles w:defLockedState="0" w:defUIPriority="99" w:defSemiHidden="0" w:defUnhideWhenUsed="0" w:defQFormat="0" w:count="371">
+  <w:latentStyles w:defLockedState="0" w:defUIPriority="99" w:defSemiHidden="0" w:defUnhideWhenUsed="0" w:defQFormat="0" w:count="376">
     <w:lsdException w:name="Normal" w:uiPriority="0" w:qFormat="1"/>
     <w:lsdException w:name="heading 1" w:uiPriority="9" w:qFormat="1"/>
     <w:lsdException w:name="heading 2" w:semiHidden="1" w:uiPriority="9" w:unhideWhenUsed="1" w:qFormat="1"/>
@@ -7897,11 +10871,16 @@
     <w:lsdException w:name="List Table 5 Dark Accent 6" w:uiPriority="50"/>
     <w:lsdException w:name="List Table 6 Colorful Accent 6" w:uiPriority="51"/>
     <w:lsdException w:name="List Table 7 Colorful Accent 6" w:uiPriority="52"/>
+    <w:lsdException w:name="Mention" w:semiHidden="1" w:unhideWhenUsed="1"/>
+    <w:lsdException w:name="Smart Hyperlink" w:semiHidden="1" w:unhideWhenUsed="1"/>
+    <w:lsdException w:name="Hashtag" w:semiHidden="1" w:unhideWhenUsed="1"/>
+    <w:lsdException w:name="Unresolved Mention" w:semiHidden="1" w:unhideWhenUsed="1"/>
+    <w:lsdException w:name="Smart Link" w:semiHidden="1" w:unhideWhenUsed="1"/>
   </w:latentStyles>
   <w:style w:type="paragraph" w:default="1" w:styleId="Normal">
     <w:name w:val="Normal"/>
     <w:qFormat/>
-    <w:rsid w:val="00076C05"/>
+    <w:rsid w:val="005A2BA7"/>
     <w:pPr>
       <w:spacing w:before="120" w:line="276" w:lineRule="auto"/>
     </w:pPr>

--- a/TS-Kramam/TS-5.1/TS 5.1 Sanskrit Krama Paatam Corrections.docx
+++ b/TS-Kramam/TS-5.1/TS 5.1 Sanskrit Krama Paatam Corrections.docx
@@ -84,19 +84,37 @@
         </w:rPr>
         <w:t xml:space="preserve">Observed till </w:t>
       </w:r>
-      <w:proofErr w:type="spellStart"/>
       <w:r>
         <w:rPr>
           <w:b/>
           <w:bCs/>
-          <w:color w:val="EE0000"/>
           <w:sz w:val="32"/>
           <w:szCs w:val="32"/>
           <w:u w:val="single"/>
         </w:rPr>
-        <w:t>xxxxxxxxx</w:t>
+        <w:t>31</w:t>
       </w:r>
-      <w:proofErr w:type="spellEnd"/>
+      <w:r>
+        <w:rPr>
+          <w:b/>
+          <w:bCs/>
+          <w:sz w:val="32"/>
+          <w:szCs w:val="32"/>
+          <w:u w:val="single"/>
+          <w:vertAlign w:val="superscript"/>
+        </w:rPr>
+        <w:t>st</w:t>
+      </w:r>
+      <w:r>
+        <w:rPr>
+          <w:b/>
+          <w:bCs/>
+          <w:sz w:val="32"/>
+          <w:szCs w:val="32"/>
+          <w:u w:val="single"/>
+        </w:rPr>
+        <w:t xml:space="preserve"> July 2026</w:t>
+      </w:r>
     </w:p>
     <w:p>
       <w:pPr>
@@ -409,7 +427,6 @@
               </w:rPr>
               <w:t>–</w:t>
             </w:r>
-            <w:proofErr w:type="spellStart"/>
             <w:r>
               <w:rPr>
                 <w:rFonts w:ascii="BRH Devanagari Extra" w:hAnsi="BRH Devanagari Extra" w:cs="BRH Devanagari Extra"/>
@@ -419,7 +436,6 @@
               </w:rPr>
               <w:t>phÉ</w:t>
             </w:r>
-            <w:proofErr w:type="spellEnd"/>
             <w:r>
               <w:rPr>
                 <w:rFonts w:ascii="BRH Malayalam Extra" w:hAnsi="BRH Malayalam Extra" w:cs="BRH Devanagari Extra"/>
@@ -438,7 +454,6 @@
               </w:rPr>
               <w:t xml:space="preserve">lÉç </w:t>
             </w:r>
-            <w:proofErr w:type="spellStart"/>
             <w:r>
               <w:rPr>
                 <w:rFonts w:ascii="BRH Devanagari Extra" w:hAnsi="BRH Devanagari Extra" w:cs="BRH Devanagari Extra"/>
@@ -456,17 +471,7 @@
                 <w:sz w:val="40"/>
                 <w:szCs w:val="40"/>
               </w:rPr>
-              <w:t>lÉÉqÉç</w:t>
-            </w:r>
-            <w:proofErr w:type="spellEnd"/>
-            <w:r>
-              <w:rPr>
-                <w:rFonts w:ascii="BRH Devanagari Extra" w:hAnsi="BRH Devanagari Extra" w:cs="BRH Devanagari Extra"/>
-                <w:color w:val="000000"/>
-                <w:sz w:val="40"/>
-                <w:szCs w:val="40"/>
-              </w:rPr>
-              <w:t xml:space="preserve"> | U</w:t>
+              <w:t>lÉÉqÉç | U</w:t>
             </w:r>
             <w:r>
               <w:rPr>
@@ -495,54 +500,32 @@
               </w:rPr>
               <w:t>–</w:t>
             </w:r>
-            <w:proofErr w:type="spellStart"/>
-            <w:r>
-              <w:rPr>
-                <w:rFonts w:ascii="BRH Devanagari Extra" w:hAnsi="BRH Devanagari Extra" w:cs="BRH Devanagari Extra"/>
-                <w:color w:val="000000"/>
-                <w:sz w:val="40"/>
-                <w:szCs w:val="40"/>
-              </w:rPr>
-              <w:t>lÉÉqÉ</w:t>
-            </w:r>
-            <w:proofErr w:type="spellEnd"/>
-            <w:r>
-              <w:rPr>
-                <w:rFonts w:ascii="BRH Devanagari Extra" w:hAnsi="BRH Devanagari Extra" w:cs="BRH Devanagari Extra"/>
-                <w:color w:val="000000"/>
-                <w:sz w:val="40"/>
-                <w:szCs w:val="40"/>
-              </w:rPr>
-              <w:t>×</w:t>
-            </w:r>
-            <w:r>
-              <w:rPr>
-                <w:rFonts w:ascii="BRH Malayalam Extra" w:hAnsi="BRH Malayalam Extra" w:cs="BRH Devanagari Extra"/>
-                <w:color w:val="000000"/>
-                <w:sz w:val="32"/>
-                <w:szCs w:val="40"/>
-              </w:rPr>
-              <w:t>–</w:t>
-            </w:r>
-            <w:proofErr w:type="spellStart"/>
-            <w:r>
-              <w:rPr>
-                <w:rFonts w:ascii="BRH Devanagari Extra" w:hAnsi="BRH Devanagari Extra" w:cs="BRH Devanagari Extra"/>
-                <w:color w:val="000000"/>
-                <w:sz w:val="40"/>
-                <w:szCs w:val="40"/>
-              </w:rPr>
-              <w:t>iÉxrÉþ</w:t>
-            </w:r>
-            <w:proofErr w:type="spellEnd"/>
-            <w:r>
-              <w:rPr>
-                <w:rFonts w:ascii="BRH Devanagari Extra" w:hAnsi="BRH Devanagari Extra" w:cs="BRH Devanagari Extra"/>
-                <w:color w:val="000000"/>
-                <w:sz w:val="40"/>
-                <w:szCs w:val="40"/>
-              </w:rPr>
-              <w:t xml:space="preserve"> |</w:t>
+            <w:r>
+              <w:rPr>
+                <w:rFonts w:ascii="BRH Devanagari Extra" w:hAnsi="BRH Devanagari Extra" w:cs="BRH Devanagari Extra"/>
+                <w:color w:val="000000"/>
+                <w:sz w:val="40"/>
+                <w:szCs w:val="40"/>
+              </w:rPr>
+              <w:t>lÉÉqÉ×</w:t>
+            </w:r>
+            <w:r>
+              <w:rPr>
+                <w:rFonts w:ascii="BRH Malayalam Extra" w:hAnsi="BRH Malayalam Extra" w:cs="BRH Devanagari Extra"/>
+                <w:color w:val="000000"/>
+                <w:sz w:val="32"/>
+                <w:szCs w:val="40"/>
+              </w:rPr>
+              <w:t>–</w:t>
+            </w:r>
+            <w:r>
+              <w:rPr>
+                <w:rFonts w:ascii="BRH Devanagari Extra" w:hAnsi="BRH Devanagari Extra" w:cs="BRH Devanagari Extra"/>
+                <w:color w:val="000000"/>
+                <w:sz w:val="40"/>
+                <w:szCs w:val="40"/>
+              </w:rPr>
+              <w:t>iÉxrÉþ |</w:t>
             </w:r>
           </w:p>
         </w:tc>
@@ -600,7 +583,6 @@
               </w:rPr>
               <w:t>–</w:t>
             </w:r>
-            <w:proofErr w:type="spellStart"/>
             <w:r>
               <w:rPr>
                 <w:rFonts w:ascii="BRH Devanagari Extra" w:hAnsi="BRH Devanagari Extra" w:cs="BRH Devanagari Extra"/>
@@ -610,7 +592,6 @@
               </w:rPr>
               <w:t>phÉ</w:t>
             </w:r>
-            <w:proofErr w:type="spellEnd"/>
             <w:r>
               <w:rPr>
                 <w:rFonts w:ascii="BRH Malayalam Extra" w:hAnsi="BRH Malayalam Extra" w:cs="BRH Devanagari Extra"/>
@@ -669,7 +650,6 @@
               </w:rPr>
               <w:t>–</w:t>
             </w:r>
-            <w:proofErr w:type="spellStart"/>
             <w:r>
               <w:rPr>
                 <w:rFonts w:ascii="BRH Devanagari Extra" w:hAnsi="BRH Devanagari Extra" w:cs="BRH Devanagari Extra"/>
@@ -687,17 +667,7 @@
                 <w:sz w:val="40"/>
                 <w:szCs w:val="40"/>
               </w:rPr>
-              <w:t>ÉÉqÉç</w:t>
-            </w:r>
-            <w:proofErr w:type="spellEnd"/>
-            <w:r>
-              <w:rPr>
-                <w:rFonts w:ascii="BRH Devanagari Extra" w:hAnsi="BRH Devanagari Extra" w:cs="BRH Devanagari Extra"/>
-                <w:color w:val="000000"/>
-                <w:sz w:val="40"/>
-                <w:szCs w:val="40"/>
-              </w:rPr>
-              <w:t xml:space="preserve"> | U</w:t>
+              <w:t>ÉÉqÉç | U</w:t>
             </w:r>
             <w:r>
               <w:rPr>
@@ -726,54 +696,32 @@
               </w:rPr>
               <w:t>–</w:t>
             </w:r>
-            <w:proofErr w:type="spellStart"/>
-            <w:r>
-              <w:rPr>
-                <w:rFonts w:ascii="BRH Devanagari Extra" w:hAnsi="BRH Devanagari Extra" w:cs="BRH Devanagari Extra"/>
-                <w:color w:val="000000"/>
-                <w:sz w:val="40"/>
-                <w:szCs w:val="40"/>
-              </w:rPr>
-              <w:t>lÉÉqÉ</w:t>
-            </w:r>
-            <w:proofErr w:type="spellEnd"/>
-            <w:r>
-              <w:rPr>
-                <w:rFonts w:ascii="BRH Devanagari Extra" w:hAnsi="BRH Devanagari Extra" w:cs="BRH Devanagari Extra"/>
-                <w:color w:val="000000"/>
-                <w:sz w:val="40"/>
-                <w:szCs w:val="40"/>
-              </w:rPr>
-              <w:t>×</w:t>
-            </w:r>
-            <w:r>
-              <w:rPr>
-                <w:rFonts w:ascii="BRH Malayalam Extra" w:hAnsi="BRH Malayalam Extra" w:cs="BRH Devanagari Extra"/>
-                <w:color w:val="000000"/>
-                <w:sz w:val="32"/>
-                <w:szCs w:val="40"/>
-              </w:rPr>
-              <w:t>–</w:t>
-            </w:r>
-            <w:proofErr w:type="spellStart"/>
-            <w:r>
-              <w:rPr>
-                <w:rFonts w:ascii="BRH Devanagari Extra" w:hAnsi="BRH Devanagari Extra" w:cs="BRH Devanagari Extra"/>
-                <w:color w:val="000000"/>
-                <w:sz w:val="40"/>
-                <w:szCs w:val="40"/>
-              </w:rPr>
-              <w:t>iÉxrÉþ</w:t>
-            </w:r>
-            <w:proofErr w:type="spellEnd"/>
-            <w:r>
-              <w:rPr>
-                <w:rFonts w:ascii="BRH Devanagari Extra" w:hAnsi="BRH Devanagari Extra" w:cs="BRH Devanagari Extra"/>
-                <w:color w:val="000000"/>
-                <w:sz w:val="40"/>
-                <w:szCs w:val="40"/>
-              </w:rPr>
-              <w:t xml:space="preserve"> |</w:t>
+            <w:r>
+              <w:rPr>
+                <w:rFonts w:ascii="BRH Devanagari Extra" w:hAnsi="BRH Devanagari Extra" w:cs="BRH Devanagari Extra"/>
+                <w:color w:val="000000"/>
+                <w:sz w:val="40"/>
+                <w:szCs w:val="40"/>
+              </w:rPr>
+              <w:t>lÉÉqÉ×</w:t>
+            </w:r>
+            <w:r>
+              <w:rPr>
+                <w:rFonts w:ascii="BRH Malayalam Extra" w:hAnsi="BRH Malayalam Extra" w:cs="BRH Devanagari Extra"/>
+                <w:color w:val="000000"/>
+                <w:sz w:val="32"/>
+                <w:szCs w:val="40"/>
+              </w:rPr>
+              <w:t>–</w:t>
+            </w:r>
+            <w:r>
+              <w:rPr>
+                <w:rFonts w:ascii="BRH Devanagari Extra" w:hAnsi="BRH Devanagari Extra" w:cs="BRH Devanagari Extra"/>
+                <w:color w:val="000000"/>
+                <w:sz w:val="40"/>
+                <w:szCs w:val="40"/>
+              </w:rPr>
+              <w:t>iÉxrÉþ |</w:t>
             </w:r>
           </w:p>
         </w:tc>
@@ -971,7 +919,6 @@
               </w:rPr>
               <w:t>–</w:t>
             </w:r>
-            <w:proofErr w:type="spellStart"/>
             <w:r>
               <w:rPr>
                 <w:rFonts w:ascii="BRH Devanagari Extra" w:hAnsi="BRH Devanagari Extra" w:cs="BRH Devanagari Extra"/>
@@ -991,25 +938,14 @@
               </w:rPr>
               <w:t>irÉæ</w:t>
             </w:r>
-            <w:proofErr w:type="spellEnd"/>
-            <w:r>
-              <w:rPr>
-                <w:rFonts w:ascii="BRH Devanagari Extra" w:hAnsi="BRH Devanagari Extra" w:cs="BRH Devanagari Extra"/>
-                <w:color w:val="000000"/>
-                <w:sz w:val="40"/>
-                <w:szCs w:val="40"/>
-              </w:rPr>
-              <w:t xml:space="preserve"> | </w:t>
-            </w:r>
-            <w:proofErr w:type="spellStart"/>
-            <w:r>
-              <w:rPr>
-                <w:rFonts w:ascii="BRH Devanagari Extra" w:hAnsi="BRH Devanagari Extra" w:cs="BRH Devanagari Extra"/>
-                <w:color w:val="000000"/>
-                <w:sz w:val="40"/>
-                <w:szCs w:val="40"/>
-              </w:rPr>
-              <w:t>AlÉÑþÌuÉ</w:t>
+            <w:r>
+              <w:rPr>
+                <w:rFonts w:ascii="BRH Devanagari Extra" w:hAnsi="BRH Devanagari Extra" w:cs="BRH Devanagari Extra"/>
+                <w:color w:val="000000"/>
+                <w:sz w:val="40"/>
+                <w:szCs w:val="40"/>
+              </w:rPr>
+              <w:t xml:space="preserve"> | AlÉÑþÌuÉ</w:t>
             </w:r>
             <w:r>
               <w:rPr>
@@ -1021,65 +957,32 @@
               </w:rPr>
               <w:t>irÉæ</w:t>
             </w:r>
-            <w:proofErr w:type="spellEnd"/>
-            <w:r>
-              <w:rPr>
-                <w:rFonts w:ascii="BRH Devanagari Extra" w:hAnsi="BRH Devanagari Extra" w:cs="BRH Devanagari Extra"/>
-                <w:color w:val="000000"/>
-                <w:sz w:val="40"/>
-                <w:szCs w:val="40"/>
-              </w:rPr>
-              <w:t xml:space="preserve"> </w:t>
-            </w:r>
-            <w:proofErr w:type="spellStart"/>
-            <w:r>
-              <w:rPr>
-                <w:rFonts w:ascii="BRH Devanagari Extra" w:hAnsi="BRH Devanagari Extra" w:cs="BRH Devanagari Extra"/>
-                <w:color w:val="000000"/>
-                <w:sz w:val="40"/>
-                <w:szCs w:val="40"/>
-              </w:rPr>
-              <w:t>mÉÉmÉuÉxrÉ</w:t>
-            </w:r>
-            <w:proofErr w:type="spellEnd"/>
-            <w:r>
-              <w:rPr>
-                <w:rFonts w:ascii="BRH Malayalam Extra" w:hAnsi="BRH Malayalam Extra" w:cs="BRH Devanagari Extra"/>
-                <w:color w:val="000000"/>
-                <w:sz w:val="32"/>
-                <w:szCs w:val="40"/>
-              </w:rPr>
-              <w:t>–</w:t>
-            </w:r>
-            <w:proofErr w:type="spellStart"/>
-            <w:r>
-              <w:rPr>
-                <w:rFonts w:ascii="BRH Devanagari Extra" w:hAnsi="BRH Devanagari Extra" w:cs="BRH Devanagari Extra"/>
-                <w:color w:val="000000"/>
-                <w:sz w:val="40"/>
-                <w:szCs w:val="40"/>
-              </w:rPr>
-              <w:t>xÉqÉç</w:t>
-            </w:r>
-            <w:proofErr w:type="spellEnd"/>
-            <w:r>
-              <w:rPr>
-                <w:rFonts w:ascii="BRH Devanagari Extra" w:hAnsi="BRH Devanagari Extra" w:cs="BRH Devanagari Extra"/>
-                <w:color w:val="000000"/>
-                <w:sz w:val="40"/>
-                <w:szCs w:val="40"/>
-              </w:rPr>
-              <w:t xml:space="preserve"> | </w:t>
-            </w:r>
-            <w:proofErr w:type="spellStart"/>
-            <w:r>
-              <w:rPr>
-                <w:rFonts w:ascii="BRH Devanagari Extra" w:hAnsi="BRH Devanagari Extra" w:cs="BRH Devanagari Extra"/>
-                <w:color w:val="000000"/>
-                <w:sz w:val="40"/>
-                <w:szCs w:val="40"/>
-              </w:rPr>
-              <w:t>AlÉÑþÌuÉ</w:t>
+            <w:r>
+              <w:rPr>
+                <w:rFonts w:ascii="BRH Devanagari Extra" w:hAnsi="BRH Devanagari Extra" w:cs="BRH Devanagari Extra"/>
+                <w:color w:val="000000"/>
+                <w:sz w:val="40"/>
+                <w:szCs w:val="40"/>
+              </w:rPr>
+              <w:t xml:space="preserve"> mÉÉmÉuÉxrÉ</w:t>
+            </w:r>
+            <w:r>
+              <w:rPr>
+                <w:rFonts w:ascii="BRH Malayalam Extra" w:hAnsi="BRH Malayalam Extra" w:cs="BRH Devanagari Extra"/>
+                <w:color w:val="000000"/>
+                <w:sz w:val="32"/>
+                <w:szCs w:val="40"/>
+              </w:rPr>
+              <w:t>–</w:t>
+            </w:r>
+            <w:r>
+              <w:rPr>
+                <w:rFonts w:ascii="BRH Devanagari Extra" w:hAnsi="BRH Devanagari Extra" w:cs="BRH Devanagari Extra"/>
+                <w:color w:val="000000"/>
+                <w:sz w:val="40"/>
+                <w:szCs w:val="40"/>
+              </w:rPr>
+              <w:t>xÉqÉç | AlÉÑþÌuÉ</w:t>
             </w:r>
             <w:r>
               <w:rPr>
@@ -1091,7 +994,6 @@
               </w:rPr>
               <w:t>irÉÉ</w:t>
             </w:r>
-            <w:proofErr w:type="spellEnd"/>
             <w:r>
               <w:rPr>
                 <w:rFonts w:ascii="BRH Malayalam Extra" w:hAnsi="BRH Malayalam Extra" w:cs="BRH Devanagari Extra"/>
@@ -1109,39 +1011,8 @@
                 <w:sz w:val="40"/>
                 <w:szCs w:val="40"/>
               </w:rPr>
-              <w:t xml:space="preserve"> </w:t>
-            </w:r>
-            <w:proofErr w:type="spellStart"/>
-            <w:r>
-              <w:rPr>
-                <w:rFonts w:ascii="BRH Devanagari Extra" w:hAnsi="BRH Devanagari Extra" w:cs="BRH Devanagari Extra"/>
-                <w:color w:val="000000"/>
-                <w:sz w:val="40"/>
-                <w:szCs w:val="40"/>
-              </w:rPr>
-              <w:t>CirÉlÉÑþ</w:t>
-            </w:r>
-            <w:proofErr w:type="spellEnd"/>
-            <w:r>
-              <w:rPr>
-                <w:rFonts w:ascii="BRH Devanagari Extra" w:hAnsi="BRH Devanagari Extra" w:cs="BRH Devanagari Extra"/>
-                <w:color w:val="000000"/>
-                <w:sz w:val="40"/>
-                <w:szCs w:val="40"/>
-              </w:rPr>
-              <w:t xml:space="preserve"> - </w:t>
-            </w:r>
-            <w:proofErr w:type="spellStart"/>
-            <w:r>
-              <w:rPr>
-                <w:rFonts w:ascii="BRH Devanagari Extra" w:hAnsi="BRH Devanagari Extra" w:cs="BRH Devanagari Extra"/>
-                <w:color w:val="000000"/>
-                <w:sz w:val="40"/>
-                <w:szCs w:val="40"/>
-              </w:rPr>
-              <w:t>ÌuÉ</w:t>
-            </w:r>
-            <w:proofErr w:type="spellEnd"/>
+              <w:t xml:space="preserve"> CirÉlÉÑþ - ÌuÉ</w:t>
+            </w:r>
             <w:r>
               <w:rPr>
                 <w:rFonts w:ascii="BRH Malayalam Extra" w:hAnsi="BRH Malayalam Extra" w:cs="BRH Devanagari Extra"/>
@@ -1152,7 +1023,6 @@
               </w:rPr>
               <w:t>–</w:t>
             </w:r>
-            <w:proofErr w:type="spellStart"/>
             <w:r>
               <w:rPr>
                 <w:rFonts w:ascii="BRH Devanagari Extra" w:hAnsi="BRH Devanagari Extra" w:cs="BRH Devanagari Extra"/>
@@ -1163,7 +1033,6 @@
               </w:rPr>
               <w:t>irÉæ</w:t>
             </w:r>
-            <w:proofErr w:type="spellEnd"/>
             <w:r>
               <w:rPr>
                 <w:rFonts w:ascii="BRH Malayalam Extra" w:hAnsi="BRH Malayalam Extra" w:cs="BRH Devanagari Extra"/>
@@ -1239,7 +1108,6 @@
               </w:rPr>
               <w:t>–</w:t>
             </w:r>
-            <w:proofErr w:type="spellStart"/>
             <w:r>
               <w:rPr>
                 <w:rFonts w:ascii="BRH Devanagari Extra" w:hAnsi="BRH Devanagari Extra" w:cs="BRH Devanagari Extra"/>
@@ -1259,25 +1127,14 @@
               </w:rPr>
               <w:t>iirÉæ</w:t>
             </w:r>
-            <w:proofErr w:type="spellEnd"/>
-            <w:r>
-              <w:rPr>
-                <w:rFonts w:ascii="BRH Devanagari Extra" w:hAnsi="BRH Devanagari Extra" w:cs="BRH Devanagari Extra"/>
-                <w:color w:val="000000"/>
-                <w:sz w:val="40"/>
-                <w:szCs w:val="40"/>
-              </w:rPr>
-              <w:t xml:space="preserve"> | </w:t>
-            </w:r>
-            <w:proofErr w:type="spellStart"/>
-            <w:r>
-              <w:rPr>
-                <w:rFonts w:ascii="BRH Devanagari Extra" w:hAnsi="BRH Devanagari Extra" w:cs="BRH Devanagari Extra"/>
-                <w:color w:val="000000"/>
-                <w:sz w:val="40"/>
-                <w:szCs w:val="40"/>
-              </w:rPr>
-              <w:t>AlÉÑþÌuÉ</w:t>
+            <w:r>
+              <w:rPr>
+                <w:rFonts w:ascii="BRH Devanagari Extra" w:hAnsi="BRH Devanagari Extra" w:cs="BRH Devanagari Extra"/>
+                <w:color w:val="000000"/>
+                <w:sz w:val="40"/>
+                <w:szCs w:val="40"/>
+              </w:rPr>
+              <w:t xml:space="preserve"> | AlÉÑþÌuÉ</w:t>
             </w:r>
             <w:r>
               <w:rPr>
@@ -1289,65 +1146,32 @@
               </w:rPr>
               <w:t>iirÉæ</w:t>
             </w:r>
-            <w:proofErr w:type="spellEnd"/>
-            <w:r>
-              <w:rPr>
-                <w:rFonts w:ascii="BRH Devanagari Extra" w:hAnsi="BRH Devanagari Extra" w:cs="BRH Devanagari Extra"/>
-                <w:color w:val="000000"/>
-                <w:sz w:val="40"/>
-                <w:szCs w:val="40"/>
-              </w:rPr>
-              <w:t xml:space="preserve"> </w:t>
-            </w:r>
-            <w:proofErr w:type="spellStart"/>
-            <w:r>
-              <w:rPr>
-                <w:rFonts w:ascii="BRH Devanagari Extra" w:hAnsi="BRH Devanagari Extra" w:cs="BRH Devanagari Extra"/>
-                <w:color w:val="000000"/>
-                <w:sz w:val="40"/>
-                <w:szCs w:val="40"/>
-              </w:rPr>
-              <w:t>mÉÉmÉuÉxrÉ</w:t>
-            </w:r>
-            <w:proofErr w:type="spellEnd"/>
-            <w:r>
-              <w:rPr>
-                <w:rFonts w:ascii="BRH Malayalam Extra" w:hAnsi="BRH Malayalam Extra" w:cs="BRH Devanagari Extra"/>
-                <w:color w:val="000000"/>
-                <w:sz w:val="32"/>
-                <w:szCs w:val="40"/>
-              </w:rPr>
-              <w:t>–</w:t>
-            </w:r>
-            <w:proofErr w:type="spellStart"/>
-            <w:r>
-              <w:rPr>
-                <w:rFonts w:ascii="BRH Devanagari Extra" w:hAnsi="BRH Devanagari Extra" w:cs="BRH Devanagari Extra"/>
-                <w:color w:val="000000"/>
-                <w:sz w:val="40"/>
-                <w:szCs w:val="40"/>
-              </w:rPr>
-              <w:t>xÉqÉç</w:t>
-            </w:r>
-            <w:proofErr w:type="spellEnd"/>
-            <w:r>
-              <w:rPr>
-                <w:rFonts w:ascii="BRH Devanagari Extra" w:hAnsi="BRH Devanagari Extra" w:cs="BRH Devanagari Extra"/>
-                <w:color w:val="000000"/>
-                <w:sz w:val="40"/>
-                <w:szCs w:val="40"/>
-              </w:rPr>
-              <w:t xml:space="preserve"> | </w:t>
-            </w:r>
-            <w:proofErr w:type="spellStart"/>
-            <w:r>
-              <w:rPr>
-                <w:rFonts w:ascii="BRH Devanagari Extra" w:hAnsi="BRH Devanagari Extra" w:cs="BRH Devanagari Extra"/>
-                <w:color w:val="000000"/>
-                <w:sz w:val="40"/>
-                <w:szCs w:val="40"/>
-              </w:rPr>
-              <w:t>AlÉÑþÌuÉ</w:t>
+            <w:r>
+              <w:rPr>
+                <w:rFonts w:ascii="BRH Devanagari Extra" w:hAnsi="BRH Devanagari Extra" w:cs="BRH Devanagari Extra"/>
+                <w:color w:val="000000"/>
+                <w:sz w:val="40"/>
+                <w:szCs w:val="40"/>
+              </w:rPr>
+              <w:t xml:space="preserve"> mÉÉmÉuÉxrÉ</w:t>
+            </w:r>
+            <w:r>
+              <w:rPr>
+                <w:rFonts w:ascii="BRH Malayalam Extra" w:hAnsi="BRH Malayalam Extra" w:cs="BRH Devanagari Extra"/>
+                <w:color w:val="000000"/>
+                <w:sz w:val="32"/>
+                <w:szCs w:val="40"/>
+              </w:rPr>
+              <w:t>–</w:t>
+            </w:r>
+            <w:r>
+              <w:rPr>
+                <w:rFonts w:ascii="BRH Devanagari Extra" w:hAnsi="BRH Devanagari Extra" w:cs="BRH Devanagari Extra"/>
+                <w:color w:val="000000"/>
+                <w:sz w:val="40"/>
+                <w:szCs w:val="40"/>
+              </w:rPr>
+              <w:t>xÉqÉç | AlÉÑþÌuÉ</w:t>
             </w:r>
             <w:r>
               <w:rPr>
@@ -1359,7 +1183,6 @@
               </w:rPr>
               <w:t>iirÉÉ</w:t>
             </w:r>
-            <w:proofErr w:type="spellEnd"/>
             <w:r>
               <w:rPr>
                 <w:rFonts w:ascii="BRH Malayalam Extra" w:hAnsi="BRH Malayalam Extra" w:cs="BRH Devanagari Extra"/>
@@ -1377,39 +1200,8 @@
                 <w:sz w:val="40"/>
                 <w:szCs w:val="40"/>
               </w:rPr>
-              <w:t xml:space="preserve"> </w:t>
-            </w:r>
-            <w:proofErr w:type="spellStart"/>
-            <w:r>
-              <w:rPr>
-                <w:rFonts w:ascii="BRH Devanagari Extra" w:hAnsi="BRH Devanagari Extra" w:cs="BRH Devanagari Extra"/>
-                <w:color w:val="000000"/>
-                <w:sz w:val="40"/>
-                <w:szCs w:val="40"/>
-              </w:rPr>
-              <w:t>CirÉlÉÑþ</w:t>
-            </w:r>
-            <w:proofErr w:type="spellEnd"/>
-            <w:r>
-              <w:rPr>
-                <w:rFonts w:ascii="BRH Devanagari Extra" w:hAnsi="BRH Devanagari Extra" w:cs="BRH Devanagari Extra"/>
-                <w:color w:val="000000"/>
-                <w:sz w:val="40"/>
-                <w:szCs w:val="40"/>
-              </w:rPr>
-              <w:t xml:space="preserve"> - </w:t>
-            </w:r>
-            <w:proofErr w:type="spellStart"/>
-            <w:r>
-              <w:rPr>
-                <w:rFonts w:ascii="BRH Devanagari Extra" w:hAnsi="BRH Devanagari Extra" w:cs="BRH Devanagari Extra"/>
-                <w:color w:val="000000"/>
-                <w:sz w:val="40"/>
-                <w:szCs w:val="40"/>
-              </w:rPr>
-              <w:t>ÌuÉ</w:t>
-            </w:r>
-            <w:proofErr w:type="spellEnd"/>
+              <w:t xml:space="preserve"> CirÉlÉÑþ - ÌuÉ</w:t>
+            </w:r>
             <w:r>
               <w:rPr>
                 <w:rFonts w:ascii="BRH Malayalam Extra" w:hAnsi="BRH Malayalam Extra" w:cs="BRH Devanagari Extra"/>
@@ -1420,7 +1212,6 @@
               </w:rPr>
               <w:t>–</w:t>
             </w:r>
-            <w:proofErr w:type="spellStart"/>
             <w:r>
               <w:rPr>
                 <w:rFonts w:ascii="BRH Devanagari Extra" w:hAnsi="BRH Devanagari Extra" w:cs="BRH Devanagari Extra"/>
@@ -1431,7 +1222,6 @@
               </w:rPr>
               <w:t>iirÉæ</w:t>
             </w:r>
-            <w:proofErr w:type="spellEnd"/>
             <w:r>
               <w:rPr>
                 <w:rFonts w:ascii="BRH Malayalam Extra" w:hAnsi="BRH Malayalam Extra" w:cs="BRH Devanagari Extra"/>
@@ -1647,25 +1437,14 @@
               </w:rPr>
               <w:t>–</w:t>
             </w:r>
-            <w:proofErr w:type="spellStart"/>
-            <w:r>
-              <w:rPr>
-                <w:rFonts w:ascii="BRH Devanagari Extra" w:hAnsi="BRH Devanagari Extra" w:cs="BRH Devanagari Extra"/>
-                <w:color w:val="000000"/>
-                <w:sz w:val="40"/>
-                <w:szCs w:val="40"/>
-              </w:rPr>
-              <w:t>zÉÔlÉç</w:t>
-            </w:r>
-            <w:proofErr w:type="spellEnd"/>
-            <w:r>
-              <w:rPr>
-                <w:rFonts w:ascii="BRH Devanagari Extra" w:hAnsi="BRH Devanagari Extra" w:cs="BRH Devanagari Extra"/>
-                <w:color w:val="000000"/>
-                <w:sz w:val="40"/>
-                <w:szCs w:val="40"/>
-              </w:rPr>
-              <w:t xml:space="preserve"> | m</w:t>
+            <w:r>
+              <w:rPr>
+                <w:rFonts w:ascii="BRH Devanagari Extra" w:hAnsi="BRH Devanagari Extra" w:cs="BRH Devanagari Extra"/>
+                <w:color w:val="000000"/>
+                <w:sz w:val="40"/>
+                <w:szCs w:val="40"/>
+              </w:rPr>
+              <w:t>zÉÔlÉç | m</w:t>
             </w:r>
             <w:r>
               <w:rPr>
@@ -1687,7 +1466,6 @@
               </w:rPr>
               <w:t>–</w:t>
             </w:r>
-            <w:proofErr w:type="spellStart"/>
             <w:r>
               <w:rPr>
                 <w:rFonts w:ascii="BRH Devanagari Extra" w:hAnsi="BRH Devanagari Extra" w:cs="BRH Devanagari Extra"/>
@@ -1705,46 +1483,25 @@
                 <w:sz w:val="40"/>
                 <w:szCs w:val="40"/>
               </w:rPr>
-              <w:t>lÉç</w:t>
-            </w:r>
-            <w:proofErr w:type="spellEnd"/>
-            <w:r>
-              <w:rPr>
-                <w:rFonts w:ascii="BRH Devanagari Extra" w:hAnsi="BRH Devanagari Extra" w:cs="BRH Devanagari Extra"/>
-                <w:color w:val="000000"/>
-                <w:sz w:val="40"/>
-                <w:szCs w:val="40"/>
-              </w:rPr>
-              <w:t xml:space="preserve"> ÌlÉ</w:t>
-            </w:r>
-            <w:r>
-              <w:rPr>
-                <w:rFonts w:ascii="BRH Malayalam Extra" w:hAnsi="BRH Malayalam Extra" w:cs="BRH Devanagari Extra"/>
-                <w:color w:val="000000"/>
-                <w:sz w:val="32"/>
-                <w:szCs w:val="40"/>
-              </w:rPr>
-              <w:t>–</w:t>
-            </w:r>
-            <w:proofErr w:type="spellStart"/>
-            <w:r>
-              <w:rPr>
-                <w:rFonts w:ascii="BRH Devanagari Extra" w:hAnsi="BRH Devanagari Extra" w:cs="BRH Devanagari Extra"/>
-                <w:color w:val="000000"/>
-                <w:sz w:val="40"/>
-                <w:szCs w:val="40"/>
-              </w:rPr>
-              <w:t>rÉÉïcrÉþ</w:t>
-            </w:r>
-            <w:proofErr w:type="spellEnd"/>
-            <w:r>
-              <w:rPr>
-                <w:rFonts w:ascii="BRH Devanagari Extra" w:hAnsi="BRH Devanagari Extra" w:cs="BRH Devanagari Extra"/>
-                <w:color w:val="000000"/>
-                <w:sz w:val="40"/>
-                <w:szCs w:val="40"/>
-              </w:rPr>
-              <w:t xml:space="preserve"> |</w:t>
+              <w:t>lÉç ÌlÉ</w:t>
+            </w:r>
+            <w:r>
+              <w:rPr>
+                <w:rFonts w:ascii="BRH Malayalam Extra" w:hAnsi="BRH Malayalam Extra" w:cs="BRH Devanagari Extra"/>
+                <w:color w:val="000000"/>
+                <w:sz w:val="32"/>
+                <w:szCs w:val="40"/>
+              </w:rPr>
+              <w:t>–</w:t>
+            </w:r>
+            <w:r>
+              <w:rPr>
+                <w:rFonts w:ascii="BRH Devanagari Extra" w:hAnsi="BRH Devanagari Extra" w:cs="BRH Devanagari Extra"/>
+                <w:color w:val="000000"/>
+                <w:sz w:val="40"/>
+                <w:szCs w:val="40"/>
+              </w:rPr>
+              <w:t>rÉÉïcrÉþ |</w:t>
             </w:r>
           </w:p>
         </w:tc>
@@ -1802,25 +1559,14 @@
               </w:rPr>
               <w:t>–</w:t>
             </w:r>
-            <w:proofErr w:type="spellStart"/>
-            <w:r>
-              <w:rPr>
-                <w:rFonts w:ascii="BRH Devanagari Extra" w:hAnsi="BRH Devanagari Extra" w:cs="BRH Devanagari Extra"/>
-                <w:color w:val="000000"/>
-                <w:sz w:val="40"/>
-                <w:szCs w:val="40"/>
-              </w:rPr>
-              <w:t>zÉÔlÉç</w:t>
-            </w:r>
-            <w:proofErr w:type="spellEnd"/>
-            <w:r>
-              <w:rPr>
-                <w:rFonts w:ascii="BRH Devanagari Extra" w:hAnsi="BRH Devanagari Extra" w:cs="BRH Devanagari Extra"/>
-                <w:color w:val="000000"/>
-                <w:sz w:val="40"/>
-                <w:szCs w:val="40"/>
-              </w:rPr>
-              <w:t xml:space="preserve"> | mÉ</w:t>
+            <w:r>
+              <w:rPr>
+                <w:rFonts w:ascii="BRH Devanagari Extra" w:hAnsi="BRH Devanagari Extra" w:cs="BRH Devanagari Extra"/>
+                <w:color w:val="000000"/>
+                <w:sz w:val="40"/>
+                <w:szCs w:val="40"/>
+              </w:rPr>
+              <w:t>zÉÔlÉç | mÉ</w:t>
             </w:r>
             <w:r>
               <w:rPr>
@@ -1832,7 +1578,6 @@
               </w:rPr>
               <w:t>–</w:t>
             </w:r>
-            <w:proofErr w:type="spellStart"/>
             <w:r>
               <w:rPr>
                 <w:rFonts w:ascii="BRH Devanagari Extra" w:hAnsi="BRH Devanagari Extra" w:cs="BRH Devanagari Extra"/>
@@ -1850,46 +1595,25 @@
                 <w:sz w:val="40"/>
                 <w:szCs w:val="40"/>
               </w:rPr>
-              <w:t>ÔlÉç</w:t>
-            </w:r>
-            <w:proofErr w:type="spellEnd"/>
-            <w:r>
-              <w:rPr>
-                <w:rFonts w:ascii="BRH Devanagari Extra" w:hAnsi="BRH Devanagari Extra" w:cs="BRH Devanagari Extra"/>
-                <w:color w:val="000000"/>
-                <w:sz w:val="40"/>
-                <w:szCs w:val="40"/>
-              </w:rPr>
-              <w:t xml:space="preserve"> ÌlÉ</w:t>
-            </w:r>
-            <w:r>
-              <w:rPr>
-                <w:rFonts w:ascii="BRH Malayalam Extra" w:hAnsi="BRH Malayalam Extra" w:cs="BRH Devanagari Extra"/>
-                <w:color w:val="000000"/>
-                <w:sz w:val="32"/>
-                <w:szCs w:val="40"/>
-              </w:rPr>
-              <w:t>–</w:t>
-            </w:r>
-            <w:proofErr w:type="spellStart"/>
-            <w:r>
-              <w:rPr>
-                <w:rFonts w:ascii="BRH Devanagari Extra" w:hAnsi="BRH Devanagari Extra" w:cs="BRH Devanagari Extra"/>
-                <w:color w:val="000000"/>
-                <w:sz w:val="40"/>
-                <w:szCs w:val="40"/>
-              </w:rPr>
-              <w:t>rÉÉïcrÉþ</w:t>
-            </w:r>
-            <w:proofErr w:type="spellEnd"/>
-            <w:r>
-              <w:rPr>
-                <w:rFonts w:ascii="BRH Devanagari Extra" w:hAnsi="BRH Devanagari Extra" w:cs="BRH Devanagari Extra"/>
-                <w:color w:val="000000"/>
-                <w:sz w:val="40"/>
-                <w:szCs w:val="40"/>
-              </w:rPr>
-              <w:t xml:space="preserve"> |</w:t>
+              <w:t>ÔlÉç ÌlÉ</w:t>
+            </w:r>
+            <w:r>
+              <w:rPr>
+                <w:rFonts w:ascii="BRH Malayalam Extra" w:hAnsi="BRH Malayalam Extra" w:cs="BRH Devanagari Extra"/>
+                <w:color w:val="000000"/>
+                <w:sz w:val="32"/>
+                <w:szCs w:val="40"/>
+              </w:rPr>
+              <w:t>–</w:t>
+            </w:r>
+            <w:r>
+              <w:rPr>
+                <w:rFonts w:ascii="BRH Devanagari Extra" w:hAnsi="BRH Devanagari Extra" w:cs="BRH Devanagari Extra"/>
+                <w:color w:val="000000"/>
+                <w:sz w:val="40"/>
+                <w:szCs w:val="40"/>
+              </w:rPr>
+              <w:t>rÉÉïcrÉþ |</w:t>
             </w:r>
           </w:p>
         </w:tc>
@@ -2053,25 +1777,14 @@
                 <w:szCs w:val="40"/>
               </w:rPr>
             </w:pPr>
-            <w:proofErr w:type="spellStart"/>
-            <w:r>
-              <w:rPr>
-                <w:rFonts w:ascii="BRH Devanagari Extra" w:hAnsi="BRH Devanagari Extra" w:cs="BRH Devanagari Extra"/>
-                <w:color w:val="000000"/>
-                <w:sz w:val="40"/>
-                <w:szCs w:val="40"/>
-              </w:rPr>
-              <w:t>AcNåûþÌWû</w:t>
-            </w:r>
-            <w:proofErr w:type="spellEnd"/>
-            <w:r>
-              <w:rPr>
-                <w:rFonts w:ascii="BRH Devanagari Extra" w:hAnsi="BRH Devanagari Extra" w:cs="BRH Devanagari Extra"/>
-                <w:color w:val="000000"/>
-                <w:sz w:val="40"/>
-                <w:szCs w:val="40"/>
-              </w:rPr>
-              <w:t xml:space="preserve"> | </w:t>
+            <w:r>
+              <w:rPr>
+                <w:rFonts w:ascii="BRH Devanagari Extra" w:hAnsi="BRH Devanagari Extra" w:cs="BRH Devanagari Extra"/>
+                <w:color w:val="000000"/>
+                <w:sz w:val="40"/>
+                <w:szCs w:val="40"/>
+              </w:rPr>
+              <w:t xml:space="preserve">AcNåûþÌWû | </w:t>
             </w:r>
             <w:r>
               <w:rPr>
@@ -2093,25 +1806,14 @@
               </w:rPr>
               <w:t>–</w:t>
             </w:r>
-            <w:proofErr w:type="spellStart"/>
-            <w:r>
-              <w:rPr>
-                <w:rFonts w:ascii="BRH Devanagari Extra" w:hAnsi="BRH Devanagari Extra" w:cs="BRH Devanagari Extra"/>
-                <w:color w:val="000000"/>
-                <w:sz w:val="40"/>
-                <w:szCs w:val="40"/>
-              </w:rPr>
-              <w:t>WûÏÌiÉþ</w:t>
-            </w:r>
-            <w:proofErr w:type="spellEnd"/>
-            <w:r>
-              <w:rPr>
-                <w:rFonts w:ascii="BRH Devanagari Extra" w:hAnsi="BRH Devanagari Extra" w:cs="BRH Devanagari Extra"/>
-                <w:color w:val="000000"/>
-                <w:sz w:val="40"/>
-                <w:szCs w:val="40"/>
-              </w:rPr>
-              <w:t xml:space="preserve"> |</w:t>
+            <w:r>
+              <w:rPr>
+                <w:rFonts w:ascii="BRH Devanagari Extra" w:hAnsi="BRH Devanagari Extra" w:cs="BRH Devanagari Extra"/>
+                <w:color w:val="000000"/>
+                <w:sz w:val="40"/>
+                <w:szCs w:val="40"/>
+              </w:rPr>
+              <w:t>WûÏÌiÉþ |</w:t>
             </w:r>
           </w:p>
         </w:tc>
@@ -2133,25 +1835,14 @@
                 <w:szCs w:val="40"/>
               </w:rPr>
             </w:pPr>
-            <w:proofErr w:type="spellStart"/>
-            <w:r>
-              <w:rPr>
-                <w:rFonts w:ascii="BRH Devanagari Extra" w:hAnsi="BRH Devanagari Extra" w:cs="BRH Devanagari Extra"/>
-                <w:color w:val="000000"/>
-                <w:sz w:val="40"/>
-                <w:szCs w:val="40"/>
-              </w:rPr>
-              <w:t>AcNåûþÌWû</w:t>
-            </w:r>
-            <w:proofErr w:type="spellEnd"/>
-            <w:r>
-              <w:rPr>
-                <w:rFonts w:ascii="BRH Devanagari Extra" w:hAnsi="BRH Devanagari Extra" w:cs="BRH Devanagari Extra"/>
-                <w:color w:val="000000"/>
-                <w:sz w:val="40"/>
-                <w:szCs w:val="40"/>
-              </w:rPr>
-              <w:t xml:space="preserve"> | </w:t>
+            <w:r>
+              <w:rPr>
+                <w:rFonts w:ascii="BRH Devanagari Extra" w:hAnsi="BRH Devanagari Extra" w:cs="BRH Devanagari Extra"/>
+                <w:color w:val="000000"/>
+                <w:sz w:val="40"/>
+                <w:szCs w:val="40"/>
+              </w:rPr>
+              <w:t xml:space="preserve">AcNåûþÌWû | </w:t>
             </w:r>
             <w:r>
               <w:rPr>
@@ -2173,25 +1864,14 @@
               </w:rPr>
               <w:t>–</w:t>
             </w:r>
-            <w:proofErr w:type="spellStart"/>
-            <w:r>
-              <w:rPr>
-                <w:rFonts w:ascii="BRH Devanagari Extra" w:hAnsi="BRH Devanagari Extra" w:cs="BRH Devanagari Extra"/>
-                <w:color w:val="000000"/>
-                <w:sz w:val="40"/>
-                <w:szCs w:val="40"/>
-              </w:rPr>
-              <w:t>WûÏÌiÉþ</w:t>
-            </w:r>
-            <w:proofErr w:type="spellEnd"/>
-            <w:r>
-              <w:rPr>
-                <w:rFonts w:ascii="BRH Devanagari Extra" w:hAnsi="BRH Devanagari Extra" w:cs="BRH Devanagari Extra"/>
-                <w:color w:val="000000"/>
-                <w:sz w:val="40"/>
-                <w:szCs w:val="40"/>
-              </w:rPr>
-              <w:t xml:space="preserve"> |</w:t>
+            <w:r>
+              <w:rPr>
+                <w:rFonts w:ascii="BRH Devanagari Extra" w:hAnsi="BRH Devanagari Extra" w:cs="BRH Devanagari Extra"/>
+                <w:color w:val="000000"/>
+                <w:sz w:val="40"/>
+                <w:szCs w:val="40"/>
+              </w:rPr>
+              <w:t>WûÏÌiÉþ |</w:t>
             </w:r>
           </w:p>
         </w:tc>
@@ -2385,7 +2065,6 @@
                 <w:szCs w:val="40"/>
               </w:rPr>
             </w:pPr>
-            <w:proofErr w:type="spellStart"/>
             <w:r>
               <w:rPr>
                 <w:rFonts w:ascii="BRH Devanagari Extra" w:hAnsi="BRH Devanagari Extra" w:cs="BRH Devanagari Extra"/>
@@ -2395,46 +2074,33 @@
               </w:rPr>
               <w:t>AluÉ</w:t>
             </w:r>
-            <w:proofErr w:type="spellEnd"/>
-            <w:r>
-              <w:rPr>
-                <w:rFonts w:ascii="BRH Malayalam Extra" w:hAnsi="BRH Malayalam Extra" w:cs="BRH Devanagari Extra"/>
-                <w:color w:val="000000"/>
-                <w:sz w:val="32"/>
-                <w:szCs w:val="40"/>
-              </w:rPr>
-              <w:t>–</w:t>
-            </w:r>
-            <w:proofErr w:type="spellStart"/>
-            <w:r>
-              <w:rPr>
-                <w:rFonts w:ascii="BRH Devanagari Extra" w:hAnsi="BRH Devanagari Extra" w:cs="BRH Devanagari Extra"/>
-                <w:color w:val="000000"/>
-                <w:sz w:val="40"/>
-                <w:szCs w:val="40"/>
-              </w:rPr>
-              <w:t>lrÉæÈ</w:t>
-            </w:r>
-            <w:proofErr w:type="spellEnd"/>
-            <w:r>
-              <w:rPr>
-                <w:rFonts w:ascii="BRH Devanagari Extra" w:hAnsi="BRH Devanagari Extra" w:cs="BRH Devanagari Extra"/>
-                <w:color w:val="000000"/>
-                <w:sz w:val="40"/>
-                <w:szCs w:val="40"/>
-              </w:rPr>
-              <w:t xml:space="preserve"> | A</w:t>
-            </w:r>
-            <w:r>
-              <w:rPr>
-                <w:rFonts w:ascii="BRH Malayalam Extra" w:hAnsi="BRH Malayalam Extra" w:cs="BRH Devanagari Extra"/>
-                <w:color w:val="000000"/>
-                <w:sz w:val="32"/>
-                <w:szCs w:val="40"/>
-              </w:rPr>
-              <w:t>–</w:t>
-            </w:r>
-            <w:proofErr w:type="spellStart"/>
+            <w:r>
+              <w:rPr>
+                <w:rFonts w:ascii="BRH Malayalam Extra" w:hAnsi="BRH Malayalam Extra" w:cs="BRH Devanagari Extra"/>
+                <w:color w:val="000000"/>
+                <w:sz w:val="32"/>
+                <w:szCs w:val="40"/>
+              </w:rPr>
+              <w:t>–</w:t>
+            </w:r>
+            <w:r>
+              <w:rPr>
+                <w:rFonts w:ascii="BRH Devanagari Extra" w:hAnsi="BRH Devanagari Extra" w:cs="BRH Devanagari Extra"/>
+                <w:color w:val="000000"/>
+                <w:sz w:val="40"/>
+                <w:szCs w:val="40"/>
+              </w:rPr>
+              <w:t>lrÉæÈ | A</w:t>
+            </w:r>
+            <w:r>
+              <w:rPr>
+                <w:rFonts w:ascii="BRH Malayalam Extra" w:hAnsi="BRH Malayalam Extra" w:cs="BRH Devanagari Extra"/>
+                <w:color w:val="000000"/>
+                <w:sz w:val="32"/>
+                <w:szCs w:val="40"/>
+              </w:rPr>
+              <w:t>–</w:t>
+            </w:r>
             <w:r>
               <w:rPr>
                 <w:rFonts w:ascii="BRH Devanagari Extra" w:hAnsi="BRH Devanagari Extra" w:cs="BRH Devanagari Extra"/>
@@ -2445,7 +2111,6 @@
               </w:rPr>
               <w:t>luÉ</w:t>
             </w:r>
-            <w:proofErr w:type="spellEnd"/>
             <w:r>
               <w:rPr>
                 <w:rFonts w:ascii="BRH Malayalam Extra" w:hAnsi="BRH Malayalam Extra" w:cs="BRH Devanagari Extra"/>
@@ -2456,7 +2121,6 @@
               </w:rPr>
               <w:t>–</w:t>
             </w:r>
-            <w:proofErr w:type="spellStart"/>
             <w:r>
               <w:rPr>
                 <w:rFonts w:ascii="BRH Devanagari Extra" w:hAnsi="BRH Devanagari Extra" w:cs="BRH Devanagari Extra"/>
@@ -2467,35 +2131,14 @@
               </w:rPr>
               <w:t>lrÉæUç</w:t>
             </w:r>
-            <w:proofErr w:type="spellEnd"/>
-            <w:r>
-              <w:rPr>
-                <w:rFonts w:ascii="BRH Devanagari Extra" w:hAnsi="BRH Devanagari Extra" w:cs="BRH Devanagari Extra"/>
-                <w:color w:val="000000"/>
-                <w:sz w:val="40"/>
-                <w:szCs w:val="40"/>
-              </w:rPr>
-              <w:t xml:space="preserve"> </w:t>
-            </w:r>
-            <w:proofErr w:type="spellStart"/>
-            <w:r>
-              <w:rPr>
-                <w:rFonts w:ascii="BRH Devanagari Extra" w:hAnsi="BRH Devanagari Extra" w:cs="BRH Devanagari Extra"/>
-                <w:color w:val="000000"/>
-                <w:sz w:val="40"/>
-                <w:szCs w:val="40"/>
-              </w:rPr>
-              <w:t>qÉþl§ÉrÉiÉå</w:t>
-            </w:r>
-            <w:proofErr w:type="spellEnd"/>
-            <w:r>
-              <w:rPr>
-                <w:rFonts w:ascii="BRH Devanagari Extra" w:hAnsi="BRH Devanagari Extra" w:cs="BRH Devanagari Extra"/>
-                <w:color w:val="000000"/>
-                <w:sz w:val="40"/>
-                <w:szCs w:val="40"/>
-              </w:rPr>
-              <w:t xml:space="preserve"> |</w:t>
+            <w:r>
+              <w:rPr>
+                <w:rFonts w:ascii="BRH Devanagari Extra" w:hAnsi="BRH Devanagari Extra" w:cs="BRH Devanagari Extra"/>
+                <w:color w:val="000000"/>
+                <w:sz w:val="40"/>
+                <w:szCs w:val="40"/>
+              </w:rPr>
+              <w:t xml:space="preserve"> qÉþl§ÉrÉiÉå |</w:t>
             </w:r>
           </w:p>
         </w:tc>
@@ -2517,7 +2160,6 @@
                 <w:szCs w:val="40"/>
               </w:rPr>
             </w:pPr>
-            <w:proofErr w:type="spellStart"/>
             <w:r>
               <w:rPr>
                 <w:rFonts w:ascii="BRH Devanagari Extra" w:hAnsi="BRH Devanagari Extra" w:cs="BRH Devanagari Extra"/>
@@ -2527,35 +2169,23 @@
               </w:rPr>
               <w:t>AluÉ</w:t>
             </w:r>
-            <w:proofErr w:type="spellEnd"/>
-            <w:r>
-              <w:rPr>
-                <w:rFonts w:ascii="BRH Malayalam Extra" w:hAnsi="BRH Malayalam Extra" w:cs="BRH Devanagari Extra"/>
-                <w:color w:val="000000"/>
-                <w:sz w:val="32"/>
-                <w:szCs w:val="40"/>
-              </w:rPr>
-              <w:t>–</w:t>
-            </w:r>
-            <w:proofErr w:type="spellStart"/>
-            <w:r>
-              <w:rPr>
-                <w:rFonts w:ascii="BRH Devanagari Extra" w:hAnsi="BRH Devanagari Extra" w:cs="BRH Devanagari Extra"/>
-                <w:color w:val="000000"/>
-                <w:sz w:val="40"/>
-                <w:szCs w:val="40"/>
-              </w:rPr>
-              <w:t>lrÉæÈ</w:t>
-            </w:r>
-            <w:proofErr w:type="spellEnd"/>
-            <w:r>
-              <w:rPr>
-                <w:rFonts w:ascii="BRH Devanagari Extra" w:hAnsi="BRH Devanagari Extra" w:cs="BRH Devanagari Extra"/>
-                <w:color w:val="000000"/>
-                <w:sz w:val="40"/>
-                <w:szCs w:val="40"/>
-              </w:rPr>
-              <w:t xml:space="preserve"> | </w:t>
+            <w:r>
+              <w:rPr>
+                <w:rFonts w:ascii="BRH Malayalam Extra" w:hAnsi="BRH Malayalam Extra" w:cs="BRH Devanagari Extra"/>
+                <w:color w:val="000000"/>
+                <w:sz w:val="32"/>
+                <w:szCs w:val="40"/>
+              </w:rPr>
+              <w:t>–</w:t>
+            </w:r>
+            <w:r>
+              <w:rPr>
+                <w:rFonts w:ascii="BRH Devanagari Extra" w:hAnsi="BRH Devanagari Extra" w:cs="BRH Devanagari Extra"/>
+                <w:color w:val="000000"/>
+                <w:sz w:val="40"/>
+                <w:szCs w:val="40"/>
+              </w:rPr>
+              <w:t xml:space="preserve">lrÉæÈ | </w:t>
             </w:r>
             <w:r>
               <w:rPr>
@@ -2577,7 +2207,6 @@
               </w:rPr>
               <w:t>–</w:t>
             </w:r>
-            <w:proofErr w:type="spellStart"/>
             <w:r>
               <w:rPr>
                 <w:rFonts w:ascii="BRH Devanagari Extra" w:hAnsi="BRH Devanagari Extra" w:cs="BRH Devanagari Extra"/>
@@ -2595,37 +2224,7 @@
                 <w:sz w:val="40"/>
                 <w:szCs w:val="40"/>
               </w:rPr>
-              <w:t>ç</w:t>
-            </w:r>
-            <w:proofErr w:type="spellEnd"/>
-            <w:r>
-              <w:rPr>
-                <w:rFonts w:ascii="BRH Devanagari Extra" w:hAnsi="BRH Devanagari Extra" w:cs="BRH Devanagari Extra"/>
-                <w:color w:val="000000"/>
-                <w:sz w:val="40"/>
-                <w:szCs w:val="40"/>
-              </w:rPr>
-              <w:t xml:space="preserve"> </w:t>
-            </w:r>
-            <w:proofErr w:type="spellStart"/>
-            <w:r>
-              <w:rPr>
-                <w:rFonts w:ascii="BRH Devanagari Extra" w:hAnsi="BRH Devanagari Extra" w:cs="BRH Devanagari Extra"/>
-                <w:color w:val="000000"/>
-                <w:sz w:val="40"/>
-                <w:szCs w:val="40"/>
-              </w:rPr>
-              <w:t>qÉþl§ÉrÉiÉå</w:t>
-            </w:r>
-            <w:proofErr w:type="spellEnd"/>
-            <w:r>
-              <w:rPr>
-                <w:rFonts w:ascii="BRH Devanagari Extra" w:hAnsi="BRH Devanagari Extra" w:cs="BRH Devanagari Extra"/>
-                <w:color w:val="000000"/>
-                <w:sz w:val="40"/>
-                <w:szCs w:val="40"/>
-              </w:rPr>
-              <w:t xml:space="preserve"> |</w:t>
+              <w:t>ç qÉþl§ÉrÉiÉå |</w:t>
             </w:r>
           </w:p>
         </w:tc>
@@ -2788,7 +2387,6 @@
                 <w:szCs w:val="40"/>
               </w:rPr>
             </w:pPr>
-            <w:proofErr w:type="spellStart"/>
             <w:r>
               <w:rPr>
                 <w:rFonts w:ascii="BRH Devanagari Extra" w:hAnsi="BRH Devanagari Extra" w:cs="BRH Devanagari Extra"/>
@@ -2798,34 +2396,23 @@
               </w:rPr>
               <w:t>iÉiÉ</w:t>
             </w:r>
-            <w:proofErr w:type="spellEnd"/>
-            <w:r>
-              <w:rPr>
-                <w:rFonts w:ascii="BRH Malayalam Extra" w:hAnsi="BRH Malayalam Extra" w:cs="BRH Devanagari Extra"/>
-                <w:color w:val="000000"/>
-                <w:sz w:val="32"/>
-                <w:szCs w:val="40"/>
-              </w:rPr>
-              <w:t>–</w:t>
-            </w:r>
-            <w:r>
-              <w:rPr>
-                <w:rFonts w:ascii="BRH Devanagari Extra" w:hAnsi="BRH Devanagari Extra" w:cs="BRH Devanagari Extra"/>
-                <w:color w:val="000000"/>
-                <w:sz w:val="40"/>
-                <w:szCs w:val="40"/>
-              </w:rPr>
-              <w:t xml:space="preserve">È </w:t>
-            </w:r>
-            <w:proofErr w:type="spellStart"/>
-            <w:r>
-              <w:rPr>
-                <w:rFonts w:ascii="BRH Devanagari Extra" w:hAnsi="BRH Devanagari Extra" w:cs="BRH Devanagari Extra"/>
-                <w:color w:val="000000"/>
-                <w:sz w:val="40"/>
-                <w:szCs w:val="40"/>
-              </w:rPr>
-              <w:t>mÉëÉrÉþÍ¶É</w:t>
+            <w:r>
+              <w:rPr>
+                <w:rFonts w:ascii="BRH Malayalam Extra" w:hAnsi="BRH Malayalam Extra" w:cs="BRH Devanagari Extra"/>
+                <w:color w:val="000000"/>
+                <w:sz w:val="32"/>
+                <w:szCs w:val="40"/>
+              </w:rPr>
+              <w:t>–</w:t>
+            </w:r>
+            <w:r>
+              <w:rPr>
+                <w:rFonts w:ascii="BRH Devanagari Extra" w:hAnsi="BRH Devanagari Extra" w:cs="BRH Devanagari Extra"/>
+                <w:color w:val="000000"/>
+                <w:sz w:val="40"/>
+                <w:szCs w:val="40"/>
+              </w:rPr>
+              <w:t>È mÉëÉrÉþÍ¶É</w:t>
             </w:r>
             <w:r>
               <w:rPr>
@@ -2837,25 +2424,14 @@
               </w:rPr>
               <w:t>ÌiÉÈ</w:t>
             </w:r>
-            <w:proofErr w:type="spellEnd"/>
-            <w:r>
-              <w:rPr>
-                <w:rFonts w:ascii="BRH Devanagari Extra" w:hAnsi="BRH Devanagari Extra" w:cs="BRH Devanagari Extra"/>
-                <w:color w:val="000000"/>
-                <w:sz w:val="40"/>
-                <w:szCs w:val="40"/>
-              </w:rPr>
-              <w:t xml:space="preserve"> | </w:t>
-            </w:r>
-            <w:proofErr w:type="spellStart"/>
-            <w:r>
-              <w:rPr>
-                <w:rFonts w:ascii="BRH Devanagari Extra" w:hAnsi="BRH Devanagari Extra" w:cs="BRH Devanagari Extra"/>
-                <w:color w:val="000000"/>
-                <w:sz w:val="40"/>
-                <w:szCs w:val="40"/>
-              </w:rPr>
-              <w:t>mÉëÉrÉþÍ¶</w:t>
+            <w:r>
+              <w:rPr>
+                <w:rFonts w:ascii="BRH Devanagari Extra" w:hAnsi="BRH Devanagari Extra" w:cs="BRH Devanagari Extra"/>
+                <w:color w:val="000000"/>
+                <w:sz w:val="40"/>
+                <w:szCs w:val="40"/>
+              </w:rPr>
+              <w:t xml:space="preserve"> | mÉëÉrÉþÍ¶</w:t>
             </w:r>
             <w:r>
               <w:rPr>
@@ -2867,7 +2443,6 @@
               </w:rPr>
               <w:t>ÉÌiÉ</w:t>
             </w:r>
-            <w:proofErr w:type="spellEnd"/>
             <w:r>
               <w:rPr>
                 <w:rFonts w:ascii="BRH Malayalam Extra" w:hAnsi="BRH Malayalam Extra" w:cs="BRH Devanagari Extra"/>
@@ -2917,7 +2492,6 @@
                 <w:szCs w:val="40"/>
               </w:rPr>
             </w:pPr>
-            <w:proofErr w:type="spellStart"/>
             <w:r>
               <w:rPr>
                 <w:rFonts w:ascii="BRH Devanagari Extra" w:hAnsi="BRH Devanagari Extra" w:cs="BRH Devanagari Extra"/>
@@ -2927,34 +2501,23 @@
               </w:rPr>
               <w:t>iÉiÉ</w:t>
             </w:r>
-            <w:proofErr w:type="spellEnd"/>
-            <w:r>
-              <w:rPr>
-                <w:rFonts w:ascii="BRH Malayalam Extra" w:hAnsi="BRH Malayalam Extra" w:cs="BRH Devanagari Extra"/>
-                <w:color w:val="000000"/>
-                <w:sz w:val="32"/>
-                <w:szCs w:val="40"/>
-              </w:rPr>
-              <w:t>–</w:t>
-            </w:r>
-            <w:r>
-              <w:rPr>
-                <w:rFonts w:ascii="BRH Devanagari Extra" w:hAnsi="BRH Devanagari Extra" w:cs="BRH Devanagari Extra"/>
-                <w:color w:val="000000"/>
-                <w:sz w:val="40"/>
-                <w:szCs w:val="40"/>
-              </w:rPr>
-              <w:t xml:space="preserve">È </w:t>
-            </w:r>
-            <w:proofErr w:type="spellStart"/>
-            <w:r>
-              <w:rPr>
-                <w:rFonts w:ascii="BRH Devanagari Extra" w:hAnsi="BRH Devanagari Extra" w:cs="BRH Devanagari Extra"/>
-                <w:color w:val="000000"/>
-                <w:sz w:val="40"/>
-                <w:szCs w:val="40"/>
-              </w:rPr>
-              <w:t>mÉëÉrÉþÍ¶É</w:t>
+            <w:r>
+              <w:rPr>
+                <w:rFonts w:ascii="BRH Malayalam Extra" w:hAnsi="BRH Malayalam Extra" w:cs="BRH Devanagari Extra"/>
+                <w:color w:val="000000"/>
+                <w:sz w:val="32"/>
+                <w:szCs w:val="40"/>
+              </w:rPr>
+              <w:t>–</w:t>
+            </w:r>
+            <w:r>
+              <w:rPr>
+                <w:rFonts w:ascii="BRH Devanagari Extra" w:hAnsi="BRH Devanagari Extra" w:cs="BRH Devanagari Extra"/>
+                <w:color w:val="000000"/>
+                <w:sz w:val="40"/>
+                <w:szCs w:val="40"/>
+              </w:rPr>
+              <w:t>È mÉëÉrÉþÍ¶É</w:t>
             </w:r>
             <w:r>
               <w:rPr>
@@ -2966,25 +2529,14 @@
               </w:rPr>
               <w:t>ÌiiÉÈ</w:t>
             </w:r>
-            <w:proofErr w:type="spellEnd"/>
-            <w:r>
-              <w:rPr>
-                <w:rFonts w:ascii="BRH Devanagari Extra" w:hAnsi="BRH Devanagari Extra" w:cs="BRH Devanagari Extra"/>
-                <w:color w:val="000000"/>
-                <w:sz w:val="40"/>
-                <w:szCs w:val="40"/>
-              </w:rPr>
-              <w:t xml:space="preserve"> | </w:t>
-            </w:r>
-            <w:proofErr w:type="spellStart"/>
-            <w:r>
-              <w:rPr>
-                <w:rFonts w:ascii="BRH Devanagari Extra" w:hAnsi="BRH Devanagari Extra" w:cs="BRH Devanagari Extra"/>
-                <w:color w:val="000000"/>
-                <w:sz w:val="40"/>
-                <w:szCs w:val="40"/>
-              </w:rPr>
-              <w:t>mÉëÉrÉþÍ¶É</w:t>
+            <w:r>
+              <w:rPr>
+                <w:rFonts w:ascii="BRH Devanagari Extra" w:hAnsi="BRH Devanagari Extra" w:cs="BRH Devanagari Extra"/>
+                <w:color w:val="000000"/>
+                <w:sz w:val="40"/>
+                <w:szCs w:val="40"/>
+              </w:rPr>
+              <w:t xml:space="preserve"> | mÉëÉrÉþÍ¶É</w:t>
             </w:r>
             <w:r>
               <w:rPr>
@@ -2996,7 +2548,6 @@
               </w:rPr>
               <w:t>ÌiiÉ</w:t>
             </w:r>
-            <w:proofErr w:type="spellEnd"/>
             <w:r>
               <w:rPr>
                 <w:rFonts w:ascii="BRH Malayalam Extra" w:hAnsi="BRH Malayalam Extra" w:cs="BRH Devanagari Extra"/>
@@ -3041,10 +2592,7 @@
           <w:u w:val="single"/>
         </w:rPr>
       </w:pPr>
-    </w:p>
-    <w:p>
-      <w:pPr>
-        <w:jc w:val="center"/>
+      <w:r>
         <w:rPr>
           <w:b/>
           <w:bCs/>
@@ -3052,103 +2600,8 @@
           <w:szCs w:val="32"/>
           <w:u w:val="single"/>
         </w:rPr>
-      </w:pPr>
-    </w:p>
-    <w:p>
-      <w:pPr>
-        <w:jc w:val="center"/>
-        <w:rPr>
-          <w:b/>
-          <w:bCs/>
-          <w:sz w:val="32"/>
-          <w:szCs w:val="32"/>
-          <w:u w:val="single"/>
-        </w:rPr>
-      </w:pPr>
-    </w:p>
-    <w:p>
-      <w:pPr>
-        <w:jc w:val="center"/>
-        <w:rPr>
-          <w:b/>
-          <w:bCs/>
-          <w:sz w:val="32"/>
-          <w:szCs w:val="32"/>
-          <w:u w:val="single"/>
-        </w:rPr>
-      </w:pPr>
-    </w:p>
-    <w:p>
-      <w:pPr>
-        <w:jc w:val="center"/>
-        <w:rPr>
-          <w:b/>
-          <w:bCs/>
-          <w:sz w:val="32"/>
-          <w:szCs w:val="32"/>
-          <w:u w:val="single"/>
-        </w:rPr>
-      </w:pPr>
-    </w:p>
-    <w:p>
-      <w:pPr>
-        <w:jc w:val="center"/>
-        <w:rPr>
-          <w:b/>
-          <w:bCs/>
-          <w:sz w:val="32"/>
-          <w:szCs w:val="32"/>
-          <w:u w:val="single"/>
-        </w:rPr>
-      </w:pPr>
-    </w:p>
-    <w:p>
-      <w:pPr>
-        <w:jc w:val="center"/>
-        <w:rPr>
-          <w:b/>
-          <w:bCs/>
-          <w:sz w:val="32"/>
-          <w:szCs w:val="32"/>
-          <w:u w:val="single"/>
-        </w:rPr>
-      </w:pPr>
-    </w:p>
-    <w:p>
-      <w:pPr>
-        <w:jc w:val="center"/>
-        <w:rPr>
-          <w:b/>
-          <w:bCs/>
-          <w:sz w:val="32"/>
-          <w:szCs w:val="32"/>
-          <w:u w:val="single"/>
-        </w:rPr>
-      </w:pPr>
-    </w:p>
-    <w:p>
-      <w:pPr>
-        <w:jc w:val="center"/>
-        <w:rPr>
-          <w:b/>
-          <w:bCs/>
-          <w:sz w:val="32"/>
-          <w:szCs w:val="32"/>
-          <w:u w:val="single"/>
-        </w:rPr>
-      </w:pPr>
-    </w:p>
-    <w:p>
-      <w:pPr>
-        <w:jc w:val="center"/>
-        <w:rPr>
-          <w:b/>
-          <w:bCs/>
-          <w:sz w:val="32"/>
-          <w:szCs w:val="32"/>
-          <w:u w:val="single"/>
-        </w:rPr>
-      </w:pPr>
+        <w:t>=============</w:t>
+      </w:r>
     </w:p>
     <w:p>
       <w:pPr>
@@ -3169,6 +2622,7 @@
           <w:szCs w:val="32"/>
           <w:u w:val="single"/>
         </w:rPr>
+        <w:lastRenderedPageBreak/>
         <w:t xml:space="preserve">TS </w:t>
       </w:r>
       <w:r>
@@ -3585,7 +3039,6 @@
               </w:rPr>
               <w:t>–</w:t>
             </w:r>
-            <w:proofErr w:type="spellStart"/>
             <w:r>
               <w:rPr>
                 <w:rFonts w:ascii="BRH Devanagari Extra" w:hAnsi="BRH Devanagari Extra" w:cs="BRH Devanagari Extra"/>
@@ -3595,17 +3048,15 @@
               </w:rPr>
               <w:t>WÒû</w:t>
             </w:r>
-            <w:proofErr w:type="spellEnd"/>
-            <w:r>
-              <w:rPr>
-                <w:rFonts w:ascii="BRH Malayalam Extra" w:hAnsi="BRH Malayalam Extra" w:cs="BRH Devanagari Extra"/>
-                <w:color w:val="000000"/>
-                <w:sz w:val="32"/>
-                <w:szCs w:val="40"/>
-              </w:rPr>
-              <w:t>–</w:t>
-            </w:r>
-            <w:proofErr w:type="spellStart"/>
+            <w:r>
+              <w:rPr>
+                <w:rFonts w:ascii="BRH Malayalam Extra" w:hAnsi="BRH Malayalam Extra" w:cs="BRH Devanagari Extra"/>
+                <w:color w:val="000000"/>
+                <w:sz w:val="32"/>
+                <w:szCs w:val="40"/>
+              </w:rPr>
+              <w:t>–</w:t>
+            </w:r>
             <w:r>
               <w:rPr>
                 <w:rFonts w:ascii="BRH Devanagari Extra" w:hAnsi="BRH Devanagari Extra" w:cs="BRH Devanagari Extra"/>
@@ -3615,45 +3066,23 @@
               </w:rPr>
               <w:t>rÉÉ</w:t>
             </w:r>
-            <w:proofErr w:type="spellEnd"/>
-            <w:r>
-              <w:rPr>
-                <w:rFonts w:ascii="BRH Malayalam Extra" w:hAnsi="BRH Malayalam Extra" w:cs="BRH Devanagari Extra"/>
-                <w:color w:val="000000"/>
-                <w:sz w:val="32"/>
-                <w:szCs w:val="40"/>
-              </w:rPr>
-              <w:t>–</w:t>
-            </w:r>
-            <w:proofErr w:type="spellStart"/>
-            <w:r>
-              <w:rPr>
-                <w:rFonts w:ascii="BRH Devanagari Extra" w:hAnsi="BRH Devanagari Extra" w:cs="BRH Devanagari Extra"/>
-                <w:color w:val="000000"/>
-                <w:sz w:val="40"/>
-                <w:szCs w:val="40"/>
-              </w:rPr>
-              <w:t>SÉWÒûþiÉÏÍpÉÈ</w:t>
-            </w:r>
-            <w:proofErr w:type="spellEnd"/>
-            <w:r>
-              <w:rPr>
-                <w:rFonts w:ascii="BRH Devanagari Extra" w:hAnsi="BRH Devanagari Extra" w:cs="BRH Devanagari Extra"/>
-                <w:color w:val="000000"/>
-                <w:sz w:val="40"/>
-                <w:szCs w:val="40"/>
-              </w:rPr>
-              <w:t xml:space="preserve"> | </w:t>
-            </w:r>
-            <w:proofErr w:type="spellStart"/>
-            <w:r>
-              <w:rPr>
-                <w:rFonts w:ascii="BRH Devanagari Extra" w:hAnsi="BRH Devanagari Extra" w:cs="BRH Devanagari Extra"/>
-                <w:color w:val="000000"/>
-                <w:sz w:val="40"/>
-                <w:szCs w:val="40"/>
-              </w:rPr>
-              <w:t>AÉWÒûþiÉÏ</w:t>
+            <w:r>
+              <w:rPr>
+                <w:rFonts w:ascii="BRH Malayalam Extra" w:hAnsi="BRH Malayalam Extra" w:cs="BRH Devanagari Extra"/>
+                <w:color w:val="000000"/>
+                <w:sz w:val="32"/>
+                <w:szCs w:val="40"/>
+              </w:rPr>
+              <w:t>–</w:t>
+            </w:r>
+            <w:r>
+              <w:rPr>
+                <w:rFonts w:ascii="BRH Devanagari Extra" w:hAnsi="BRH Devanagari Extra" w:cs="BRH Devanagari Extra"/>
+                <w:color w:val="000000"/>
+                <w:sz w:val="40"/>
+                <w:szCs w:val="40"/>
+              </w:rPr>
+              <w:t>SÉWÒûþiÉÏÍpÉÈ | AÉWÒûþiÉÏ</w:t>
             </w:r>
             <w:r>
               <w:rPr>
@@ -3665,35 +3094,23 @@
               </w:rPr>
               <w:t>ÍpÉ</w:t>
             </w:r>
-            <w:proofErr w:type="spellEnd"/>
-            <w:r>
-              <w:rPr>
-                <w:rFonts w:ascii="BRH Malayalam Extra" w:hAnsi="BRH Malayalam Extra" w:cs="BRH Devanagari Extra"/>
-                <w:color w:val="000000"/>
-                <w:sz w:val="32"/>
-                <w:szCs w:val="40"/>
-              </w:rPr>
-              <w:t>–</w:t>
-            </w:r>
-            <w:proofErr w:type="spellStart"/>
-            <w:r>
-              <w:rPr>
-                <w:rFonts w:ascii="BRH Devanagari Extra" w:hAnsi="BRH Devanagari Extra" w:cs="BRH Devanagari Extra"/>
-                <w:color w:val="000000"/>
-                <w:sz w:val="40"/>
-                <w:szCs w:val="40"/>
-              </w:rPr>
-              <w:t>UåuÉ</w:t>
-            </w:r>
-            <w:proofErr w:type="spellEnd"/>
-            <w:r>
-              <w:rPr>
-                <w:rFonts w:ascii="BRH Devanagari Extra" w:hAnsi="BRH Devanagari Extra" w:cs="BRH Devanagari Extra"/>
-                <w:color w:val="000000"/>
-                <w:sz w:val="40"/>
-                <w:szCs w:val="40"/>
-              </w:rPr>
-              <w:t xml:space="preserve"> |</w:t>
+            <w:r>
+              <w:rPr>
+                <w:rFonts w:ascii="BRH Malayalam Extra" w:hAnsi="BRH Malayalam Extra" w:cs="BRH Devanagari Extra"/>
+                <w:color w:val="000000"/>
+                <w:sz w:val="32"/>
+                <w:szCs w:val="40"/>
+              </w:rPr>
+              <w:t>–</w:t>
+            </w:r>
+            <w:r>
+              <w:rPr>
+                <w:rFonts w:ascii="BRH Devanagari Extra" w:hAnsi="BRH Devanagari Extra" w:cs="BRH Devanagari Extra"/>
+                <w:color w:val="000000"/>
+                <w:sz w:val="40"/>
+                <w:szCs w:val="40"/>
+              </w:rPr>
+              <w:t>UåuÉ |</w:t>
             </w:r>
           </w:p>
         </w:tc>
@@ -3733,7 +3150,6 @@
               </w:rPr>
               <w:t>–</w:t>
             </w:r>
-            <w:proofErr w:type="spellStart"/>
             <w:r>
               <w:rPr>
                 <w:rFonts w:ascii="BRH Devanagari Extra" w:hAnsi="BRH Devanagari Extra" w:cs="BRH Devanagari Extra"/>
@@ -3743,17 +3159,15 @@
               </w:rPr>
               <w:t>WÒû</w:t>
             </w:r>
-            <w:proofErr w:type="spellEnd"/>
-            <w:r>
-              <w:rPr>
-                <w:rFonts w:ascii="BRH Malayalam Extra" w:hAnsi="BRH Malayalam Extra" w:cs="BRH Devanagari Extra"/>
-                <w:color w:val="000000"/>
-                <w:sz w:val="32"/>
-                <w:szCs w:val="40"/>
-              </w:rPr>
-              <w:t>–</w:t>
-            </w:r>
-            <w:proofErr w:type="spellStart"/>
+            <w:r>
+              <w:rPr>
+                <w:rFonts w:ascii="BRH Malayalam Extra" w:hAnsi="BRH Malayalam Extra" w:cs="BRH Devanagari Extra"/>
+                <w:color w:val="000000"/>
+                <w:sz w:val="32"/>
+                <w:szCs w:val="40"/>
+              </w:rPr>
+              <w:t>–</w:t>
+            </w:r>
             <w:r>
               <w:rPr>
                 <w:rFonts w:ascii="BRH Devanagari Extra" w:hAnsi="BRH Devanagari Extra" w:cs="BRH Devanagari Extra"/>
@@ -3763,45 +3177,23 @@
               </w:rPr>
               <w:t>rÉÉ</w:t>
             </w:r>
-            <w:proofErr w:type="spellEnd"/>
-            <w:r>
-              <w:rPr>
-                <w:rFonts w:ascii="BRH Malayalam Extra" w:hAnsi="BRH Malayalam Extra" w:cs="BRH Devanagari Extra"/>
-                <w:color w:val="000000"/>
-                <w:sz w:val="32"/>
-                <w:szCs w:val="40"/>
-              </w:rPr>
-              <w:t>–</w:t>
-            </w:r>
-            <w:proofErr w:type="spellStart"/>
-            <w:r>
-              <w:rPr>
-                <w:rFonts w:ascii="BRH Devanagari Extra" w:hAnsi="BRH Devanagari Extra" w:cs="BRH Devanagari Extra"/>
-                <w:color w:val="000000"/>
-                <w:sz w:val="40"/>
-                <w:szCs w:val="40"/>
-              </w:rPr>
-              <w:t>SÉWÒûþiÉÏÍpÉÈ</w:t>
-            </w:r>
-            <w:proofErr w:type="spellEnd"/>
-            <w:r>
-              <w:rPr>
-                <w:rFonts w:ascii="BRH Devanagari Extra" w:hAnsi="BRH Devanagari Extra" w:cs="BRH Devanagari Extra"/>
-                <w:color w:val="000000"/>
-                <w:sz w:val="40"/>
-                <w:szCs w:val="40"/>
-              </w:rPr>
-              <w:t xml:space="preserve"> | </w:t>
-            </w:r>
-            <w:proofErr w:type="spellStart"/>
-            <w:r>
-              <w:rPr>
-                <w:rFonts w:ascii="BRH Devanagari Extra" w:hAnsi="BRH Devanagari Extra" w:cs="BRH Devanagari Extra"/>
-                <w:color w:val="000000"/>
-                <w:sz w:val="40"/>
-                <w:szCs w:val="40"/>
-              </w:rPr>
-              <w:t>AÉWÒûþiÉÏÍpÉ</w:t>
+            <w:r>
+              <w:rPr>
+                <w:rFonts w:ascii="BRH Malayalam Extra" w:hAnsi="BRH Malayalam Extra" w:cs="BRH Devanagari Extra"/>
+                <w:color w:val="000000"/>
+                <w:sz w:val="32"/>
+                <w:szCs w:val="40"/>
+              </w:rPr>
+              <w:t>–</w:t>
+            </w:r>
+            <w:r>
+              <w:rPr>
+                <w:rFonts w:ascii="BRH Devanagari Extra" w:hAnsi="BRH Devanagari Extra" w:cs="BRH Devanagari Extra"/>
+                <w:color w:val="000000"/>
+                <w:sz w:val="40"/>
+                <w:szCs w:val="40"/>
+              </w:rPr>
+              <w:t>SÉWÒûþiÉÏÍpÉÈ | AÉWÒûþiÉÏÍpÉ</w:t>
             </w:r>
             <w:r>
               <w:rPr>
@@ -3813,7 +3205,6 @@
               </w:rPr>
               <w:t>Uå</w:t>
             </w:r>
-            <w:proofErr w:type="spellEnd"/>
             <w:r>
               <w:rPr>
                 <w:rFonts w:ascii="BRH Malayalam Extra" w:hAnsi="BRH Malayalam Extra" w:cs="BRH Devanagari Extra"/>
@@ -4022,7 +3413,6 @@
                 <w:szCs w:val="40"/>
               </w:rPr>
             </w:pPr>
-            <w:proofErr w:type="spellStart"/>
             <w:r>
               <w:rPr>
                 <w:rFonts w:ascii="BRH Devanagari Extra" w:hAnsi="BRH Devanagari Extra" w:cs="BRH Devanagari Extra"/>
@@ -4032,17 +3422,15 @@
               </w:rPr>
               <w:t>uÉÏ</w:t>
             </w:r>
-            <w:proofErr w:type="spellEnd"/>
-            <w:r>
-              <w:rPr>
-                <w:rFonts w:ascii="BRH Malayalam Extra" w:hAnsi="BRH Malayalam Extra" w:cs="BRH Devanagari Extra"/>
-                <w:color w:val="000000"/>
-                <w:sz w:val="32"/>
-                <w:szCs w:val="40"/>
-              </w:rPr>
-              <w:t>–</w:t>
-            </w:r>
-            <w:proofErr w:type="spellStart"/>
+            <w:r>
+              <w:rPr>
+                <w:rFonts w:ascii="BRH Malayalam Extra" w:hAnsi="BRH Malayalam Extra" w:cs="BRH Devanagari Extra"/>
+                <w:color w:val="000000"/>
+                <w:sz w:val="32"/>
+                <w:szCs w:val="40"/>
+              </w:rPr>
+              <w:t>–</w:t>
+            </w:r>
             <w:r>
               <w:rPr>
                 <w:rFonts w:ascii="BRH Devanagari Extra" w:hAnsi="BRH Devanagari Extra" w:cs="BRH Devanagari Extra"/>
@@ -4052,44 +3440,23 @@
               </w:rPr>
               <w:t>QèuÉþXçaÉ</w:t>
             </w:r>
-            <w:proofErr w:type="spellEnd"/>
-            <w:r>
-              <w:rPr>
-                <w:rFonts w:ascii="BRH Malayalam Extra" w:hAnsi="BRH Malayalam Extra" w:cs="BRH Devanagari Extra"/>
-                <w:color w:val="000000"/>
-                <w:sz w:val="32"/>
-                <w:szCs w:val="40"/>
-              </w:rPr>
-              <w:t>–</w:t>
-            </w:r>
-            <w:r>
-              <w:rPr>
-                <w:rFonts w:ascii="BRH Devanagari Extra" w:hAnsi="BRH Devanagari Extra" w:cs="BRH Devanagari Extra"/>
-                <w:color w:val="000000"/>
-                <w:sz w:val="40"/>
-                <w:szCs w:val="40"/>
-              </w:rPr>
-              <w:t xml:space="preserve"> </w:t>
-            </w:r>
-            <w:proofErr w:type="spellStart"/>
-            <w:r>
-              <w:rPr>
-                <w:rFonts w:ascii="BRH Devanagari Extra" w:hAnsi="BRH Devanagari Extra" w:cs="BRH Devanagari Extra"/>
-                <w:color w:val="000000"/>
-                <w:sz w:val="40"/>
-                <w:szCs w:val="40"/>
-              </w:rPr>
-              <w:t>CÌiÉþ</w:t>
-            </w:r>
-            <w:proofErr w:type="spellEnd"/>
-            <w:r>
-              <w:rPr>
-                <w:rFonts w:ascii="BRH Devanagari Extra" w:hAnsi="BRH Devanagari Extra" w:cs="BRH Devanagari Extra"/>
-                <w:color w:val="000000"/>
-                <w:sz w:val="40"/>
-                <w:szCs w:val="40"/>
-              </w:rPr>
-              <w:t xml:space="preserve"> | </w:t>
+            <w:r>
+              <w:rPr>
+                <w:rFonts w:ascii="BRH Malayalam Extra" w:hAnsi="BRH Malayalam Extra" w:cs="BRH Devanagari Extra"/>
+                <w:color w:val="000000"/>
+                <w:sz w:val="32"/>
+                <w:szCs w:val="40"/>
+              </w:rPr>
+              <w:t>–</w:t>
+            </w:r>
+            <w:r>
+              <w:rPr>
+                <w:rFonts w:ascii="BRH Devanagari Extra" w:hAnsi="BRH Devanagari Extra" w:cs="BRH Devanagari Extra"/>
+                <w:color w:val="000000"/>
+                <w:sz w:val="40"/>
+                <w:szCs w:val="40"/>
+              </w:rPr>
+              <w:t xml:space="preserve"> CÌiÉþ | </w:t>
             </w:r>
           </w:p>
           <w:p>
@@ -4106,7 +3473,6 @@
                 <w:szCs w:val="40"/>
               </w:rPr>
             </w:pPr>
-            <w:proofErr w:type="spellStart"/>
             <w:r>
               <w:rPr>
                 <w:rFonts w:ascii="BRH Devanagari Extra" w:hAnsi="BRH Devanagari Extra" w:cs="BRH Devanagari Extra"/>
@@ -4117,7 +3483,6 @@
               </w:rPr>
               <w:t>ÌuÉ</w:t>
             </w:r>
-            <w:proofErr w:type="spellEnd"/>
             <w:r>
               <w:rPr>
                 <w:rFonts w:ascii="BRH Malayalam Extra" w:hAnsi="BRH Malayalam Extra" w:cs="BRH Devanagari Extra"/>
@@ -4128,7 +3493,6 @@
               </w:rPr>
               <w:t>–</w:t>
             </w:r>
-            <w:proofErr w:type="spellStart"/>
             <w:r>
               <w:rPr>
                 <w:rFonts w:ascii="BRH Devanagari Extra" w:hAnsi="BRH Devanagari Extra" w:cs="BRH Devanagari Extra"/>
@@ -4138,46 +3502,24 @@
               </w:rPr>
               <w:t>QèuÉþXçaÉ</w:t>
             </w:r>
-            <w:proofErr w:type="spellEnd"/>
-            <w:r>
-              <w:rPr>
-                <w:rFonts w:ascii="BRH Malayalam Extra" w:hAnsi="BRH Malayalam Extra" w:cs="BRH Devanagari Extra"/>
-                <w:color w:val="000000"/>
-                <w:sz w:val="32"/>
-                <w:szCs w:val="40"/>
-              </w:rPr>
-              <w:t>–</w:t>
-            </w:r>
-            <w:r>
-              <w:rPr>
-                <w:rFonts w:ascii="BRH Devanagari Extra" w:hAnsi="BRH Devanagari Extra" w:cs="BRH Devanagari Extra"/>
-                <w:color w:val="000000"/>
-                <w:sz w:val="40"/>
-                <w:szCs w:val="40"/>
-              </w:rPr>
-              <w:t xml:space="preserve"> </w:t>
-            </w:r>
-            <w:proofErr w:type="spellStart"/>
-            <w:r>
-              <w:rPr>
-                <w:rFonts w:ascii="BRH Devanagari Extra" w:hAnsi="BRH Devanagari Extra" w:cs="BRH Devanagari Extra"/>
-                <w:color w:val="000000"/>
-                <w:sz w:val="40"/>
-                <w:szCs w:val="40"/>
-              </w:rPr>
-              <w:t>CÌiÉþ</w:t>
-            </w:r>
-            <w:proofErr w:type="spellEnd"/>
-            <w:r>
-              <w:rPr>
-                <w:rFonts w:ascii="BRH Devanagari Extra" w:hAnsi="BRH Devanagari Extra" w:cs="BRH Devanagari Extra"/>
-                <w:color w:val="000000"/>
-                <w:sz w:val="40"/>
-                <w:szCs w:val="40"/>
-              </w:rPr>
-              <w:t xml:space="preserve"> </w:t>
-            </w:r>
-            <w:proofErr w:type="spellStart"/>
+            <w:r>
+              <w:rPr>
+                <w:rFonts w:ascii="BRH Malayalam Extra" w:hAnsi="BRH Malayalam Extra" w:cs="BRH Devanagari Extra"/>
+                <w:color w:val="000000"/>
+                <w:sz w:val="32"/>
+                <w:szCs w:val="40"/>
+              </w:rPr>
+              <w:t>–</w:t>
+            </w:r>
+            <w:r>
+              <w:rPr>
+                <w:rFonts w:ascii="BRH Devanagari Extra" w:hAnsi="BRH Devanagari Extra" w:cs="BRH Devanagari Extra"/>
+                <w:color w:val="000000"/>
+                <w:sz w:val="40"/>
+                <w:szCs w:val="40"/>
+              </w:rPr>
+              <w:t xml:space="preserve"> CÌiÉþ </w:t>
+            </w:r>
             <w:r>
               <w:rPr>
                 <w:rFonts w:ascii="BRH Devanagari Extra" w:hAnsi="BRH Devanagari Extra" w:cs="BRH Devanagari Extra"/>
@@ -4188,46 +3530,33 @@
               </w:rPr>
               <w:t>ÌuÉ</w:t>
             </w:r>
-            <w:proofErr w:type="spellEnd"/>
-            <w:r>
-              <w:rPr>
-                <w:rFonts w:ascii="BRH Malayalam Extra" w:hAnsi="BRH Malayalam Extra" w:cs="BRH Devanagari Extra"/>
-                <w:color w:val="000000"/>
-                <w:sz w:val="32"/>
-                <w:szCs w:val="40"/>
-              </w:rPr>
-              <w:t>–</w:t>
-            </w:r>
-            <w:proofErr w:type="spellStart"/>
-            <w:r>
-              <w:rPr>
-                <w:rFonts w:ascii="BRH Devanagari Extra" w:hAnsi="BRH Devanagari Extra" w:cs="BRH Devanagari Extra"/>
-                <w:color w:val="000000"/>
-                <w:sz w:val="40"/>
-                <w:szCs w:val="40"/>
-              </w:rPr>
-              <w:t>QÒû</w:t>
-            </w:r>
-            <w:proofErr w:type="spellEnd"/>
-            <w:r>
-              <w:rPr>
-                <w:rFonts w:ascii="BRH Devanagari Extra" w:hAnsi="BRH Devanagari Extra" w:cs="BRH Devanagari Extra"/>
-                <w:color w:val="000000"/>
-                <w:sz w:val="40"/>
-                <w:szCs w:val="40"/>
-              </w:rPr>
-              <w:t xml:space="preserve"> - A</w:t>
-            </w:r>
-            <w:r>
-              <w:rPr>
-                <w:rFonts w:ascii="BRH Malayalam Extra" w:hAnsi="BRH Malayalam Extra" w:cs="BRH Devanagari Extra"/>
-                <w:color w:val="000000"/>
-                <w:sz w:val="32"/>
-                <w:szCs w:val="40"/>
-              </w:rPr>
-              <w:t>–</w:t>
-            </w:r>
-            <w:proofErr w:type="spellStart"/>
+            <w:r>
+              <w:rPr>
+                <w:rFonts w:ascii="BRH Malayalam Extra" w:hAnsi="BRH Malayalam Extra" w:cs="BRH Devanagari Extra"/>
+                <w:color w:val="000000"/>
+                <w:sz w:val="32"/>
+                <w:szCs w:val="40"/>
+              </w:rPr>
+              <w:t>–</w:t>
+            </w:r>
+            <w:r>
+              <w:rPr>
+                <w:rFonts w:ascii="BRH Devanagari Extra" w:hAnsi="BRH Devanagari Extra" w:cs="BRH Devanagari Extra"/>
+                <w:color w:val="000000"/>
+                <w:sz w:val="40"/>
+                <w:szCs w:val="40"/>
+              </w:rPr>
+              <w:t>QÒû - A</w:t>
+            </w:r>
+            <w:r>
+              <w:rPr>
+                <w:rFonts w:ascii="BRH Malayalam Extra" w:hAnsi="BRH Malayalam Extra" w:cs="BRH Devanagari Extra"/>
+                <w:color w:val="000000"/>
+                <w:sz w:val="32"/>
+                <w:szCs w:val="40"/>
+              </w:rPr>
+              <w:t>–</w:t>
+            </w:r>
             <w:r>
               <w:rPr>
                 <w:rFonts w:ascii="BRH Devanagari Extra" w:hAnsi="BRH Devanagari Extra" w:cs="BRH Devanagari Extra"/>
@@ -4237,7 +3566,6 @@
               </w:rPr>
               <w:t>XçaÉ</w:t>
             </w:r>
-            <w:proofErr w:type="spellEnd"/>
             <w:r>
               <w:rPr>
                 <w:rFonts w:ascii="BRH Malayalam Extra" w:hAnsi="BRH Malayalam Extra" w:cs="BRH Devanagari Extra"/>
@@ -4282,7 +3610,6 @@
                 <w:szCs w:val="40"/>
               </w:rPr>
             </w:pPr>
-            <w:proofErr w:type="spellStart"/>
             <w:r>
               <w:rPr>
                 <w:rFonts w:ascii="BRH Devanagari Extra" w:hAnsi="BRH Devanagari Extra" w:cs="BRH Devanagari Extra"/>
@@ -4292,17 +3619,15 @@
               </w:rPr>
               <w:t>uÉÏ</w:t>
             </w:r>
-            <w:proofErr w:type="spellEnd"/>
-            <w:r>
-              <w:rPr>
-                <w:rFonts w:ascii="BRH Malayalam Extra" w:hAnsi="BRH Malayalam Extra" w:cs="BRH Devanagari Extra"/>
-                <w:color w:val="000000"/>
-                <w:sz w:val="32"/>
-                <w:szCs w:val="40"/>
-              </w:rPr>
-              <w:t>–</w:t>
-            </w:r>
-            <w:proofErr w:type="spellStart"/>
+            <w:r>
+              <w:rPr>
+                <w:rFonts w:ascii="BRH Malayalam Extra" w:hAnsi="BRH Malayalam Extra" w:cs="BRH Devanagari Extra"/>
+                <w:color w:val="000000"/>
+                <w:sz w:val="32"/>
+                <w:szCs w:val="40"/>
+              </w:rPr>
+              <w:t>–</w:t>
+            </w:r>
             <w:r>
               <w:rPr>
                 <w:rFonts w:ascii="BRH Devanagari Extra" w:hAnsi="BRH Devanagari Extra" w:cs="BRH Devanagari Extra"/>
@@ -4312,44 +3637,23 @@
               </w:rPr>
               <w:t>QèuÉþXçaÉ</w:t>
             </w:r>
-            <w:proofErr w:type="spellEnd"/>
-            <w:r>
-              <w:rPr>
-                <w:rFonts w:ascii="BRH Malayalam Extra" w:hAnsi="BRH Malayalam Extra" w:cs="BRH Devanagari Extra"/>
-                <w:color w:val="000000"/>
-                <w:sz w:val="32"/>
-                <w:szCs w:val="40"/>
-              </w:rPr>
-              <w:t>–</w:t>
-            </w:r>
-            <w:r>
-              <w:rPr>
-                <w:rFonts w:ascii="BRH Devanagari Extra" w:hAnsi="BRH Devanagari Extra" w:cs="BRH Devanagari Extra"/>
-                <w:color w:val="000000"/>
-                <w:sz w:val="40"/>
-                <w:szCs w:val="40"/>
-              </w:rPr>
-              <w:t xml:space="preserve"> </w:t>
-            </w:r>
-            <w:proofErr w:type="spellStart"/>
-            <w:r>
-              <w:rPr>
-                <w:rFonts w:ascii="BRH Devanagari Extra" w:hAnsi="BRH Devanagari Extra" w:cs="BRH Devanagari Extra"/>
-                <w:color w:val="000000"/>
-                <w:sz w:val="40"/>
-                <w:szCs w:val="40"/>
-              </w:rPr>
-              <w:t>CÌiÉþ</w:t>
-            </w:r>
-            <w:proofErr w:type="spellEnd"/>
-            <w:r>
-              <w:rPr>
-                <w:rFonts w:ascii="BRH Devanagari Extra" w:hAnsi="BRH Devanagari Extra" w:cs="BRH Devanagari Extra"/>
-                <w:color w:val="000000"/>
-                <w:sz w:val="40"/>
-                <w:szCs w:val="40"/>
-              </w:rPr>
-              <w:t xml:space="preserve"> | </w:t>
+            <w:r>
+              <w:rPr>
+                <w:rFonts w:ascii="BRH Malayalam Extra" w:hAnsi="BRH Malayalam Extra" w:cs="BRH Devanagari Extra"/>
+                <w:color w:val="000000"/>
+                <w:sz w:val="32"/>
+                <w:szCs w:val="40"/>
+              </w:rPr>
+              <w:t>–</w:t>
+            </w:r>
+            <w:r>
+              <w:rPr>
+                <w:rFonts w:ascii="BRH Devanagari Extra" w:hAnsi="BRH Devanagari Extra" w:cs="BRH Devanagari Extra"/>
+                <w:color w:val="000000"/>
+                <w:sz w:val="40"/>
+                <w:szCs w:val="40"/>
+              </w:rPr>
+              <w:t xml:space="preserve"> CÌiÉþ | </w:t>
             </w:r>
           </w:p>
           <w:p>
@@ -4386,7 +3690,6 @@
               </w:rPr>
               <w:t>–</w:t>
             </w:r>
-            <w:proofErr w:type="spellStart"/>
             <w:r>
               <w:rPr>
                 <w:rFonts w:ascii="BRH Devanagari Extra" w:hAnsi="BRH Devanagari Extra" w:cs="BRH Devanagari Extra"/>
@@ -4406,46 +3709,24 @@
               </w:rPr>
               <w:t>QèuÉþXçaÉ</w:t>
             </w:r>
-            <w:proofErr w:type="spellEnd"/>
-            <w:r>
-              <w:rPr>
-                <w:rFonts w:ascii="BRH Malayalam Extra" w:hAnsi="BRH Malayalam Extra" w:cs="BRH Devanagari Extra"/>
-                <w:color w:val="000000"/>
-                <w:sz w:val="32"/>
-                <w:szCs w:val="40"/>
-              </w:rPr>
-              <w:t>–</w:t>
-            </w:r>
-            <w:r>
-              <w:rPr>
-                <w:rFonts w:ascii="BRH Devanagari Extra" w:hAnsi="BRH Devanagari Extra" w:cs="BRH Devanagari Extra"/>
-                <w:color w:val="000000"/>
-                <w:sz w:val="40"/>
-                <w:szCs w:val="40"/>
-              </w:rPr>
-              <w:t xml:space="preserve"> </w:t>
-            </w:r>
-            <w:proofErr w:type="spellStart"/>
-            <w:r>
-              <w:rPr>
-                <w:rFonts w:ascii="BRH Devanagari Extra" w:hAnsi="BRH Devanagari Extra" w:cs="BRH Devanagari Extra"/>
-                <w:color w:val="000000"/>
-                <w:sz w:val="40"/>
-                <w:szCs w:val="40"/>
-              </w:rPr>
-              <w:t>CÌiÉþ</w:t>
-            </w:r>
-            <w:proofErr w:type="spellEnd"/>
-            <w:r>
-              <w:rPr>
-                <w:rFonts w:ascii="BRH Devanagari Extra" w:hAnsi="BRH Devanagari Extra" w:cs="BRH Devanagari Extra"/>
-                <w:color w:val="000000"/>
-                <w:sz w:val="40"/>
-                <w:szCs w:val="40"/>
-              </w:rPr>
-              <w:t xml:space="preserve"> </w:t>
-            </w:r>
-            <w:proofErr w:type="spellStart"/>
+            <w:r>
+              <w:rPr>
+                <w:rFonts w:ascii="BRH Malayalam Extra" w:hAnsi="BRH Malayalam Extra" w:cs="BRH Devanagari Extra"/>
+                <w:color w:val="000000"/>
+                <w:sz w:val="32"/>
+                <w:szCs w:val="40"/>
+              </w:rPr>
+              <w:t>–</w:t>
+            </w:r>
+            <w:r>
+              <w:rPr>
+                <w:rFonts w:ascii="BRH Devanagari Extra" w:hAnsi="BRH Devanagari Extra" w:cs="BRH Devanagari Extra"/>
+                <w:color w:val="000000"/>
+                <w:sz w:val="40"/>
+                <w:szCs w:val="40"/>
+              </w:rPr>
+              <w:t xml:space="preserve"> CÌiÉþ </w:t>
+            </w:r>
             <w:r>
               <w:rPr>
                 <w:rFonts w:ascii="BRH Devanagari Extra" w:hAnsi="BRH Devanagari Extra" w:cs="BRH Devanagari Extra"/>
@@ -4456,46 +3737,33 @@
               </w:rPr>
               <w:t>uÉÏ</w:t>
             </w:r>
-            <w:proofErr w:type="spellEnd"/>
-            <w:r>
-              <w:rPr>
-                <w:rFonts w:ascii="BRH Malayalam Extra" w:hAnsi="BRH Malayalam Extra" w:cs="BRH Devanagari Extra"/>
-                <w:color w:val="000000"/>
-                <w:sz w:val="32"/>
-                <w:szCs w:val="40"/>
-              </w:rPr>
-              <w:t>–</w:t>
-            </w:r>
-            <w:proofErr w:type="spellStart"/>
-            <w:r>
-              <w:rPr>
-                <w:rFonts w:ascii="BRH Devanagari Extra" w:hAnsi="BRH Devanagari Extra" w:cs="BRH Devanagari Extra"/>
-                <w:color w:val="000000"/>
-                <w:sz w:val="40"/>
-                <w:szCs w:val="40"/>
-              </w:rPr>
-              <w:t>QÒû</w:t>
-            </w:r>
-            <w:proofErr w:type="spellEnd"/>
-            <w:r>
-              <w:rPr>
-                <w:rFonts w:ascii="BRH Devanagari Extra" w:hAnsi="BRH Devanagari Extra" w:cs="BRH Devanagari Extra"/>
-                <w:color w:val="000000"/>
-                <w:sz w:val="40"/>
-                <w:szCs w:val="40"/>
-              </w:rPr>
-              <w:t xml:space="preserve"> - A</w:t>
-            </w:r>
-            <w:r>
-              <w:rPr>
-                <w:rFonts w:ascii="BRH Malayalam Extra" w:hAnsi="BRH Malayalam Extra" w:cs="BRH Devanagari Extra"/>
-                <w:color w:val="000000"/>
-                <w:sz w:val="32"/>
-                <w:szCs w:val="40"/>
-              </w:rPr>
-              <w:t>–</w:t>
-            </w:r>
-            <w:proofErr w:type="spellStart"/>
+            <w:r>
+              <w:rPr>
+                <w:rFonts w:ascii="BRH Malayalam Extra" w:hAnsi="BRH Malayalam Extra" w:cs="BRH Devanagari Extra"/>
+                <w:color w:val="000000"/>
+                <w:sz w:val="32"/>
+                <w:szCs w:val="40"/>
+              </w:rPr>
+              <w:t>–</w:t>
+            </w:r>
+            <w:r>
+              <w:rPr>
+                <w:rFonts w:ascii="BRH Devanagari Extra" w:hAnsi="BRH Devanagari Extra" w:cs="BRH Devanagari Extra"/>
+                <w:color w:val="000000"/>
+                <w:sz w:val="40"/>
+                <w:szCs w:val="40"/>
+              </w:rPr>
+              <w:t>QÒû - A</w:t>
+            </w:r>
+            <w:r>
+              <w:rPr>
+                <w:rFonts w:ascii="BRH Malayalam Extra" w:hAnsi="BRH Malayalam Extra" w:cs="BRH Devanagari Extra"/>
+                <w:color w:val="000000"/>
+                <w:sz w:val="32"/>
+                <w:szCs w:val="40"/>
+              </w:rPr>
+              <w:t>–</w:t>
+            </w:r>
             <w:r>
               <w:rPr>
                 <w:rFonts w:ascii="BRH Devanagari Extra" w:hAnsi="BRH Devanagari Extra" w:cs="BRH Devanagari Extra"/>
@@ -4505,7 +3773,6 @@
               </w:rPr>
               <w:t>XçaÉ</w:t>
             </w:r>
-            <w:proofErr w:type="spellEnd"/>
             <w:r>
               <w:rPr>
                 <w:rFonts w:ascii="BRH Malayalam Extra" w:hAnsi="BRH Malayalam Extra" w:cs="BRH Devanagari Extra"/>
@@ -4568,7 +3835,6 @@
                 <w:sz w:val="28"/>
                 <w:szCs w:val="32"/>
               </w:rPr>
-              <w:lastRenderedPageBreak/>
               <w:t>T.S.</w:t>
             </w:r>
             <w:r>
@@ -4715,7 +3981,6 @@
                 <w:szCs w:val="40"/>
               </w:rPr>
             </w:pPr>
-            <w:proofErr w:type="spellStart"/>
             <w:r>
               <w:rPr>
                 <w:rFonts w:ascii="BRH Devanagari Extra" w:hAnsi="BRH Devanagari Extra" w:cs="BRH Devanagari Extra"/>
@@ -4735,7 +4000,6 @@
               </w:rPr>
               <w:t>ÍpÉ</w:t>
             </w:r>
-            <w:proofErr w:type="spellEnd"/>
             <w:r>
               <w:rPr>
                 <w:rFonts w:ascii="BRH Malayalam Extra" w:hAnsi="BRH Malayalam Extra" w:cs="BRH Devanagari Extra"/>
@@ -4746,25 +4010,14 @@
               </w:rPr>
               <w:t>–</w:t>
             </w:r>
-            <w:proofErr w:type="spellStart"/>
-            <w:r>
-              <w:rPr>
-                <w:rFonts w:ascii="BRH Devanagari Extra" w:hAnsi="BRH Devanagari Extra" w:cs="BRH Devanagari Extra"/>
-                <w:color w:val="000000"/>
-                <w:sz w:val="40"/>
-                <w:szCs w:val="40"/>
-              </w:rPr>
-              <w:t>UåuÉ</w:t>
-            </w:r>
-            <w:proofErr w:type="spellEnd"/>
-            <w:r>
-              <w:rPr>
-                <w:rFonts w:ascii="BRH Devanagari Extra" w:hAnsi="BRH Devanagari Extra" w:cs="BRH Devanagari Extra"/>
-                <w:color w:val="000000"/>
-                <w:sz w:val="40"/>
-                <w:szCs w:val="40"/>
-              </w:rPr>
-              <w:t xml:space="preserve"> |</w:t>
+            <w:r>
+              <w:rPr>
+                <w:rFonts w:ascii="BRH Devanagari Extra" w:hAnsi="BRH Devanagari Extra" w:cs="BRH Devanagari Extra"/>
+                <w:color w:val="000000"/>
+                <w:sz w:val="40"/>
+                <w:szCs w:val="40"/>
+              </w:rPr>
+              <w:t>UåuÉ |</w:t>
             </w:r>
           </w:p>
         </w:tc>
@@ -4792,7 +4045,6 @@
                 <w:szCs w:val="40"/>
               </w:rPr>
             </w:pPr>
-            <w:proofErr w:type="spellStart"/>
             <w:r>
               <w:rPr>
                 <w:rFonts w:ascii="BRH Devanagari Extra" w:hAnsi="BRH Devanagari Extra" w:cs="BRH Devanagari Extra"/>
@@ -4812,7 +4064,6 @@
               </w:rPr>
               <w:t>Uå</w:t>
             </w:r>
-            <w:proofErr w:type="spellEnd"/>
             <w:r>
               <w:rPr>
                 <w:rFonts w:ascii="BRH Malayalam Extra" w:hAnsi="BRH Malayalam Extra" w:cs="BRH Devanagari Extra"/>
@@ -4856,78 +4107,6 @@
         </w:rPr>
         <w:t>===============</w:t>
       </w:r>
-    </w:p>
-    <w:p>
-      <w:pPr>
-        <w:jc w:val="center"/>
-        <w:rPr>
-          <w:b/>
-          <w:bCs/>
-          <w:sz w:val="32"/>
-          <w:szCs w:val="32"/>
-          <w:u w:val="single"/>
-        </w:rPr>
-      </w:pPr>
-    </w:p>
-    <w:p>
-      <w:pPr>
-        <w:jc w:val="center"/>
-        <w:rPr>
-          <w:b/>
-          <w:bCs/>
-          <w:sz w:val="32"/>
-          <w:szCs w:val="32"/>
-          <w:u w:val="single"/>
-        </w:rPr>
-      </w:pPr>
-    </w:p>
-    <w:p>
-      <w:pPr>
-        <w:jc w:val="center"/>
-        <w:rPr>
-          <w:b/>
-          <w:bCs/>
-          <w:sz w:val="32"/>
-          <w:szCs w:val="32"/>
-          <w:u w:val="single"/>
-        </w:rPr>
-      </w:pPr>
-    </w:p>
-    <w:p>
-      <w:pPr>
-        <w:jc w:val="center"/>
-        <w:rPr>
-          <w:b/>
-          <w:bCs/>
-          <w:sz w:val="32"/>
-          <w:szCs w:val="32"/>
-          <w:u w:val="single"/>
-        </w:rPr>
-      </w:pPr>
-    </w:p>
-    <w:p>
-      <w:pPr>
-        <w:jc w:val="center"/>
-        <w:rPr>
-          <w:b/>
-          <w:bCs/>
-          <w:sz w:val="32"/>
-          <w:szCs w:val="32"/>
-          <w:u w:val="single"/>
-        </w:rPr>
-      </w:pPr>
-    </w:p>
-    <w:p>
-      <w:pPr>
-        <w:jc w:val="center"/>
-        <w:rPr>
-          <w:b/>
-          <w:bCs/>
-          <w:sz w:val="32"/>
-          <w:szCs w:val="32"/>
-          <w:u w:val="single"/>
-        </w:rPr>
-      </w:pPr>
     </w:p>
     <w:p>
       <w:pPr>
@@ -5379,27 +4558,15 @@
               </w:rPr>
               <w:t>–</w:t>
             </w:r>
-            <w:proofErr w:type="spellStart"/>
-            <w:r>
-              <w:rPr>
-                <w:rFonts w:ascii="BRH Devanagari Extra" w:hAnsi="BRH Devanagari Extra" w:cs="BRH Devanagari Extra"/>
-                <w:color w:val="000000"/>
-                <w:sz w:val="40"/>
-                <w:szCs w:val="40"/>
-              </w:rPr>
-              <w:t>ÎalÉqÉç</w:t>
-            </w:r>
-            <w:proofErr w:type="spellEnd"/>
-            <w:r>
-              <w:rPr>
-                <w:rFonts w:ascii="BRH Devanagari Extra" w:hAnsi="BRH Devanagari Extra" w:cs="BRH Devanagari Extra"/>
-                <w:color w:val="000000"/>
-                <w:sz w:val="40"/>
-                <w:szCs w:val="40"/>
-              </w:rPr>
-              <w:t xml:space="preserve"> </w:t>
-            </w:r>
-            <w:proofErr w:type="spellStart"/>
+            <w:r>
+              <w:rPr>
+                <w:rFonts w:ascii="BRH Devanagari Extra" w:hAnsi="BRH Devanagari Extra" w:cs="BRH Devanagari Extra"/>
+                <w:color w:val="000000"/>
+                <w:sz w:val="40"/>
+                <w:szCs w:val="40"/>
+              </w:rPr>
+              <w:t xml:space="preserve">ÎalÉqÉç </w:t>
+            </w:r>
             <w:r>
               <w:rPr>
                 <w:rFonts w:ascii="BRH Devanagari Extra" w:hAnsi="BRH Devanagari Extra" w:cs="BRH Devanagari Extra"/>
@@ -5419,35 +4586,23 @@
               </w:rPr>
               <w:t>UÏ</w:t>
             </w:r>
-            <w:proofErr w:type="spellEnd"/>
-            <w:r>
-              <w:rPr>
-                <w:rFonts w:ascii="BRH Malayalam Extra" w:hAnsi="BRH Malayalam Extra" w:cs="BRH Devanagari Extra"/>
-                <w:color w:val="000000"/>
-                <w:sz w:val="32"/>
-                <w:szCs w:val="40"/>
-              </w:rPr>
-              <w:t>–</w:t>
-            </w:r>
-            <w:proofErr w:type="spellStart"/>
-            <w:r>
-              <w:rPr>
-                <w:rFonts w:ascii="BRH Devanagari Extra" w:hAnsi="BRH Devanagari Extra" w:cs="BRH Devanagari Extra"/>
-                <w:color w:val="000000"/>
-                <w:sz w:val="40"/>
-                <w:szCs w:val="40"/>
-              </w:rPr>
-              <w:t>wrÉÿqÉç</w:t>
-            </w:r>
-            <w:proofErr w:type="spellEnd"/>
-            <w:r>
-              <w:rPr>
-                <w:rFonts w:ascii="BRH Devanagari Extra" w:hAnsi="BRH Devanagari Extra" w:cs="BRH Devanagari Extra"/>
-                <w:color w:val="000000"/>
-                <w:sz w:val="40"/>
-                <w:szCs w:val="40"/>
-              </w:rPr>
-              <w:t xml:space="preserve"> | </w:t>
+            <w:r>
+              <w:rPr>
+                <w:rFonts w:ascii="BRH Malayalam Extra" w:hAnsi="BRH Malayalam Extra" w:cs="BRH Devanagari Extra"/>
+                <w:color w:val="000000"/>
+                <w:sz w:val="32"/>
+                <w:szCs w:val="40"/>
+              </w:rPr>
+              <w:t>–</w:t>
+            </w:r>
+            <w:r>
+              <w:rPr>
+                <w:rFonts w:ascii="BRH Devanagari Extra" w:hAnsi="BRH Devanagari Extra" w:cs="BRH Devanagari Extra"/>
+                <w:color w:val="000000"/>
+                <w:sz w:val="40"/>
+                <w:szCs w:val="40"/>
+              </w:rPr>
+              <w:t xml:space="preserve">wrÉÿqÉç | </w:t>
             </w:r>
           </w:p>
           <w:p>
@@ -5464,7 +4619,6 @@
                 <w:szCs w:val="40"/>
               </w:rPr>
             </w:pPr>
-            <w:proofErr w:type="spellStart"/>
             <w:r>
               <w:rPr>
                 <w:rFonts w:ascii="BRH Devanagari Extra" w:hAnsi="BRH Devanagari Extra" w:cs="BRH Devanagari Extra"/>
@@ -5474,7 +4628,6 @@
               </w:rPr>
               <w:t>mÉÑ</w:t>
             </w:r>
-            <w:proofErr w:type="spellEnd"/>
             <w:r>
               <w:rPr>
                 <w:rFonts w:ascii="BRH Malayalam Extra" w:hAnsi="BRH Malayalam Extra" w:cs="BRH Devanagari Extra"/>
@@ -5502,7 +4655,6 @@
               </w:rPr>
               <w:t>–</w:t>
             </w:r>
-            <w:proofErr w:type="spellStart"/>
             <w:r>
               <w:rPr>
                 <w:rFonts w:ascii="BRH Devanagari Extra" w:hAnsi="BRH Devanagari Extra" w:cs="BRH Devanagari Extra"/>
@@ -5512,35 +4664,23 @@
               </w:rPr>
               <w:t>wrÉþqÉÎXçaÉU</w:t>
             </w:r>
-            <w:proofErr w:type="spellEnd"/>
-            <w:r>
-              <w:rPr>
-                <w:rFonts w:ascii="BRH Malayalam Extra" w:hAnsi="BRH Malayalam Extra" w:cs="BRH Devanagari Extra"/>
-                <w:color w:val="000000"/>
-                <w:sz w:val="32"/>
-                <w:szCs w:val="40"/>
-              </w:rPr>
-              <w:t>–</w:t>
-            </w:r>
-            <w:proofErr w:type="spellStart"/>
-            <w:r>
-              <w:rPr>
-                <w:rFonts w:ascii="BRH Devanagari Extra" w:hAnsi="BRH Devanagari Extra" w:cs="BRH Devanagari Extra"/>
-                <w:color w:val="000000"/>
-                <w:sz w:val="40"/>
-                <w:szCs w:val="40"/>
-              </w:rPr>
-              <w:t>xuÉiÉç</w:t>
-            </w:r>
-            <w:proofErr w:type="spellEnd"/>
-            <w:r>
-              <w:rPr>
-                <w:rFonts w:ascii="BRH Devanagari Extra" w:hAnsi="BRH Devanagari Extra" w:cs="BRH Devanagari Extra"/>
-                <w:color w:val="000000"/>
-                <w:sz w:val="40"/>
-                <w:szCs w:val="40"/>
-              </w:rPr>
-              <w:t xml:space="preserve"> |</w:t>
+            <w:r>
+              <w:rPr>
+                <w:rFonts w:ascii="BRH Malayalam Extra" w:hAnsi="BRH Malayalam Extra" w:cs="BRH Devanagari Extra"/>
+                <w:color w:val="000000"/>
+                <w:sz w:val="32"/>
+                <w:szCs w:val="40"/>
+              </w:rPr>
+              <w:t>–</w:t>
+            </w:r>
+            <w:r>
+              <w:rPr>
+                <w:rFonts w:ascii="BRH Devanagari Extra" w:hAnsi="BRH Devanagari Extra" w:cs="BRH Devanagari Extra"/>
+                <w:color w:val="000000"/>
+                <w:sz w:val="40"/>
+                <w:szCs w:val="40"/>
+              </w:rPr>
+              <w:t>xuÉiÉç |</w:t>
             </w:r>
           </w:p>
         </w:tc>
@@ -5581,27 +4721,15 @@
               </w:rPr>
               <w:t>–</w:t>
             </w:r>
-            <w:proofErr w:type="spellStart"/>
-            <w:r>
-              <w:rPr>
-                <w:rFonts w:ascii="BRH Devanagari Extra" w:hAnsi="BRH Devanagari Extra" w:cs="BRH Devanagari Extra"/>
-                <w:color w:val="000000"/>
-                <w:sz w:val="40"/>
-                <w:szCs w:val="40"/>
-              </w:rPr>
-              <w:t>ÎalÉqÉç</w:t>
-            </w:r>
-            <w:proofErr w:type="spellEnd"/>
-            <w:r>
-              <w:rPr>
-                <w:rFonts w:ascii="BRH Devanagari Extra" w:hAnsi="BRH Devanagari Extra" w:cs="BRH Devanagari Extra"/>
-                <w:color w:val="000000"/>
-                <w:sz w:val="40"/>
-                <w:szCs w:val="40"/>
-              </w:rPr>
-              <w:t xml:space="preserve"> </w:t>
-            </w:r>
-            <w:proofErr w:type="spellStart"/>
+            <w:r>
+              <w:rPr>
+                <w:rFonts w:ascii="BRH Devanagari Extra" w:hAnsi="BRH Devanagari Extra" w:cs="BRH Devanagari Extra"/>
+                <w:color w:val="000000"/>
+                <w:sz w:val="40"/>
+                <w:szCs w:val="40"/>
+              </w:rPr>
+              <w:t xml:space="preserve">ÎalÉqÉç </w:t>
+            </w:r>
             <w:r>
               <w:rPr>
                 <w:rFonts w:ascii="BRH Devanagari Extra" w:hAnsi="BRH Devanagari Extra" w:cs="BRH Devanagari Extra"/>
@@ -5621,35 +4749,23 @@
               </w:rPr>
               <w:t>ÑþUÏ</w:t>
             </w:r>
-            <w:proofErr w:type="spellEnd"/>
-            <w:r>
-              <w:rPr>
-                <w:rFonts w:ascii="BRH Malayalam Extra" w:hAnsi="BRH Malayalam Extra" w:cs="BRH Devanagari Extra"/>
-                <w:color w:val="000000"/>
-                <w:sz w:val="32"/>
-                <w:szCs w:val="40"/>
-              </w:rPr>
-              <w:t>–</w:t>
-            </w:r>
-            <w:proofErr w:type="spellStart"/>
-            <w:r>
-              <w:rPr>
-                <w:rFonts w:ascii="BRH Devanagari Extra" w:hAnsi="BRH Devanagari Extra" w:cs="BRH Devanagari Extra"/>
-                <w:color w:val="000000"/>
-                <w:sz w:val="40"/>
-                <w:szCs w:val="40"/>
-              </w:rPr>
-              <w:t>wrÉÿqÉç</w:t>
-            </w:r>
-            <w:proofErr w:type="spellEnd"/>
-            <w:r>
-              <w:rPr>
-                <w:rFonts w:ascii="BRH Devanagari Extra" w:hAnsi="BRH Devanagari Extra" w:cs="BRH Devanagari Extra"/>
-                <w:color w:val="000000"/>
-                <w:sz w:val="40"/>
-                <w:szCs w:val="40"/>
-              </w:rPr>
-              <w:t xml:space="preserve"> | </w:t>
+            <w:r>
+              <w:rPr>
+                <w:rFonts w:ascii="BRH Malayalam Extra" w:hAnsi="BRH Malayalam Extra" w:cs="BRH Devanagari Extra"/>
+                <w:color w:val="000000"/>
+                <w:sz w:val="32"/>
+                <w:szCs w:val="40"/>
+              </w:rPr>
+              <w:t>–</w:t>
+            </w:r>
+            <w:r>
+              <w:rPr>
+                <w:rFonts w:ascii="BRH Devanagari Extra" w:hAnsi="BRH Devanagari Extra" w:cs="BRH Devanagari Extra"/>
+                <w:color w:val="000000"/>
+                <w:sz w:val="40"/>
+                <w:szCs w:val="40"/>
+              </w:rPr>
+              <w:t xml:space="preserve">wrÉÿqÉç | </w:t>
             </w:r>
           </w:p>
           <w:p>
@@ -5666,7 +4782,6 @@
                 <w:szCs w:val="40"/>
               </w:rPr>
             </w:pPr>
-            <w:proofErr w:type="spellStart"/>
             <w:r>
               <w:rPr>
                 <w:rFonts w:ascii="BRH Devanagari Extra" w:hAnsi="BRH Devanagari Extra" w:cs="BRH Devanagari Extra"/>
@@ -5676,7 +4791,6 @@
               </w:rPr>
               <w:t>mÉÑ</w:t>
             </w:r>
-            <w:proofErr w:type="spellEnd"/>
             <w:r>
               <w:rPr>
                 <w:rFonts w:ascii="BRH Malayalam Extra" w:hAnsi="BRH Malayalam Extra" w:cs="BRH Devanagari Extra"/>
@@ -5704,7 +4818,6 @@
               </w:rPr>
               <w:t>–</w:t>
             </w:r>
-            <w:proofErr w:type="spellStart"/>
             <w:r>
               <w:rPr>
                 <w:rFonts w:ascii="BRH Devanagari Extra" w:hAnsi="BRH Devanagari Extra" w:cs="BRH Devanagari Extra"/>
@@ -5714,35 +4827,23 @@
               </w:rPr>
               <w:t>wrÉþqÉÎXçaÉU</w:t>
             </w:r>
-            <w:proofErr w:type="spellEnd"/>
-            <w:r>
-              <w:rPr>
-                <w:rFonts w:ascii="BRH Malayalam Extra" w:hAnsi="BRH Malayalam Extra" w:cs="BRH Devanagari Extra"/>
-                <w:color w:val="000000"/>
-                <w:sz w:val="32"/>
-                <w:szCs w:val="40"/>
-              </w:rPr>
-              <w:t>–</w:t>
-            </w:r>
-            <w:proofErr w:type="spellStart"/>
-            <w:r>
-              <w:rPr>
-                <w:rFonts w:ascii="BRH Devanagari Extra" w:hAnsi="BRH Devanagari Extra" w:cs="BRH Devanagari Extra"/>
-                <w:color w:val="000000"/>
-                <w:sz w:val="40"/>
-                <w:szCs w:val="40"/>
-              </w:rPr>
-              <w:t>xuÉiÉç</w:t>
-            </w:r>
-            <w:proofErr w:type="spellEnd"/>
-            <w:r>
-              <w:rPr>
-                <w:rFonts w:ascii="BRH Devanagari Extra" w:hAnsi="BRH Devanagari Extra" w:cs="BRH Devanagari Extra"/>
-                <w:color w:val="000000"/>
-                <w:sz w:val="40"/>
-                <w:szCs w:val="40"/>
-              </w:rPr>
-              <w:t xml:space="preserve"> |</w:t>
+            <w:r>
+              <w:rPr>
+                <w:rFonts w:ascii="BRH Malayalam Extra" w:hAnsi="BRH Malayalam Extra" w:cs="BRH Devanagari Extra"/>
+                <w:color w:val="000000"/>
+                <w:sz w:val="32"/>
+                <w:szCs w:val="40"/>
+              </w:rPr>
+              <w:t>–</w:t>
+            </w:r>
+            <w:r>
+              <w:rPr>
+                <w:rFonts w:ascii="BRH Devanagari Extra" w:hAnsi="BRH Devanagari Extra" w:cs="BRH Devanagari Extra"/>
+                <w:color w:val="000000"/>
+                <w:sz w:val="40"/>
+                <w:szCs w:val="40"/>
+              </w:rPr>
+              <w:t>xuÉiÉç |</w:t>
             </w:r>
           </w:p>
         </w:tc>
@@ -5884,7 +4985,6 @@
                 <w:szCs w:val="40"/>
               </w:rPr>
             </w:pPr>
-            <w:proofErr w:type="spellStart"/>
             <w:r>
               <w:rPr>
                 <w:rFonts w:ascii="BRH Devanagari Extra" w:hAnsi="BRH Devanagari Extra" w:cs="BRH Devanagari Extra"/>
@@ -5894,35 +4994,23 @@
               </w:rPr>
               <w:t>zÉÑ</w:t>
             </w:r>
-            <w:proofErr w:type="spellEnd"/>
-            <w:r>
-              <w:rPr>
-                <w:rFonts w:ascii="BRH Malayalam Extra" w:hAnsi="BRH Malayalam Extra" w:cs="BRH Devanagari Extra"/>
-                <w:color w:val="000000"/>
-                <w:sz w:val="32"/>
-                <w:szCs w:val="40"/>
-              </w:rPr>
-              <w:t>–</w:t>
-            </w:r>
-            <w:proofErr w:type="spellStart"/>
-            <w:r>
-              <w:rPr>
-                <w:rFonts w:ascii="BRH Devanagari Extra" w:hAnsi="BRH Devanagari Extra" w:cs="BRH Devanagari Extra"/>
-                <w:color w:val="000000"/>
-                <w:sz w:val="40"/>
-                <w:szCs w:val="40"/>
-              </w:rPr>
-              <w:t>cÉÉÅÅmÉïþrÉiÉç</w:t>
-            </w:r>
-            <w:proofErr w:type="spellEnd"/>
-            <w:r>
-              <w:rPr>
-                <w:rFonts w:ascii="BRH Devanagari Extra" w:hAnsi="BRH Devanagari Extra" w:cs="BRH Devanagari Extra"/>
-                <w:color w:val="000000"/>
-                <w:sz w:val="40"/>
-                <w:szCs w:val="40"/>
-              </w:rPr>
-              <w:t xml:space="preserve"> | </w:t>
+            <w:r>
+              <w:rPr>
+                <w:rFonts w:ascii="BRH Malayalam Extra" w:hAnsi="BRH Malayalam Extra" w:cs="BRH Devanagari Extra"/>
+                <w:color w:val="000000"/>
+                <w:sz w:val="32"/>
+                <w:szCs w:val="40"/>
+              </w:rPr>
+              <w:t>–</w:t>
+            </w:r>
+            <w:r>
+              <w:rPr>
+                <w:rFonts w:ascii="BRH Devanagari Extra" w:hAnsi="BRH Devanagari Extra" w:cs="BRH Devanagari Extra"/>
+                <w:color w:val="000000"/>
+                <w:sz w:val="40"/>
+                <w:szCs w:val="40"/>
+              </w:rPr>
+              <w:t xml:space="preserve">cÉÉÅÅmÉïþrÉiÉç | </w:t>
             </w:r>
             <w:r>
               <w:rPr>
@@ -5944,7 +5032,6 @@
               </w:rPr>
               <w:t>–</w:t>
             </w:r>
-            <w:proofErr w:type="spellStart"/>
             <w:r>
               <w:rPr>
                 <w:rFonts w:ascii="BRH Devanagari Extra" w:hAnsi="BRH Devanagari Extra" w:cs="BRH Devanagari Extra"/>
@@ -5954,7 +5041,6 @@
               </w:rPr>
               <w:t>mÉï</w:t>
             </w:r>
-            <w:proofErr w:type="spellEnd"/>
             <w:r>
               <w:rPr>
                 <w:rFonts w:ascii="BRH Malayalam Extra" w:hAnsi="BRH Malayalam Extra" w:cs="BRH Devanagari Extra"/>
@@ -5989,27 +5075,7 @@
                 <w:sz w:val="40"/>
                 <w:szCs w:val="40"/>
               </w:rPr>
-              <w:t xml:space="preserve">iÉç </w:t>
-            </w:r>
-            <w:proofErr w:type="spellStart"/>
-            <w:r>
-              <w:rPr>
-                <w:rFonts w:ascii="BRH Devanagari Extra" w:hAnsi="BRH Devanagari Extra" w:cs="BRH Devanagari Extra"/>
-                <w:color w:val="000000"/>
-                <w:sz w:val="40"/>
-                <w:szCs w:val="40"/>
-              </w:rPr>
-              <w:t>iÉqÉç</w:t>
-            </w:r>
-            <w:proofErr w:type="spellEnd"/>
-            <w:r>
-              <w:rPr>
-                <w:rFonts w:ascii="BRH Devanagari Extra" w:hAnsi="BRH Devanagari Extra" w:cs="BRH Devanagari Extra"/>
-                <w:color w:val="000000"/>
-                <w:sz w:val="40"/>
-                <w:szCs w:val="40"/>
-              </w:rPr>
-              <w:t xml:space="preserve"> |</w:t>
+              <w:t>iÉç iÉqÉç |</w:t>
             </w:r>
           </w:p>
         </w:tc>
@@ -6031,7 +5097,6 @@
                 <w:szCs w:val="40"/>
               </w:rPr>
             </w:pPr>
-            <w:proofErr w:type="spellStart"/>
             <w:r>
               <w:rPr>
                 <w:rFonts w:ascii="BRH Devanagari Extra" w:hAnsi="BRH Devanagari Extra" w:cs="BRH Devanagari Extra"/>
@@ -6041,35 +5106,23 @@
               </w:rPr>
               <w:t>zÉÑ</w:t>
             </w:r>
-            <w:proofErr w:type="spellEnd"/>
-            <w:r>
-              <w:rPr>
-                <w:rFonts w:ascii="BRH Malayalam Extra" w:hAnsi="BRH Malayalam Extra" w:cs="BRH Devanagari Extra"/>
-                <w:color w:val="000000"/>
-                <w:sz w:val="32"/>
-                <w:szCs w:val="40"/>
-              </w:rPr>
-              <w:t>–</w:t>
-            </w:r>
-            <w:proofErr w:type="spellStart"/>
-            <w:r>
-              <w:rPr>
-                <w:rFonts w:ascii="BRH Devanagari Extra" w:hAnsi="BRH Devanagari Extra" w:cs="BRH Devanagari Extra"/>
-                <w:color w:val="000000"/>
-                <w:sz w:val="40"/>
-                <w:szCs w:val="40"/>
-              </w:rPr>
-              <w:t>cÉÉÅÅmÉïþrÉiÉç</w:t>
-            </w:r>
-            <w:proofErr w:type="spellEnd"/>
-            <w:r>
-              <w:rPr>
-                <w:rFonts w:ascii="BRH Devanagari Extra" w:hAnsi="BRH Devanagari Extra" w:cs="BRH Devanagari Extra"/>
-                <w:color w:val="000000"/>
-                <w:sz w:val="40"/>
-                <w:szCs w:val="40"/>
-              </w:rPr>
-              <w:t xml:space="preserve"> | </w:t>
+            <w:r>
+              <w:rPr>
+                <w:rFonts w:ascii="BRH Malayalam Extra" w:hAnsi="BRH Malayalam Extra" w:cs="BRH Devanagari Extra"/>
+                <w:color w:val="000000"/>
+                <w:sz w:val="32"/>
+                <w:szCs w:val="40"/>
+              </w:rPr>
+              <w:t>–</w:t>
+            </w:r>
+            <w:r>
+              <w:rPr>
+                <w:rFonts w:ascii="BRH Devanagari Extra" w:hAnsi="BRH Devanagari Extra" w:cs="BRH Devanagari Extra"/>
+                <w:color w:val="000000"/>
+                <w:sz w:val="40"/>
+                <w:szCs w:val="40"/>
+              </w:rPr>
+              <w:t xml:space="preserve">cÉÉÅÅmÉïþrÉiÉç | </w:t>
             </w:r>
             <w:r>
               <w:rPr>
@@ -6091,7 +5144,6 @@
               </w:rPr>
               <w:t>–</w:t>
             </w:r>
-            <w:proofErr w:type="spellStart"/>
             <w:r>
               <w:rPr>
                 <w:rFonts w:ascii="BRH Devanagari Extra" w:hAnsi="BRH Devanagari Extra" w:cs="BRH Devanagari Extra"/>
@@ -6101,7 +5153,6 @@
               </w:rPr>
               <w:t>mÉï</w:t>
             </w:r>
-            <w:proofErr w:type="spellEnd"/>
             <w:r>
               <w:rPr>
                 <w:rFonts w:ascii="BRH Malayalam Extra" w:hAnsi="BRH Malayalam Extra" w:cs="BRH Devanagari Extra"/>
@@ -6136,27 +5187,7 @@
                 <w:sz w:val="40"/>
                 <w:szCs w:val="40"/>
               </w:rPr>
-              <w:t xml:space="preserve">iÉç </w:t>
-            </w:r>
-            <w:proofErr w:type="spellStart"/>
-            <w:r>
-              <w:rPr>
-                <w:rFonts w:ascii="BRH Devanagari Extra" w:hAnsi="BRH Devanagari Extra" w:cs="BRH Devanagari Extra"/>
-                <w:color w:val="000000"/>
-                <w:sz w:val="40"/>
-                <w:szCs w:val="40"/>
-              </w:rPr>
-              <w:t>iÉqÉç</w:t>
-            </w:r>
-            <w:proofErr w:type="spellEnd"/>
-            <w:r>
-              <w:rPr>
-                <w:rFonts w:ascii="BRH Devanagari Extra" w:hAnsi="BRH Devanagari Extra" w:cs="BRH Devanagari Extra"/>
-                <w:color w:val="000000"/>
-                <w:sz w:val="40"/>
-                <w:szCs w:val="40"/>
-              </w:rPr>
-              <w:t xml:space="preserve"> |</w:t>
+              <w:t>iÉç iÉqÉç |</w:t>
             </w:r>
           </w:p>
         </w:tc>
@@ -6289,66 +5320,33 @@
                 <w:lang w:val="en-IN" w:eastAsia="en-IN" w:bidi="ml-IN"/>
               </w:rPr>
             </w:pPr>
-            <w:proofErr w:type="spellStart"/>
-            <w:r>
-              <w:rPr>
-                <w:rFonts w:ascii="BRH Devanagari Extra" w:hAnsi="BRH Devanagari Extra" w:cs="BRH Devanagari Extra"/>
-                <w:color w:val="000000"/>
-                <w:sz w:val="40"/>
-                <w:szCs w:val="40"/>
-              </w:rPr>
-              <w:t>ÌWû</w:t>
-            </w:r>
-            <w:proofErr w:type="spellEnd"/>
-            <w:r>
-              <w:rPr>
-                <w:rFonts w:ascii="BRH Devanagari Extra" w:hAnsi="BRH Devanagari Extra" w:cs="BRH Devanagari Extra"/>
-                <w:color w:val="000000"/>
-                <w:sz w:val="40"/>
-                <w:szCs w:val="40"/>
-              </w:rPr>
-              <w:t xml:space="preserve"> oÉëÉÿ¼</w:t>
-            </w:r>
-            <w:r>
-              <w:rPr>
-                <w:rFonts w:ascii="BRH Malayalam Extra" w:hAnsi="BRH Malayalam Extra" w:cs="BRH Devanagari Extra"/>
-                <w:color w:val="000000"/>
-                <w:sz w:val="32"/>
-                <w:szCs w:val="40"/>
-              </w:rPr>
-              <w:t>–</w:t>
-            </w:r>
-            <w:proofErr w:type="spellStart"/>
-            <w:r>
-              <w:rPr>
-                <w:rFonts w:ascii="BRH Devanagari Extra" w:hAnsi="BRH Devanagari Extra" w:cs="BRH Devanagari Extra"/>
-                <w:color w:val="000000"/>
-                <w:sz w:val="40"/>
-                <w:szCs w:val="40"/>
-              </w:rPr>
-              <w:t>hÉÈ</w:t>
-            </w:r>
-            <w:proofErr w:type="spellEnd"/>
-            <w:r>
-              <w:rPr>
-                <w:rFonts w:ascii="BRH Devanagari Extra" w:hAnsi="BRH Devanagari Extra" w:cs="BRH Devanagari Extra"/>
-                <w:color w:val="000000"/>
-                <w:sz w:val="40"/>
-                <w:szCs w:val="40"/>
-              </w:rPr>
-              <w:t xml:space="preserve"> | </w:t>
-            </w:r>
-            <w:proofErr w:type="spellStart"/>
-            <w:r>
-              <w:rPr>
-                <w:rFonts w:ascii="BRH Devanagari Extra" w:hAnsi="BRH Devanagari Extra" w:cs="BRH Devanagari Extra"/>
-                <w:color w:val="000000"/>
-                <w:sz w:val="40"/>
-                <w:szCs w:val="40"/>
-              </w:rPr>
-              <w:t>oÉëÉ</w:t>
-            </w:r>
-            <w:proofErr w:type="spellEnd"/>
+            <w:r>
+              <w:rPr>
+                <w:rFonts w:ascii="BRH Devanagari Extra" w:hAnsi="BRH Devanagari Extra" w:cs="BRH Devanagari Extra"/>
+                <w:color w:val="000000"/>
+                <w:sz w:val="40"/>
+                <w:szCs w:val="40"/>
+              </w:rPr>
+              <w:t>ÌWû oÉëÉÿ¼</w:t>
+            </w:r>
+            <w:r>
+              <w:rPr>
+                <w:rFonts w:ascii="BRH Malayalam Extra" w:hAnsi="BRH Malayalam Extra" w:cs="BRH Devanagari Extra"/>
+                <w:color w:val="000000"/>
+                <w:sz w:val="32"/>
+                <w:szCs w:val="40"/>
+              </w:rPr>
+              <w:t>–</w:t>
+            </w:r>
+            <w:r>
+              <w:rPr>
+                <w:rFonts w:ascii="BRH Devanagari Extra" w:hAnsi="BRH Devanagari Extra" w:cs="BRH Devanagari Extra"/>
+                <w:color w:val="000000"/>
+                <w:sz w:val="40"/>
+                <w:szCs w:val="40"/>
+              </w:rPr>
+              <w:t>hÉÈ | oÉëÉ</w:t>
+            </w:r>
             <w:r>
               <w:rPr>
                 <w:rFonts w:ascii="BRH Malayalam Extra" w:hAnsi="BRH Malayalam Extra" w:cs="BRH Devanagari Extra"/>
@@ -6377,7 +5375,6 @@
               </w:rPr>
               <w:t>–</w:t>
             </w:r>
-            <w:proofErr w:type="spellStart"/>
             <w:r>
               <w:rPr>
                 <w:rFonts w:ascii="BRH Devanagari Extra" w:hAnsi="BRH Devanagari Extra" w:cs="BRH Devanagari Extra"/>
@@ -6397,7 +5394,6 @@
               </w:rPr>
               <w:t>Îx§É</w:t>
             </w:r>
-            <w:proofErr w:type="spellEnd"/>
             <w:r>
               <w:rPr>
                 <w:rFonts w:ascii="BRH Malayalam Extra" w:hAnsi="BRH Malayalam Extra" w:cs="BRH Devanagari Extra"/>
@@ -6436,66 +5432,33 @@
                 <w:lang w:val="en-IN" w:eastAsia="en-IN" w:bidi="ml-IN"/>
               </w:rPr>
             </w:pPr>
-            <w:proofErr w:type="spellStart"/>
-            <w:r>
-              <w:rPr>
-                <w:rFonts w:ascii="BRH Devanagari Extra" w:hAnsi="BRH Devanagari Extra" w:cs="BRH Devanagari Extra"/>
-                <w:color w:val="000000"/>
-                <w:sz w:val="40"/>
-                <w:szCs w:val="40"/>
-              </w:rPr>
-              <w:t>ÌWû</w:t>
-            </w:r>
-            <w:proofErr w:type="spellEnd"/>
-            <w:r>
-              <w:rPr>
-                <w:rFonts w:ascii="BRH Devanagari Extra" w:hAnsi="BRH Devanagari Extra" w:cs="BRH Devanagari Extra"/>
-                <w:color w:val="000000"/>
-                <w:sz w:val="40"/>
-                <w:szCs w:val="40"/>
-              </w:rPr>
-              <w:t xml:space="preserve"> oÉëÉÿ¼</w:t>
-            </w:r>
-            <w:r>
-              <w:rPr>
-                <w:rFonts w:ascii="BRH Malayalam Extra" w:hAnsi="BRH Malayalam Extra" w:cs="BRH Devanagari Extra"/>
-                <w:color w:val="000000"/>
-                <w:sz w:val="32"/>
-                <w:szCs w:val="40"/>
-              </w:rPr>
-              <w:t>–</w:t>
-            </w:r>
-            <w:proofErr w:type="spellStart"/>
-            <w:r>
-              <w:rPr>
-                <w:rFonts w:ascii="BRH Devanagari Extra" w:hAnsi="BRH Devanagari Extra" w:cs="BRH Devanagari Extra"/>
-                <w:color w:val="000000"/>
-                <w:sz w:val="40"/>
-                <w:szCs w:val="40"/>
-              </w:rPr>
-              <w:t>hÉÈ</w:t>
-            </w:r>
-            <w:proofErr w:type="spellEnd"/>
-            <w:r>
-              <w:rPr>
-                <w:rFonts w:ascii="BRH Devanagari Extra" w:hAnsi="BRH Devanagari Extra" w:cs="BRH Devanagari Extra"/>
-                <w:color w:val="000000"/>
-                <w:sz w:val="40"/>
-                <w:szCs w:val="40"/>
-              </w:rPr>
-              <w:t xml:space="preserve"> | </w:t>
-            </w:r>
-            <w:proofErr w:type="spellStart"/>
-            <w:r>
-              <w:rPr>
-                <w:rFonts w:ascii="BRH Devanagari Extra" w:hAnsi="BRH Devanagari Extra" w:cs="BRH Devanagari Extra"/>
-                <w:color w:val="000000"/>
-                <w:sz w:val="40"/>
-                <w:szCs w:val="40"/>
-              </w:rPr>
-              <w:t>oÉëÉ</w:t>
-            </w:r>
-            <w:proofErr w:type="spellEnd"/>
+            <w:r>
+              <w:rPr>
+                <w:rFonts w:ascii="BRH Devanagari Extra" w:hAnsi="BRH Devanagari Extra" w:cs="BRH Devanagari Extra"/>
+                <w:color w:val="000000"/>
+                <w:sz w:val="40"/>
+                <w:szCs w:val="40"/>
+              </w:rPr>
+              <w:t>ÌWû oÉëÉÿ¼</w:t>
+            </w:r>
+            <w:r>
+              <w:rPr>
+                <w:rFonts w:ascii="BRH Malayalam Extra" w:hAnsi="BRH Malayalam Extra" w:cs="BRH Devanagari Extra"/>
+                <w:color w:val="000000"/>
+                <w:sz w:val="32"/>
+                <w:szCs w:val="40"/>
+              </w:rPr>
+              <w:t>–</w:t>
+            </w:r>
+            <w:r>
+              <w:rPr>
+                <w:rFonts w:ascii="BRH Devanagari Extra" w:hAnsi="BRH Devanagari Extra" w:cs="BRH Devanagari Extra"/>
+                <w:color w:val="000000"/>
+                <w:sz w:val="40"/>
+                <w:szCs w:val="40"/>
+              </w:rPr>
+              <w:t>hÉÈ | oÉëÉ</w:t>
+            </w:r>
             <w:r>
               <w:rPr>
                 <w:rFonts w:ascii="BRH Malayalam Extra" w:hAnsi="BRH Malayalam Extra" w:cs="BRH Devanagari Extra"/>
@@ -6523,7 +5486,6 @@
               </w:rPr>
               <w:t>–</w:t>
             </w:r>
-            <w:proofErr w:type="spellStart"/>
             <w:r>
               <w:rPr>
                 <w:rFonts w:ascii="BRH Devanagari Extra" w:hAnsi="BRH Devanagari Extra" w:cs="BRH Devanagari Extra"/>
@@ -6543,7 +5505,6 @@
               </w:rPr>
               <w:t>x§É</w:t>
             </w:r>
-            <w:proofErr w:type="spellEnd"/>
             <w:r>
               <w:rPr>
                 <w:rFonts w:ascii="BRH Malayalam Extra" w:hAnsi="BRH Malayalam Extra" w:cs="BRH Devanagari Extra"/>
@@ -6693,25 +5654,14 @@
                 <w:lang w:val="en-IN" w:eastAsia="en-IN" w:bidi="ml-IN"/>
               </w:rPr>
             </w:pPr>
-            <w:proofErr w:type="spellStart"/>
-            <w:r>
-              <w:rPr>
-                <w:rFonts w:ascii="BRH Devanagari Extra" w:hAnsi="BRH Devanagari Extra" w:cs="BRH Devanagari Extra"/>
-                <w:color w:val="000000"/>
-                <w:sz w:val="40"/>
-                <w:szCs w:val="40"/>
-              </w:rPr>
-              <w:t>xÉqÉç</w:t>
-            </w:r>
-            <w:proofErr w:type="spellEnd"/>
-            <w:r>
-              <w:rPr>
-                <w:rFonts w:ascii="BRH Devanagari Extra" w:hAnsi="BRH Devanagari Extra" w:cs="BRH Devanagari Extra"/>
-                <w:color w:val="000000"/>
-                <w:sz w:val="40"/>
-                <w:szCs w:val="40"/>
-              </w:rPr>
-              <w:t xml:space="preserve"> lÉþ½ÌiÉ | lÉ</w:t>
+            <w:r>
+              <w:rPr>
+                <w:rFonts w:ascii="BRH Devanagari Extra" w:hAnsi="BRH Devanagari Extra" w:cs="BRH Devanagari Extra"/>
+                <w:color w:val="000000"/>
+                <w:sz w:val="40"/>
+                <w:szCs w:val="40"/>
+              </w:rPr>
+              <w:t>xÉqÉç lÉþ½ÌiÉ | lÉ</w:t>
             </w:r>
             <w:r>
               <w:rPr>
@@ -6740,7 +5690,6 @@
               </w:rPr>
               <w:t>–</w:t>
             </w:r>
-            <w:proofErr w:type="spellStart"/>
             <w:r>
               <w:rPr>
                 <w:rFonts w:ascii="BRH Devanagari Extra" w:hAnsi="BRH Devanagari Extra" w:cs="BRH Devanagari Extra"/>
@@ -6751,7 +5700,6 @@
               </w:rPr>
               <w:t>irÉæ</w:t>
             </w:r>
-            <w:proofErr w:type="spellEnd"/>
             <w:r>
               <w:rPr>
                 <w:rFonts w:ascii="BRH Malayalam Extra" w:hAnsi="BRH Malayalam Extra" w:cs="BRH Devanagari Extra"/>
@@ -6791,25 +5739,14 @@
                 <w:lang w:val="en-IN" w:eastAsia="en-IN" w:bidi="ml-IN"/>
               </w:rPr>
             </w:pPr>
-            <w:proofErr w:type="spellStart"/>
-            <w:r>
-              <w:rPr>
-                <w:rFonts w:ascii="BRH Devanagari Extra" w:hAnsi="BRH Devanagari Extra" w:cs="BRH Devanagari Extra"/>
-                <w:color w:val="000000"/>
-                <w:sz w:val="40"/>
-                <w:szCs w:val="40"/>
-              </w:rPr>
-              <w:t>xÉqÉç</w:t>
-            </w:r>
-            <w:proofErr w:type="spellEnd"/>
-            <w:r>
-              <w:rPr>
-                <w:rFonts w:ascii="BRH Devanagari Extra" w:hAnsi="BRH Devanagari Extra" w:cs="BRH Devanagari Extra"/>
-                <w:color w:val="000000"/>
-                <w:sz w:val="40"/>
-                <w:szCs w:val="40"/>
-              </w:rPr>
-              <w:t xml:space="preserve"> lÉþ½ÌiÉ | lÉ</w:t>
+            <w:r>
+              <w:rPr>
+                <w:rFonts w:ascii="BRH Devanagari Extra" w:hAnsi="BRH Devanagari Extra" w:cs="BRH Devanagari Extra"/>
+                <w:color w:val="000000"/>
+                <w:sz w:val="40"/>
+                <w:szCs w:val="40"/>
+              </w:rPr>
+              <w:t>xÉqÉç lÉþ½ÌiÉ | lÉ</w:t>
             </w:r>
             <w:r>
               <w:rPr>
@@ -6838,7 +5775,6 @@
               </w:rPr>
               <w:t>–</w:t>
             </w:r>
-            <w:proofErr w:type="spellStart"/>
             <w:r>
               <w:rPr>
                 <w:rFonts w:ascii="BRH Devanagari Extra" w:hAnsi="BRH Devanagari Extra" w:cs="BRH Devanagari Extra"/>
@@ -6858,7 +5794,6 @@
               </w:rPr>
               <w:t>å</w:t>
             </w:r>
-            <w:proofErr w:type="spellEnd"/>
             <w:r>
               <w:rPr>
                 <w:rFonts w:ascii="BRH Malayalam Extra" w:hAnsi="BRH Malayalam Extra" w:cs="BRH Devanagari Extra"/>
@@ -7051,27 +5986,7 @@
                 <w:sz w:val="40"/>
                 <w:szCs w:val="40"/>
               </w:rPr>
-              <w:t xml:space="preserve"> </w:t>
-            </w:r>
-            <w:proofErr w:type="spellStart"/>
-            <w:r>
-              <w:rPr>
-                <w:rFonts w:ascii="BRH Devanagari Extra" w:hAnsi="BRH Devanagari Extra" w:cs="BRH Devanagari Extra"/>
-                <w:color w:val="000000"/>
-                <w:sz w:val="40"/>
-                <w:szCs w:val="40"/>
-              </w:rPr>
-              <w:t>mÉëÌiÉþÌ¸irÉæ</w:t>
-            </w:r>
-            <w:proofErr w:type="spellEnd"/>
-            <w:r>
-              <w:rPr>
-                <w:rFonts w:ascii="BRH Devanagari Extra" w:hAnsi="BRH Devanagari Extra" w:cs="BRH Devanagari Extra"/>
-                <w:color w:val="000000"/>
-                <w:sz w:val="40"/>
-                <w:szCs w:val="40"/>
-              </w:rPr>
-              <w:t xml:space="preserve"> | </w:t>
+              <w:t xml:space="preserve"> mÉëÌiÉþÌ¸irÉæ | </w:t>
             </w:r>
           </w:p>
           <w:p>
@@ -7089,7 +6004,6 @@
                 <w:lang w:val="en-IN" w:eastAsia="en-IN" w:bidi="ml-IN"/>
               </w:rPr>
             </w:pPr>
-            <w:proofErr w:type="spellStart"/>
             <w:r>
               <w:rPr>
                 <w:rFonts w:ascii="BRH Devanagari Extra" w:hAnsi="BRH Devanagari Extra" w:cs="BRH Devanagari Extra"/>
@@ -7118,44 +6032,23 @@
               </w:rPr>
               <w:t>irÉÉ</w:t>
             </w:r>
-            <w:proofErr w:type="spellEnd"/>
-            <w:r>
-              <w:rPr>
-                <w:rFonts w:ascii="BRH Malayalam Extra" w:hAnsi="BRH Malayalam Extra" w:cs="BRH Devanagari Extra"/>
-                <w:color w:val="000000"/>
-                <w:sz w:val="32"/>
-                <w:szCs w:val="40"/>
-              </w:rPr>
-              <w:t>–</w:t>
-            </w:r>
-            <w:r>
-              <w:rPr>
-                <w:rFonts w:ascii="BRH Devanagari Extra" w:hAnsi="BRH Devanagari Extra" w:cs="BRH Devanagari Extra"/>
-                <w:color w:val="000000"/>
-                <w:sz w:val="40"/>
-                <w:szCs w:val="40"/>
-              </w:rPr>
-              <w:t xml:space="preserve"> </w:t>
-            </w:r>
-            <w:proofErr w:type="spellStart"/>
-            <w:r>
-              <w:rPr>
-                <w:rFonts w:ascii="BRH Devanagari Extra" w:hAnsi="BRH Devanagari Extra" w:cs="BRH Devanagari Extra"/>
-                <w:color w:val="000000"/>
-                <w:sz w:val="40"/>
-                <w:szCs w:val="40"/>
-              </w:rPr>
-              <w:t>AÉåwÉþkÉrÉÈ</w:t>
-            </w:r>
-            <w:proofErr w:type="spellEnd"/>
-            <w:r>
-              <w:rPr>
-                <w:rFonts w:ascii="BRH Devanagari Extra" w:hAnsi="BRH Devanagari Extra" w:cs="BRH Devanagari Extra"/>
-                <w:color w:val="000000"/>
-                <w:sz w:val="40"/>
-                <w:szCs w:val="40"/>
-              </w:rPr>
-              <w:t xml:space="preserve"> |</w:t>
+            <w:r>
+              <w:rPr>
+                <w:rFonts w:ascii="BRH Malayalam Extra" w:hAnsi="BRH Malayalam Extra" w:cs="BRH Devanagari Extra"/>
+                <w:color w:val="000000"/>
+                <w:sz w:val="32"/>
+                <w:szCs w:val="40"/>
+              </w:rPr>
+              <w:t>–</w:t>
+            </w:r>
+            <w:r>
+              <w:rPr>
+                <w:rFonts w:ascii="BRH Devanagari Extra" w:hAnsi="BRH Devanagari Extra" w:cs="BRH Devanagari Extra"/>
+                <w:color w:val="000000"/>
+                <w:sz w:val="40"/>
+                <w:szCs w:val="40"/>
+              </w:rPr>
+              <w:t xml:space="preserve"> AÉåwÉþkÉrÉÈ |</w:t>
             </w:r>
           </w:p>
         </w:tc>
@@ -7220,27 +6113,7 @@
                 <w:sz w:val="40"/>
                 <w:szCs w:val="40"/>
               </w:rPr>
-              <w:t xml:space="preserve"> </w:t>
-            </w:r>
-            <w:proofErr w:type="spellStart"/>
-            <w:r>
-              <w:rPr>
-                <w:rFonts w:ascii="BRH Devanagari Extra" w:hAnsi="BRH Devanagari Extra" w:cs="BRH Devanagari Extra"/>
-                <w:color w:val="000000"/>
-                <w:sz w:val="40"/>
-                <w:szCs w:val="40"/>
-              </w:rPr>
-              <w:t>mÉëÌiÉþÌ¸irÉæ</w:t>
-            </w:r>
-            <w:proofErr w:type="spellEnd"/>
-            <w:r>
-              <w:rPr>
-                <w:rFonts w:ascii="BRH Devanagari Extra" w:hAnsi="BRH Devanagari Extra" w:cs="BRH Devanagari Extra"/>
-                <w:color w:val="000000"/>
-                <w:sz w:val="40"/>
-                <w:szCs w:val="40"/>
-              </w:rPr>
-              <w:t xml:space="preserve"> | </w:t>
+              <w:t xml:space="preserve"> mÉëÌiÉþÌ¸irÉæ | </w:t>
             </w:r>
           </w:p>
           <w:p>
@@ -7258,7 +6131,6 @@
                 <w:lang w:val="en-IN" w:eastAsia="en-IN" w:bidi="ml-IN"/>
               </w:rPr>
             </w:pPr>
-            <w:proofErr w:type="spellStart"/>
             <w:r>
               <w:rPr>
                 <w:rFonts w:ascii="BRH Devanagari Extra" w:hAnsi="BRH Devanagari Extra" w:cs="BRH Devanagari Extra"/>
@@ -7287,44 +6159,23 @@
               </w:rPr>
               <w:t>irÉÉ</w:t>
             </w:r>
-            <w:proofErr w:type="spellEnd"/>
-            <w:r>
-              <w:rPr>
-                <w:rFonts w:ascii="BRH Malayalam Extra" w:hAnsi="BRH Malayalam Extra" w:cs="BRH Devanagari Extra"/>
-                <w:color w:val="000000"/>
-                <w:sz w:val="32"/>
-                <w:szCs w:val="40"/>
-              </w:rPr>
-              <w:t>–</w:t>
-            </w:r>
-            <w:r>
-              <w:rPr>
-                <w:rFonts w:ascii="BRH Devanagari Extra" w:hAnsi="BRH Devanagari Extra" w:cs="BRH Devanagari Extra"/>
-                <w:color w:val="000000"/>
-                <w:sz w:val="40"/>
-                <w:szCs w:val="40"/>
-              </w:rPr>
-              <w:t xml:space="preserve"> </w:t>
-            </w:r>
-            <w:proofErr w:type="spellStart"/>
-            <w:r>
-              <w:rPr>
-                <w:rFonts w:ascii="BRH Devanagari Extra" w:hAnsi="BRH Devanagari Extra" w:cs="BRH Devanagari Extra"/>
-                <w:color w:val="000000"/>
-                <w:sz w:val="40"/>
-                <w:szCs w:val="40"/>
-              </w:rPr>
-              <w:t>AÉåwÉþkÉrÉÈ</w:t>
-            </w:r>
-            <w:proofErr w:type="spellEnd"/>
-            <w:r>
-              <w:rPr>
-                <w:rFonts w:ascii="BRH Devanagari Extra" w:hAnsi="BRH Devanagari Extra" w:cs="BRH Devanagari Extra"/>
-                <w:color w:val="000000"/>
-                <w:sz w:val="40"/>
-                <w:szCs w:val="40"/>
-              </w:rPr>
-              <w:t xml:space="preserve"> |</w:t>
+            <w:r>
+              <w:rPr>
+                <w:rFonts w:ascii="BRH Malayalam Extra" w:hAnsi="BRH Malayalam Extra" w:cs="BRH Devanagari Extra"/>
+                <w:color w:val="000000"/>
+                <w:sz w:val="32"/>
+                <w:szCs w:val="40"/>
+              </w:rPr>
+              <w:t>–</w:t>
+            </w:r>
+            <w:r>
+              <w:rPr>
+                <w:rFonts w:ascii="BRH Devanagari Extra" w:hAnsi="BRH Devanagari Extra" w:cs="BRH Devanagari Extra"/>
+                <w:color w:val="000000"/>
+                <w:sz w:val="40"/>
+                <w:szCs w:val="40"/>
+              </w:rPr>
+              <w:t xml:space="preserve"> AÉåwÉþkÉrÉÈ |</w:t>
             </w:r>
           </w:p>
         </w:tc>
@@ -7457,7 +6308,6 @@
                 <w:szCs w:val="40"/>
               </w:rPr>
             </w:pPr>
-            <w:proofErr w:type="spellStart"/>
             <w:r>
               <w:rPr>
                 <w:rFonts w:ascii="BRH Devanagari Extra" w:hAnsi="BRH Devanagari Extra" w:cs="BRH Devanagari Extra"/>
@@ -7467,17 +6317,15 @@
               </w:rPr>
               <w:t>mÉë</w:t>
             </w:r>
-            <w:proofErr w:type="spellEnd"/>
-            <w:r>
-              <w:rPr>
-                <w:rFonts w:ascii="BRH Malayalam Extra" w:hAnsi="BRH Malayalam Extra" w:cs="BRH Devanagari Extra"/>
-                <w:color w:val="000000"/>
-                <w:sz w:val="32"/>
-                <w:szCs w:val="40"/>
-              </w:rPr>
-              <w:t>–</w:t>
-            </w:r>
-            <w:proofErr w:type="spellStart"/>
+            <w:r>
+              <w:rPr>
+                <w:rFonts w:ascii="BRH Malayalam Extra" w:hAnsi="BRH Malayalam Extra" w:cs="BRH Devanagari Extra"/>
+                <w:color w:val="000000"/>
+                <w:sz w:val="32"/>
+                <w:szCs w:val="40"/>
+              </w:rPr>
+              <w:t>–</w:t>
+            </w:r>
             <w:r>
               <w:rPr>
                 <w:rFonts w:ascii="BRH Devanagari Extra" w:hAnsi="BRH Devanagari Extra" w:cs="BRH Devanagari Extra"/>
@@ -7487,17 +6335,15 @@
               </w:rPr>
               <w:t>eÉÉmÉþiÉå</w:t>
             </w:r>
-            <w:proofErr w:type="spellEnd"/>
-            <w:r>
-              <w:rPr>
-                <w:rFonts w:ascii="BRH Malayalam Extra" w:hAnsi="BRH Malayalam Extra" w:cs="BRH Devanagari Extra"/>
-                <w:color w:val="000000"/>
-                <w:sz w:val="32"/>
-                <w:szCs w:val="40"/>
-              </w:rPr>
-              <w:t>–</w:t>
-            </w:r>
-            <w:proofErr w:type="spellStart"/>
+            <w:r>
+              <w:rPr>
+                <w:rFonts w:ascii="BRH Malayalam Extra" w:hAnsi="BRH Malayalam Extra" w:cs="BRH Devanagari Extra"/>
+                <w:color w:val="000000"/>
+                <w:sz w:val="32"/>
+                <w:szCs w:val="40"/>
+              </w:rPr>
+              <w:t>–</w:t>
+            </w:r>
             <w:r>
               <w:rPr>
                 <w:rFonts w:ascii="BRH Devanagari Extra" w:hAnsi="BRH Devanagari Extra" w:cs="BRH Devanagari Extra"/>
@@ -7517,7 +6363,6 @@
               </w:rPr>
               <w:t>mirÉæÿÈ</w:t>
             </w:r>
-            <w:proofErr w:type="spellEnd"/>
             <w:r>
               <w:rPr>
                 <w:rFonts w:ascii="BRH Devanagari Extra" w:hAnsi="BRH Devanagari Extra" w:cs="BRH Devanagari Extra"/>
@@ -7542,7 +6387,6 @@
                 <w:szCs w:val="40"/>
               </w:rPr>
             </w:pPr>
-            <w:proofErr w:type="spellStart"/>
             <w:r>
               <w:rPr>
                 <w:rFonts w:ascii="BRH Devanagari Extra" w:hAnsi="BRH Devanagari Extra" w:cs="BRH Devanagari Extra"/>
@@ -7552,17 +6396,15 @@
               </w:rPr>
               <w:t>mÉë</w:t>
             </w:r>
-            <w:proofErr w:type="spellEnd"/>
-            <w:r>
-              <w:rPr>
-                <w:rFonts w:ascii="BRH Malayalam Extra" w:hAnsi="BRH Malayalam Extra" w:cs="BRH Devanagari Extra"/>
-                <w:color w:val="000000"/>
-                <w:sz w:val="32"/>
-                <w:szCs w:val="40"/>
-              </w:rPr>
-              <w:t>–</w:t>
-            </w:r>
-            <w:proofErr w:type="spellStart"/>
+            <w:r>
+              <w:rPr>
+                <w:rFonts w:ascii="BRH Malayalam Extra" w:hAnsi="BRH Malayalam Extra" w:cs="BRH Devanagari Extra"/>
+                <w:color w:val="000000"/>
+                <w:sz w:val="32"/>
+                <w:szCs w:val="40"/>
+              </w:rPr>
+              <w:t>–</w:t>
+            </w:r>
             <w:r>
               <w:rPr>
                 <w:rFonts w:ascii="BRH Devanagari Extra" w:hAnsi="BRH Devanagari Extra" w:cs="BRH Devanagari Extra"/>
@@ -7572,27 +6414,78 @@
               </w:rPr>
               <w:t>eÉÉmÉþiÉå</w:t>
             </w:r>
-            <w:proofErr w:type="spellEnd"/>
-            <w:r>
-              <w:rPr>
-                <w:rFonts w:ascii="BRH Malayalam Extra" w:hAnsi="BRH Malayalam Extra" w:cs="BRH Devanagari Extra"/>
-                <w:color w:val="000000"/>
-                <w:sz w:val="32"/>
-                <w:szCs w:val="40"/>
-              </w:rPr>
-              <w:t>–</w:t>
-            </w:r>
-            <w:proofErr w:type="spellStart"/>
-            <w:r>
-              <w:rPr>
-                <w:rFonts w:ascii="BRH Devanagari Extra" w:hAnsi="BRH Devanagari Extra" w:cs="BRH Devanagari Extra"/>
-                <w:color w:val="000000"/>
-                <w:sz w:val="40"/>
-                <w:szCs w:val="40"/>
-              </w:rPr>
-              <w:t>ËUÌiÉþ</w:t>
-            </w:r>
-            <w:proofErr w:type="spellEnd"/>
+            <w:r>
+              <w:rPr>
+                <w:rFonts w:ascii="BRH Malayalam Extra" w:hAnsi="BRH Malayalam Extra" w:cs="BRH Devanagari Extra"/>
+                <w:color w:val="000000"/>
+                <w:sz w:val="32"/>
+                <w:szCs w:val="40"/>
+              </w:rPr>
+              <w:t>–</w:t>
+            </w:r>
+            <w:r>
+              <w:rPr>
+                <w:rFonts w:ascii="BRH Devanagari Extra" w:hAnsi="BRH Devanagari Extra" w:cs="BRH Devanagari Extra"/>
+                <w:color w:val="000000"/>
+                <w:sz w:val="40"/>
+                <w:szCs w:val="40"/>
+              </w:rPr>
+              <w:t>ËUÌiÉþ mÉë</w:t>
+            </w:r>
+            <w:r>
+              <w:rPr>
+                <w:rFonts w:ascii="BRH Malayalam Extra" w:hAnsi="BRH Malayalam Extra" w:cs="BRH Devanagari Extra"/>
+                <w:color w:val="000000"/>
+                <w:sz w:val="32"/>
+                <w:szCs w:val="40"/>
+              </w:rPr>
+              <w:t>–</w:t>
+            </w:r>
+            <w:r>
+              <w:rPr>
+                <w:rFonts w:ascii="BRH Devanagari Extra" w:hAnsi="BRH Devanagari Extra" w:cs="BRH Devanagari Extra"/>
+                <w:color w:val="000000"/>
+                <w:sz w:val="40"/>
+                <w:szCs w:val="40"/>
+              </w:rPr>
+              <w:t>eÉÉ - mÉ</w:t>
+            </w:r>
+            <w:r>
+              <w:rPr>
+                <w:rFonts w:ascii="BRH Malayalam Extra" w:hAnsi="BRH Malayalam Extra" w:cs="BRH Devanagari Extra"/>
+                <w:color w:val="000000"/>
+                <w:sz w:val="32"/>
+                <w:szCs w:val="40"/>
+              </w:rPr>
+              <w:t>–</w:t>
+            </w:r>
+            <w:r>
+              <w:rPr>
+                <w:rFonts w:ascii="BRH Devanagari Extra" w:hAnsi="BRH Devanagari Extra" w:cs="BRH Devanagari Extra"/>
+                <w:color w:val="000000"/>
+                <w:sz w:val="40"/>
+                <w:szCs w:val="40"/>
+              </w:rPr>
+              <w:t>iÉå</w:t>
+            </w:r>
+            <w:r>
+              <w:rPr>
+                <w:rFonts w:ascii="BRH Malayalam Extra" w:hAnsi="BRH Malayalam Extra" w:cs="BRH Devanagari Extra"/>
+                <w:color w:val="000000"/>
+                <w:sz w:val="32"/>
+                <w:szCs w:val="40"/>
+              </w:rPr>
+              <w:t>–</w:t>
+            </w:r>
+            <w:r>
+              <w:rPr>
+                <w:rFonts w:ascii="BRH Devanagari Extra" w:hAnsi="BRH Devanagari Extra" w:cs="BRH Devanagari Extra"/>
+                <w:color w:val="000000"/>
+                <w:sz w:val="40"/>
+                <w:szCs w:val="40"/>
+              </w:rPr>
+              <w:t>È |</w:t>
+            </w:r>
             <w:r>
               <w:rPr>
                 <w:rFonts w:ascii="BRH Devanagari Extra" w:hAnsi="BRH Devanagari Extra" w:cs="BRH Devanagari Extra"/>
@@ -7602,82 +6495,6 @@
               </w:rPr>
               <w:t xml:space="preserve"> </w:t>
             </w:r>
-            <w:proofErr w:type="spellStart"/>
-            <w:r>
-              <w:rPr>
-                <w:rFonts w:ascii="BRH Devanagari Extra" w:hAnsi="BRH Devanagari Extra" w:cs="BRH Devanagari Extra"/>
-                <w:color w:val="000000"/>
-                <w:sz w:val="40"/>
-                <w:szCs w:val="40"/>
-              </w:rPr>
-              <w:t>mÉë</w:t>
-            </w:r>
-            <w:proofErr w:type="spellEnd"/>
-            <w:r>
-              <w:rPr>
-                <w:rFonts w:ascii="BRH Malayalam Extra" w:hAnsi="BRH Malayalam Extra" w:cs="BRH Devanagari Extra"/>
-                <w:color w:val="000000"/>
-                <w:sz w:val="32"/>
-                <w:szCs w:val="40"/>
-              </w:rPr>
-              <w:t>–</w:t>
-            </w:r>
-            <w:r>
-              <w:rPr>
-                <w:rFonts w:ascii="BRH Devanagari Extra" w:hAnsi="BRH Devanagari Extra" w:cs="BRH Devanagari Extra"/>
-                <w:color w:val="000000"/>
-                <w:sz w:val="40"/>
-                <w:szCs w:val="40"/>
-              </w:rPr>
-              <w:t>eÉÉ - mÉ</w:t>
-            </w:r>
-            <w:r>
-              <w:rPr>
-                <w:rFonts w:ascii="BRH Malayalam Extra" w:hAnsi="BRH Malayalam Extra" w:cs="BRH Devanagari Extra"/>
-                <w:color w:val="000000"/>
-                <w:sz w:val="32"/>
-                <w:szCs w:val="40"/>
-              </w:rPr>
-              <w:t>–</w:t>
-            </w:r>
-            <w:proofErr w:type="spellStart"/>
-            <w:r>
-              <w:rPr>
-                <w:rFonts w:ascii="BRH Devanagari Extra" w:hAnsi="BRH Devanagari Extra" w:cs="BRH Devanagari Extra"/>
-                <w:color w:val="000000"/>
-                <w:sz w:val="40"/>
-                <w:szCs w:val="40"/>
-              </w:rPr>
-              <w:t>iÉå</w:t>
-            </w:r>
-            <w:proofErr w:type="spellEnd"/>
-            <w:r>
-              <w:rPr>
-                <w:rFonts w:ascii="BRH Malayalam Extra" w:hAnsi="BRH Malayalam Extra" w:cs="BRH Devanagari Extra"/>
-                <w:color w:val="000000"/>
-                <w:sz w:val="32"/>
-                <w:szCs w:val="40"/>
-              </w:rPr>
-              <w:t>–</w:t>
-            </w:r>
-            <w:r>
-              <w:rPr>
-                <w:rFonts w:ascii="BRH Devanagari Extra" w:hAnsi="BRH Devanagari Extra" w:cs="BRH Devanagari Extra"/>
-                <w:color w:val="000000"/>
-                <w:sz w:val="40"/>
-                <w:szCs w:val="40"/>
-              </w:rPr>
-              <w:t>È |</w:t>
-            </w:r>
-            <w:r>
-              <w:rPr>
-                <w:rFonts w:ascii="BRH Devanagari Extra" w:hAnsi="BRH Devanagari Extra" w:cs="BRH Devanagari Extra"/>
-                <w:color w:val="000000"/>
-                <w:sz w:val="40"/>
-                <w:szCs w:val="40"/>
-              </w:rPr>
-              <w:t xml:space="preserve"> </w:t>
-            </w:r>
           </w:p>
           <w:p>
             <w:pPr>
@@ -7694,74 +6511,32 @@
                 <w:lang w:val="en-IN" w:eastAsia="en-IN" w:bidi="ml-IN"/>
               </w:rPr>
             </w:pPr>
-            <w:proofErr w:type="spellStart"/>
-            <w:r>
-              <w:rPr>
-                <w:rFonts w:ascii="BRH Devanagari Extra" w:hAnsi="BRH Devanagari Extra" w:cs="BRH Devanagari Extra"/>
-                <w:color w:val="000000"/>
-                <w:sz w:val="40"/>
-                <w:szCs w:val="40"/>
-              </w:rPr>
-              <w:t>AÉmirÉÉþ</w:t>
-            </w:r>
-            <w:proofErr w:type="spellEnd"/>
-            <w:r>
-              <w:rPr>
-                <w:rFonts w:ascii="BRH Devanagari Extra" w:hAnsi="BRH Devanagari Extra" w:cs="BRH Devanagari Extra"/>
-                <w:color w:val="000000"/>
-                <w:sz w:val="40"/>
-                <w:szCs w:val="40"/>
-              </w:rPr>
-              <w:t xml:space="preserve"> </w:t>
-            </w:r>
-            <w:proofErr w:type="spellStart"/>
-            <w:r>
-              <w:rPr>
-                <w:rFonts w:ascii="BRH Devanagari Extra" w:hAnsi="BRH Devanagari Extra" w:cs="BRH Devanagari Extra"/>
-                <w:color w:val="000000"/>
-                <w:sz w:val="40"/>
-                <w:szCs w:val="40"/>
-              </w:rPr>
-              <w:t>FlÉÉÌiÉËU</w:t>
-            </w:r>
-            <w:proofErr w:type="spellEnd"/>
-            <w:r>
-              <w:rPr>
-                <w:rFonts w:ascii="BRH Malayalam Extra" w:hAnsi="BRH Malayalam Extra" w:cs="BRH Devanagari Extra"/>
-                <w:color w:val="000000"/>
-                <w:sz w:val="32"/>
-                <w:szCs w:val="40"/>
-              </w:rPr>
-              <w:t>–</w:t>
-            </w:r>
-            <w:r>
-              <w:rPr>
-                <w:rFonts w:ascii="BRH Devanagari Extra" w:hAnsi="BRH Devanagari Extra" w:cs="BRH Devanagari Extra"/>
-                <w:color w:val="000000"/>
-                <w:sz w:val="40"/>
-                <w:szCs w:val="40"/>
-              </w:rPr>
-              <w:t>£</w:t>
-            </w:r>
-            <w:proofErr w:type="spellStart"/>
-            <w:r>
-              <w:rPr>
-                <w:rFonts w:ascii="BRH Devanagari Extra" w:hAnsi="BRH Devanagari Extra" w:cs="BRH Devanagari Extra"/>
-                <w:color w:val="000000"/>
-                <w:sz w:val="40"/>
-                <w:szCs w:val="40"/>
-              </w:rPr>
-              <w:t>üÉÈ</w:t>
-            </w:r>
-            <w:proofErr w:type="spellEnd"/>
-            <w:r>
-              <w:rPr>
-                <w:rFonts w:ascii="BRH Devanagari Extra" w:hAnsi="BRH Devanagari Extra" w:cs="BRH Devanagari Extra"/>
-                <w:color w:val="000000"/>
-                <w:sz w:val="40"/>
-                <w:szCs w:val="40"/>
-              </w:rPr>
-              <w:t xml:space="preserve"> |</w:t>
+            <w:r>
+              <w:rPr>
+                <w:rFonts w:ascii="BRH Devanagari Extra" w:hAnsi="BRH Devanagari Extra" w:cs="BRH Devanagari Extra"/>
+                <w:color w:val="000000"/>
+                <w:sz w:val="40"/>
+                <w:szCs w:val="40"/>
+              </w:rPr>
+              <w:t>AÉmirÉÉþ FlÉÉÌiÉËU</w:t>
+            </w:r>
+            <w:r>
+              <w:rPr>
+                <w:rFonts w:ascii="BRH Malayalam Extra" w:hAnsi="BRH Malayalam Extra" w:cs="BRH Devanagari Extra"/>
+                <w:color w:val="000000"/>
+                <w:sz w:val="32"/>
+                <w:szCs w:val="40"/>
+              </w:rPr>
+              <w:t>–</w:t>
+            </w:r>
+            <w:r>
+              <w:rPr>
+                <w:rFonts w:ascii="BRH Devanagari Extra" w:hAnsi="BRH Devanagari Extra" w:cs="BRH Devanagari Extra"/>
+                <w:color w:val="000000"/>
+                <w:sz w:val="40"/>
+                <w:szCs w:val="40"/>
+              </w:rPr>
+              <w:t>£üÉÈ |</w:t>
             </w:r>
           </w:p>
         </w:tc>
@@ -7783,7 +6558,6 @@
                 <w:szCs w:val="40"/>
               </w:rPr>
             </w:pPr>
-            <w:proofErr w:type="spellStart"/>
             <w:r>
               <w:rPr>
                 <w:rFonts w:ascii="BRH Devanagari Extra" w:hAnsi="BRH Devanagari Extra" w:cs="BRH Devanagari Extra"/>
@@ -7793,17 +6567,15 @@
               </w:rPr>
               <w:t>mÉë</w:t>
             </w:r>
-            <w:proofErr w:type="spellEnd"/>
-            <w:r>
-              <w:rPr>
-                <w:rFonts w:ascii="BRH Malayalam Extra" w:hAnsi="BRH Malayalam Extra" w:cs="BRH Devanagari Extra"/>
-                <w:color w:val="000000"/>
-                <w:sz w:val="32"/>
-                <w:szCs w:val="40"/>
-              </w:rPr>
-              <w:t>–</w:t>
-            </w:r>
-            <w:proofErr w:type="spellStart"/>
+            <w:r>
+              <w:rPr>
+                <w:rFonts w:ascii="BRH Malayalam Extra" w:hAnsi="BRH Malayalam Extra" w:cs="BRH Devanagari Extra"/>
+                <w:color w:val="000000"/>
+                <w:sz w:val="32"/>
+                <w:szCs w:val="40"/>
+              </w:rPr>
+              <w:t>–</w:t>
+            </w:r>
             <w:r>
               <w:rPr>
                 <w:rFonts w:ascii="BRH Devanagari Extra" w:hAnsi="BRH Devanagari Extra" w:cs="BRH Devanagari Extra"/>
@@ -7813,17 +6585,15 @@
               </w:rPr>
               <w:t>eÉÉmÉþiÉå</w:t>
             </w:r>
-            <w:proofErr w:type="spellEnd"/>
-            <w:r>
-              <w:rPr>
-                <w:rFonts w:ascii="BRH Malayalam Extra" w:hAnsi="BRH Malayalam Extra" w:cs="BRH Devanagari Extra"/>
-                <w:color w:val="000000"/>
-                <w:sz w:val="32"/>
-                <w:szCs w:val="40"/>
-              </w:rPr>
-              <w:t>–</w:t>
-            </w:r>
-            <w:proofErr w:type="spellStart"/>
+            <w:r>
+              <w:rPr>
+                <w:rFonts w:ascii="BRH Malayalam Extra" w:hAnsi="BRH Malayalam Extra" w:cs="BRH Devanagari Extra"/>
+                <w:color w:val="000000"/>
+                <w:sz w:val="32"/>
+                <w:szCs w:val="40"/>
+              </w:rPr>
+              <w:t>–</w:t>
+            </w:r>
             <w:r>
               <w:rPr>
                 <w:rFonts w:ascii="BRH Devanagari Extra" w:hAnsi="BRH Devanagari Extra" w:cs="BRH Devanagari Extra"/>
@@ -7850,17 +6620,7 @@
                 <w:sz w:val="40"/>
                 <w:szCs w:val="40"/>
               </w:rPr>
-              <w:t>æÿ</w:t>
-            </w:r>
-            <w:proofErr w:type="spellEnd"/>
-            <w:r>
-              <w:rPr>
-                <w:rFonts w:ascii="BRH Devanagari Extra" w:hAnsi="BRH Devanagari Extra" w:cs="BRH Devanagari Extra"/>
-                <w:color w:val="000000"/>
-                <w:sz w:val="40"/>
-                <w:szCs w:val="40"/>
-              </w:rPr>
-              <w:t xml:space="preserve"> | </w:t>
+              <w:t xml:space="preserve">æÿ | </w:t>
             </w:r>
           </w:p>
           <w:p>
@@ -7877,7 +6637,6 @@
                 <w:szCs w:val="40"/>
               </w:rPr>
             </w:pPr>
-            <w:proofErr w:type="spellStart"/>
             <w:r>
               <w:rPr>
                 <w:rFonts w:ascii="BRH Devanagari Extra" w:hAnsi="BRH Devanagari Extra" w:cs="BRH Devanagari Extra"/>
@@ -7887,17 +6646,15 @@
               </w:rPr>
               <w:t>mÉë</w:t>
             </w:r>
-            <w:proofErr w:type="spellEnd"/>
-            <w:r>
-              <w:rPr>
-                <w:rFonts w:ascii="BRH Malayalam Extra" w:hAnsi="BRH Malayalam Extra" w:cs="BRH Devanagari Extra"/>
-                <w:color w:val="000000"/>
-                <w:sz w:val="32"/>
-                <w:szCs w:val="40"/>
-              </w:rPr>
-              <w:t>–</w:t>
-            </w:r>
-            <w:proofErr w:type="spellStart"/>
+            <w:r>
+              <w:rPr>
+                <w:rFonts w:ascii="BRH Malayalam Extra" w:hAnsi="BRH Malayalam Extra" w:cs="BRH Devanagari Extra"/>
+                <w:color w:val="000000"/>
+                <w:sz w:val="32"/>
+                <w:szCs w:val="40"/>
+              </w:rPr>
+              <w:t>–</w:t>
+            </w:r>
             <w:r>
               <w:rPr>
                 <w:rFonts w:ascii="BRH Devanagari Extra" w:hAnsi="BRH Devanagari Extra" w:cs="BRH Devanagari Extra"/>
@@ -7907,27 +6664,78 @@
               </w:rPr>
               <w:t>eÉÉmÉþiÉå</w:t>
             </w:r>
-            <w:proofErr w:type="spellEnd"/>
-            <w:r>
-              <w:rPr>
-                <w:rFonts w:ascii="BRH Malayalam Extra" w:hAnsi="BRH Malayalam Extra" w:cs="BRH Devanagari Extra"/>
-                <w:color w:val="000000"/>
-                <w:sz w:val="32"/>
-                <w:szCs w:val="40"/>
-              </w:rPr>
-              <w:t>–</w:t>
-            </w:r>
-            <w:proofErr w:type="spellStart"/>
-            <w:r>
-              <w:rPr>
-                <w:rFonts w:ascii="BRH Devanagari Extra" w:hAnsi="BRH Devanagari Extra" w:cs="BRH Devanagari Extra"/>
-                <w:color w:val="000000"/>
-                <w:sz w:val="40"/>
-                <w:szCs w:val="40"/>
-              </w:rPr>
-              <w:t>ËUÌiÉþ</w:t>
-            </w:r>
-            <w:proofErr w:type="spellEnd"/>
+            <w:r>
+              <w:rPr>
+                <w:rFonts w:ascii="BRH Malayalam Extra" w:hAnsi="BRH Malayalam Extra" w:cs="BRH Devanagari Extra"/>
+                <w:color w:val="000000"/>
+                <w:sz w:val="32"/>
+                <w:szCs w:val="40"/>
+              </w:rPr>
+              <w:t>–</w:t>
+            </w:r>
+            <w:r>
+              <w:rPr>
+                <w:rFonts w:ascii="BRH Devanagari Extra" w:hAnsi="BRH Devanagari Extra" w:cs="BRH Devanagari Extra"/>
+                <w:color w:val="000000"/>
+                <w:sz w:val="40"/>
+                <w:szCs w:val="40"/>
+              </w:rPr>
+              <w:t>ËUÌiÉþ mÉë</w:t>
+            </w:r>
+            <w:r>
+              <w:rPr>
+                <w:rFonts w:ascii="BRH Malayalam Extra" w:hAnsi="BRH Malayalam Extra" w:cs="BRH Devanagari Extra"/>
+                <w:color w:val="000000"/>
+                <w:sz w:val="32"/>
+                <w:szCs w:val="40"/>
+              </w:rPr>
+              <w:t>–</w:t>
+            </w:r>
+            <w:r>
+              <w:rPr>
+                <w:rFonts w:ascii="BRH Devanagari Extra" w:hAnsi="BRH Devanagari Extra" w:cs="BRH Devanagari Extra"/>
+                <w:color w:val="000000"/>
+                <w:sz w:val="40"/>
+                <w:szCs w:val="40"/>
+              </w:rPr>
+              <w:t>eÉÉ - mÉ</w:t>
+            </w:r>
+            <w:r>
+              <w:rPr>
+                <w:rFonts w:ascii="BRH Malayalam Extra" w:hAnsi="BRH Malayalam Extra" w:cs="BRH Devanagari Extra"/>
+                <w:color w:val="000000"/>
+                <w:sz w:val="32"/>
+                <w:szCs w:val="40"/>
+              </w:rPr>
+              <w:t>–</w:t>
+            </w:r>
+            <w:r>
+              <w:rPr>
+                <w:rFonts w:ascii="BRH Devanagari Extra" w:hAnsi="BRH Devanagari Extra" w:cs="BRH Devanagari Extra"/>
+                <w:color w:val="000000"/>
+                <w:sz w:val="40"/>
+                <w:szCs w:val="40"/>
+              </w:rPr>
+              <w:t>iÉå</w:t>
+            </w:r>
+            <w:r>
+              <w:rPr>
+                <w:rFonts w:ascii="BRH Malayalam Extra" w:hAnsi="BRH Malayalam Extra" w:cs="BRH Devanagari Extra"/>
+                <w:color w:val="000000"/>
+                <w:sz w:val="32"/>
+                <w:szCs w:val="40"/>
+              </w:rPr>
+              <w:t>–</w:t>
+            </w:r>
+            <w:r>
+              <w:rPr>
+                <w:rFonts w:ascii="BRH Devanagari Extra" w:hAnsi="BRH Devanagari Extra" w:cs="BRH Devanagari Extra"/>
+                <w:color w:val="000000"/>
+                <w:sz w:val="40"/>
+                <w:szCs w:val="40"/>
+              </w:rPr>
+              <w:t>È |</w:t>
+            </w:r>
             <w:r>
               <w:rPr>
                 <w:rFonts w:ascii="BRH Devanagari Extra" w:hAnsi="BRH Devanagari Extra" w:cs="BRH Devanagari Extra"/>
@@ -7937,82 +6745,6 @@
               </w:rPr>
               <w:t xml:space="preserve"> </w:t>
             </w:r>
-            <w:proofErr w:type="spellStart"/>
-            <w:r>
-              <w:rPr>
-                <w:rFonts w:ascii="BRH Devanagari Extra" w:hAnsi="BRH Devanagari Extra" w:cs="BRH Devanagari Extra"/>
-                <w:color w:val="000000"/>
-                <w:sz w:val="40"/>
-                <w:szCs w:val="40"/>
-              </w:rPr>
-              <w:t>mÉë</w:t>
-            </w:r>
-            <w:proofErr w:type="spellEnd"/>
-            <w:r>
-              <w:rPr>
-                <w:rFonts w:ascii="BRH Malayalam Extra" w:hAnsi="BRH Malayalam Extra" w:cs="BRH Devanagari Extra"/>
-                <w:color w:val="000000"/>
-                <w:sz w:val="32"/>
-                <w:szCs w:val="40"/>
-              </w:rPr>
-              <w:t>–</w:t>
-            </w:r>
-            <w:r>
-              <w:rPr>
-                <w:rFonts w:ascii="BRH Devanagari Extra" w:hAnsi="BRH Devanagari Extra" w:cs="BRH Devanagari Extra"/>
-                <w:color w:val="000000"/>
-                <w:sz w:val="40"/>
-                <w:szCs w:val="40"/>
-              </w:rPr>
-              <w:t>eÉÉ - mÉ</w:t>
-            </w:r>
-            <w:r>
-              <w:rPr>
-                <w:rFonts w:ascii="BRH Malayalam Extra" w:hAnsi="BRH Malayalam Extra" w:cs="BRH Devanagari Extra"/>
-                <w:color w:val="000000"/>
-                <w:sz w:val="32"/>
-                <w:szCs w:val="40"/>
-              </w:rPr>
-              <w:t>–</w:t>
-            </w:r>
-            <w:proofErr w:type="spellStart"/>
-            <w:r>
-              <w:rPr>
-                <w:rFonts w:ascii="BRH Devanagari Extra" w:hAnsi="BRH Devanagari Extra" w:cs="BRH Devanagari Extra"/>
-                <w:color w:val="000000"/>
-                <w:sz w:val="40"/>
-                <w:szCs w:val="40"/>
-              </w:rPr>
-              <w:t>iÉå</w:t>
-            </w:r>
-            <w:proofErr w:type="spellEnd"/>
-            <w:r>
-              <w:rPr>
-                <w:rFonts w:ascii="BRH Malayalam Extra" w:hAnsi="BRH Malayalam Extra" w:cs="BRH Devanagari Extra"/>
-                <w:color w:val="000000"/>
-                <w:sz w:val="32"/>
-                <w:szCs w:val="40"/>
-              </w:rPr>
-              <w:t>–</w:t>
-            </w:r>
-            <w:r>
-              <w:rPr>
-                <w:rFonts w:ascii="BRH Devanagari Extra" w:hAnsi="BRH Devanagari Extra" w:cs="BRH Devanagari Extra"/>
-                <w:color w:val="000000"/>
-                <w:sz w:val="40"/>
-                <w:szCs w:val="40"/>
-              </w:rPr>
-              <w:t>È |</w:t>
-            </w:r>
-            <w:r>
-              <w:rPr>
-                <w:rFonts w:ascii="BRH Devanagari Extra" w:hAnsi="BRH Devanagari Extra" w:cs="BRH Devanagari Extra"/>
-                <w:color w:val="000000"/>
-                <w:sz w:val="40"/>
-                <w:szCs w:val="40"/>
-              </w:rPr>
-              <w:t xml:space="preserve"> </w:t>
-            </w:r>
           </w:p>
           <w:p>
             <w:pPr>
@@ -8029,74 +6761,32 @@
                 <w:lang w:val="en-IN" w:eastAsia="en-IN" w:bidi="ml-IN"/>
               </w:rPr>
             </w:pPr>
-            <w:proofErr w:type="spellStart"/>
-            <w:r>
-              <w:rPr>
-                <w:rFonts w:ascii="BRH Devanagari Extra" w:hAnsi="BRH Devanagari Extra" w:cs="BRH Devanagari Extra"/>
-                <w:color w:val="000000"/>
-                <w:sz w:val="40"/>
-                <w:szCs w:val="40"/>
-              </w:rPr>
-              <w:t>AÉmirÉÉþ</w:t>
-            </w:r>
-            <w:proofErr w:type="spellEnd"/>
-            <w:r>
-              <w:rPr>
-                <w:rFonts w:ascii="BRH Devanagari Extra" w:hAnsi="BRH Devanagari Extra" w:cs="BRH Devanagari Extra"/>
-                <w:color w:val="000000"/>
-                <w:sz w:val="40"/>
-                <w:szCs w:val="40"/>
-              </w:rPr>
-              <w:t xml:space="preserve"> </w:t>
-            </w:r>
-            <w:proofErr w:type="spellStart"/>
-            <w:r>
-              <w:rPr>
-                <w:rFonts w:ascii="BRH Devanagari Extra" w:hAnsi="BRH Devanagari Extra" w:cs="BRH Devanagari Extra"/>
-                <w:color w:val="000000"/>
-                <w:sz w:val="40"/>
-                <w:szCs w:val="40"/>
-              </w:rPr>
-              <w:t>FlÉÉÌiÉËU</w:t>
-            </w:r>
-            <w:proofErr w:type="spellEnd"/>
-            <w:r>
-              <w:rPr>
-                <w:rFonts w:ascii="BRH Malayalam Extra" w:hAnsi="BRH Malayalam Extra" w:cs="BRH Devanagari Extra"/>
-                <w:color w:val="000000"/>
-                <w:sz w:val="32"/>
-                <w:szCs w:val="40"/>
-              </w:rPr>
-              <w:t>–</w:t>
-            </w:r>
-            <w:r>
-              <w:rPr>
-                <w:rFonts w:ascii="BRH Devanagari Extra" w:hAnsi="BRH Devanagari Extra" w:cs="BRH Devanagari Extra"/>
-                <w:color w:val="000000"/>
-                <w:sz w:val="40"/>
-                <w:szCs w:val="40"/>
-              </w:rPr>
-              <w:t>£</w:t>
-            </w:r>
-            <w:proofErr w:type="spellStart"/>
-            <w:r>
-              <w:rPr>
-                <w:rFonts w:ascii="BRH Devanagari Extra" w:hAnsi="BRH Devanagari Extra" w:cs="BRH Devanagari Extra"/>
-                <w:color w:val="000000"/>
-                <w:sz w:val="40"/>
-                <w:szCs w:val="40"/>
-              </w:rPr>
-              <w:t>üÉÈ</w:t>
-            </w:r>
-            <w:proofErr w:type="spellEnd"/>
-            <w:r>
-              <w:rPr>
-                <w:rFonts w:ascii="BRH Devanagari Extra" w:hAnsi="BRH Devanagari Extra" w:cs="BRH Devanagari Extra"/>
-                <w:color w:val="000000"/>
-                <w:sz w:val="40"/>
-                <w:szCs w:val="40"/>
-              </w:rPr>
-              <w:t xml:space="preserve"> |</w:t>
+            <w:r>
+              <w:rPr>
+                <w:rFonts w:ascii="BRH Devanagari Extra" w:hAnsi="BRH Devanagari Extra" w:cs="BRH Devanagari Extra"/>
+                <w:color w:val="000000"/>
+                <w:sz w:val="40"/>
+                <w:szCs w:val="40"/>
+              </w:rPr>
+              <w:t>AÉmirÉÉþ FlÉÉÌiÉËU</w:t>
+            </w:r>
+            <w:r>
+              <w:rPr>
+                <w:rFonts w:ascii="BRH Malayalam Extra" w:hAnsi="BRH Malayalam Extra" w:cs="BRH Devanagari Extra"/>
+                <w:color w:val="000000"/>
+                <w:sz w:val="32"/>
+                <w:szCs w:val="40"/>
+              </w:rPr>
+              <w:t>–</w:t>
+            </w:r>
+            <w:r>
+              <w:rPr>
+                <w:rFonts w:ascii="BRH Devanagari Extra" w:hAnsi="BRH Devanagari Extra" w:cs="BRH Devanagari Extra"/>
+                <w:color w:val="000000"/>
+                <w:sz w:val="40"/>
+                <w:szCs w:val="40"/>
+              </w:rPr>
+              <w:t>£üÉÈ |</w:t>
             </w:r>
           </w:p>
         </w:tc>
@@ -8248,35 +6938,14 @@
               </w:rPr>
               <w:t>–</w:t>
             </w:r>
-            <w:proofErr w:type="spellStart"/>
-            <w:r>
-              <w:rPr>
-                <w:rFonts w:ascii="BRH Devanagari Extra" w:hAnsi="BRH Devanagari Extra" w:cs="BRH Devanagari Extra"/>
-                <w:color w:val="000000"/>
-                <w:sz w:val="40"/>
-                <w:szCs w:val="40"/>
-              </w:rPr>
-              <w:t>ÎalÉÈ</w:t>
-            </w:r>
-            <w:proofErr w:type="spellEnd"/>
-            <w:r>
-              <w:rPr>
-                <w:rFonts w:ascii="BRH Devanagari Extra" w:hAnsi="BRH Devanagari Extra" w:cs="BRH Devanagari Extra"/>
-                <w:color w:val="000000"/>
-                <w:sz w:val="40"/>
-                <w:szCs w:val="40"/>
-              </w:rPr>
-              <w:t xml:space="preserve"> </w:t>
-            </w:r>
-            <w:proofErr w:type="spellStart"/>
-            <w:r>
-              <w:rPr>
-                <w:rFonts w:ascii="BRH Devanagari Extra" w:hAnsi="BRH Devanagari Extra" w:cs="BRH Devanagari Extra"/>
-                <w:color w:val="000000"/>
-                <w:sz w:val="40"/>
-                <w:szCs w:val="40"/>
-              </w:rPr>
-              <w:t>xÉ</w:t>
+            <w:r>
+              <w:rPr>
+                <w:rFonts w:ascii="BRH Devanagari Extra" w:hAnsi="BRH Devanagari Extra" w:cs="BRH Devanagari Extra"/>
+                <w:color w:val="000000"/>
+                <w:sz w:val="40"/>
+                <w:szCs w:val="40"/>
+              </w:rPr>
+              <w:t>ÎalÉÈ xÉ</w:t>
             </w:r>
             <w:r>
               <w:rPr>
@@ -8295,66 +6964,25 @@
                 <w:sz w:val="40"/>
                 <w:szCs w:val="40"/>
               </w:rPr>
-              <w:t>ïÿ</w:t>
-            </w:r>
-            <w:proofErr w:type="spellEnd"/>
-            <w:r>
-              <w:rPr>
-                <w:rFonts w:ascii="BRH Devanagari Extra" w:hAnsi="BRH Devanagari Extra" w:cs="BRH Devanagari Extra"/>
-                <w:color w:val="000000"/>
-                <w:sz w:val="40"/>
-                <w:szCs w:val="40"/>
-              </w:rPr>
-              <w:t xml:space="preserve"> | </w:t>
-            </w:r>
-            <w:proofErr w:type="spellStart"/>
-            <w:r>
-              <w:rPr>
-                <w:rFonts w:ascii="BRH Devanagari Extra" w:hAnsi="BRH Devanagari Extra" w:cs="BRH Devanagari Extra"/>
-                <w:color w:val="000000"/>
-                <w:sz w:val="40"/>
-                <w:szCs w:val="40"/>
-              </w:rPr>
-              <w:t>xÉuÉÉï</w:t>
-            </w:r>
-            <w:proofErr w:type="spellEnd"/>
-            <w:r>
-              <w:rPr>
-                <w:rFonts w:ascii="BRH Malayalam Extra" w:hAnsi="BRH Malayalam Extra" w:cs="BRH Devanagari Extra"/>
-                <w:color w:val="000000"/>
-                <w:sz w:val="32"/>
-                <w:szCs w:val="40"/>
-              </w:rPr>
-              <w:t>–</w:t>
-            </w:r>
-            <w:r>
-              <w:rPr>
-                <w:rFonts w:ascii="BRH Devanagari Extra" w:hAnsi="BRH Devanagari Extra" w:cs="BRH Devanagari Extra"/>
-                <w:color w:val="000000"/>
-                <w:sz w:val="40"/>
-                <w:szCs w:val="40"/>
-              </w:rPr>
-              <w:t xml:space="preserve"> </w:t>
-            </w:r>
-            <w:proofErr w:type="spellStart"/>
-            <w:r>
-              <w:rPr>
-                <w:rFonts w:ascii="BRH Devanagari Extra" w:hAnsi="BRH Devanagari Extra" w:cs="BRH Devanagari Extra"/>
-                <w:color w:val="000000"/>
-                <w:sz w:val="40"/>
-                <w:szCs w:val="40"/>
-              </w:rPr>
-              <w:t>ÌSzÉþÈ</w:t>
-            </w:r>
-            <w:proofErr w:type="spellEnd"/>
-            <w:r>
-              <w:rPr>
-                <w:rFonts w:ascii="BRH Devanagari Extra" w:hAnsi="BRH Devanagari Extra" w:cs="BRH Devanagari Extra"/>
-                <w:color w:val="000000"/>
-                <w:sz w:val="40"/>
-                <w:szCs w:val="40"/>
-              </w:rPr>
-              <w:t xml:space="preserve"> |</w:t>
+              <w:t>ïÿ | xÉuÉÉï</w:t>
+            </w:r>
+            <w:r>
+              <w:rPr>
+                <w:rFonts w:ascii="BRH Malayalam Extra" w:hAnsi="BRH Malayalam Extra" w:cs="BRH Devanagari Extra"/>
+                <w:color w:val="000000"/>
+                <w:sz w:val="32"/>
+                <w:szCs w:val="40"/>
+              </w:rPr>
+              <w:t>–</w:t>
+            </w:r>
+            <w:r>
+              <w:rPr>
+                <w:rFonts w:ascii="BRH Devanagari Extra" w:hAnsi="BRH Devanagari Extra" w:cs="BRH Devanagari Extra"/>
+                <w:color w:val="000000"/>
+                <w:sz w:val="40"/>
+                <w:szCs w:val="40"/>
+              </w:rPr>
+              <w:t xml:space="preserve"> ÌSzÉþÈ |</w:t>
             </w:r>
             <w:r>
               <w:rPr>
@@ -8405,35 +7033,14 @@
               </w:rPr>
               <w:t>–</w:t>
             </w:r>
-            <w:proofErr w:type="spellStart"/>
-            <w:r>
-              <w:rPr>
-                <w:rFonts w:ascii="BRH Devanagari Extra" w:hAnsi="BRH Devanagari Extra" w:cs="BRH Devanagari Extra"/>
-                <w:color w:val="000000"/>
-                <w:sz w:val="40"/>
-                <w:szCs w:val="40"/>
-              </w:rPr>
-              <w:t>ÎalÉÈ</w:t>
-            </w:r>
-            <w:proofErr w:type="spellEnd"/>
-            <w:r>
-              <w:rPr>
-                <w:rFonts w:ascii="BRH Devanagari Extra" w:hAnsi="BRH Devanagari Extra" w:cs="BRH Devanagari Extra"/>
-                <w:color w:val="000000"/>
-                <w:sz w:val="40"/>
-                <w:szCs w:val="40"/>
-              </w:rPr>
-              <w:t xml:space="preserve"> </w:t>
-            </w:r>
-            <w:proofErr w:type="spellStart"/>
-            <w:r>
-              <w:rPr>
-                <w:rFonts w:ascii="BRH Devanagari Extra" w:hAnsi="BRH Devanagari Extra" w:cs="BRH Devanagari Extra"/>
-                <w:color w:val="000000"/>
-                <w:sz w:val="40"/>
-                <w:szCs w:val="40"/>
-              </w:rPr>
-              <w:t>xÉuÉÉïÿ</w:t>
+            <w:r>
+              <w:rPr>
+                <w:rFonts w:ascii="BRH Devanagari Extra" w:hAnsi="BRH Devanagari Extra" w:cs="BRH Devanagari Extra"/>
+                <w:color w:val="000000"/>
+                <w:sz w:val="40"/>
+                <w:szCs w:val="40"/>
+              </w:rPr>
+              <w:t>ÎalÉÈ xÉuÉÉïÿ</w:t>
             </w:r>
             <w:r>
               <w:rPr>
@@ -8445,64 +7052,32 @@
               </w:rPr>
               <w:t>È</w:t>
             </w:r>
-            <w:proofErr w:type="spellEnd"/>
-            <w:r>
-              <w:rPr>
-                <w:rFonts w:ascii="BRH Devanagari Extra" w:hAnsi="BRH Devanagari Extra" w:cs="BRH Devanagari Extra"/>
-                <w:color w:val="000000"/>
-                <w:sz w:val="40"/>
-                <w:szCs w:val="40"/>
-              </w:rPr>
-              <w:t xml:space="preserve"> | </w:t>
-            </w:r>
-            <w:proofErr w:type="spellStart"/>
-            <w:r>
-              <w:rPr>
-                <w:rFonts w:ascii="BRH Devanagari Extra" w:hAnsi="BRH Devanagari Extra" w:cs="BRH Devanagari Extra"/>
-                <w:color w:val="000000"/>
-                <w:sz w:val="40"/>
-                <w:szCs w:val="40"/>
-              </w:rPr>
-              <w:t>xÉuÉÉï</w:t>
-            </w:r>
-            <w:proofErr w:type="spellEnd"/>
-            <w:r>
-              <w:rPr>
-                <w:rFonts w:ascii="BRH Malayalam Extra" w:hAnsi="BRH Malayalam Extra" w:cs="BRH Devanagari Extra"/>
-                <w:color w:val="000000"/>
-                <w:sz w:val="32"/>
-                <w:szCs w:val="40"/>
-              </w:rPr>
-              <w:t>–</w:t>
-            </w:r>
-            <w:r>
-              <w:rPr>
-                <w:rFonts w:ascii="BRH Devanagari Extra" w:hAnsi="BRH Devanagari Extra" w:cs="BRH Devanagari Extra"/>
-                <w:color w:val="000000"/>
-                <w:sz w:val="40"/>
-                <w:szCs w:val="40"/>
-              </w:rPr>
-              <w:t xml:space="preserve"> </w:t>
-            </w:r>
-            <w:proofErr w:type="spellStart"/>
-            <w:r>
-              <w:rPr>
-                <w:rFonts w:ascii="BRH Devanagari Extra" w:hAnsi="BRH Devanagari Extra" w:cs="BRH Devanagari Extra"/>
-                <w:color w:val="000000"/>
-                <w:sz w:val="40"/>
-                <w:szCs w:val="40"/>
-              </w:rPr>
-              <w:t>ÌSzÉþÈ</w:t>
-            </w:r>
-            <w:proofErr w:type="spellEnd"/>
-            <w:r>
-              <w:rPr>
-                <w:rFonts w:ascii="BRH Devanagari Extra" w:hAnsi="BRH Devanagari Extra" w:cs="BRH Devanagari Extra"/>
-                <w:color w:val="000000"/>
-                <w:sz w:val="40"/>
-                <w:szCs w:val="40"/>
-              </w:rPr>
-              <w:t xml:space="preserve"> |</w:t>
+            <w:r>
+              <w:rPr>
+                <w:rFonts w:ascii="BRH Devanagari Extra" w:hAnsi="BRH Devanagari Extra" w:cs="BRH Devanagari Extra"/>
+                <w:color w:val="000000"/>
+                <w:sz w:val="40"/>
+                <w:szCs w:val="40"/>
+              </w:rPr>
+              <w:t xml:space="preserve"> | xÉuÉÉï</w:t>
+            </w:r>
+            <w:r>
+              <w:rPr>
+                <w:rFonts w:ascii="BRH Malayalam Extra" w:hAnsi="BRH Malayalam Extra" w:cs="BRH Devanagari Extra"/>
+                <w:color w:val="000000"/>
+                <w:sz w:val="32"/>
+                <w:szCs w:val="40"/>
+              </w:rPr>
+              <w:t>–</w:t>
+            </w:r>
+            <w:r>
+              <w:rPr>
+                <w:rFonts w:ascii="BRH Devanagari Extra" w:hAnsi="BRH Devanagari Extra" w:cs="BRH Devanagari Extra"/>
+                <w:color w:val="000000"/>
+                <w:sz w:val="40"/>
+                <w:szCs w:val="40"/>
+              </w:rPr>
+              <w:t xml:space="preserve"> ÌSzÉþÈ |</w:t>
             </w:r>
           </w:p>
         </w:tc>
@@ -8654,7 +7229,6 @@
               </w:rPr>
               <w:t>–</w:t>
             </w:r>
-            <w:proofErr w:type="spellStart"/>
             <w:r>
               <w:rPr>
                 <w:rFonts w:ascii="BRH Devanagari Extra" w:hAnsi="BRH Devanagari Extra" w:cs="BRH Devanagari Extra"/>
@@ -8664,46 +7238,24 @@
               </w:rPr>
               <w:t>lkÉå</w:t>
             </w:r>
-            <w:proofErr w:type="spellEnd"/>
-            <w:r>
-              <w:rPr>
-                <w:rFonts w:ascii="BRH Malayalam Extra" w:hAnsi="BRH Malayalam Extra" w:cs="BRH Devanagari Extra"/>
-                <w:color w:val="000000"/>
-                <w:sz w:val="32"/>
-                <w:szCs w:val="40"/>
-              </w:rPr>
-              <w:t>–</w:t>
-            </w:r>
-            <w:r>
-              <w:rPr>
-                <w:rFonts w:ascii="BRH Devanagari Extra" w:hAnsi="BRH Devanagari Extra" w:cs="BRH Devanagari Extra"/>
-                <w:color w:val="000000"/>
-                <w:sz w:val="40"/>
-                <w:szCs w:val="40"/>
-              </w:rPr>
-              <w:t xml:space="preserve"> </w:t>
-            </w:r>
-            <w:proofErr w:type="spellStart"/>
-            <w:r>
-              <w:rPr>
-                <w:rFonts w:ascii="BRH Devanagari Extra" w:hAnsi="BRH Devanagari Extra" w:cs="BRH Devanagari Extra"/>
-                <w:color w:val="000000"/>
-                <w:sz w:val="40"/>
-                <w:szCs w:val="40"/>
-              </w:rPr>
-              <w:t>qÉÑgeÉÉlÉçþ</w:t>
-            </w:r>
-            <w:proofErr w:type="spellEnd"/>
-            <w:r>
-              <w:rPr>
-                <w:rFonts w:ascii="BRH Devanagari Extra" w:hAnsi="BRH Devanagari Extra" w:cs="BRH Devanagari Extra"/>
-                <w:color w:val="000000"/>
-                <w:sz w:val="40"/>
-                <w:szCs w:val="40"/>
-              </w:rPr>
-              <w:t xml:space="preserve"> | </w:t>
-            </w:r>
-            <w:proofErr w:type="spellStart"/>
+            <w:r>
+              <w:rPr>
+                <w:rFonts w:ascii="BRH Malayalam Extra" w:hAnsi="BRH Malayalam Extra" w:cs="BRH Devanagari Extra"/>
+                <w:color w:val="000000"/>
+                <w:sz w:val="32"/>
+                <w:szCs w:val="40"/>
+              </w:rPr>
+              <w:t>–</w:t>
+            </w:r>
+            <w:r>
+              <w:rPr>
+                <w:rFonts w:ascii="BRH Devanagari Extra" w:hAnsi="BRH Devanagari Extra" w:cs="BRH Devanagari Extra"/>
+                <w:color w:val="000000"/>
+                <w:sz w:val="40"/>
+                <w:szCs w:val="40"/>
+              </w:rPr>
+              <w:t xml:space="preserve"> qÉÑgeÉÉlÉçþ | </w:t>
+            </w:r>
             <w:r>
               <w:rPr>
                 <w:rFonts w:ascii="BRH Devanagari Extra" w:hAnsi="BRH Devanagari Extra" w:cs="BRH Devanagari Extra"/>
@@ -8723,17 +7275,15 @@
               </w:rPr>
               <w:t>Ñ</w:t>
             </w:r>
-            <w:proofErr w:type="spellEnd"/>
-            <w:r>
-              <w:rPr>
-                <w:rFonts w:ascii="BRH Malayalam Extra" w:hAnsi="BRH Malayalam Extra" w:cs="BRH Devanagari Extra"/>
-                <w:color w:val="000000"/>
-                <w:sz w:val="32"/>
-                <w:szCs w:val="40"/>
-              </w:rPr>
-              <w:t>–</w:t>
-            </w:r>
-            <w:proofErr w:type="spellStart"/>
+            <w:r>
+              <w:rPr>
+                <w:rFonts w:ascii="BRH Malayalam Extra" w:hAnsi="BRH Malayalam Extra" w:cs="BRH Devanagari Extra"/>
+                <w:color w:val="000000"/>
+                <w:sz w:val="32"/>
+                <w:szCs w:val="40"/>
+              </w:rPr>
+              <w:t>–</w:t>
+            </w:r>
             <w:r>
               <w:rPr>
                 <w:rFonts w:ascii="BRH Devanagari Extra" w:hAnsi="BRH Devanagari Extra" w:cs="BRH Devanagari Extra"/>
@@ -8743,35 +7293,23 @@
               </w:rPr>
               <w:t>geÉÉ</w:t>
             </w:r>
-            <w:proofErr w:type="spellEnd"/>
-            <w:r>
-              <w:rPr>
-                <w:rFonts w:ascii="BRH Malayalam Extra" w:hAnsi="BRH Malayalam Extra" w:cs="BRH Devanagari Extra"/>
-                <w:color w:val="000000"/>
-                <w:sz w:val="32"/>
-                <w:szCs w:val="40"/>
-              </w:rPr>
-              <w:t>–</w:t>
-            </w:r>
-            <w:proofErr w:type="spellStart"/>
-            <w:r>
-              <w:rPr>
-                <w:rFonts w:ascii="BRH Devanagari Extra" w:hAnsi="BRH Devanagari Extra" w:cs="BRH Devanagari Extra"/>
-                <w:color w:val="000000"/>
-                <w:sz w:val="40"/>
-                <w:szCs w:val="40"/>
-              </w:rPr>
-              <w:t>lÉuÉþ</w:t>
-            </w:r>
-            <w:proofErr w:type="spellEnd"/>
-            <w:r>
-              <w:rPr>
-                <w:rFonts w:ascii="BRH Devanagari Extra" w:hAnsi="BRH Devanagari Extra" w:cs="BRH Devanagari Extra"/>
-                <w:color w:val="000000"/>
-                <w:sz w:val="40"/>
-                <w:szCs w:val="40"/>
-              </w:rPr>
-              <w:t xml:space="preserve"> |</w:t>
+            <w:r>
+              <w:rPr>
+                <w:rFonts w:ascii="BRH Malayalam Extra" w:hAnsi="BRH Malayalam Extra" w:cs="BRH Devanagari Extra"/>
+                <w:color w:val="000000"/>
+                <w:sz w:val="32"/>
+                <w:szCs w:val="40"/>
+              </w:rPr>
+              <w:t>–</w:t>
+            </w:r>
+            <w:r>
+              <w:rPr>
+                <w:rFonts w:ascii="BRH Devanagari Extra" w:hAnsi="BRH Devanagari Extra" w:cs="BRH Devanagari Extra"/>
+                <w:color w:val="000000"/>
+                <w:sz w:val="40"/>
+                <w:szCs w:val="40"/>
+              </w:rPr>
+              <w:t>lÉuÉþ |</w:t>
             </w:r>
           </w:p>
         </w:tc>
@@ -8811,7 +7349,6 @@
               </w:rPr>
               <w:t>–</w:t>
             </w:r>
-            <w:proofErr w:type="spellStart"/>
             <w:r>
               <w:rPr>
                 <w:rFonts w:ascii="BRH Devanagari Extra" w:hAnsi="BRH Devanagari Extra" w:cs="BRH Devanagari Extra"/>
@@ -8821,46 +7358,24 @@
               </w:rPr>
               <w:t>lkÉå</w:t>
             </w:r>
-            <w:proofErr w:type="spellEnd"/>
-            <w:r>
-              <w:rPr>
-                <w:rFonts w:ascii="BRH Malayalam Extra" w:hAnsi="BRH Malayalam Extra" w:cs="BRH Devanagari Extra"/>
-                <w:color w:val="000000"/>
-                <w:sz w:val="32"/>
-                <w:szCs w:val="40"/>
-              </w:rPr>
-              <w:t>–</w:t>
-            </w:r>
-            <w:r>
-              <w:rPr>
-                <w:rFonts w:ascii="BRH Devanagari Extra" w:hAnsi="BRH Devanagari Extra" w:cs="BRH Devanagari Extra"/>
-                <w:color w:val="000000"/>
-                <w:sz w:val="40"/>
-                <w:szCs w:val="40"/>
-              </w:rPr>
-              <w:t xml:space="preserve"> </w:t>
-            </w:r>
-            <w:proofErr w:type="spellStart"/>
-            <w:r>
-              <w:rPr>
-                <w:rFonts w:ascii="BRH Devanagari Extra" w:hAnsi="BRH Devanagari Extra" w:cs="BRH Devanagari Extra"/>
-                <w:color w:val="000000"/>
-                <w:sz w:val="40"/>
-                <w:szCs w:val="40"/>
-              </w:rPr>
-              <w:t>qÉÑgeÉÉlÉçþ</w:t>
-            </w:r>
-            <w:proofErr w:type="spellEnd"/>
-            <w:r>
-              <w:rPr>
-                <w:rFonts w:ascii="BRH Devanagari Extra" w:hAnsi="BRH Devanagari Extra" w:cs="BRH Devanagari Extra"/>
-                <w:color w:val="000000"/>
-                <w:sz w:val="40"/>
-                <w:szCs w:val="40"/>
-              </w:rPr>
-              <w:t xml:space="preserve"> | </w:t>
-            </w:r>
-            <w:proofErr w:type="spellStart"/>
+            <w:r>
+              <w:rPr>
+                <w:rFonts w:ascii="BRH Malayalam Extra" w:hAnsi="BRH Malayalam Extra" w:cs="BRH Devanagari Extra"/>
+                <w:color w:val="000000"/>
+                <w:sz w:val="32"/>
+                <w:szCs w:val="40"/>
+              </w:rPr>
+              <w:t>–</w:t>
+            </w:r>
+            <w:r>
+              <w:rPr>
+                <w:rFonts w:ascii="BRH Devanagari Extra" w:hAnsi="BRH Devanagari Extra" w:cs="BRH Devanagari Extra"/>
+                <w:color w:val="000000"/>
+                <w:sz w:val="40"/>
+                <w:szCs w:val="40"/>
+              </w:rPr>
+              <w:t xml:space="preserve"> qÉÑgeÉÉlÉçþ | </w:t>
+            </w:r>
             <w:r>
               <w:rPr>
                 <w:rFonts w:ascii="BRH Devanagari Extra" w:hAnsi="BRH Devanagari Extra" w:cs="BRH Devanagari Extra"/>
@@ -8880,35 +7395,23 @@
               </w:rPr>
               <w:t>geÉÉ</w:t>
             </w:r>
-            <w:proofErr w:type="spellEnd"/>
-            <w:r>
-              <w:rPr>
-                <w:rFonts w:ascii="BRH Malayalam Extra" w:hAnsi="BRH Malayalam Extra" w:cs="BRH Devanagari Extra"/>
-                <w:color w:val="000000"/>
-                <w:sz w:val="32"/>
-                <w:szCs w:val="40"/>
-              </w:rPr>
-              <w:t>–</w:t>
-            </w:r>
-            <w:proofErr w:type="spellStart"/>
-            <w:r>
-              <w:rPr>
-                <w:rFonts w:ascii="BRH Devanagari Extra" w:hAnsi="BRH Devanagari Extra" w:cs="BRH Devanagari Extra"/>
-                <w:color w:val="000000"/>
-                <w:sz w:val="40"/>
-                <w:szCs w:val="40"/>
-              </w:rPr>
-              <w:t>lÉuÉþ</w:t>
-            </w:r>
-            <w:proofErr w:type="spellEnd"/>
-            <w:r>
-              <w:rPr>
-                <w:rFonts w:ascii="BRH Devanagari Extra" w:hAnsi="BRH Devanagari Extra" w:cs="BRH Devanagari Extra"/>
-                <w:color w:val="000000"/>
-                <w:sz w:val="40"/>
-                <w:szCs w:val="40"/>
-              </w:rPr>
-              <w:t xml:space="preserve"> |</w:t>
+            <w:r>
+              <w:rPr>
+                <w:rFonts w:ascii="BRH Malayalam Extra" w:hAnsi="BRH Malayalam Extra" w:cs="BRH Devanagari Extra"/>
+                <w:color w:val="000000"/>
+                <w:sz w:val="32"/>
+                <w:szCs w:val="40"/>
+              </w:rPr>
+              <w:t>–</w:t>
+            </w:r>
+            <w:r>
+              <w:rPr>
+                <w:rFonts w:ascii="BRH Devanagari Extra" w:hAnsi="BRH Devanagari Extra" w:cs="BRH Devanagari Extra"/>
+                <w:color w:val="000000"/>
+                <w:sz w:val="40"/>
+                <w:szCs w:val="40"/>
+              </w:rPr>
+              <w:t>lÉuÉþ |</w:t>
             </w:r>
           </w:p>
         </w:tc>
@@ -9042,7 +7545,6 @@
                 <w:lang w:val="en-IN" w:eastAsia="en-IN" w:bidi="ml-IN"/>
               </w:rPr>
             </w:pPr>
-            <w:proofErr w:type="spellStart"/>
             <w:r>
               <w:rPr>
                 <w:rFonts w:ascii="BRH Devanagari Extra" w:hAnsi="BRH Devanagari Extra" w:cs="BRH Devanagari Extra"/>
@@ -9098,7 +7600,6 @@
               </w:rPr>
               <w:t>É</w:t>
             </w:r>
-            <w:proofErr w:type="spellEnd"/>
             <w:r>
               <w:rPr>
                 <w:rFonts w:ascii="BRH Malayalam Extra" w:hAnsi="BRH Malayalam Extra" w:cs="BRH Devanagari Extra"/>
@@ -9413,27 +7914,7 @@
                 <w:sz w:val="40"/>
                 <w:szCs w:val="40"/>
               </w:rPr>
-              <w:t>§</w:t>
-            </w:r>
-            <w:proofErr w:type="spellStart"/>
-            <w:r>
-              <w:rPr>
-                <w:rFonts w:ascii="BRH Devanagari Extra" w:hAnsi="BRH Devanagari Extra" w:cs="BRH Devanagari Extra"/>
-                <w:color w:val="000000"/>
-                <w:sz w:val="40"/>
-                <w:szCs w:val="40"/>
-              </w:rPr>
-              <w:t>ÉqÉç</w:t>
-            </w:r>
-            <w:proofErr w:type="spellEnd"/>
-            <w:r>
-              <w:rPr>
-                <w:rFonts w:ascii="BRH Devanagari Extra" w:hAnsi="BRH Devanagari Extra" w:cs="BRH Devanagari Extra"/>
-                <w:color w:val="000000"/>
-                <w:sz w:val="40"/>
-                <w:szCs w:val="40"/>
-              </w:rPr>
-              <w:t xml:space="preserve"> |</w:t>
+              <w:t>§ÉqÉç |</w:t>
             </w:r>
           </w:p>
         </w:tc>
@@ -9526,27 +8007,7 @@
                 <w:sz w:val="40"/>
                 <w:szCs w:val="40"/>
               </w:rPr>
-              <w:t>§</w:t>
-            </w:r>
-            <w:proofErr w:type="spellStart"/>
-            <w:r>
-              <w:rPr>
-                <w:rFonts w:ascii="BRH Devanagari Extra" w:hAnsi="BRH Devanagari Extra" w:cs="BRH Devanagari Extra"/>
-                <w:color w:val="000000"/>
-                <w:sz w:val="40"/>
-                <w:szCs w:val="40"/>
-              </w:rPr>
-              <w:t>ÉqÉç</w:t>
-            </w:r>
-            <w:proofErr w:type="spellEnd"/>
-            <w:r>
-              <w:rPr>
-                <w:rFonts w:ascii="BRH Devanagari Extra" w:hAnsi="BRH Devanagari Extra" w:cs="BRH Devanagari Extra"/>
-                <w:color w:val="000000"/>
-                <w:sz w:val="40"/>
-                <w:szCs w:val="40"/>
-              </w:rPr>
-              <w:t xml:space="preserve"> |</w:t>
+              <w:t>§ÉqÉç |</w:t>
             </w:r>
           </w:p>
         </w:tc>
@@ -9580,29 +8041,7 @@
           <w:szCs w:val="40"/>
           <w:lang w:val="en-IN" w:eastAsia="en-IN"/>
         </w:rPr>
-        <w:t>"</w:t>
-      </w:r>
-      <w:proofErr w:type="spellStart"/>
-      <w:r>
-        <w:rPr>
-          <w:rFonts w:ascii="BRH Devanagari" w:hAnsi="BRH Devanagari" w:cs="BRH Devanagari"/>
-          <w:color w:val="000000"/>
-          <w:sz w:val="40"/>
-          <w:szCs w:val="40"/>
-          <w:lang w:val="en-IN" w:eastAsia="en-IN"/>
-        </w:rPr>
-        <w:t>zlÉ</w:t>
-      </w:r>
-      <w:proofErr w:type="spellEnd"/>
-      <w:r>
-        <w:rPr>
-          <w:rFonts w:ascii="BRH Devanagari" w:hAnsi="BRH Devanagari" w:cs="BRH Devanagari"/>
-          <w:color w:val="000000"/>
-          <w:sz w:val="40"/>
-          <w:szCs w:val="40"/>
-          <w:lang w:val="en-IN" w:eastAsia="en-IN"/>
-        </w:rPr>
-        <w:t xml:space="preserve">" </w:t>
+        <w:t xml:space="preserve">"zlÉ" </w:t>
       </w:r>
       <w:r>
         <w:rPr>
@@ -9610,16 +8049,7 @@
           <w:bCs/>
           <w:sz w:val="32"/>
         </w:rPr>
-        <w:t xml:space="preserve">replaced </w:t>
-      </w:r>
-      <w:proofErr w:type="gramStart"/>
-      <w:r>
-        <w:rPr>
-          <w:b/>
-          <w:bCs/>
-          <w:sz w:val="32"/>
-        </w:rPr>
-        <w:t>with</w:t>
+        <w:t>replaced with</w:t>
       </w:r>
       <w:r>
         <w:rPr>
@@ -9641,8 +8071,6 @@
         </w:rPr>
         <w:t>"</w:t>
       </w:r>
-      <w:proofErr w:type="spellStart"/>
-      <w:proofErr w:type="gramEnd"/>
       <w:r>
         <w:rPr>
           <w:rFonts w:ascii="BRH Devanagari" w:hAnsi="BRH Devanagari" w:cs="BRH Devanagari"/>
@@ -9654,7 +8082,6 @@
         </w:rPr>
         <w:t>zgÉ</w:t>
       </w:r>
-      <w:proofErr w:type="spellEnd"/>
       <w:r>
         <w:rPr>
           <w:rFonts w:ascii="BRH Devanagari" w:hAnsi="BRH Devanagari" w:cs="BRH Devanagari"/>
@@ -9695,18 +8122,6 @@
         </w:rPr>
         <w:t>=========================</w:t>
       </w:r>
-    </w:p>
-    <w:p>
-      <w:pPr>
-        <w:jc w:val="center"/>
-        <w:rPr>
-          <w:b/>
-          <w:bCs/>
-          <w:sz w:val="32"/>
-          <w:szCs w:val="32"/>
-          <w:u w:val="single"/>
-        </w:rPr>
-      </w:pPr>
     </w:p>
     <w:p>
       <w:pPr>
